--- a/docs-word/06-API_명세서.docx
+++ b/docs-word/06-API_명세서.docx
@@ -6802,6 +6802,815 @@
     <w:p>
       <w:r>
         <w:rPr>
+          <w:rFonts w:ascii="Arial" w:hAnsi="Arial" w:eastAsia="Malgun Gothic" w:cs="Malgun Gothic"/>
+          <w:b/>
+          <w:color w:val="000000"/>
+          <w:sz w:val="22"/>
+          <w:lang w:eastAsia="ko-KR"/>
+        </w:rPr>
+        <w:t>Phase 2 구현 범위와 세부 계약(v1.5 확정)</w:t>
+      </w:r>
+    </w:p>
+    <w:p>
+      <w:pPr>
+        <w:pStyle w:val="ListBullet"/>
+      </w:pPr>
+      <w:r>
+        <w:rPr>
+          <w:rFonts w:ascii="Menlo" w:hAnsi="Menlo" w:eastAsia="Menlo" w:cs="Menlo"/>
+          <w:color w:val="000000"/>
+          <w:sz w:val="21"/>
+          <w:lang w:eastAsia="ko-KR"/>
+        </w:rPr>
+        <w:t>POST /nodes</w:t>
+      </w:r>
+      <w:r>
+        <w:rPr>
+          <w:rFonts w:ascii="Arial" w:hAnsi="Arial" w:eastAsia="Malgun Gothic" w:cs="Malgun Gothic"/>
+          <w:color w:val="000000"/>
+          <w:sz w:val="22"/>
+          <w:lang w:eastAsia="ko-KR"/>
+        </w:rPr>
+        <w:t xml:space="preserve">는 Phase 2에서 </w:t>
+      </w:r>
+      <w:r>
+        <w:rPr>
+          <w:rFonts w:ascii="Menlo" w:hAnsi="Menlo" w:eastAsia="Menlo" w:cs="Menlo"/>
+          <w:color w:val="000000"/>
+          <w:sz w:val="21"/>
+          <w:lang w:eastAsia="ko-KR"/>
+        </w:rPr>
+        <w:t>type</w:t>
+      </w:r>
+      <w:r>
+        <w:rPr>
+          <w:rFonts w:ascii="Arial" w:hAnsi="Arial" w:eastAsia="Malgun Gothic" w:cs="Malgun Gothic"/>
+          <w:color w:val="000000"/>
+          <w:sz w:val="22"/>
+          <w:lang w:eastAsia="ko-KR"/>
+        </w:rPr>
+        <w:t xml:space="preserve">이 </w:t>
+      </w:r>
+      <w:r>
+        <w:rPr>
+          <w:rFonts w:ascii="Menlo" w:hAnsi="Menlo" w:eastAsia="Menlo" w:cs="Menlo"/>
+          <w:color w:val="000000"/>
+          <w:sz w:val="21"/>
+          <w:lang w:eastAsia="ko-KR"/>
+        </w:rPr>
+        <w:t>CONCEPT</w:t>
+      </w:r>
+      <w:r>
+        <w:rPr>
+          <w:rFonts w:ascii="Arial" w:hAnsi="Arial" w:eastAsia="Malgun Gothic" w:cs="Malgun Gothic"/>
+          <w:color w:val="000000"/>
+          <w:sz w:val="22"/>
+          <w:lang w:eastAsia="ko-KR"/>
+        </w:rPr>
+        <w:t>/</w:t>
+      </w:r>
+      <w:r>
+        <w:rPr>
+          <w:rFonts w:ascii="Menlo" w:hAnsi="Menlo" w:eastAsia="Menlo" w:cs="Menlo"/>
+          <w:color w:val="000000"/>
+          <w:sz w:val="21"/>
+          <w:lang w:eastAsia="ko-KR"/>
+        </w:rPr>
+        <w:t>NOTE</w:t>
+      </w:r>
+      <w:r>
+        <w:rPr>
+          <w:rFonts w:ascii="Arial" w:hAnsi="Arial" w:eastAsia="Malgun Gothic" w:cs="Malgun Gothic"/>
+          <w:color w:val="000000"/>
+          <w:sz w:val="22"/>
+          <w:lang w:eastAsia="ko-KR"/>
+        </w:rPr>
+        <w:t xml:space="preserve">일 때만 허용하며, 다른 타입은 </w:t>
+      </w:r>
+      <w:r>
+        <w:rPr>
+          <w:rFonts w:ascii="Menlo" w:hAnsi="Menlo" w:eastAsia="Menlo" w:cs="Menlo"/>
+          <w:color w:val="000000"/>
+          <w:sz w:val="21"/>
+          <w:lang w:eastAsia="ko-KR"/>
+        </w:rPr>
+        <w:t>400 UNSUPPORTED_TYPE</w:t>
+      </w:r>
+      <w:r>
+        <w:rPr>
+          <w:rFonts w:ascii="Arial" w:hAnsi="Arial" w:eastAsia="Malgun Gothic" w:cs="Malgun Gothic"/>
+          <w:color w:val="000000"/>
+          <w:sz w:val="22"/>
+          <w:lang w:eastAsia="ko-KR"/>
+        </w:rPr>
+        <w:t xml:space="preserve">이다(Snippet은 Phase 3, 나머지는 Phase 6). 요청의 </w:t>
+      </w:r>
+      <w:r>
+        <w:rPr>
+          <w:rFonts w:ascii="Menlo" w:hAnsi="Menlo" w:eastAsia="Menlo" w:cs="Menlo"/>
+          <w:color w:val="000000"/>
+          <w:sz w:val="21"/>
+          <w:lang w:eastAsia="ko-KR"/>
+        </w:rPr>
+        <w:t>relations[]</w:t>
+      </w:r>
+      <w:r>
+        <w:rPr>
+          <w:rFonts w:ascii="Arial" w:hAnsi="Arial" w:eastAsia="Malgun Gothic" w:cs="Malgun Gothic"/>
+          <w:color w:val="000000"/>
+          <w:sz w:val="22"/>
+          <w:lang w:eastAsia="ko-KR"/>
+        </w:rPr>
+        <w:t>는 Phase 4 전까지 받지 않는다.</w:t>
+      </w:r>
+    </w:p>
+    <w:p>
+      <w:pPr>
+        <w:pStyle w:val="ListBullet"/>
+      </w:pPr>
+      <w:r>
+        <w:rPr>
+          <w:rFonts w:ascii="Arial" w:hAnsi="Arial" w:eastAsia="Malgun Gothic" w:cs="Malgun Gothic"/>
+          <w:color w:val="000000"/>
+          <w:sz w:val="22"/>
+          <w:lang w:eastAsia="ko-KR"/>
+        </w:rPr>
+        <w:t xml:space="preserve">검증: </w:t>
+      </w:r>
+      <w:r>
+        <w:rPr>
+          <w:rFonts w:ascii="Menlo" w:hAnsi="Menlo" w:eastAsia="Menlo" w:cs="Menlo"/>
+          <w:color w:val="000000"/>
+          <w:sz w:val="21"/>
+          <w:lang w:eastAsia="ko-KR"/>
+        </w:rPr>
+        <w:t>title</w:t>
+      </w:r>
+      <w:r>
+        <w:rPr>
+          <w:rFonts w:ascii="Arial" w:hAnsi="Arial" w:eastAsia="Malgun Gothic" w:cs="Malgun Gothic"/>
+          <w:color w:val="000000"/>
+          <w:sz w:val="22"/>
+          <w:lang w:eastAsia="ko-KR"/>
+        </w:rPr>
+        <w:t xml:space="preserve"> 1~200자, </w:t>
+      </w:r>
+      <w:r>
+        <w:rPr>
+          <w:rFonts w:ascii="Menlo" w:hAnsi="Menlo" w:eastAsia="Menlo" w:cs="Menlo"/>
+          <w:color w:val="000000"/>
+          <w:sz w:val="21"/>
+          <w:lang w:eastAsia="ko-KR"/>
+        </w:rPr>
+        <w:t>summary</w:t>
+      </w:r>
+      <w:r>
+        <w:rPr>
+          <w:rFonts w:ascii="Arial" w:hAnsi="Arial" w:eastAsia="Malgun Gothic" w:cs="Malgun Gothic"/>
+          <w:color w:val="000000"/>
+          <w:sz w:val="22"/>
+          <w:lang w:eastAsia="ko-KR"/>
+        </w:rPr>
+        <w:t xml:space="preserve"> 최대 1,000자, </w:t>
+      </w:r>
+      <w:r>
+        <w:rPr>
+          <w:rFonts w:ascii="Menlo" w:hAnsi="Menlo" w:eastAsia="Menlo" w:cs="Menlo"/>
+          <w:color w:val="000000"/>
+          <w:sz w:val="21"/>
+          <w:lang w:eastAsia="ko-KR"/>
+        </w:rPr>
+        <w:t>bodyMd</w:t>
+      </w:r>
+      <w:r>
+        <w:rPr>
+          <w:rFonts w:ascii="Arial" w:hAnsi="Arial" w:eastAsia="Malgun Gothic" w:cs="Malgun Gothic"/>
+          <w:color w:val="000000"/>
+          <w:sz w:val="22"/>
+          <w:lang w:eastAsia="ko-KR"/>
+        </w:rPr>
+        <w:t xml:space="preserve"> 최대 1,000,000바이트(초과 시 </w:t>
+      </w:r>
+      <w:r>
+        <w:rPr>
+          <w:rFonts w:ascii="Menlo" w:hAnsi="Menlo" w:eastAsia="Menlo" w:cs="Menlo"/>
+          <w:color w:val="000000"/>
+          <w:sz w:val="21"/>
+          <w:lang w:eastAsia="ko-KR"/>
+        </w:rPr>
+        <w:t>413 PAYLOAD_TOO_LARGE</w:t>
+      </w:r>
+      <w:r>
+        <w:rPr>
+          <w:rFonts w:ascii="Arial" w:hAnsi="Arial" w:eastAsia="Malgun Gothic" w:cs="Malgun Gothic"/>
+          <w:color w:val="000000"/>
+          <w:sz w:val="22"/>
+          <w:lang w:eastAsia="ko-KR"/>
+        </w:rPr>
+        <w:t xml:space="preserve">), NUL 문자 거부, 실패는 </w:t>
+      </w:r>
+      <w:r>
+        <w:rPr>
+          <w:rFonts w:ascii="Menlo" w:hAnsi="Menlo" w:eastAsia="Menlo" w:cs="Menlo"/>
+          <w:color w:val="000000"/>
+          <w:sz w:val="21"/>
+          <w:lang w:eastAsia="ko-KR"/>
+        </w:rPr>
+        <w:t>400 VALIDATION_FAILED</w:t>
+      </w:r>
+      <w:r>
+        <w:rPr>
+          <w:rFonts w:ascii="Arial" w:hAnsi="Arial" w:eastAsia="Malgun Gothic" w:cs="Malgun Gothic"/>
+          <w:color w:val="000000"/>
+          <w:sz w:val="22"/>
+          <w:lang w:eastAsia="ko-KR"/>
+        </w:rPr>
+        <w:t xml:space="preserve"> + </w:t>
+      </w:r>
+      <w:r>
+        <w:rPr>
+          <w:rFonts w:ascii="Menlo" w:hAnsi="Menlo" w:eastAsia="Menlo" w:cs="Menlo"/>
+          <w:color w:val="000000"/>
+          <w:sz w:val="21"/>
+          <w:lang w:eastAsia="ko-KR"/>
+        </w:rPr>
+        <w:t>fieldErrors</w:t>
+      </w:r>
+      <w:r>
+        <w:rPr>
+          <w:rFonts w:ascii="Arial" w:hAnsi="Arial" w:eastAsia="Malgun Gothic" w:cs="Malgun Gothic"/>
+          <w:color w:val="000000"/>
+          <w:sz w:val="22"/>
+          <w:lang w:eastAsia="ko-KR"/>
+        </w:rPr>
+        <w:t>.</w:t>
+      </w:r>
+    </w:p>
+    <w:p>
+      <w:pPr>
+        <w:pStyle w:val="ListBullet"/>
+      </w:pPr>
+      <w:r>
+        <w:rPr>
+          <w:rFonts w:ascii="Menlo" w:hAnsi="Menlo" w:eastAsia="Menlo" w:cs="Menlo"/>
+          <w:color w:val="000000"/>
+          <w:sz w:val="21"/>
+          <w:lang w:eastAsia="ko-KR"/>
+        </w:rPr>
+        <w:t>PATCH /nodes/{id}</w:t>
+      </w:r>
+      <w:r>
+        <w:rPr>
+          <w:rFonts w:ascii="Arial" w:hAnsi="Arial" w:eastAsia="Malgun Gothic" w:cs="Malgun Gothic"/>
+          <w:color w:val="000000"/>
+          <w:sz w:val="22"/>
+          <w:lang w:eastAsia="ko-KR"/>
+        </w:rPr>
+        <w:t xml:space="preserve">: 요청에 없거나 </w:t>
+      </w:r>
+      <w:r>
+        <w:rPr>
+          <w:rFonts w:ascii="Menlo" w:hAnsi="Menlo" w:eastAsia="Menlo" w:cs="Menlo"/>
+          <w:color w:val="000000"/>
+          <w:sz w:val="21"/>
+          <w:lang w:eastAsia="ko-KR"/>
+        </w:rPr>
+        <w:t>null</w:t>
+      </w:r>
+      <w:r>
+        <w:rPr>
+          <w:rFonts w:ascii="Arial" w:hAnsi="Arial" w:eastAsia="Malgun Gothic" w:cs="Malgun Gothic"/>
+          <w:color w:val="000000"/>
+          <w:sz w:val="22"/>
+          <w:lang w:eastAsia="ko-KR"/>
+        </w:rPr>
+        <w:t xml:space="preserve">인 필드는 변경하지 않는다. 실제 변경이 없으면 </w:t>
+      </w:r>
+      <w:r>
+        <w:rPr>
+          <w:rFonts w:ascii="Menlo" w:hAnsi="Menlo" w:eastAsia="Menlo" w:cs="Menlo"/>
+          <w:color w:val="000000"/>
+          <w:sz w:val="21"/>
+          <w:lang w:eastAsia="ko-KR"/>
+        </w:rPr>
+        <w:t>version</w:t>
+      </w:r>
+      <w:r>
+        <w:rPr>
+          <w:rFonts w:ascii="Arial" w:hAnsi="Arial" w:eastAsia="Malgun Gothic" w:cs="Malgun Gothic"/>
+          <w:color w:val="000000"/>
+          <w:sz w:val="22"/>
+          <w:lang w:eastAsia="ko-KR"/>
+        </w:rPr>
+        <w:t xml:space="preserve">을 올리지 않는다. </w:t>
+      </w:r>
+      <w:r>
+        <w:rPr>
+          <w:rFonts w:ascii="Menlo" w:hAnsi="Menlo" w:eastAsia="Menlo" w:cs="Menlo"/>
+          <w:color w:val="000000"/>
+          <w:sz w:val="21"/>
+          <w:lang w:eastAsia="ko-KR"/>
+        </w:rPr>
+        <w:t>TRASHED</w:t>
+      </w:r>
+      <w:r>
+        <w:rPr>
+          <w:rFonts w:ascii="Arial" w:hAnsi="Arial" w:eastAsia="Malgun Gothic" w:cs="Malgun Gothic"/>
+          <w:color w:val="000000"/>
+          <w:sz w:val="22"/>
+          <w:lang w:eastAsia="ko-KR"/>
+        </w:rPr>
+        <w:t xml:space="preserve"> Node 수정은 </w:t>
+      </w:r>
+      <w:r>
+        <w:rPr>
+          <w:rFonts w:ascii="Menlo" w:hAnsi="Menlo" w:eastAsia="Menlo" w:cs="Menlo"/>
+          <w:color w:val="000000"/>
+          <w:sz w:val="21"/>
+          <w:lang w:eastAsia="ko-KR"/>
+        </w:rPr>
+        <w:t>409 INVALID_NODE_STATE</w:t>
+      </w:r>
+      <w:r>
+        <w:rPr>
+          <w:rFonts w:ascii="Arial" w:hAnsi="Arial" w:eastAsia="Malgun Gothic" w:cs="Malgun Gothic"/>
+          <w:color w:val="000000"/>
+          <w:sz w:val="22"/>
+          <w:lang w:eastAsia="ko-KR"/>
+        </w:rPr>
+        <w:t xml:space="preserve">. 응답의 </w:t>
+      </w:r>
+      <w:r>
+        <w:rPr>
+          <w:rFonts w:ascii="Menlo" w:hAnsi="Menlo" w:eastAsia="Menlo" w:cs="Menlo"/>
+          <w:color w:val="000000"/>
+          <w:sz w:val="21"/>
+          <w:lang w:eastAsia="ko-KR"/>
+        </w:rPr>
+        <w:t>version</w:t>
+      </w:r>
+      <w:r>
+        <w:rPr>
+          <w:rFonts w:ascii="Arial" w:hAnsi="Arial" w:eastAsia="Malgun Gothic" w:cs="Malgun Gothic"/>
+          <w:color w:val="000000"/>
+          <w:sz w:val="22"/>
+          <w:lang w:eastAsia="ko-KR"/>
+        </w:rPr>
+        <w:t xml:space="preserve">은 </w:t>
+      </w:r>
+      <w:r>
+        <w:rPr>
+          <w:rFonts w:ascii="Arial" w:hAnsi="Arial" w:eastAsia="Malgun Gothic" w:cs="Malgun Gothic"/>
+          <w:b/>
+          <w:color w:val="000000"/>
+          <w:sz w:val="22"/>
+          <w:lang w:eastAsia="ko-KR"/>
+        </w:rPr>
+        <w:t>갱신 후 값</w:t>
+      </w:r>
+      <w:r>
+        <w:rPr>
+          <w:rFonts w:ascii="Arial" w:hAnsi="Arial" w:eastAsia="Malgun Gothic" w:cs="Malgun Gothic"/>
+          <w:color w:val="000000"/>
+          <w:sz w:val="22"/>
+          <w:lang w:eastAsia="ko-KR"/>
+        </w:rPr>
+        <w:t>이며, 클라이언트는 이 값을 다음 요청에 사용한다.</w:t>
+      </w:r>
+    </w:p>
+    <w:p>
+      <w:pPr>
+        <w:pStyle w:val="ListBullet"/>
+      </w:pPr>
+      <w:r>
+        <w:rPr>
+          <w:rFonts w:ascii="Arial" w:hAnsi="Arial" w:eastAsia="Malgun Gothic" w:cs="Malgun Gothic"/>
+          <w:color w:val="000000"/>
+          <w:sz w:val="22"/>
+          <w:lang w:eastAsia="ko-KR"/>
+        </w:rPr>
+        <w:t xml:space="preserve">상태 전이 endpoint는 모두 </w:t>
+      </w:r>
+      <w:r>
+        <w:rPr>
+          <w:rFonts w:ascii="Menlo" w:hAnsi="Menlo" w:eastAsia="Menlo" w:cs="Menlo"/>
+          <w:color w:val="000000"/>
+          <w:sz w:val="21"/>
+          <w:lang w:eastAsia="ko-KR"/>
+        </w:rPr>
+        <w:t>version</w:t>
+      </w:r>
+      <w:r>
+        <w:rPr>
+          <w:rFonts w:ascii="Arial" w:hAnsi="Arial" w:eastAsia="Malgun Gothic" w:cs="Malgun Gothic"/>
+          <w:color w:val="000000"/>
+          <w:sz w:val="22"/>
+          <w:lang w:eastAsia="ko-KR"/>
+        </w:rPr>
+        <w:t xml:space="preserve">을 요구한다. 허용되지 않은 전이는 </w:t>
+      </w:r>
+      <w:r>
+        <w:rPr>
+          <w:rFonts w:ascii="Menlo" w:hAnsi="Menlo" w:eastAsia="Menlo" w:cs="Menlo"/>
+          <w:color w:val="000000"/>
+          <w:sz w:val="21"/>
+          <w:lang w:eastAsia="ko-KR"/>
+        </w:rPr>
+        <w:t>409 INVALID_NODE_STATE</w:t>
+      </w:r>
+      <w:r>
+        <w:rPr>
+          <w:rFonts w:ascii="Arial" w:hAnsi="Arial" w:eastAsia="Malgun Gothic" w:cs="Malgun Gothic"/>
+          <w:color w:val="000000"/>
+          <w:sz w:val="22"/>
+          <w:lang w:eastAsia="ko-KR"/>
+        </w:rPr>
+        <w:t xml:space="preserve">, </w:t>
+      </w:r>
+      <w:r>
+        <w:rPr>
+          <w:rFonts w:ascii="Menlo" w:hAnsi="Menlo" w:eastAsia="Menlo" w:cs="Menlo"/>
+          <w:color w:val="000000"/>
+          <w:sz w:val="21"/>
+          <w:lang w:eastAsia="ko-KR"/>
+        </w:rPr>
+        <w:t>version</w:t>
+      </w:r>
+      <w:r>
+        <w:rPr>
+          <w:rFonts w:ascii="Arial" w:hAnsi="Arial" w:eastAsia="Malgun Gothic" w:cs="Malgun Gothic"/>
+          <w:color w:val="000000"/>
+          <w:sz w:val="22"/>
+          <w:lang w:eastAsia="ko-KR"/>
+        </w:rPr>
+        <w:t xml:space="preserve"> 불일치는 </w:t>
+      </w:r>
+      <w:r>
+        <w:rPr>
+          <w:rFonts w:ascii="Menlo" w:hAnsi="Menlo" w:eastAsia="Menlo" w:cs="Menlo"/>
+          <w:color w:val="000000"/>
+          <w:sz w:val="21"/>
+          <w:lang w:eastAsia="ko-KR"/>
+        </w:rPr>
+        <w:t>409 VERSION_CONFLICT</w:t>
+      </w:r>
+      <w:r>
+        <w:rPr>
+          <w:rFonts w:ascii="Arial" w:hAnsi="Arial" w:eastAsia="Malgun Gothic" w:cs="Malgun Gothic"/>
+          <w:color w:val="000000"/>
+          <w:sz w:val="22"/>
+          <w:lang w:eastAsia="ko-KR"/>
+        </w:rPr>
+        <w:t>다.</w:t>
+      </w:r>
+    </w:p>
+    <w:p>
+      <w:pPr>
+        <w:pStyle w:val="ListBullet"/>
+      </w:pPr>
+      <w:r>
+        <w:rPr>
+          <w:rFonts w:ascii="Menlo" w:hAnsi="Menlo" w:eastAsia="Menlo" w:cs="Menlo"/>
+          <w:color w:val="000000"/>
+          <w:sz w:val="21"/>
+          <w:lang w:eastAsia="ko-KR"/>
+        </w:rPr>
+        <w:t>GET /nodes</w:t>
+      </w:r>
+      <w:r>
+        <w:rPr>
+          <w:rFonts w:ascii="Arial" w:hAnsi="Arial" w:eastAsia="Malgun Gothic" w:cs="Malgun Gothic"/>
+          <w:color w:val="000000"/>
+          <w:sz w:val="22"/>
+          <w:lang w:eastAsia="ko-KR"/>
+        </w:rPr>
+        <w:t xml:space="preserve">: </w:t>
+      </w:r>
+      <w:r>
+        <w:rPr>
+          <w:rFonts w:ascii="Menlo" w:hAnsi="Menlo" w:eastAsia="Menlo" w:cs="Menlo"/>
+          <w:color w:val="000000"/>
+          <w:sz w:val="21"/>
+          <w:lang w:eastAsia="ko-KR"/>
+        </w:rPr>
+        <w:t>status</w:t>
+      </w:r>
+      <w:r>
+        <w:rPr>
+          <w:rFonts w:ascii="Arial" w:hAnsi="Arial" w:eastAsia="Malgun Gothic" w:cs="Malgun Gothic"/>
+          <w:color w:val="000000"/>
+          <w:sz w:val="22"/>
+          <w:lang w:eastAsia="ko-KR"/>
+        </w:rPr>
+        <w:t xml:space="preserve"> 미지정 시 </w:t>
+      </w:r>
+      <w:r>
+        <w:rPr>
+          <w:rFonts w:ascii="Menlo" w:hAnsi="Menlo" w:eastAsia="Menlo" w:cs="Menlo"/>
+          <w:color w:val="000000"/>
+          <w:sz w:val="21"/>
+          <w:lang w:eastAsia="ko-KR"/>
+        </w:rPr>
+        <w:t>ACTIVE</w:t>
+      </w:r>
+      <w:r>
+        <w:rPr>
+          <w:rFonts w:ascii="Arial" w:hAnsi="Arial" w:eastAsia="Malgun Gothic" w:cs="Malgun Gothic"/>
+          <w:color w:val="000000"/>
+          <w:sz w:val="22"/>
+          <w:lang w:eastAsia="ko-KR"/>
+        </w:rPr>
+        <w:t xml:space="preserve">만 반환한다. 정렬은 </w:t>
+      </w:r>
+      <w:r>
+        <w:rPr>
+          <w:rFonts w:ascii="Menlo" w:hAnsi="Menlo" w:eastAsia="Menlo" w:cs="Menlo"/>
+          <w:color w:val="000000"/>
+          <w:sz w:val="21"/>
+          <w:lang w:eastAsia="ko-KR"/>
+        </w:rPr>
+        <w:t>updatedAt DESC, id ASC</w:t>
+      </w:r>
+      <w:r>
+        <w:rPr>
+          <w:rFonts w:ascii="Arial" w:hAnsi="Arial" w:eastAsia="Malgun Gothic" w:cs="Malgun Gothic"/>
+          <w:color w:val="000000"/>
+          <w:sz w:val="22"/>
+          <w:lang w:eastAsia="ko-KR"/>
+        </w:rPr>
+        <w:t xml:space="preserve"> 하나이며 </w:t>
+      </w:r>
+      <w:r>
+        <w:rPr>
+          <w:rFonts w:ascii="Menlo" w:hAnsi="Menlo" w:eastAsia="Menlo" w:cs="Menlo"/>
+          <w:color w:val="000000"/>
+          <w:sz w:val="21"/>
+          <w:lang w:eastAsia="ko-KR"/>
+        </w:rPr>
+        <w:t>sort</w:t>
+      </w:r>
+      <w:r>
+        <w:rPr>
+          <w:rFonts w:ascii="Arial" w:hAnsi="Arial" w:eastAsia="Malgun Gothic" w:cs="Malgun Gothic"/>
+          <w:color w:val="000000"/>
+          <w:sz w:val="22"/>
+          <w:lang w:eastAsia="ko-KR"/>
+        </w:rPr>
+        <w:t xml:space="preserve">에 다른 값을 주면 </w:t>
+      </w:r>
+      <w:r>
+        <w:rPr>
+          <w:rFonts w:ascii="Menlo" w:hAnsi="Menlo" w:eastAsia="Menlo" w:cs="Menlo"/>
+          <w:color w:val="000000"/>
+          <w:sz w:val="21"/>
+          <w:lang w:eastAsia="ko-KR"/>
+        </w:rPr>
+        <w:t>400</w:t>
+      </w:r>
+      <w:r>
+        <w:rPr>
+          <w:rFonts w:ascii="Arial" w:hAnsi="Arial" w:eastAsia="Malgun Gothic" w:cs="Malgun Gothic"/>
+          <w:color w:val="000000"/>
+          <w:sz w:val="22"/>
+          <w:lang w:eastAsia="ko-KR"/>
+        </w:rPr>
+        <w:t xml:space="preserve">이다. cursor는 opaque(마이크로초 단위 </w:t>
+      </w:r>
+      <w:r>
+        <w:rPr>
+          <w:rFonts w:ascii="Menlo" w:hAnsi="Menlo" w:eastAsia="Menlo" w:cs="Menlo"/>
+          <w:color w:val="000000"/>
+          <w:sz w:val="21"/>
+          <w:lang w:eastAsia="ko-KR"/>
+        </w:rPr>
+        <w:t>updatedAt</w:t>
+      </w:r>
+      <w:r>
+        <w:rPr>
+          <w:rFonts w:ascii="Arial" w:hAnsi="Arial" w:eastAsia="Malgun Gothic" w:cs="Malgun Gothic"/>
+          <w:color w:val="000000"/>
+          <w:sz w:val="22"/>
+          <w:lang w:eastAsia="ko-KR"/>
+        </w:rPr>
+        <w:t xml:space="preserve"> + </w:t>
+      </w:r>
+      <w:r>
+        <w:rPr>
+          <w:rFonts w:ascii="Menlo" w:hAnsi="Menlo" w:eastAsia="Menlo" w:cs="Menlo"/>
+          <w:color w:val="000000"/>
+          <w:sz w:val="21"/>
+          <w:lang w:eastAsia="ko-KR"/>
+        </w:rPr>
+        <w:t>id</w:t>
+      </w:r>
+      <w:r>
+        <w:rPr>
+          <w:rFonts w:ascii="Arial" w:hAnsi="Arial" w:eastAsia="Malgun Gothic" w:cs="Malgun Gothic"/>
+          <w:color w:val="000000"/>
+          <w:sz w:val="22"/>
+          <w:lang w:eastAsia="ko-KR"/>
+        </w:rPr>
+        <w:t xml:space="preserve">)이고 잘못된 값은 </w:t>
+      </w:r>
+      <w:r>
+        <w:rPr>
+          <w:rFonts w:ascii="Menlo" w:hAnsi="Menlo" w:eastAsia="Menlo" w:cs="Menlo"/>
+          <w:color w:val="000000"/>
+          <w:sz w:val="21"/>
+          <w:lang w:eastAsia="ko-KR"/>
+        </w:rPr>
+        <w:t>400 INVALID_CURSOR</w:t>
+      </w:r>
+      <w:r>
+        <w:rPr>
+          <w:rFonts w:ascii="Arial" w:hAnsi="Arial" w:eastAsia="Malgun Gothic" w:cs="Malgun Gothic"/>
+          <w:color w:val="000000"/>
+          <w:sz w:val="22"/>
+          <w:lang w:eastAsia="ko-KR"/>
+        </w:rPr>
+        <w:t xml:space="preserve">, </w:t>
+      </w:r>
+      <w:r>
+        <w:rPr>
+          <w:rFonts w:ascii="Menlo" w:hAnsi="Menlo" w:eastAsia="Menlo" w:cs="Menlo"/>
+          <w:color w:val="000000"/>
+          <w:sz w:val="21"/>
+          <w:lang w:eastAsia="ko-KR"/>
+        </w:rPr>
+        <w:t>size</w:t>
+      </w:r>
+      <w:r>
+        <w:rPr>
+          <w:rFonts w:ascii="Arial" w:hAnsi="Arial" w:eastAsia="Malgun Gothic" w:cs="Malgun Gothic"/>
+          <w:color w:val="000000"/>
+          <w:sz w:val="22"/>
+          <w:lang w:eastAsia="ko-KR"/>
+        </w:rPr>
+        <w:t xml:space="preserve">가 1~100을 벗어나면 </w:t>
+      </w:r>
+      <w:r>
+        <w:rPr>
+          <w:rFonts w:ascii="Menlo" w:hAnsi="Menlo" w:eastAsia="Menlo" w:cs="Menlo"/>
+          <w:color w:val="000000"/>
+          <w:sz w:val="21"/>
+          <w:lang w:eastAsia="ko-KR"/>
+        </w:rPr>
+        <w:t>400</w:t>
+      </w:r>
+      <w:r>
+        <w:rPr>
+          <w:rFonts w:ascii="Arial" w:hAnsi="Arial" w:eastAsia="Malgun Gothic" w:cs="Malgun Gothic"/>
+          <w:color w:val="000000"/>
+          <w:sz w:val="22"/>
+          <w:lang w:eastAsia="ko-KR"/>
+        </w:rPr>
+        <w:t>이다.</w:t>
+      </w:r>
+    </w:p>
+    <w:p>
+      <w:pPr>
+        <w:pStyle w:val="ListBullet"/>
+      </w:pPr>
+      <w:r>
+        <w:rPr>
+          <w:rFonts w:ascii="Arial" w:hAnsi="Arial" w:eastAsia="Malgun Gothic" w:cs="Malgun Gothic"/>
+          <w:color w:val="000000"/>
+          <w:sz w:val="22"/>
+          <w:lang w:eastAsia="ko-KR"/>
+        </w:rPr>
+        <w:t xml:space="preserve">다른 Workspace의 Node/Tag id는 존재 여부를 숨기기 위해 </w:t>
+      </w:r>
+      <w:r>
+        <w:rPr>
+          <w:rFonts w:ascii="Menlo" w:hAnsi="Menlo" w:eastAsia="Menlo" w:cs="Menlo"/>
+          <w:color w:val="000000"/>
+          <w:sz w:val="21"/>
+          <w:lang w:eastAsia="ko-KR"/>
+        </w:rPr>
+        <w:t>404</w:t>
+      </w:r>
+      <w:r>
+        <w:rPr>
+          <w:rFonts w:ascii="Arial" w:hAnsi="Arial" w:eastAsia="Malgun Gothic" w:cs="Malgun Gothic"/>
+          <w:color w:val="000000"/>
+          <w:sz w:val="22"/>
+          <w:lang w:eastAsia="ko-KR"/>
+        </w:rPr>
+        <w:t xml:space="preserve">(Node) 또는 </w:t>
+      </w:r>
+      <w:r>
+        <w:rPr>
+          <w:rFonts w:ascii="Menlo" w:hAnsi="Menlo" w:eastAsia="Menlo" w:cs="Menlo"/>
+          <w:color w:val="000000"/>
+          <w:sz w:val="21"/>
+          <w:lang w:eastAsia="ko-KR"/>
+        </w:rPr>
+        <w:t>400</w:t>
+      </w:r>
+      <w:r>
+        <w:rPr>
+          <w:rFonts w:ascii="Arial" w:hAnsi="Arial" w:eastAsia="Malgun Gothic" w:cs="Malgun Gothic"/>
+          <w:color w:val="000000"/>
+          <w:sz w:val="22"/>
+          <w:lang w:eastAsia="ko-KR"/>
+        </w:rPr>
+        <w:t xml:space="preserve">(요청 본문의 </w:t>
+      </w:r>
+      <w:r>
+        <w:rPr>
+          <w:rFonts w:ascii="Menlo" w:hAnsi="Menlo" w:eastAsia="Menlo" w:cs="Menlo"/>
+          <w:color w:val="000000"/>
+          <w:sz w:val="21"/>
+          <w:lang w:eastAsia="ko-KR"/>
+        </w:rPr>
+        <w:t>tagIds</w:t>
+      </w:r>
+      <w:r>
+        <w:rPr>
+          <w:rFonts w:ascii="Arial" w:hAnsi="Arial" w:eastAsia="Malgun Gothic" w:cs="Malgun Gothic"/>
+          <w:color w:val="000000"/>
+          <w:sz w:val="22"/>
+          <w:lang w:eastAsia="ko-KR"/>
+        </w:rPr>
+        <w:t xml:space="preserve"> 참조)로 응답한다.</w:t>
+      </w:r>
+    </w:p>
+    <w:p>
+      <w:pPr>
+        <w:pStyle w:val="ListBullet"/>
+      </w:pPr>
+      <w:r>
+        <w:rPr>
+          <w:rFonts w:ascii="Arial" w:hAnsi="Arial" w:eastAsia="Malgun Gothic" w:cs="Malgun Gothic"/>
+          <w:color w:val="000000"/>
+          <w:sz w:val="22"/>
+          <w:lang w:eastAsia="ko-KR"/>
+        </w:rPr>
+        <w:t xml:space="preserve">태그 이름은 앞뒤 공백 제거, 연속 공백 축소, 소문자 정규화 값으로 Workspace 내 유일성을 판정한다(대소문자만 다른 이름은 </w:t>
+      </w:r>
+      <w:r>
+        <w:rPr>
+          <w:rFonts w:ascii="Menlo" w:hAnsi="Menlo" w:eastAsia="Menlo" w:cs="Menlo"/>
+          <w:color w:val="000000"/>
+          <w:sz w:val="21"/>
+          <w:lang w:eastAsia="ko-KR"/>
+        </w:rPr>
+        <w:t>409 TAG_EXISTS</w:t>
+      </w:r>
+      <w:r>
+        <w:rPr>
+          <w:rFonts w:ascii="Arial" w:hAnsi="Arial" w:eastAsia="Malgun Gothic" w:cs="Malgun Gothic"/>
+          <w:color w:val="000000"/>
+          <w:sz w:val="22"/>
+          <w:lang w:eastAsia="ko-KR"/>
+        </w:rPr>
+        <w:t>).</w:t>
+      </w:r>
+    </w:p>
+    <w:p>
+      <w:pPr>
+        <w:pStyle w:val="ListBullet"/>
+      </w:pPr>
+      <w:r>
+        <w:rPr>
+          <w:rFonts w:ascii="Menlo" w:hAnsi="Menlo" w:eastAsia="Menlo" w:cs="Menlo"/>
+          <w:color w:val="000000"/>
+          <w:sz w:val="21"/>
+          <w:lang w:eastAsia="ko-KR"/>
+        </w:rPr>
+        <w:t>POST /nodes/{id}/permanent-delete</w:t>
+      </w:r>
+      <w:r>
+        <w:rPr>
+          <w:rFonts w:ascii="Arial" w:hAnsi="Arial" w:eastAsia="Malgun Gothic" w:cs="Malgun Gothic"/>
+          <w:color w:val="000000"/>
+          <w:sz w:val="22"/>
+          <w:lang w:eastAsia="ko-KR"/>
+        </w:rPr>
+        <w:t xml:space="preserve">는 재인증(§17.2.2)에 의존하므로 Phase 2에서 구현하지 않고 Phase 7로 이월한다. </w:t>
+      </w:r>
+      <w:r>
+        <w:rPr>
+          <w:rFonts w:ascii="Menlo" w:hAnsi="Menlo" w:eastAsia="Menlo" w:cs="Menlo"/>
+          <w:color w:val="000000"/>
+          <w:sz w:val="21"/>
+          <w:lang w:eastAsia="ko-KR"/>
+        </w:rPr>
+        <w:t>NodeDetail</w:t>
+      </w:r>
+      <w:r>
+        <w:rPr>
+          <w:rFonts w:ascii="Arial" w:hAnsi="Arial" w:eastAsia="Malgun Gothic" w:cs="Malgun Gothic"/>
+          <w:color w:val="000000"/>
+          <w:sz w:val="22"/>
+          <w:lang w:eastAsia="ko-KR"/>
+        </w:rPr>
+        <w:t>의 관계 정보와 backlink도 Phase 4에서 추가한다.</w:t>
+      </w:r>
+    </w:p>
+    <w:p>
+      <w:r>
+        <w:rPr>
           <w:rFonts w:ascii="Menlo" w:hAnsi="Menlo" w:eastAsia="Menlo" w:cs="Menlo"/>
           <w:color w:val="000000"/>
           <w:sz w:val="21"/>

--- a/docs-word/06-API_명세서.docx
+++ b/docs-word/06-API_명세서.docx
@@ -9475,6 +9475,1204 @@
       </w:r>
     </w:p>
     <w:p>
+      <w:r>
+        <w:rPr>
+          <w:rFonts w:ascii="Arial" w:hAnsi="Arial" w:eastAsia="Malgun Gothic" w:cs="Malgun Gothic"/>
+          <w:b/>
+          <w:color w:val="000000"/>
+          <w:sz w:val="22"/>
+          <w:lang w:eastAsia="ko-KR"/>
+        </w:rPr>
+        <w:t>Phase 3 구현 범위와 세부 계약(v1.6 확정)</w:t>
+      </w:r>
+    </w:p>
+    <w:p>
+      <w:pPr>
+        <w:pStyle w:val="ListBullet"/>
+      </w:pPr>
+      <w:r>
+        <w:rPr>
+          <w:rFonts w:ascii="Arial" w:hAnsi="Arial" w:eastAsia="Malgun Gothic" w:cs="Malgun Gothic"/>
+          <w:color w:val="000000"/>
+          <w:sz w:val="22"/>
+          <w:lang w:eastAsia="ko-KR"/>
+        </w:rPr>
+        <w:t xml:space="preserve">Snippet은 </w:t>
+      </w:r>
+      <w:r>
+        <w:rPr>
+          <w:rFonts w:ascii="Menlo" w:hAnsi="Menlo" w:eastAsia="Menlo" w:cs="Menlo"/>
+          <w:color w:val="000000"/>
+          <w:sz w:val="21"/>
+          <w:lang w:eastAsia="ko-KR"/>
+        </w:rPr>
+        <w:t>knowledge_nodes(node_type='SNIPPET')</w:t>
+      </w:r>
+      <w:r>
+        <w:rPr>
+          <w:rFonts w:ascii="Arial" w:hAnsi="Arial" w:eastAsia="Malgun Gothic" w:cs="Malgun Gothic"/>
+          <w:color w:val="000000"/>
+          <w:sz w:val="22"/>
+          <w:lang w:eastAsia="ko-KR"/>
+        </w:rPr>
+        <w:t>의 subtype이다. 제목·설명(</w:t>
+      </w:r>
+      <w:r>
+        <w:rPr>
+          <w:rFonts w:ascii="Menlo" w:hAnsi="Menlo" w:eastAsia="Menlo" w:cs="Menlo"/>
+          <w:color w:val="000000"/>
+          <w:sz w:val="21"/>
+          <w:lang w:eastAsia="ko-KR"/>
+        </w:rPr>
+        <w:t>summary</w:t>
+      </w:r>
+      <w:r>
+        <w:rPr>
+          <w:rFonts w:ascii="Arial" w:hAnsi="Arial" w:eastAsia="Malgun Gothic" w:cs="Malgun Gothic"/>
+          <w:color w:val="000000"/>
+          <w:sz w:val="22"/>
+          <w:lang w:eastAsia="ko-KR"/>
+        </w:rPr>
+        <w:t xml:space="preserve">)·태그·상태·즐겨찾기는 Node 공통 로직을 그대로 쓰므로 </w:t>
+      </w:r>
+      <w:r>
+        <w:rPr>
+          <w:rFonts w:ascii="Arial" w:hAnsi="Arial" w:eastAsia="Malgun Gothic" w:cs="Malgun Gothic"/>
+          <w:b/>
+          <w:color w:val="000000"/>
+          <w:sz w:val="22"/>
+          <w:lang w:eastAsia="ko-KR"/>
+        </w:rPr>
+        <w:t>상태 전이와 즐겨찾기는 `/nodes/{id}/archive`·`/trash`·`/favorite` 등 공통 endpoint</w:t>
+      </w:r>
+      <w:r>
+        <w:rPr>
+          <w:rFonts w:ascii="Arial" w:hAnsi="Arial" w:eastAsia="Malgun Gothic" w:cs="Malgun Gothic"/>
+          <w:color w:val="000000"/>
+          <w:sz w:val="22"/>
+          <w:lang w:eastAsia="ko-KR"/>
+        </w:rPr>
+        <w:t>를 사용한다(Snippet 전용 endpoint 없음).</w:t>
+      </w:r>
+    </w:p>
+    <w:p>
+      <w:pPr>
+        <w:pStyle w:val="ListBullet"/>
+      </w:pPr>
+      <w:r>
+        <w:rPr>
+          <w:rFonts w:ascii="Arial" w:hAnsi="Arial" w:eastAsia="Malgun Gothic" w:cs="Malgun Gothic"/>
+          <w:color w:val="000000"/>
+          <w:sz w:val="22"/>
+          <w:lang w:eastAsia="ko-KR"/>
+        </w:rPr>
+        <w:t xml:space="preserve">응답 모양: </w:t>
+      </w:r>
+      <w:r>
+        <w:rPr>
+          <w:rFonts w:ascii="Menlo" w:hAnsi="Menlo" w:eastAsia="Menlo" w:cs="Menlo"/>
+          <w:color w:val="000000"/>
+          <w:sz w:val="21"/>
+          <w:lang w:eastAsia="ko-KR"/>
+        </w:rPr>
+        <w:t>SnippetDetail = {공통 Node 필드, snippet:{language, framework, currentVersionNo, useCount, lastUsedAt, secretScanStatus}, currentVersion:{versionNo, code, changeSummary, createdAt}}</w:t>
+      </w:r>
+      <w:r>
+        <w:rPr>
+          <w:rFonts w:ascii="Arial" w:hAnsi="Arial" w:eastAsia="Malgun Gothic" w:cs="Malgun Gothic"/>
+          <w:color w:val="000000"/>
+          <w:sz w:val="22"/>
+          <w:lang w:eastAsia="ko-KR"/>
+        </w:rPr>
+        <w:t>. 목록(</w:t>
+      </w:r>
+      <w:r>
+        <w:rPr>
+          <w:rFonts w:ascii="Menlo" w:hAnsi="Menlo" w:eastAsia="Menlo" w:cs="Menlo"/>
+          <w:color w:val="000000"/>
+          <w:sz w:val="21"/>
+          <w:lang w:eastAsia="ko-KR"/>
+        </w:rPr>
+        <w:t>SnippetSummary</w:t>
+      </w:r>
+      <w:r>
+        <w:rPr>
+          <w:rFonts w:ascii="Arial" w:hAnsi="Arial" w:eastAsia="Malgun Gothic" w:cs="Malgun Gothic"/>
+          <w:color w:val="000000"/>
+          <w:sz w:val="22"/>
+          <w:lang w:eastAsia="ko-KR"/>
+        </w:rPr>
+        <w:t>)은 코드 원문을 싣지 않는다.</w:t>
+      </w:r>
+    </w:p>
+    <w:p>
+      <w:pPr>
+        <w:pStyle w:val="ListBullet"/>
+      </w:pPr>
+      <w:r>
+        <w:rPr>
+          <w:rFonts w:ascii="Arial" w:hAnsi="Arial" w:eastAsia="Malgun Gothic" w:cs="Malgun Gothic"/>
+          <w:b/>
+          <w:color w:val="000000"/>
+          <w:sz w:val="22"/>
+          <w:lang w:eastAsia="ko-KR"/>
+        </w:rPr>
+        <w:t>Library와 분리:</w:t>
+      </w:r>
+      <w:r>
+        <w:rPr>
+          <w:rFonts w:ascii="Arial" w:hAnsi="Arial" w:eastAsia="Malgun Gothic" w:cs="Malgun Gothic"/>
+          <w:color w:val="000000"/>
+          <w:sz w:val="22"/>
+          <w:lang w:eastAsia="ko-KR"/>
+        </w:rPr>
+        <w:t xml:space="preserve"> </w:t>
+      </w:r>
+      <w:r>
+        <w:rPr>
+          <w:rFonts w:ascii="Menlo" w:hAnsi="Menlo" w:eastAsia="Menlo" w:cs="Menlo"/>
+          <w:color w:val="000000"/>
+          <w:sz w:val="21"/>
+          <w:lang w:eastAsia="ko-KR"/>
+        </w:rPr>
+        <w:t>GET /nodes</w:t>
+      </w:r>
+      <w:r>
+        <w:rPr>
+          <w:rFonts w:ascii="Arial" w:hAnsi="Arial" w:eastAsia="Malgun Gothic" w:cs="Malgun Gothic"/>
+          <w:color w:val="000000"/>
+          <w:sz w:val="22"/>
+          <w:lang w:eastAsia="ko-KR"/>
+        </w:rPr>
+        <w:t xml:space="preserve">는 </w:t>
+      </w:r>
+      <w:r>
+        <w:rPr>
+          <w:rFonts w:ascii="Menlo" w:hAnsi="Menlo" w:eastAsia="Menlo" w:cs="Menlo"/>
+          <w:color w:val="000000"/>
+          <w:sz w:val="21"/>
+          <w:lang w:eastAsia="ko-KR"/>
+        </w:rPr>
+        <w:t>type</w:t>
+      </w:r>
+      <w:r>
+        <w:rPr>
+          <w:rFonts w:ascii="Arial" w:hAnsi="Arial" w:eastAsia="Malgun Gothic" w:cs="Malgun Gothic"/>
+          <w:color w:val="000000"/>
+          <w:sz w:val="22"/>
+          <w:lang w:eastAsia="ko-KR"/>
+        </w:rPr>
+        <w:t xml:space="preserve"> 미지정 시 Concept/Note만 반환하고 Snippet은 제외한다(§8.1: Snippet은 독립 작업 공간). Node 공통 </w:t>
+      </w:r>
+      <w:r>
+        <w:rPr>
+          <w:rFonts w:ascii="Menlo" w:hAnsi="Menlo" w:eastAsia="Menlo" w:cs="Menlo"/>
+          <w:color w:val="000000"/>
+          <w:sz w:val="21"/>
+          <w:lang w:eastAsia="ko-KR"/>
+        </w:rPr>
+        <w:t>PATCH /nodes/{id}</w:t>
+      </w:r>
+      <w:r>
+        <w:rPr>
+          <w:rFonts w:ascii="Arial" w:hAnsi="Arial" w:eastAsia="Malgun Gothic" w:cs="Malgun Gothic"/>
+          <w:color w:val="000000"/>
+          <w:sz w:val="22"/>
+          <w:lang w:eastAsia="ko-KR"/>
+        </w:rPr>
+        <w:t xml:space="preserve">로 Snippet을 수정하려 하면 </w:t>
+      </w:r>
+      <w:r>
+        <w:rPr>
+          <w:rFonts w:ascii="Menlo" w:hAnsi="Menlo" w:eastAsia="Menlo" w:cs="Menlo"/>
+          <w:color w:val="000000"/>
+          <w:sz w:val="21"/>
+          <w:lang w:eastAsia="ko-KR"/>
+        </w:rPr>
+        <w:t>400 VALIDATION_FAILED(type: USE_SUBTYPE_API)</w:t>
+      </w:r>
+      <w:r>
+        <w:rPr>
+          <w:rFonts w:ascii="Arial" w:hAnsi="Arial" w:eastAsia="Malgun Gothic" w:cs="Malgun Gothic"/>
+          <w:color w:val="000000"/>
+          <w:sz w:val="22"/>
+          <w:lang w:eastAsia="ko-KR"/>
+        </w:rPr>
+        <w:t xml:space="preserve">이고, </w:t>
+      </w:r>
+      <w:r>
+        <w:rPr>
+          <w:rFonts w:ascii="Menlo" w:hAnsi="Menlo" w:eastAsia="Menlo" w:cs="Menlo"/>
+          <w:color w:val="000000"/>
+          <w:sz w:val="21"/>
+          <w:lang w:eastAsia="ko-KR"/>
+        </w:rPr>
+        <w:t>POST /nodes</w:t>
+      </w:r>
+      <w:r>
+        <w:rPr>
+          <w:rFonts w:ascii="Arial" w:hAnsi="Arial" w:eastAsia="Malgun Gothic" w:cs="Malgun Gothic"/>
+          <w:color w:val="000000"/>
+          <w:sz w:val="22"/>
+          <w:lang w:eastAsia="ko-KR"/>
+        </w:rPr>
+        <w:t xml:space="preserve">로 </w:t>
+      </w:r>
+      <w:r>
+        <w:rPr>
+          <w:rFonts w:ascii="Menlo" w:hAnsi="Menlo" w:eastAsia="Menlo" w:cs="Menlo"/>
+          <w:color w:val="000000"/>
+          <w:sz w:val="21"/>
+          <w:lang w:eastAsia="ko-KR"/>
+        </w:rPr>
+        <w:t>SNIPPET</w:t>
+      </w:r>
+      <w:r>
+        <w:rPr>
+          <w:rFonts w:ascii="Arial" w:hAnsi="Arial" w:eastAsia="Malgun Gothic" w:cs="Malgun Gothic"/>
+          <w:color w:val="000000"/>
+          <w:sz w:val="22"/>
+          <w:lang w:eastAsia="ko-KR"/>
+        </w:rPr>
+        <w:t>을 만들 수 없다(</w:t>
+      </w:r>
+      <w:r>
+        <w:rPr>
+          <w:rFonts w:ascii="Menlo" w:hAnsi="Menlo" w:eastAsia="Menlo" w:cs="Menlo"/>
+          <w:color w:val="000000"/>
+          <w:sz w:val="21"/>
+          <w:lang w:eastAsia="ko-KR"/>
+        </w:rPr>
+        <w:t>400 UNSUPPORTED_TYPE</w:t>
+      </w:r>
+      <w:r>
+        <w:rPr>
+          <w:rFonts w:ascii="Arial" w:hAnsi="Arial" w:eastAsia="Malgun Gothic" w:cs="Malgun Gothic"/>
+          <w:color w:val="000000"/>
+          <w:sz w:val="22"/>
+          <w:lang w:eastAsia="ko-KR"/>
+        </w:rPr>
+        <w:t xml:space="preserve">). 반대로 Concept/Note id를 </w:t>
+      </w:r>
+      <w:r>
+        <w:rPr>
+          <w:rFonts w:ascii="Menlo" w:hAnsi="Menlo" w:eastAsia="Menlo" w:cs="Menlo"/>
+          <w:color w:val="000000"/>
+          <w:sz w:val="21"/>
+          <w:lang w:eastAsia="ko-KR"/>
+        </w:rPr>
+        <w:t>/snippets/{id}</w:t>
+      </w:r>
+      <w:r>
+        <w:rPr>
+          <w:rFonts w:ascii="Arial" w:hAnsi="Arial" w:eastAsia="Malgun Gothic" w:cs="Malgun Gothic"/>
+          <w:color w:val="000000"/>
+          <w:sz w:val="22"/>
+          <w:lang w:eastAsia="ko-KR"/>
+        </w:rPr>
+        <w:t xml:space="preserve">로 조회·수정하면 </w:t>
+      </w:r>
+      <w:r>
+        <w:rPr>
+          <w:rFonts w:ascii="Menlo" w:hAnsi="Menlo" w:eastAsia="Menlo" w:cs="Menlo"/>
+          <w:color w:val="000000"/>
+          <w:sz w:val="21"/>
+          <w:lang w:eastAsia="ko-KR"/>
+        </w:rPr>
+        <w:t>404</w:t>
+      </w:r>
+      <w:r>
+        <w:rPr>
+          <w:rFonts w:ascii="Arial" w:hAnsi="Arial" w:eastAsia="Malgun Gothic" w:cs="Malgun Gothic"/>
+          <w:color w:val="000000"/>
+          <w:sz w:val="22"/>
+          <w:lang w:eastAsia="ko-KR"/>
+        </w:rPr>
+        <w:t>다.</w:t>
+      </w:r>
+    </w:p>
+    <w:p>
+      <w:pPr>
+        <w:pStyle w:val="ListBullet"/>
+      </w:pPr>
+      <w:r>
+        <w:rPr>
+          <w:rFonts w:ascii="Arial" w:hAnsi="Arial" w:eastAsia="Malgun Gothic" w:cs="Malgun Gothic"/>
+          <w:b/>
+          <w:color w:val="000000"/>
+          <w:sz w:val="22"/>
+          <w:lang w:eastAsia="ko-KR"/>
+        </w:rPr>
+        <w:t>코드 원문 보존(SNP-03):</w:t>
+      </w:r>
+      <w:r>
+        <w:rPr>
+          <w:rFonts w:ascii="Arial" w:hAnsi="Arial" w:eastAsia="Malgun Gothic" w:cs="Malgun Gothic"/>
+          <w:color w:val="000000"/>
+          <w:sz w:val="22"/>
+          <w:lang w:eastAsia="ko-KR"/>
+        </w:rPr>
+        <w:t xml:space="preserve"> 코드는 trim·줄바꿈 정규화 없이 </w:t>
+      </w:r>
+      <w:r>
+        <w:rPr>
+          <w:rFonts w:ascii="Arial" w:hAnsi="Arial" w:eastAsia="Malgun Gothic" w:cs="Malgun Gothic"/>
+          <w:b/>
+          <w:color w:val="000000"/>
+          <w:sz w:val="22"/>
+          <w:lang w:eastAsia="ko-KR"/>
+        </w:rPr>
+        <w:t>입력 그대로</w:t>
+      </w:r>
+      <w:r>
+        <w:rPr>
+          <w:rFonts w:ascii="Arial" w:hAnsi="Arial" w:eastAsia="Malgun Gothic" w:cs="Malgun Gothic"/>
+          <w:color w:val="000000"/>
+          <w:sz w:val="22"/>
+          <w:lang w:eastAsia="ko-KR"/>
+        </w:rPr>
+        <w:t xml:space="preserve"> 저장·반환한다. 검증: 공백뿐이면 </w:t>
+      </w:r>
+      <w:r>
+        <w:rPr>
+          <w:rFonts w:ascii="Menlo" w:hAnsi="Menlo" w:eastAsia="Menlo" w:cs="Menlo"/>
+          <w:color w:val="000000"/>
+          <w:sz w:val="21"/>
+          <w:lang w:eastAsia="ko-KR"/>
+        </w:rPr>
+        <w:t>400</w:t>
+      </w:r>
+      <w:r>
+        <w:rPr>
+          <w:rFonts w:ascii="Arial" w:hAnsi="Arial" w:eastAsia="Malgun Gothic" w:cs="Malgun Gothic"/>
+          <w:color w:val="000000"/>
+          <w:sz w:val="22"/>
+          <w:lang w:eastAsia="ko-KR"/>
+        </w:rPr>
+        <w:t xml:space="preserve">, NUL 문자·짝 없는 surrogate는 </w:t>
+      </w:r>
+      <w:r>
+        <w:rPr>
+          <w:rFonts w:ascii="Menlo" w:hAnsi="Menlo" w:eastAsia="Menlo" w:cs="Menlo"/>
+          <w:color w:val="000000"/>
+          <w:sz w:val="21"/>
+          <w:lang w:eastAsia="ko-KR"/>
+        </w:rPr>
+        <w:t>400 INVALID_CHARACTER</w:t>
+      </w:r>
+      <w:r>
+        <w:rPr>
+          <w:rFonts w:ascii="Arial" w:hAnsi="Arial" w:eastAsia="Malgun Gothic" w:cs="Malgun Gothic"/>
+          <w:color w:val="000000"/>
+          <w:sz w:val="22"/>
+          <w:lang w:eastAsia="ko-KR"/>
+        </w:rPr>
+        <w:t xml:space="preserve">(조용히 치환하지 않음), UTF-8 </w:t>
+      </w:r>
+      <w:r>
+        <w:rPr>
+          <w:rFonts w:ascii="Arial" w:hAnsi="Arial" w:eastAsia="Malgun Gothic" w:cs="Malgun Gothic"/>
+          <w:b/>
+          <w:color w:val="000000"/>
+          <w:sz w:val="22"/>
+          <w:lang w:eastAsia="ko-KR"/>
+        </w:rPr>
+        <w:t>바이트</w:t>
+      </w:r>
+      <w:r>
+        <w:rPr>
+          <w:rFonts w:ascii="Arial" w:hAnsi="Arial" w:eastAsia="Malgun Gothic" w:cs="Malgun Gothic"/>
+          <w:color w:val="000000"/>
+          <w:sz w:val="22"/>
+          <w:lang w:eastAsia="ko-KR"/>
+        </w:rPr>
+        <w:t xml:space="preserve"> 기준 512 KB 초과는 </w:t>
+      </w:r>
+      <w:r>
+        <w:rPr>
+          <w:rFonts w:ascii="Menlo" w:hAnsi="Menlo" w:eastAsia="Menlo" w:cs="Menlo"/>
+          <w:color w:val="000000"/>
+          <w:sz w:val="21"/>
+          <w:lang w:eastAsia="ko-KR"/>
+        </w:rPr>
+        <w:t>413 PAYLOAD_TOO_LARGE</w:t>
+      </w:r>
+      <w:r>
+        <w:rPr>
+          <w:rFonts w:ascii="Arial" w:hAnsi="Arial" w:eastAsia="Malgun Gothic" w:cs="Malgun Gothic"/>
+          <w:color w:val="000000"/>
+          <w:sz w:val="22"/>
+          <w:lang w:eastAsia="ko-KR"/>
+        </w:rPr>
+        <w:t xml:space="preserve">(field </w:t>
+      </w:r>
+      <w:r>
+        <w:rPr>
+          <w:rFonts w:ascii="Menlo" w:hAnsi="Menlo" w:eastAsia="Menlo" w:cs="Menlo"/>
+          <w:color w:val="000000"/>
+          <w:sz w:val="21"/>
+          <w:lang w:eastAsia="ko-KR"/>
+        </w:rPr>
+        <w:t>code</w:t>
+      </w:r>
+      <w:r>
+        <w:rPr>
+          <w:rFonts w:ascii="Arial" w:hAnsi="Arial" w:eastAsia="Malgun Gothic" w:cs="Malgun Gothic"/>
+          <w:color w:val="000000"/>
+          <w:sz w:val="22"/>
+          <w:lang w:eastAsia="ko-KR"/>
+        </w:rPr>
+        <w:t xml:space="preserve">, </w:t>
+      </w:r>
+      <w:r>
+        <w:rPr>
+          <w:rFonts w:ascii="Menlo" w:hAnsi="Menlo" w:eastAsia="Menlo" w:cs="Menlo"/>
+          <w:color w:val="000000"/>
+          <w:sz w:val="21"/>
+          <w:lang w:eastAsia="ko-KR"/>
+        </w:rPr>
+        <w:t>MAX_512KB</w:t>
+      </w:r>
+      <w:r>
+        <w:rPr>
+          <w:rFonts w:ascii="Arial" w:hAnsi="Arial" w:eastAsia="Malgun Gothic" w:cs="Malgun Gothic"/>
+          <w:color w:val="000000"/>
+          <w:sz w:val="22"/>
+          <w:lang w:eastAsia="ko-KR"/>
+        </w:rPr>
+        <w:t>). DB CHECK(</w:t>
+      </w:r>
+      <w:r>
+        <w:rPr>
+          <w:rFonts w:ascii="Menlo" w:hAnsi="Menlo" w:eastAsia="Menlo" w:cs="Menlo"/>
+          <w:color w:val="000000"/>
+          <w:sz w:val="21"/>
+          <w:lang w:eastAsia="ko-KR"/>
+        </w:rPr>
+        <w:t>octet_length(code) &lt;= 524288</w:t>
+      </w:r>
+      <w:r>
+        <w:rPr>
+          <w:rFonts w:ascii="Arial" w:hAnsi="Arial" w:eastAsia="Malgun Gothic" w:cs="Malgun Gothic"/>
+          <w:color w:val="000000"/>
+          <w:sz w:val="22"/>
+          <w:lang w:eastAsia="ko-KR"/>
+        </w:rPr>
+        <w:t xml:space="preserve">)가 최종 방어선이다. 참고: Monaco 편집기는 줄바꿈을 하나의 EOL로 통일하므로, 줄바꿈이 섞인 코드를 </w:t>
+      </w:r>
+      <w:r>
+        <w:rPr>
+          <w:rFonts w:ascii="Arial" w:hAnsi="Arial" w:eastAsia="Malgun Gothic" w:cs="Malgun Gothic"/>
+          <w:b/>
+          <w:color w:val="000000"/>
+          <w:sz w:val="22"/>
+          <w:lang w:eastAsia="ko-KR"/>
+        </w:rPr>
+        <w:t>편집</w:t>
+      </w:r>
+      <w:r>
+        <w:rPr>
+          <w:rFonts w:ascii="Arial" w:hAnsi="Arial" w:eastAsia="Malgun Gothic" w:cs="Malgun Gothic"/>
+          <w:color w:val="000000"/>
+          <w:sz w:val="22"/>
+          <w:lang w:eastAsia="ko-KR"/>
+        </w:rPr>
+        <w:t>하면 다수 쪽으로 맞춰진다(읽기·복사는 저장된 원문 그대로).</w:t>
+      </w:r>
+    </w:p>
+    <w:p>
+      <w:pPr>
+        <w:pStyle w:val="ListBullet"/>
+      </w:pPr>
+      <w:r>
+        <w:rPr>
+          <w:rFonts w:ascii="Arial" w:hAnsi="Arial" w:eastAsia="Malgun Gothic" w:cs="Malgun Gothic"/>
+          <w:b/>
+          <w:color w:val="000000"/>
+          <w:sz w:val="22"/>
+          <w:lang w:eastAsia="ko-KR"/>
+        </w:rPr>
+        <w:t>버전 생성 조건(SNP-05):</w:t>
+      </w:r>
+      <w:r>
+        <w:rPr>
+          <w:rFonts w:ascii="Arial" w:hAnsi="Arial" w:eastAsia="Malgun Gothic" w:cs="Malgun Gothic"/>
+          <w:color w:val="000000"/>
+          <w:sz w:val="22"/>
+          <w:lang w:eastAsia="ko-KR"/>
+        </w:rPr>
+        <w:t xml:space="preserve"> </w:t>
+      </w:r>
+      <w:r>
+        <w:rPr>
+          <w:rFonts w:ascii="Menlo" w:hAnsi="Menlo" w:eastAsia="Menlo" w:cs="Menlo"/>
+          <w:color w:val="000000"/>
+          <w:sz w:val="21"/>
+          <w:lang w:eastAsia="ko-KR"/>
+        </w:rPr>
+        <w:t>PATCH</w:t>
+      </w:r>
+      <w:r>
+        <w:rPr>
+          <w:rFonts w:ascii="Arial" w:hAnsi="Arial" w:eastAsia="Malgun Gothic" w:cs="Malgun Gothic"/>
+          <w:color w:val="000000"/>
+          <w:sz w:val="22"/>
+          <w:lang w:eastAsia="ko-KR"/>
+        </w:rPr>
+        <w:t xml:space="preserve">의 </w:t>
+      </w:r>
+      <w:r>
+        <w:rPr>
+          <w:rFonts w:ascii="Menlo" w:hAnsi="Menlo" w:eastAsia="Menlo" w:cs="Menlo"/>
+          <w:color w:val="000000"/>
+          <w:sz w:val="21"/>
+          <w:lang w:eastAsia="ko-KR"/>
+        </w:rPr>
+        <w:t>code</w:t>
+      </w:r>
+      <w:r>
+        <w:rPr>
+          <w:rFonts w:ascii="Arial" w:hAnsi="Arial" w:eastAsia="Malgun Gothic" w:cs="Malgun Gothic"/>
+          <w:color w:val="000000"/>
+          <w:sz w:val="22"/>
+          <w:lang w:eastAsia="ko-KR"/>
+        </w:rPr>
+        <w:t xml:space="preserve">가 현재 버전과 </w:t>
+      </w:r>
+      <w:r>
+        <w:rPr>
+          <w:rFonts w:ascii="Arial" w:hAnsi="Arial" w:eastAsia="Malgun Gothic" w:cs="Malgun Gothic"/>
+          <w:b/>
+          <w:color w:val="000000"/>
+          <w:sz w:val="22"/>
+          <w:lang w:eastAsia="ko-KR"/>
+        </w:rPr>
+        <w:t>SHA-256이 다를 때만</w:t>
+      </w:r>
+      <w:r>
+        <w:rPr>
+          <w:rFonts w:ascii="Arial" w:hAnsi="Arial" w:eastAsia="Malgun Gothic" w:cs="Malgun Gothic"/>
+          <w:color w:val="000000"/>
+          <w:sz w:val="22"/>
+          <w:lang w:eastAsia="ko-KR"/>
+        </w:rPr>
+        <w:t xml:space="preserve"> 새 버전(</w:t>
+      </w:r>
+      <w:r>
+        <w:rPr>
+          <w:rFonts w:ascii="Menlo" w:hAnsi="Menlo" w:eastAsia="Menlo" w:cs="Menlo"/>
+          <w:color w:val="000000"/>
+          <w:sz w:val="21"/>
+          <w:lang w:eastAsia="ko-KR"/>
+        </w:rPr>
+        <w:t>versionNo+1</w:t>
+      </w:r>
+      <w:r>
+        <w:rPr>
+          <w:rFonts w:ascii="Arial" w:hAnsi="Arial" w:eastAsia="Malgun Gothic" w:cs="Malgun Gothic"/>
+          <w:color w:val="000000"/>
+          <w:sz w:val="22"/>
+          <w:lang w:eastAsia="ko-KR"/>
+        </w:rPr>
+        <w:t xml:space="preserve">)을 만든다. 같은 코드를 다시 보내거나 제목·설명·태그·언어·framework만 바꾸면 버전은 늘지 않는다. 어떤 변경이든 Node의 </w:t>
+      </w:r>
+      <w:r>
+        <w:rPr>
+          <w:rFonts w:ascii="Menlo" w:hAnsi="Menlo" w:eastAsia="Menlo" w:cs="Menlo"/>
+          <w:color w:val="000000"/>
+          <w:sz w:val="21"/>
+          <w:lang w:eastAsia="ko-KR"/>
+        </w:rPr>
+        <w:t>version</w:t>
+      </w:r>
+      <w:r>
+        <w:rPr>
+          <w:rFonts w:ascii="Arial" w:hAnsi="Arial" w:eastAsia="Malgun Gothic" w:cs="Malgun Gothic"/>
+          <w:color w:val="000000"/>
+          <w:sz w:val="22"/>
+          <w:lang w:eastAsia="ko-KR"/>
+        </w:rPr>
+        <w:t xml:space="preserve">(낙관적 락)은 오르고, 아무것도 안 바뀌면 오르지 않는다. 동시에 같은 </w:t>
+      </w:r>
+      <w:r>
+        <w:rPr>
+          <w:rFonts w:ascii="Menlo" w:hAnsi="Menlo" w:eastAsia="Menlo" w:cs="Menlo"/>
+          <w:color w:val="000000"/>
+          <w:sz w:val="21"/>
+          <w:lang w:eastAsia="ko-KR"/>
+        </w:rPr>
+        <w:t>version</w:t>
+      </w:r>
+      <w:r>
+        <w:rPr>
+          <w:rFonts w:ascii="Arial" w:hAnsi="Arial" w:eastAsia="Malgun Gothic" w:cs="Malgun Gothic"/>
+          <w:color w:val="000000"/>
+          <w:sz w:val="22"/>
+          <w:lang w:eastAsia="ko-KR"/>
+        </w:rPr>
+        <w:t xml:space="preserve">으로 코드를 수정하면 정확히 하나만 성공하고 나머지는 </w:t>
+      </w:r>
+      <w:r>
+        <w:rPr>
+          <w:rFonts w:ascii="Menlo" w:hAnsi="Menlo" w:eastAsia="Menlo" w:cs="Menlo"/>
+          <w:color w:val="000000"/>
+          <w:sz w:val="21"/>
+          <w:lang w:eastAsia="ko-KR"/>
+        </w:rPr>
+        <w:t>409 VERSION_CONFLICT</w:t>
+      </w:r>
+      <w:r>
+        <w:rPr>
+          <w:rFonts w:ascii="Arial" w:hAnsi="Arial" w:eastAsia="Malgun Gothic" w:cs="Malgun Gothic"/>
+          <w:color w:val="000000"/>
+          <w:sz w:val="22"/>
+          <w:lang w:eastAsia="ko-KR"/>
+        </w:rPr>
+        <w:t xml:space="preserve">이며 버전 번호는 연속이다(통합 테스트로 검증). 버전 행은 불변이다(Hibernate </w:t>
+      </w:r>
+      <w:r>
+        <w:rPr>
+          <w:rFonts w:ascii="Menlo" w:hAnsi="Menlo" w:eastAsia="Menlo" w:cs="Menlo"/>
+          <w:color w:val="000000"/>
+          <w:sz w:val="21"/>
+          <w:lang w:eastAsia="ko-KR"/>
+        </w:rPr>
+        <w:t>@Immutable</w:t>
+      </w:r>
+      <w:r>
+        <w:rPr>
+          <w:rFonts w:ascii="Arial" w:hAnsi="Arial" w:eastAsia="Malgun Gothic" w:cs="Malgun Gothic"/>
+          <w:color w:val="000000"/>
+          <w:sz w:val="22"/>
+          <w:lang w:eastAsia="ko-KR"/>
+        </w:rPr>
+        <w:t>, 수정·삭제 경로 없음).</w:t>
+      </w:r>
+    </w:p>
+    <w:p>
+      <w:pPr>
+        <w:pStyle w:val="ListBullet"/>
+      </w:pPr>
+      <w:r>
+        <w:rPr>
+          <w:rFonts w:ascii="Menlo" w:hAnsi="Menlo" w:eastAsia="Menlo" w:cs="Menlo"/>
+          <w:color w:val="000000"/>
+          <w:sz w:val="21"/>
+          <w:lang w:eastAsia="ko-KR"/>
+        </w:rPr>
+        <w:t>language</w:t>
+      </w:r>
+      <w:r>
+        <w:rPr>
+          <w:rFonts w:ascii="Arial" w:hAnsi="Arial" w:eastAsia="Malgun Gothic" w:cs="Malgun Gothic"/>
+          <w:color w:val="000000"/>
+          <w:sz w:val="22"/>
+          <w:lang w:eastAsia="ko-KR"/>
+        </w:rPr>
+        <w:t xml:space="preserve">는 소문자 </w:t>
+      </w:r>
+      <w:r>
+        <w:rPr>
+          <w:rFonts w:ascii="Menlo" w:hAnsi="Menlo" w:eastAsia="Menlo" w:cs="Menlo"/>
+          <w:color w:val="000000"/>
+          <w:sz w:val="21"/>
+          <w:lang w:eastAsia="ko-KR"/>
+        </w:rPr>
+        <w:t>[a-z0-9][a-z0-9+#._-]{0,29}</w:t>
+      </w:r>
+      <w:r>
+        <w:rPr>
+          <w:rFonts w:ascii="Arial" w:hAnsi="Arial" w:eastAsia="Malgun Gothic" w:cs="Malgun Gothic"/>
+          <w:color w:val="000000"/>
+          <w:sz w:val="22"/>
+          <w:lang w:eastAsia="ko-KR"/>
+        </w:rPr>
+        <w:t xml:space="preserve">, </w:t>
+      </w:r>
+      <w:r>
+        <w:rPr>
+          <w:rFonts w:ascii="Menlo" w:hAnsi="Menlo" w:eastAsia="Menlo" w:cs="Menlo"/>
+          <w:color w:val="000000"/>
+          <w:sz w:val="21"/>
+          <w:lang w:eastAsia="ko-KR"/>
+        </w:rPr>
+        <w:t>framework</w:t>
+      </w:r>
+      <w:r>
+        <w:rPr>
+          <w:rFonts w:ascii="Arial" w:hAnsi="Arial" w:eastAsia="Malgun Gothic" w:cs="Malgun Gothic"/>
+          <w:color w:val="000000"/>
+          <w:sz w:val="22"/>
+          <w:lang w:eastAsia="ko-KR"/>
+        </w:rPr>
+        <w:t xml:space="preserve">(선택)는 소문자 </w:t>
+      </w:r>
+      <w:r>
+        <w:rPr>
+          <w:rFonts w:ascii="Menlo" w:hAnsi="Menlo" w:eastAsia="Menlo" w:cs="Menlo"/>
+          <w:color w:val="000000"/>
+          <w:sz w:val="21"/>
+          <w:lang w:eastAsia="ko-KR"/>
+        </w:rPr>
+        <w:t>[a-z0-9][a-z0-9+#._ -]{0,49}</w:t>
+      </w:r>
+      <w:r>
+        <w:rPr>
+          <w:rFonts w:ascii="Arial" w:hAnsi="Arial" w:eastAsia="Malgun Gothic" w:cs="Malgun Gothic"/>
+          <w:color w:val="000000"/>
+          <w:sz w:val="22"/>
+          <w:lang w:eastAsia="ko-KR"/>
+        </w:rPr>
+        <w:t xml:space="preserve">로 정규화해 저장하며 목록 필터도 같은 정규화를 거친다. </w:t>
+      </w:r>
+      <w:r>
+        <w:rPr>
+          <w:rFonts w:ascii="Menlo" w:hAnsi="Menlo" w:eastAsia="Menlo" w:cs="Menlo"/>
+          <w:color w:val="000000"/>
+          <w:sz w:val="21"/>
+          <w:lang w:eastAsia="ko-KR"/>
+        </w:rPr>
+        <w:t>framework</w:t>
+      </w:r>
+      <w:r>
+        <w:rPr>
+          <w:rFonts w:ascii="Arial" w:hAnsi="Arial" w:eastAsia="Malgun Gothic" w:cs="Malgun Gothic"/>
+          <w:color w:val="000000"/>
+          <w:sz w:val="22"/>
+          <w:lang w:eastAsia="ko-KR"/>
+        </w:rPr>
+        <w:t>에 빈 문자열을 보내면 지운다(</w:t>
+      </w:r>
+      <w:r>
+        <w:rPr>
+          <w:rFonts w:ascii="Menlo" w:hAnsi="Menlo" w:eastAsia="Menlo" w:cs="Menlo"/>
+          <w:color w:val="000000"/>
+          <w:sz w:val="21"/>
+          <w:lang w:eastAsia="ko-KR"/>
+        </w:rPr>
+        <w:t>null</w:t>
+      </w:r>
+      <w:r>
+        <w:rPr>
+          <w:rFonts w:ascii="Arial" w:hAnsi="Arial" w:eastAsia="Malgun Gothic" w:cs="Malgun Gothic"/>
+          <w:color w:val="000000"/>
+          <w:sz w:val="22"/>
+          <w:lang w:eastAsia="ko-KR"/>
+        </w:rPr>
+        <w:t>/생략은 변경 없음).</w:t>
+      </w:r>
+    </w:p>
+    <w:p>
+      <w:pPr>
+        <w:pStyle w:val="ListBullet"/>
+      </w:pPr>
+      <w:r>
+        <w:rPr>
+          <w:rFonts w:ascii="Arial" w:hAnsi="Arial" w:eastAsia="Malgun Gothic" w:cs="Malgun Gothic"/>
+          <w:b/>
+          <w:color w:val="000000"/>
+          <w:sz w:val="22"/>
+          <w:lang w:eastAsia="ko-KR"/>
+        </w:rPr>
+        <w:t>Secret 확인 흐름(SNP-09, §17.5):</w:t>
+      </w:r>
+      <w:r>
+        <w:rPr>
+          <w:rFonts w:ascii="Arial" w:hAnsi="Arial" w:eastAsia="Malgun Gothic" w:cs="Malgun Gothic"/>
+          <w:color w:val="000000"/>
+          <w:sz w:val="22"/>
+          <w:lang w:eastAsia="ko-KR"/>
+        </w:rPr>
+        <w:t xml:space="preserve"> 코드가 새로 저장될 때(생성, 코드 변경 시) 서버가 스캔한다(private key, API key 접두어, JWT, 자격 증명 대입(</w:t>
+      </w:r>
+      <w:r>
+        <w:rPr>
+          <w:rFonts w:ascii="Menlo" w:hAnsi="Menlo" w:eastAsia="Menlo" w:cs="Menlo"/>
+          <w:color w:val="000000"/>
+          <w:sz w:val="21"/>
+          <w:lang w:eastAsia="ko-KR"/>
+        </w:rPr>
+        <w:t>password=</w:t>
+      </w:r>
+      <w:r>
+        <w:rPr>
+          <w:rFonts w:ascii="Arial" w:hAnsi="Arial" w:eastAsia="Malgun Gothic" w:cs="Malgun Gothic"/>
+          <w:color w:val="000000"/>
+          <w:sz w:val="22"/>
+          <w:lang w:eastAsia="ko-KR"/>
+        </w:rPr>
+        <w:t xml:space="preserve">, </w:t>
+      </w:r>
+      <w:r>
+        <w:rPr>
+          <w:rFonts w:ascii="Menlo" w:hAnsi="Menlo" w:eastAsia="Menlo" w:cs="Menlo"/>
+          <w:color w:val="000000"/>
+          <w:sz w:val="21"/>
+          <w:lang w:eastAsia="ko-KR"/>
+        </w:rPr>
+        <w:t>DB_PASSWORD=</w:t>
+      </w:r>
+      <w:r>
+        <w:rPr>
+          <w:rFonts w:ascii="Arial" w:hAnsi="Arial" w:eastAsia="Malgun Gothic" w:cs="Malgun Gothic"/>
+          <w:color w:val="000000"/>
+          <w:sz w:val="22"/>
+          <w:lang w:eastAsia="ko-KR"/>
+        </w:rPr>
+        <w:t xml:space="preserve">, </w:t>
+      </w:r>
+      <w:r>
+        <w:rPr>
+          <w:rFonts w:ascii="Menlo" w:hAnsi="Menlo" w:eastAsia="Menlo" w:cs="Menlo"/>
+          <w:color w:val="000000"/>
+          <w:sz w:val="21"/>
+          <w:lang w:eastAsia="ko-KR"/>
+        </w:rPr>
+        <w:t>API_TOKEN=</w:t>
+      </w:r>
+      <w:r>
+        <w:rPr>
+          <w:rFonts w:ascii="Arial" w:hAnsi="Arial" w:eastAsia="Malgun Gothic" w:cs="Malgun Gothic"/>
+          <w:color w:val="000000"/>
+          <w:sz w:val="22"/>
+          <w:lang w:eastAsia="ko-KR"/>
+        </w:rPr>
+        <w:t xml:space="preserve"> 등), 계정이 든 접속 문자열). 의심되면 </w:t>
+      </w:r>
+      <w:r>
+        <w:rPr>
+          <w:rFonts w:ascii="Menlo" w:hAnsi="Menlo" w:eastAsia="Menlo" w:cs="Menlo"/>
+          <w:color w:val="000000"/>
+          <w:sz w:val="21"/>
+          <w:lang w:eastAsia="ko-KR"/>
+        </w:rPr>
+        <w:t>422 SECRET_CONFIRMATION_REQUIRED</w:t>
+      </w:r>
+      <w:r>
+        <w:rPr>
+          <w:rFonts w:ascii="Arial" w:hAnsi="Arial" w:eastAsia="Malgun Gothic" w:cs="Malgun Gothic"/>
+          <w:color w:val="000000"/>
+          <w:sz w:val="22"/>
+          <w:lang w:eastAsia="ko-KR"/>
+        </w:rPr>
+        <w:t xml:space="preserve">와 </w:t>
+      </w:r>
+      <w:r>
+        <w:rPr>
+          <w:rFonts w:ascii="Menlo" w:hAnsi="Menlo" w:eastAsia="Menlo" w:cs="Menlo"/>
+          <w:color w:val="000000"/>
+          <w:sz w:val="21"/>
+          <w:lang w:eastAsia="ko-KR"/>
+        </w:rPr>
+        <w:t>fieldErrors:[{field:"code", reason:"&lt;KIND&gt;@L&lt;줄&gt;"}]</w:t>
+      </w:r>
+      <w:r>
+        <w:rPr>
+          <w:rFonts w:ascii="Arial" w:hAnsi="Arial" w:eastAsia="Malgun Gothic" w:cs="Malgun Gothic"/>
+          <w:color w:val="000000"/>
+          <w:sz w:val="22"/>
+          <w:lang w:eastAsia="ko-KR"/>
+        </w:rPr>
+        <w:t xml:space="preserve">을 반환하고 </w:t>
+      </w:r>
+      <w:r>
+        <w:rPr>
+          <w:rFonts w:ascii="Arial" w:hAnsi="Arial" w:eastAsia="Malgun Gothic" w:cs="Malgun Gothic"/>
+          <w:b/>
+          <w:color w:val="000000"/>
+          <w:sz w:val="22"/>
+          <w:lang w:eastAsia="ko-KR"/>
+        </w:rPr>
+        <w:t>아무것도 저장하지 않는다</w:t>
+      </w:r>
+      <w:r>
+        <w:rPr>
+          <w:rFonts w:ascii="Arial" w:hAnsi="Arial" w:eastAsia="Malgun Gothic" w:cs="Malgun Gothic"/>
+          <w:color w:val="000000"/>
+          <w:sz w:val="22"/>
+          <w:lang w:eastAsia="ko-KR"/>
+        </w:rPr>
+        <w:t xml:space="preserve">. 응답·로그에는 종류와 줄 번호만 있고 의심 값은 없다. 재요청에 </w:t>
+      </w:r>
+      <w:r>
+        <w:rPr>
+          <w:rFonts w:ascii="Menlo" w:hAnsi="Menlo" w:eastAsia="Menlo" w:cs="Menlo"/>
+          <w:color w:val="000000"/>
+          <w:sz w:val="21"/>
+          <w:lang w:eastAsia="ko-KR"/>
+        </w:rPr>
+        <w:t>secretConfirmation: "CONFIRMED"</w:t>
+      </w:r>
+      <w:r>
+        <w:rPr>
+          <w:rFonts w:ascii="Arial" w:hAnsi="Arial" w:eastAsia="Malgun Gothic" w:cs="Malgun Gothic"/>
+          <w:color w:val="000000"/>
+          <w:sz w:val="22"/>
+          <w:lang w:eastAsia="ko-KR"/>
+        </w:rPr>
+        <w:t>를 담으면 저장되고(</w:t>
+      </w:r>
+      <w:r>
+        <w:rPr>
+          <w:rFonts w:ascii="Menlo" w:hAnsi="Menlo" w:eastAsia="Menlo" w:cs="Menlo"/>
+          <w:color w:val="000000"/>
+          <w:sz w:val="21"/>
+          <w:lang w:eastAsia="ko-KR"/>
+        </w:rPr>
+        <w:t>secretScanStatus=CONFIRMED_WITH_FINDINGS</w:t>
+      </w:r>
+      <w:r>
+        <w:rPr>
+          <w:rFonts w:ascii="Arial" w:hAnsi="Arial" w:eastAsia="Malgun Gothic" w:cs="Malgun Gothic"/>
+          <w:color w:val="000000"/>
+          <w:sz w:val="22"/>
+          <w:lang w:eastAsia="ko-KR"/>
+        </w:rPr>
+        <w:t xml:space="preserve">), private key는 </w:t>
+      </w:r>
+      <w:r>
+        <w:rPr>
+          <w:rFonts w:ascii="Menlo" w:hAnsi="Menlo" w:eastAsia="Menlo" w:cs="Menlo"/>
+          <w:color w:val="000000"/>
+          <w:sz w:val="21"/>
+          <w:lang w:eastAsia="ko-KR"/>
+        </w:rPr>
+        <w:t>"CONFIRMED_HIGH_RISK"</w:t>
+      </w:r>
+      <w:r>
+        <w:rPr>
+          <w:rFonts w:ascii="Arial" w:hAnsi="Arial" w:eastAsia="Malgun Gothic" w:cs="Malgun Gothic"/>
+          <w:color w:val="000000"/>
+          <w:sz w:val="22"/>
+          <w:lang w:eastAsia="ko-KR"/>
+        </w:rPr>
+        <w:t xml:space="preserve">(재확인)여야 통과한다. 코드를 고쳐 secret이 없어지면 </w:t>
+      </w:r>
+      <w:r>
+        <w:rPr>
+          <w:rFonts w:ascii="Menlo" w:hAnsi="Menlo" w:eastAsia="Menlo" w:cs="Menlo"/>
+          <w:color w:val="000000"/>
+          <w:sz w:val="21"/>
+          <w:lang w:eastAsia="ko-KR"/>
+        </w:rPr>
+        <w:t>CLEAN</w:t>
+      </w:r>
+      <w:r>
+        <w:rPr>
+          <w:rFonts w:ascii="Arial" w:hAnsi="Arial" w:eastAsia="Malgun Gothic" w:cs="Malgun Gothic"/>
+          <w:color w:val="000000"/>
+          <w:sz w:val="22"/>
+          <w:lang w:eastAsia="ko-KR"/>
+        </w:rPr>
+        <w:t>으로 돌아간다. 고엔트로피 문자열 감지는 해시·UUID 오탐이 커서 제외했다. 스캔은 한 줄을 1,024자 창(겹침 256)으로 나눠 수행해, 512 KB 한 줄 입력에서도 정규식 백트래킹이 폭발하지 않는다.</w:t>
+      </w:r>
+    </w:p>
+    <w:p>
+      <w:pPr>
+        <w:pStyle w:val="ListBullet"/>
+      </w:pPr>
+      <w:r>
+        <w:rPr>
+          <w:rFonts w:ascii="Arial" w:hAnsi="Arial" w:eastAsia="Malgun Gothic" w:cs="Malgun Gothic"/>
+          <w:color w:val="000000"/>
+          <w:sz w:val="22"/>
+          <w:lang w:eastAsia="ko-KR"/>
+        </w:rPr>
+        <w:t xml:space="preserve">버전 목록은 최신순 cursor 페이지이며 코드 원문 대신 </w:t>
+      </w:r>
+      <w:r>
+        <w:rPr>
+          <w:rFonts w:ascii="Menlo" w:hAnsi="Menlo" w:eastAsia="Menlo" w:cs="Menlo"/>
+          <w:color w:val="000000"/>
+          <w:sz w:val="21"/>
+          <w:lang w:eastAsia="ko-KR"/>
+        </w:rPr>
+        <w:t>codeLength</w:t>
+      </w:r>
+      <w:r>
+        <w:rPr>
+          <w:rFonts w:ascii="Arial" w:hAnsi="Arial" w:eastAsia="Malgun Gothic" w:cs="Malgun Gothic"/>
+          <w:color w:val="000000"/>
+          <w:sz w:val="22"/>
+          <w:lang w:eastAsia="ko-KR"/>
+        </w:rPr>
+        <w:t xml:space="preserve">(문자 수)를 준다. 원문은 </w:t>
+      </w:r>
+      <w:r>
+        <w:rPr>
+          <w:rFonts w:ascii="Menlo" w:hAnsi="Menlo" w:eastAsia="Menlo" w:cs="Menlo"/>
+          <w:color w:val="000000"/>
+          <w:sz w:val="21"/>
+          <w:lang w:eastAsia="ko-KR"/>
+        </w:rPr>
+        <w:t>GET /snippets/{id}/versions/{no}</w:t>
+      </w:r>
+      <w:r>
+        <w:rPr>
+          <w:rFonts w:ascii="Arial" w:hAnsi="Arial" w:eastAsia="Malgun Gothic" w:cs="Malgun Gothic"/>
+          <w:color w:val="000000"/>
+          <w:sz w:val="22"/>
+          <w:lang w:eastAsia="ko-KR"/>
+        </w:rPr>
+        <w:t>.</w:t>
+      </w:r>
+    </w:p>
+    <w:p>
+      <w:pPr>
+        <w:pStyle w:val="ListBullet"/>
+      </w:pPr>
+      <w:r>
+        <w:rPr>
+          <w:rFonts w:ascii="Menlo" w:hAnsi="Menlo" w:eastAsia="Menlo" w:cs="Menlo"/>
+          <w:color w:val="000000"/>
+          <w:sz w:val="21"/>
+          <w:lang w:eastAsia="ko-KR"/>
+        </w:rPr>
+        <w:t>POST /snippets/{id}/usage</w:t>
+      </w:r>
+      <w:r>
+        <w:rPr>
+          <w:rFonts w:ascii="Arial" w:hAnsi="Arial" w:eastAsia="Malgun Gothic" w:cs="Malgun Gothic"/>
+          <w:color w:val="000000"/>
+          <w:sz w:val="22"/>
+          <w:lang w:eastAsia="ko-KR"/>
+        </w:rPr>
+        <w:t xml:space="preserve">는 </w:t>
+      </w:r>
+      <w:r>
+        <w:rPr>
+          <w:rFonts w:ascii="Menlo" w:hAnsi="Menlo" w:eastAsia="Menlo" w:cs="Menlo"/>
+          <w:color w:val="000000"/>
+          <w:sz w:val="21"/>
+          <w:lang w:eastAsia="ko-KR"/>
+        </w:rPr>
+        <w:t>{action:"COPY"}</w:t>
+      </w:r>
+      <w:r>
+        <w:rPr>
+          <w:rFonts w:ascii="Arial" w:hAnsi="Arial" w:eastAsia="Malgun Gothic" w:cs="Malgun Gothic"/>
+          <w:color w:val="000000"/>
+          <w:sz w:val="22"/>
+          <w:lang w:eastAsia="ko-KR"/>
+        </w:rPr>
+        <w:t xml:space="preserve">만 허용(그 외 </w:t>
+      </w:r>
+      <w:r>
+        <w:rPr>
+          <w:rFonts w:ascii="Menlo" w:hAnsi="Menlo" w:eastAsia="Menlo" w:cs="Menlo"/>
+          <w:color w:val="000000"/>
+          <w:sz w:val="21"/>
+          <w:lang w:eastAsia="ko-KR"/>
+        </w:rPr>
+        <w:t>400</w:t>
+      </w:r>
+      <w:r>
+        <w:rPr>
+          <w:rFonts w:ascii="Arial" w:hAnsi="Arial" w:eastAsia="Malgun Gothic" w:cs="Malgun Gothic"/>
+          <w:color w:val="000000"/>
+          <w:sz w:val="22"/>
+          <w:lang w:eastAsia="ko-KR"/>
+        </w:rPr>
+        <w:t xml:space="preserve">)하고 </w:t>
+      </w:r>
+      <w:r>
+        <w:rPr>
+          <w:rFonts w:ascii="Menlo" w:hAnsi="Menlo" w:eastAsia="Menlo" w:cs="Menlo"/>
+          <w:color w:val="000000"/>
+          <w:sz w:val="21"/>
+          <w:lang w:eastAsia="ko-KR"/>
+        </w:rPr>
+        <w:t>use_count</w:t>
+      </w:r>
+      <w:r>
+        <w:rPr>
+          <w:rFonts w:ascii="Arial" w:hAnsi="Arial" w:eastAsia="Malgun Gothic" w:cs="Malgun Gothic"/>
+          <w:color w:val="000000"/>
+          <w:sz w:val="22"/>
+          <w:lang w:eastAsia="ko-KR"/>
+        </w:rPr>
+        <w:t xml:space="preserve">를 DB에서 원자적으로 증가시킨다. Node </w:t>
+      </w:r>
+      <w:r>
+        <w:rPr>
+          <w:rFonts w:ascii="Menlo" w:hAnsi="Menlo" w:eastAsia="Menlo" w:cs="Menlo"/>
+          <w:color w:val="000000"/>
+          <w:sz w:val="21"/>
+          <w:lang w:eastAsia="ko-KR"/>
+        </w:rPr>
+        <w:t>version</w:t>
+      </w:r>
+      <w:r>
+        <w:rPr>
+          <w:rFonts w:ascii="Arial" w:hAnsi="Arial" w:eastAsia="Malgun Gothic" w:cs="Malgun Gothic"/>
+          <w:color w:val="000000"/>
+          <w:sz w:val="22"/>
+          <w:lang w:eastAsia="ko-KR"/>
+        </w:rPr>
+        <w:t>은 올리지 않으므로 동시 편집 충돌 원인이 되지 않는다. 이전 버전 원문 복사는 통계에 포함하지 않는다. rate limit은 Phase 7.</w:t>
+      </w:r>
+    </w:p>
+    <w:p>
+      <w:pPr>
+        <w:pStyle w:val="ListBullet"/>
+      </w:pPr>
+      <w:r>
+        <w:rPr>
+          <w:rFonts w:ascii="Arial" w:hAnsi="Arial" w:eastAsia="Malgun Gothic" w:cs="Malgun Gothic"/>
+          <w:b/>
+          <w:color w:val="000000"/>
+          <w:sz w:val="22"/>
+          <w:lang w:eastAsia="ko-KR"/>
+        </w:rPr>
+        <w:t>제외/이월:</w:t>
+      </w:r>
+      <w:r>
+        <w:rPr>
+          <w:rFonts w:ascii="Arial" w:hAnsi="Arial" w:eastAsia="Malgun Gothic" w:cs="Malgun Gothic"/>
+          <w:color w:val="000000"/>
+          <w:sz w:val="22"/>
+          <w:lang w:eastAsia="ko-KR"/>
+        </w:rPr>
+        <w:t xml:space="preserve"> </w:t>
+      </w:r>
+      <w:r>
+        <w:rPr>
+          <w:rFonts w:ascii="Menlo" w:hAnsi="Menlo" w:eastAsia="Menlo" w:cs="Menlo"/>
+          <w:color w:val="000000"/>
+          <w:sz w:val="21"/>
+          <w:lang w:eastAsia="ko-KR"/>
+        </w:rPr>
+        <w:t>GET /snippets/{id}/diff</w:t>
+      </w:r>
+      <w:r>
+        <w:rPr>
+          <w:rFonts w:ascii="Arial" w:hAnsi="Arial" w:eastAsia="Malgun Gothic" w:cs="Malgun Gothic"/>
+          <w:color w:val="000000"/>
+          <w:sz w:val="22"/>
+          <w:lang w:eastAsia="ko-KR"/>
+        </w:rPr>
+        <w:t xml:space="preserve">(SNP-07, SHOULD — "초기에는 버전별 원문 조회만" 허용), 요청의 </w:t>
+      </w:r>
+      <w:r>
+        <w:rPr>
+          <w:rFonts w:ascii="Menlo" w:hAnsi="Menlo" w:eastAsia="Menlo" w:cs="Menlo"/>
+          <w:color w:val="000000"/>
+          <w:sz w:val="21"/>
+          <w:lang w:eastAsia="ko-KR"/>
+        </w:rPr>
+        <w:t>relations[]</w:t>
+      </w:r>
+      <w:r>
+        <w:rPr>
+          <w:rFonts w:ascii="Arial" w:hAnsi="Arial" w:eastAsia="Malgun Gothic" w:cs="Malgun Gothic"/>
+          <w:color w:val="000000"/>
+          <w:sz w:val="22"/>
+          <w:lang w:eastAsia="ko-KR"/>
+        </w:rPr>
+        <w:t>(Phase 4). 알 수 없는 요청 필드는 무시된다.</w:t>
+      </w:r>
+    </w:p>
+    <w:p>
       <w:pPr>
         <w:pStyle w:val="Heading2"/>
         <w:keepNext/>

--- a/docs-word/06-API_명세서.docx
+++ b/docs-word/06-API_명세서.docx
@@ -12617,6 +12617,1331 @@
       </w:r>
     </w:p>
     <w:p>
+      <w:r>
+        <w:rPr>
+          <w:rFonts w:ascii="Arial" w:hAnsi="Arial" w:eastAsia="Malgun Gothic" w:cs="Malgun Gothic"/>
+          <w:b/>
+          <w:color w:val="000000"/>
+          <w:sz w:val="22"/>
+          <w:lang w:eastAsia="ko-KR"/>
+        </w:rPr>
+        <w:t>Phase 4 구현 범위와 세부 계약(v1.7 확정)</w:t>
+      </w:r>
+    </w:p>
+    <w:p>
+      <w:pPr>
+        <w:pStyle w:val="ListBullet"/>
+      </w:pPr>
+      <w:r>
+        <w:rPr>
+          <w:rFonts w:ascii="Arial" w:hAnsi="Arial" w:eastAsia="Malgun Gothic" w:cs="Malgun Gothic"/>
+          <w:b/>
+          <w:color w:val="000000"/>
+          <w:sz w:val="22"/>
+          <w:lang w:eastAsia="ko-KR"/>
+        </w:rPr>
+        <w:t>Relation 검증 순서와 오류:</w:t>
+      </w:r>
+      <w:r>
+        <w:rPr>
+          <w:rFonts w:ascii="Arial" w:hAnsi="Arial" w:eastAsia="Malgun Gothic" w:cs="Malgun Gothic"/>
+          <w:color w:val="000000"/>
+          <w:sz w:val="22"/>
+          <w:lang w:eastAsia="ko-KR"/>
+        </w:rPr>
+        <w:t xml:space="preserve"> self-loop(</w:t>
+      </w:r>
+      <w:r>
+        <w:rPr>
+          <w:rFonts w:ascii="Menlo" w:hAnsi="Menlo" w:eastAsia="Menlo" w:cs="Menlo"/>
+          <w:color w:val="000000"/>
+          <w:sz w:val="21"/>
+          <w:lang w:eastAsia="ko-KR"/>
+        </w:rPr>
+        <w:t>400 SELF_RELATION_NOT_ALLOWED</w:t>
+      </w:r>
+      <w:r>
+        <w:rPr>
+          <w:rFonts w:ascii="Arial" w:hAnsi="Arial" w:eastAsia="Malgun Gothic" w:cs="Malgun Gothic"/>
+          <w:color w:val="000000"/>
+          <w:sz w:val="22"/>
+          <w:lang w:eastAsia="ko-KR"/>
+        </w:rPr>
+        <w:t>) → 관계 타입(</w:t>
+      </w:r>
+      <w:r>
+        <w:rPr>
+          <w:rFonts w:ascii="Menlo" w:hAnsi="Menlo" w:eastAsia="Menlo" w:cs="Menlo"/>
+          <w:color w:val="000000"/>
+          <w:sz w:val="21"/>
+          <w:lang w:eastAsia="ko-KR"/>
+        </w:rPr>
+        <w:t>400 INVALID_RELATION_TYPE</w:t>
+      </w:r>
+      <w:r>
+        <w:rPr>
+          <w:rFonts w:ascii="Arial" w:hAnsi="Arial" w:eastAsia="Malgun Gothic" w:cs="Malgun Gothic"/>
+          <w:color w:val="000000"/>
+          <w:sz w:val="22"/>
+          <w:lang w:eastAsia="ko-KR"/>
+        </w:rPr>
+        <w:t>) → 두 Node가 같은 Workspace에 존재(</w:t>
+      </w:r>
+      <w:r>
+        <w:rPr>
+          <w:rFonts w:ascii="Menlo" w:hAnsi="Menlo" w:eastAsia="Menlo" w:cs="Menlo"/>
+          <w:color w:val="000000"/>
+          <w:sz w:val="21"/>
+          <w:lang w:eastAsia="ko-KR"/>
+        </w:rPr>
+        <w:t>400 INVALID_RELATION_NODE</w:t>
+      </w:r>
+      <w:r>
+        <w:rPr>
+          <w:rFonts w:ascii="Arial" w:hAnsi="Arial" w:eastAsia="Malgun Gothic" w:cs="Malgun Gothic"/>
+          <w:color w:val="000000"/>
+          <w:sz w:val="22"/>
+          <w:lang w:eastAsia="ko-KR"/>
+        </w:rPr>
+        <w:t xml:space="preserve"> — 다른 Workspace id는 없음과 구분되지 않는다) → 휴지통 Node 금지(</w:t>
+      </w:r>
+      <w:r>
+        <w:rPr>
+          <w:rFonts w:ascii="Menlo" w:hAnsi="Menlo" w:eastAsia="Menlo" w:cs="Menlo"/>
+          <w:color w:val="000000"/>
+          <w:sz w:val="21"/>
+          <w:lang w:eastAsia="ko-KR"/>
+        </w:rPr>
+        <w:t>409 INVALID_NODE_STATE</w:t>
+      </w:r>
+      <w:r>
+        <w:rPr>
+          <w:rFonts w:ascii="Arial" w:hAnsi="Arial" w:eastAsia="Malgun Gothic" w:cs="Malgun Gothic"/>
+          <w:color w:val="000000"/>
+          <w:sz w:val="22"/>
+          <w:lang w:eastAsia="ko-KR"/>
+        </w:rPr>
+        <w:t>) → §13.1.1 허용 조합(</w:t>
+      </w:r>
+      <w:r>
+        <w:rPr>
+          <w:rFonts w:ascii="Menlo" w:hAnsi="Menlo" w:eastAsia="Menlo" w:cs="Menlo"/>
+          <w:color w:val="000000"/>
+          <w:sz w:val="21"/>
+          <w:lang w:eastAsia="ko-KR"/>
+        </w:rPr>
+        <w:t>400 TYPE_NOT_ALLOWED</w:t>
+      </w:r>
+      <w:r>
+        <w:rPr>
+          <w:rFonts w:ascii="Arial" w:hAnsi="Arial" w:eastAsia="Malgun Gothic" w:cs="Malgun Gothic"/>
+          <w:color w:val="000000"/>
+          <w:sz w:val="22"/>
+          <w:lang w:eastAsia="ko-KR"/>
+        </w:rPr>
+        <w:t>) → 중복(</w:t>
+      </w:r>
+      <w:r>
+        <w:rPr>
+          <w:rFonts w:ascii="Menlo" w:hAnsi="Menlo" w:eastAsia="Menlo" w:cs="Menlo"/>
+          <w:color w:val="000000"/>
+          <w:sz w:val="21"/>
+          <w:lang w:eastAsia="ko-KR"/>
+        </w:rPr>
+        <w:t>409 DUPLICATE_RELATION</w:t>
+      </w:r>
+      <w:r>
+        <w:rPr>
+          <w:rFonts w:ascii="Arial" w:hAnsi="Arial" w:eastAsia="Malgun Gothic" w:cs="Malgun Gothic"/>
+          <w:color w:val="000000"/>
+          <w:sz w:val="22"/>
+          <w:lang w:eastAsia="ko-KR"/>
+        </w:rPr>
+        <w:t xml:space="preserve">, </w:t>
+      </w:r>
+      <w:r>
+        <w:rPr>
+          <w:rFonts w:ascii="Menlo" w:hAnsi="Menlo" w:eastAsia="Menlo" w:cs="Menlo"/>
+          <w:color w:val="000000"/>
+          <w:sz w:val="21"/>
+          <w:lang w:eastAsia="ko-KR"/>
+        </w:rPr>
+        <w:t>fieldErrors:[{field:"relationId", reason:"&lt;기존 id&gt;"}]</w:t>
+      </w:r>
+      <w:r>
+        <w:rPr>
+          <w:rFonts w:ascii="Arial" w:hAnsi="Arial" w:eastAsia="Malgun Gothic" w:cs="Malgun Gothic"/>
+          <w:color w:val="000000"/>
+          <w:sz w:val="22"/>
+          <w:lang w:eastAsia="ko-KR"/>
+        </w:rPr>
+        <w:t xml:space="preserve">로 기존 관계를 알려 준다). 동시 요청 경합은 DB UNIQUE/CHECK가 막고, constraint 이름 기반 변환은 infrastructure의 </w:t>
+      </w:r>
+      <w:r>
+        <w:rPr>
+          <w:rFonts w:ascii="Menlo" w:hAnsi="Menlo" w:eastAsia="Menlo" w:cs="Menlo"/>
+          <w:color w:val="000000"/>
+          <w:sz w:val="21"/>
+          <w:lang w:eastAsia="ko-KR"/>
+        </w:rPr>
+        <w:t>RelationStore</w:t>
+      </w:r>
+      <w:r>
+        <w:rPr>
+          <w:rFonts w:ascii="Arial" w:hAnsi="Arial" w:eastAsia="Malgun Gothic" w:cs="Malgun Gothic"/>
+          <w:color w:val="000000"/>
+          <w:sz w:val="22"/>
+          <w:lang w:eastAsia="ko-KR"/>
+        </w:rPr>
+        <w:t xml:space="preserve">가 맡는다. </w:t>
+      </w:r>
+      <w:r>
+        <w:rPr>
+          <w:rFonts w:ascii="Menlo" w:hAnsi="Menlo" w:eastAsia="Menlo" w:cs="Menlo"/>
+          <w:color w:val="000000"/>
+          <w:sz w:val="21"/>
+          <w:lang w:eastAsia="ko-KR"/>
+        </w:rPr>
+        <w:t>note</w:t>
+      </w:r>
+      <w:r>
+        <w:rPr>
+          <w:rFonts w:ascii="Arial" w:hAnsi="Arial" w:eastAsia="Malgun Gothic" w:cs="Malgun Gothic"/>
+          <w:color w:val="000000"/>
+          <w:sz w:val="22"/>
+          <w:lang w:eastAsia="ko-KR"/>
+        </w:rPr>
+        <w:t>는 최대 500자.</w:t>
+      </w:r>
+    </w:p>
+    <w:p>
+      <w:pPr>
+        <w:pStyle w:val="ListBullet"/>
+      </w:pPr>
+      <w:r>
+        <w:rPr>
+          <w:rFonts w:ascii="Arial" w:hAnsi="Arial" w:eastAsia="Malgun Gothic" w:cs="Malgun Gothic"/>
+          <w:b/>
+          <w:color w:val="000000"/>
+          <w:sz w:val="22"/>
+          <w:lang w:eastAsia="ko-KR"/>
+        </w:rPr>
+        <w:t>`PATCH /relations/{id}`:</w:t>
+      </w:r>
+      <w:r>
+        <w:rPr>
+          <w:rFonts w:ascii="Arial" w:hAnsi="Arial" w:eastAsia="Malgun Gothic" w:cs="Malgun Gothic"/>
+          <w:color w:val="000000"/>
+          <w:sz w:val="22"/>
+          <w:lang w:eastAsia="ko-KR"/>
+        </w:rPr>
+        <w:t xml:space="preserve"> </w:t>
+      </w:r>
+      <w:r>
+        <w:rPr>
+          <w:rFonts w:ascii="Menlo" w:hAnsi="Menlo" w:eastAsia="Menlo" w:cs="Menlo"/>
+          <w:color w:val="000000"/>
+          <w:sz w:val="21"/>
+          <w:lang w:eastAsia="ko-KR"/>
+        </w:rPr>
+        <w:t>relationTypeId</w:t>
+      </w:r>
+      <w:r>
+        <w:rPr>
+          <w:rFonts w:ascii="Arial" w:hAnsi="Arial" w:eastAsia="Malgun Gothic" w:cs="Malgun Gothic"/>
+          <w:color w:val="000000"/>
+          <w:sz w:val="22"/>
+          <w:lang w:eastAsia="ko-KR"/>
+        </w:rPr>
+        <w:t>/</w:t>
+      </w:r>
+      <w:r>
+        <w:rPr>
+          <w:rFonts w:ascii="Menlo" w:hAnsi="Menlo" w:eastAsia="Menlo" w:cs="Menlo"/>
+          <w:color w:val="000000"/>
+          <w:sz w:val="21"/>
+          <w:lang w:eastAsia="ko-KR"/>
+        </w:rPr>
+        <w:t>note</w:t>
+      </w:r>
+      <w:r>
+        <w:rPr>
+          <w:rFonts w:ascii="Arial" w:hAnsi="Arial" w:eastAsia="Malgun Gothic" w:cs="Malgun Gothic"/>
+          <w:color w:val="000000"/>
+          <w:sz w:val="22"/>
+          <w:lang w:eastAsia="ko-KR"/>
+        </w:rPr>
+        <w:t xml:space="preserve"> 중 보낸 것만 바꾼다(</w:t>
+      </w:r>
+      <w:r>
+        <w:rPr>
+          <w:rFonts w:ascii="Menlo" w:hAnsi="Menlo" w:eastAsia="Menlo" w:cs="Menlo"/>
+          <w:color w:val="000000"/>
+          <w:sz w:val="21"/>
+          <w:lang w:eastAsia="ko-KR"/>
+        </w:rPr>
+        <w:t>null</w:t>
+      </w:r>
+      <w:r>
+        <w:rPr>
+          <w:rFonts w:ascii="Arial" w:hAnsi="Arial" w:eastAsia="Malgun Gothic" w:cs="Malgun Gothic"/>
+          <w:color w:val="000000"/>
+          <w:sz w:val="22"/>
+          <w:lang w:eastAsia="ko-KR"/>
+        </w:rPr>
+        <w:t xml:space="preserve">/생략은 변경 없음, 빈 메모 문자열은 지움). 타입을 바꾸면 같은 허용 조합·중복 규칙이 적용되고, 방향성 → 대칭으로 바꾸면 canonical 순서로 저장 방향이 정리된다. 아무것도 바뀌지 않으면 </w:t>
+      </w:r>
+      <w:r>
+        <w:rPr>
+          <w:rFonts w:ascii="Menlo" w:hAnsi="Menlo" w:eastAsia="Menlo" w:cs="Menlo"/>
+          <w:color w:val="000000"/>
+          <w:sz w:val="21"/>
+          <w:lang w:eastAsia="ko-KR"/>
+        </w:rPr>
+        <w:t>updated_at</w:t>
+      </w:r>
+      <w:r>
+        <w:rPr>
+          <w:rFonts w:ascii="Arial" w:hAnsi="Arial" w:eastAsia="Malgun Gothic" w:cs="Malgun Gothic"/>
+          <w:color w:val="000000"/>
+          <w:sz w:val="22"/>
+          <w:lang w:eastAsia="ko-KR"/>
+        </w:rPr>
+        <w:t>도 바꾸지 않는다. 휴지통 Node가 낀 관계는 수정할 수 없고(</w:t>
+      </w:r>
+      <w:r>
+        <w:rPr>
+          <w:rFonts w:ascii="Menlo" w:hAnsi="Menlo" w:eastAsia="Menlo" w:cs="Menlo"/>
+          <w:color w:val="000000"/>
+          <w:sz w:val="21"/>
+          <w:lang w:eastAsia="ko-KR"/>
+        </w:rPr>
+        <w:t>409</w:t>
+      </w:r>
+      <w:r>
+        <w:rPr>
+          <w:rFonts w:ascii="Arial" w:hAnsi="Arial" w:eastAsia="Malgun Gothic" w:cs="Malgun Gothic"/>
+          <w:color w:val="000000"/>
+          <w:sz w:val="22"/>
+          <w:lang w:eastAsia="ko-KR"/>
+        </w:rPr>
+        <w:t xml:space="preserve">), 삭제는 언제나 가능하다. 낙관적 락 </w:t>
+      </w:r>
+      <w:r>
+        <w:rPr>
+          <w:rFonts w:ascii="Menlo" w:hAnsi="Menlo" w:eastAsia="Menlo" w:cs="Menlo"/>
+          <w:color w:val="000000"/>
+          <w:sz w:val="21"/>
+          <w:lang w:eastAsia="ko-KR"/>
+        </w:rPr>
+        <w:t>version</w:t>
+      </w:r>
+      <w:r>
+        <w:rPr>
+          <w:rFonts w:ascii="Arial" w:hAnsi="Arial" w:eastAsia="Malgun Gothic" w:cs="Malgun Gothic"/>
+          <w:color w:val="000000"/>
+          <w:sz w:val="22"/>
+          <w:lang w:eastAsia="ko-KR"/>
+        </w:rPr>
+        <w:t>은 없다(마지막 쓰기가 이기며 UNIQUE가 무결성을 지킨다).</w:t>
+      </w:r>
+    </w:p>
+    <w:p>
+      <w:pPr>
+        <w:pStyle w:val="ListBullet"/>
+      </w:pPr>
+      <w:r>
+        <w:rPr>
+          <w:rFonts w:ascii="Arial" w:hAnsi="Arial" w:eastAsia="Malgun Gothic" w:cs="Malgun Gothic"/>
+          <w:b/>
+          <w:color w:val="000000"/>
+          <w:sz w:val="22"/>
+          <w:lang w:eastAsia="ko-KR"/>
+        </w:rPr>
+        <w:t>`GET /relation-types`:</w:t>
+      </w:r>
+      <w:r>
+        <w:rPr>
+          <w:rFonts w:ascii="Arial" w:hAnsi="Arial" w:eastAsia="Malgun Gothic" w:cs="Malgun Gothic"/>
+          <w:color w:val="000000"/>
+          <w:sz w:val="22"/>
+          <w:lang w:eastAsia="ko-KR"/>
+        </w:rPr>
+        <w:t xml:space="preserve"> 활성 시스템 13종(+ 해당 Workspace의 사용자 타입, 현재는 없음). 허용 Source/Target 조합은 이 응답의 </w:t>
+      </w:r>
+      <w:r>
+        <w:rPr>
+          <w:rFonts w:ascii="Menlo" w:hAnsi="Menlo" w:eastAsia="Menlo" w:cs="Menlo"/>
+          <w:color w:val="000000"/>
+          <w:sz w:val="21"/>
+          <w:lang w:eastAsia="ko-KR"/>
+        </w:rPr>
+        <w:t>allowedSourceTypes</w:t>
+      </w:r>
+      <w:r>
+        <w:rPr>
+          <w:rFonts w:ascii="Arial" w:hAnsi="Arial" w:eastAsia="Malgun Gothic" w:cs="Malgun Gothic"/>
+          <w:color w:val="000000"/>
+          <w:sz w:val="22"/>
+          <w:lang w:eastAsia="ko-KR"/>
+        </w:rPr>
+        <w:t>/</w:t>
+      </w:r>
+      <w:r>
+        <w:rPr>
+          <w:rFonts w:ascii="Menlo" w:hAnsi="Menlo" w:eastAsia="Menlo" w:cs="Menlo"/>
+          <w:color w:val="000000"/>
+          <w:sz w:val="21"/>
+          <w:lang w:eastAsia="ko-KR"/>
+        </w:rPr>
+        <w:t>allowedTargetTypes</w:t>
+      </w:r>
+      <w:r>
+        <w:rPr>
+          <w:rFonts w:ascii="Arial" w:hAnsi="Arial" w:eastAsia="Malgun Gothic" w:cs="Malgun Gothic"/>
+          <w:color w:val="000000"/>
+          <w:sz w:val="22"/>
+          <w:lang w:eastAsia="ko-KR"/>
+        </w:rPr>
+        <w:t xml:space="preserve">이며 화면이 선택지를 미리 거르는 데 쓴다. </w:t>
+      </w:r>
+      <w:r>
+        <w:rPr>
+          <w:rFonts w:ascii="Menlo" w:hAnsi="Menlo" w:eastAsia="Menlo" w:cs="Menlo"/>
+          <w:color w:val="000000"/>
+          <w:sz w:val="21"/>
+          <w:lang w:eastAsia="ko-KR"/>
+        </w:rPr>
+        <w:t>POST /relation-types</w:t>
+      </w:r>
+      <w:r>
+        <w:rPr>
+          <w:rFonts w:ascii="Arial" w:hAnsi="Arial" w:eastAsia="Malgun Gothic" w:cs="Malgun Gothic"/>
+          <w:color w:val="000000"/>
+          <w:sz w:val="22"/>
+          <w:lang w:eastAsia="ko-KR"/>
+        </w:rPr>
+        <w:t xml:space="preserve"> 라우트는 없다.</w:t>
+      </w:r>
+    </w:p>
+    <w:p>
+      <w:pPr>
+        <w:pStyle w:val="ListBullet"/>
+      </w:pPr>
+      <w:r>
+        <w:rPr>
+          <w:rFonts w:ascii="Arial" w:hAnsi="Arial" w:eastAsia="Malgun Gothic" w:cs="Malgun Gothic"/>
+          <w:b/>
+          <w:color w:val="000000"/>
+          <w:sz w:val="22"/>
+          <w:lang w:eastAsia="ko-KR"/>
+        </w:rPr>
+        <w:t>보조 endpoint `GET /relations/target-candidates?nodeId&amp;relationTypeId&amp;side=OUTGOING|INCOMING&amp;q`(Relation Picker용, 표에 없던 추가):</w:t>
+      </w:r>
+      <w:r>
+        <w:rPr>
+          <w:rFonts w:ascii="Arial" w:hAnsi="Arial" w:eastAsia="Malgun Gothic" w:cs="Malgun Gothic"/>
+          <w:color w:val="000000"/>
+          <w:sz w:val="22"/>
+          <w:lang w:eastAsia="ko-KR"/>
+        </w:rPr>
+        <w:t xml:space="preserve"> 그 타입·방향에서 허용되는 타입의 Node 중 </w:t>
+      </w:r>
+      <w:r>
+        <w:rPr>
+          <w:rFonts w:ascii="Arial" w:hAnsi="Arial" w:eastAsia="Malgun Gothic" w:cs="Malgun Gothic"/>
+          <w:b/>
+          <w:color w:val="000000"/>
+          <w:sz w:val="22"/>
+          <w:lang w:eastAsia="ko-KR"/>
+        </w:rPr>
+        <w:t>아직 연결되지 않은</w:t>
+      </w:r>
+      <w:r>
+        <w:rPr>
+          <w:rFonts w:ascii="Arial" w:hAnsi="Arial" w:eastAsia="Malgun Gothic" w:cs="Malgun Gothic"/>
+          <w:color w:val="000000"/>
+          <w:sz w:val="22"/>
+          <w:lang w:eastAsia="ko-KR"/>
+        </w:rPr>
+        <w:t xml:space="preserve"> 것만(대칭 타입은 양방향 기준), 휴지통·자기 자신 제외, 제목 부분 일치(대소문자 무시, </w:t>
+      </w:r>
+      <w:r>
+        <w:rPr>
+          <w:rFonts w:ascii="Menlo" w:hAnsi="Menlo" w:eastAsia="Menlo" w:cs="Menlo"/>
+          <w:color w:val="000000"/>
+          <w:sz w:val="21"/>
+          <w:lang w:eastAsia="ko-KR"/>
+        </w:rPr>
+        <w:t>%</w:t>
+      </w:r>
+      <w:r>
+        <w:rPr>
+          <w:rFonts w:ascii="Arial" w:hAnsi="Arial" w:eastAsia="Malgun Gothic" w:cs="Malgun Gothic"/>
+          <w:color w:val="000000"/>
+          <w:sz w:val="22"/>
+          <w:lang w:eastAsia="ko-KR"/>
+        </w:rPr>
+        <w:t xml:space="preserve"> </w:t>
+      </w:r>
+      <w:r>
+        <w:rPr>
+          <w:rFonts w:ascii="Menlo" w:hAnsi="Menlo" w:eastAsia="Menlo" w:cs="Menlo"/>
+          <w:color w:val="000000"/>
+          <w:sz w:val="21"/>
+          <w:lang w:eastAsia="ko-KR"/>
+        </w:rPr>
+        <w:t>_</w:t>
+      </w:r>
+      <w:r>
+        <w:rPr>
+          <w:rFonts w:ascii="Arial" w:hAnsi="Arial" w:eastAsia="Malgun Gothic" w:cs="Malgun Gothic"/>
+          <w:color w:val="000000"/>
+          <w:sz w:val="22"/>
+          <w:lang w:eastAsia="ko-KR"/>
+        </w:rPr>
+        <w:t>는 문자 그대로), 최근 수정 순 최대 20건. 이 Node의 타입이 그 방향으로 허용되지 않으면 빈 목록. 통합 검색(Phase 5) 이전의 최소 기능이다.</w:t>
+      </w:r>
+    </w:p>
+    <w:p>
+      <w:pPr>
+        <w:pStyle w:val="ListBullet"/>
+      </w:pPr>
+      <w:r>
+        <w:rPr>
+          <w:rFonts w:ascii="Arial" w:hAnsi="Arial" w:eastAsia="Malgun Gothic" w:cs="Malgun Gothic"/>
+          <w:b/>
+          <w:color w:val="000000"/>
+          <w:sz w:val="22"/>
+          <w:lang w:eastAsia="ko-KR"/>
+        </w:rPr>
+        <w:t>Node 상세의 `relations`:</w:t>
+      </w:r>
+      <w:r>
+        <w:rPr>
+          <w:rFonts w:ascii="Arial" w:hAnsi="Arial" w:eastAsia="Malgun Gothic" w:cs="Malgun Gothic"/>
+          <w:color w:val="000000"/>
+          <w:sz w:val="22"/>
+          <w:lang w:eastAsia="ko-KR"/>
+        </w:rPr>
+        <w:t xml:space="preserve"> </w:t>
+      </w:r>
+      <w:r>
+        <w:rPr>
+          <w:rFonts w:ascii="Menlo" w:hAnsi="Menlo" w:eastAsia="Menlo" w:cs="Menlo"/>
+          <w:color w:val="000000"/>
+          <w:sz w:val="21"/>
+          <w:lang w:eastAsia="ko-KR"/>
+        </w:rPr>
+        <w:t>GET /nodes/{id}</w:t>
+      </w:r>
+      <w:r>
+        <w:rPr>
+          <w:rFonts w:ascii="Arial" w:hAnsi="Arial" w:eastAsia="Malgun Gothic" w:cs="Malgun Gothic"/>
+          <w:color w:val="000000"/>
+          <w:sz w:val="22"/>
+          <w:lang w:eastAsia="ko-KR"/>
+        </w:rPr>
+        <w:t xml:space="preserve">, </w:t>
+      </w:r>
+      <w:r>
+        <w:rPr>
+          <w:rFonts w:ascii="Menlo" w:hAnsi="Menlo" w:eastAsia="Menlo" w:cs="Menlo"/>
+          <w:color w:val="000000"/>
+          <w:sz w:val="21"/>
+          <w:lang w:eastAsia="ko-KR"/>
+        </w:rPr>
+        <w:t>GET /snippets/{id}</w:t>
+      </w:r>
+      <w:r>
+        <w:rPr>
+          <w:rFonts w:ascii="Arial" w:hAnsi="Arial" w:eastAsia="Malgun Gothic" w:cs="Malgun Gothic"/>
+          <w:color w:val="000000"/>
+          <w:sz w:val="22"/>
+          <w:lang w:eastAsia="ko-KR"/>
+        </w:rPr>
+        <w:t xml:space="preserve">(및 생성·수정 응답)는 </w:t>
+      </w:r>
+      <w:r>
+        <w:rPr>
+          <w:rFonts w:ascii="Menlo" w:hAnsi="Menlo" w:eastAsia="Menlo" w:cs="Menlo"/>
+          <w:color w:val="000000"/>
+          <w:sz w:val="21"/>
+          <w:lang w:eastAsia="ko-KR"/>
+        </w:rPr>
+        <w:t>relations:{outgoing[], incoming[], truncated}</w:t>
+      </w:r>
+      <w:r>
+        <w:rPr>
+          <w:rFonts w:ascii="Arial" w:hAnsi="Arial" w:eastAsia="Malgun Gothic" w:cs="Malgun Gothic"/>
+          <w:color w:val="000000"/>
+          <w:sz w:val="22"/>
+          <w:lang w:eastAsia="ko-KR"/>
+        </w:rPr>
+        <w:t xml:space="preserve">를 포함한다. 각 항목은 </w:t>
+      </w:r>
+      <w:r>
+        <w:rPr>
+          <w:rFonts w:ascii="Menlo" w:hAnsi="Menlo" w:eastAsia="Menlo" w:cs="Menlo"/>
+          <w:color w:val="000000"/>
+          <w:sz w:val="21"/>
+          <w:lang w:eastAsia="ko-KR"/>
+        </w:rPr>
+        <w:t>{id, relationTypeId, type, label, nodeId, nodeTitle, nodeType, nodeStatus, note}</w:t>
+      </w:r>
+      <w:r>
+        <w:rPr>
+          <w:rFonts w:ascii="Arial" w:hAnsi="Arial" w:eastAsia="Malgun Gothic" w:cs="Malgun Gothic"/>
+          <w:color w:val="000000"/>
+          <w:sz w:val="22"/>
+          <w:lang w:eastAsia="ko-KR"/>
+        </w:rPr>
+        <w:t xml:space="preserve">이며 </w:t>
+      </w:r>
+      <w:r>
+        <w:rPr>
+          <w:rFonts w:ascii="Menlo" w:hAnsi="Menlo" w:eastAsia="Menlo" w:cs="Menlo"/>
+          <w:color w:val="000000"/>
+          <w:sz w:val="21"/>
+          <w:lang w:eastAsia="ko-KR"/>
+        </w:rPr>
+        <w:t>label</w:t>
+      </w:r>
+      <w:r>
+        <w:rPr>
+          <w:rFonts w:ascii="Arial" w:hAnsi="Arial" w:eastAsia="Malgun Gothic" w:cs="Malgun Gothic"/>
+          <w:color w:val="000000"/>
+          <w:sz w:val="22"/>
+          <w:lang w:eastAsia="ko-KR"/>
+        </w:rPr>
+        <w:t xml:space="preserve">은 이 Node 기준으로 forward/inverse가 이미 골라져 있다. </w:t>
+      </w:r>
+      <w:r>
+        <w:rPr>
+          <w:rFonts w:ascii="Arial" w:hAnsi="Arial" w:eastAsia="Malgun Gothic" w:cs="Malgun Gothic"/>
+          <w:b/>
+          <w:color w:val="000000"/>
+          <w:sz w:val="22"/>
+          <w:lang w:eastAsia="ko-KR"/>
+        </w:rPr>
+        <w:t>대칭 타입은 저장 방향과 무관하게 항상 `outgoing`에 담고</w:t>
+      </w:r>
+      <w:r>
+        <w:rPr>
+          <w:rFonts w:ascii="Arial" w:hAnsi="Arial" w:eastAsia="Malgun Gothic" w:cs="Malgun Gothic"/>
+          <w:color w:val="000000"/>
+          <w:sz w:val="22"/>
+          <w:lang w:eastAsia="ko-KR"/>
+        </w:rPr>
+        <w:t xml:space="preserve"> 상대 Node를 </w:t>
+      </w:r>
+      <w:r>
+        <w:rPr>
+          <w:rFonts w:ascii="Menlo" w:hAnsi="Menlo" w:eastAsia="Menlo" w:cs="Menlo"/>
+          <w:color w:val="000000"/>
+          <w:sz w:val="21"/>
+          <w:lang w:eastAsia="ko-KR"/>
+        </w:rPr>
+        <w:t>nodeId</w:t>
+      </w:r>
+      <w:r>
+        <w:rPr>
+          <w:rFonts w:ascii="Arial" w:hAnsi="Arial" w:eastAsia="Malgun Gothic" w:cs="Malgun Gothic"/>
+          <w:color w:val="000000"/>
+          <w:sz w:val="22"/>
+          <w:lang w:eastAsia="ko-KR"/>
+        </w:rPr>
+        <w:t xml:space="preserve">로 준다(§13.1.2의 canonical 저장을 화면이 알 필요가 없다). 휴지통 Node와 이어진 관계는 제외한다. 한 Node에 싣는 관계는 최대 200건이며 넘으면 </w:t>
+      </w:r>
+      <w:r>
+        <w:rPr>
+          <w:rFonts w:ascii="Menlo" w:hAnsi="Menlo" w:eastAsia="Menlo" w:cs="Menlo"/>
+          <w:color w:val="000000"/>
+          <w:sz w:val="21"/>
+          <w:lang w:eastAsia="ko-KR"/>
+        </w:rPr>
+        <w:t>truncated=true</w:t>
+      </w:r>
+      <w:r>
+        <w:rPr>
+          <w:rFonts w:ascii="Arial" w:hAnsi="Arial" w:eastAsia="Malgun Gothic" w:cs="Malgun Gothic"/>
+          <w:color w:val="000000"/>
+          <w:sz w:val="22"/>
+          <w:lang w:eastAsia="ko-KR"/>
+        </w:rPr>
+        <w:t>로 알린다.</w:t>
+      </w:r>
+    </w:p>
+    <w:p>
+      <w:pPr>
+        <w:pStyle w:val="ListBullet"/>
+      </w:pPr>
+      <w:r>
+        <w:rPr>
+          <w:rFonts w:ascii="Arial" w:hAnsi="Arial" w:eastAsia="Malgun Gothic" w:cs="Malgun Gothic"/>
+          <w:b/>
+          <w:color w:val="000000"/>
+          <w:sz w:val="22"/>
+          <w:lang w:eastAsia="ko-KR"/>
+        </w:rPr>
+        <w:t>`GET /graph/focus/{nodeId}`:</w:t>
+      </w:r>
+      <w:r>
+        <w:rPr>
+          <w:rFonts w:ascii="Arial" w:hAnsi="Arial" w:eastAsia="Malgun Gothic" w:cs="Malgun Gothic"/>
+          <w:color w:val="000000"/>
+          <w:sz w:val="22"/>
+          <w:lang w:eastAsia="ko-KR"/>
+        </w:rPr>
+        <w:t xml:space="preserve"> </w:t>
+      </w:r>
+      <w:r>
+        <w:rPr>
+          <w:rFonts w:ascii="Menlo" w:hAnsi="Menlo" w:eastAsia="Menlo" w:cs="Menlo"/>
+          <w:color w:val="000000"/>
+          <w:sz w:val="21"/>
+          <w:lang w:eastAsia="ko-KR"/>
+        </w:rPr>
+        <w:t>depth</w:t>
+      </w:r>
+      <w:r>
+        <w:rPr>
+          <w:rFonts w:ascii="Arial" w:hAnsi="Arial" w:eastAsia="Malgun Gothic" w:cs="Malgun Gothic"/>
+          <w:color w:val="000000"/>
+          <w:sz w:val="22"/>
+          <w:lang w:eastAsia="ko-KR"/>
+        </w:rPr>
+        <w:t xml:space="preserve">(기본 1, 1~3, 3 초과는 </w:t>
+      </w:r>
+      <w:r>
+        <w:rPr>
+          <w:rFonts w:ascii="Menlo" w:hAnsi="Menlo" w:eastAsia="Menlo" w:cs="Menlo"/>
+          <w:color w:val="000000"/>
+          <w:sz w:val="21"/>
+          <w:lang w:eastAsia="ko-KR"/>
+        </w:rPr>
+        <w:t>400 LIMIT_EXCEEDED</w:t>
+      </w:r>
+      <w:r>
+        <w:rPr>
+          <w:rFonts w:ascii="Arial" w:hAnsi="Arial" w:eastAsia="Malgun Gothic" w:cs="Malgun Gothic"/>
+          <w:color w:val="000000"/>
+          <w:sz w:val="22"/>
+          <w:lang w:eastAsia="ko-KR"/>
+        </w:rPr>
+        <w:t xml:space="preserve">, 1 미만은 </w:t>
+      </w:r>
+      <w:r>
+        <w:rPr>
+          <w:rFonts w:ascii="Menlo" w:hAnsi="Menlo" w:eastAsia="Menlo" w:cs="Menlo"/>
+          <w:color w:val="000000"/>
+          <w:sz w:val="21"/>
+          <w:lang w:eastAsia="ko-KR"/>
+        </w:rPr>
+        <w:t>400</w:t>
+      </w:r>
+      <w:r>
+        <w:rPr>
+          <w:rFonts w:ascii="Arial" w:hAnsi="Arial" w:eastAsia="Malgun Gothic" w:cs="Malgun Gothic"/>
+          <w:color w:val="000000"/>
+          <w:sz w:val="22"/>
+          <w:lang w:eastAsia="ko-KR"/>
+        </w:rPr>
+        <w:t xml:space="preserve">), </w:t>
+      </w:r>
+      <w:r>
+        <w:rPr>
+          <w:rFonts w:ascii="Menlo" w:hAnsi="Menlo" w:eastAsia="Menlo" w:cs="Menlo"/>
+          <w:color w:val="000000"/>
+          <w:sz w:val="21"/>
+          <w:lang w:eastAsia="ko-KR"/>
+        </w:rPr>
+        <w:t>maxNodes</w:t>
+      </w:r>
+      <w:r>
+        <w:rPr>
+          <w:rFonts w:ascii="Arial" w:hAnsi="Arial" w:eastAsia="Malgun Gothic" w:cs="Malgun Gothic"/>
+          <w:color w:val="000000"/>
+          <w:sz w:val="22"/>
+          <w:lang w:eastAsia="ko-KR"/>
+        </w:rPr>
+        <w:t xml:space="preserve">(기본 200, 최대 500, 초과는 </w:t>
+      </w:r>
+      <w:r>
+        <w:rPr>
+          <w:rFonts w:ascii="Menlo" w:hAnsi="Menlo" w:eastAsia="Menlo" w:cs="Menlo"/>
+          <w:color w:val="000000"/>
+          <w:sz w:val="21"/>
+          <w:lang w:eastAsia="ko-KR"/>
+        </w:rPr>
+        <w:t>400 LIMIT_EXCEEDED</w:t>
+      </w:r>
+      <w:r>
+        <w:rPr>
+          <w:rFonts w:ascii="Arial" w:hAnsi="Arial" w:eastAsia="Malgun Gothic" w:cs="Malgun Gothic"/>
+          <w:color w:val="000000"/>
+          <w:sz w:val="22"/>
+          <w:lang w:eastAsia="ko-KR"/>
+        </w:rPr>
+        <w:t xml:space="preserve">), </w:t>
+      </w:r>
+      <w:r>
+        <w:rPr>
+          <w:rFonts w:ascii="Menlo" w:hAnsi="Menlo" w:eastAsia="Menlo" w:cs="Menlo"/>
+          <w:color w:val="000000"/>
+          <w:sz w:val="21"/>
+          <w:lang w:eastAsia="ko-KR"/>
+        </w:rPr>
+        <w:t>nodeTypes</w:t>
+      </w:r>
+      <w:r>
+        <w:rPr>
+          <w:rFonts w:ascii="Arial" w:hAnsi="Arial" w:eastAsia="Malgun Gothic" w:cs="Malgun Gothic"/>
+          <w:color w:val="000000"/>
+          <w:sz w:val="22"/>
+          <w:lang w:eastAsia="ko-KR"/>
+        </w:rPr>
+        <w:t>/</w:t>
+      </w:r>
+      <w:r>
+        <w:rPr>
+          <w:rFonts w:ascii="Menlo" w:hAnsi="Menlo" w:eastAsia="Menlo" w:cs="Menlo"/>
+          <w:color w:val="000000"/>
+          <w:sz w:val="21"/>
+          <w:lang w:eastAsia="ko-KR"/>
+        </w:rPr>
+        <w:t>relationTypes</w:t>
+      </w:r>
+      <w:r>
+        <w:rPr>
+          <w:rFonts w:ascii="Arial" w:hAnsi="Arial" w:eastAsia="Malgun Gothic" w:cs="Malgun Gothic"/>
+          <w:color w:val="000000"/>
+          <w:sz w:val="22"/>
+          <w:lang w:eastAsia="ko-KR"/>
+        </w:rPr>
+        <w:t xml:space="preserve">(콤마 구분 목록, 모르는 관계 key는 </w:t>
+      </w:r>
+      <w:r>
+        <w:rPr>
+          <w:rFonts w:ascii="Menlo" w:hAnsi="Menlo" w:eastAsia="Menlo" w:cs="Menlo"/>
+          <w:color w:val="000000"/>
+          <w:sz w:val="21"/>
+          <w:lang w:eastAsia="ko-KR"/>
+        </w:rPr>
+        <w:t>400</w:t>
+      </w:r>
+      <w:r>
+        <w:rPr>
+          <w:rFonts w:ascii="Arial" w:hAnsi="Arial" w:eastAsia="Malgun Gothic" w:cs="Malgun Gothic"/>
+          <w:color w:val="000000"/>
+          <w:sz w:val="22"/>
+          <w:lang w:eastAsia="ko-KR"/>
+        </w:rPr>
+        <w:t xml:space="preserve">), </w:t>
+      </w:r>
+      <w:r>
+        <w:rPr>
+          <w:rFonts w:ascii="Menlo" w:hAnsi="Menlo" w:eastAsia="Menlo" w:cs="Menlo"/>
+          <w:color w:val="000000"/>
+          <w:sz w:val="21"/>
+          <w:lang w:eastAsia="ko-KR"/>
+        </w:rPr>
+        <w:t>archived</w:t>
+      </w:r>
+      <w:r>
+        <w:rPr>
+          <w:rFonts w:ascii="Arial" w:hAnsi="Arial" w:eastAsia="Malgun Gothic" w:cs="Malgun Gothic"/>
+          <w:color w:val="000000"/>
+          <w:sz w:val="22"/>
+          <w:lang w:eastAsia="ko-KR"/>
+        </w:rPr>
+        <w:t xml:space="preserve">(기본 false, true면 보관 Node 포함; 휴지통은 항상 제외). 중심 Node가 없거나 휴지통이면 </w:t>
+      </w:r>
+      <w:r>
+        <w:rPr>
+          <w:rFonts w:ascii="Menlo" w:hAnsi="Menlo" w:eastAsia="Menlo" w:cs="Menlo"/>
+          <w:color w:val="000000"/>
+          <w:sz w:val="21"/>
+          <w:lang w:eastAsia="ko-KR"/>
+        </w:rPr>
+        <w:t>404</w:t>
+      </w:r>
+      <w:r>
+        <w:rPr>
+          <w:rFonts w:ascii="Arial" w:hAnsi="Arial" w:eastAsia="Malgun Gothic" w:cs="Malgun Gothic"/>
+          <w:color w:val="000000"/>
+          <w:sz w:val="22"/>
+          <w:lang w:eastAsia="ko-KR"/>
+        </w:rPr>
+        <w:t xml:space="preserve">. </w:t>
+      </w:r>
+      <w:r>
+        <w:rPr>
+          <w:rFonts w:ascii="Arial" w:hAnsi="Arial" w:eastAsia="Malgun Gothic" w:cs="Malgun Gothic"/>
+          <w:b/>
+          <w:color w:val="000000"/>
+          <w:sz w:val="22"/>
+          <w:lang w:eastAsia="ko-KR"/>
+        </w:rPr>
+        <w:t>낮은 depth부터 BFS</w:t>
+      </w:r>
+      <w:r>
+        <w:rPr>
+          <w:rFonts w:ascii="Arial" w:hAnsi="Arial" w:eastAsia="Malgun Gothic" w:cs="Malgun Gothic"/>
+          <w:color w:val="000000"/>
+          <w:sz w:val="22"/>
+          <w:lang w:eastAsia="ko-KR"/>
+        </w:rPr>
+        <w:t xml:space="preserve">로 확장하고 같은 depth에서는 </w:t>
+      </w:r>
+      <w:r>
+        <w:rPr>
+          <w:rFonts w:ascii="Menlo" w:hAnsi="Menlo" w:eastAsia="Menlo" w:cs="Menlo"/>
+          <w:color w:val="000000"/>
+          <w:sz w:val="21"/>
+          <w:lang w:eastAsia="ko-KR"/>
+        </w:rPr>
+        <w:t>updatedAt DESC, id ASC</w:t>
+      </w:r>
+      <w:r>
+        <w:rPr>
+          <w:rFonts w:ascii="Arial" w:hAnsi="Arial" w:eastAsia="Malgun Gothic" w:cs="Malgun Gothic"/>
+          <w:color w:val="000000"/>
+          <w:sz w:val="22"/>
+          <w:lang w:eastAsia="ko-KR"/>
+        </w:rPr>
+        <w:t xml:space="preserve"> 순으로 담아 잘림 지점이 결정적이다. visited 집합으로 cycle에서도 종료하며 여러 경로로 닿는 Node는 가장 낮은 depth로 한 번만 담는다(응답의 </w:t>
+      </w:r>
+      <w:r>
+        <w:rPr>
+          <w:rFonts w:ascii="Menlo" w:hAnsi="Menlo" w:eastAsia="Menlo" w:cs="Menlo"/>
+          <w:color w:val="000000"/>
+          <w:sz w:val="21"/>
+          <w:lang w:eastAsia="ko-KR"/>
+        </w:rPr>
+        <w:t>depth</w:t>
+      </w:r>
+      <w:r>
+        <w:rPr>
+          <w:rFonts w:ascii="Arial" w:hAnsi="Arial" w:eastAsia="Malgun Gothic" w:cs="Malgun Gothic"/>
+          <w:color w:val="000000"/>
+          <w:sz w:val="22"/>
+          <w:lang w:eastAsia="ko-KR"/>
+        </w:rPr>
+        <w:t xml:space="preserve"> 필드). </w:t>
+      </w:r>
+      <w:r>
+        <w:rPr>
+          <w:rFonts w:ascii="Menlo" w:hAnsi="Menlo" w:eastAsia="Menlo" w:cs="Menlo"/>
+          <w:color w:val="000000"/>
+          <w:sz w:val="21"/>
+          <w:lang w:eastAsia="ko-KR"/>
+        </w:rPr>
+        <w:t>nodeTypes</w:t>
+      </w:r>
+      <w:r>
+        <w:rPr>
+          <w:rFonts w:ascii="Arial" w:hAnsi="Arial" w:eastAsia="Malgun Gothic" w:cs="Malgun Gothic"/>
+          <w:color w:val="000000"/>
+          <w:sz w:val="22"/>
+          <w:lang w:eastAsia="ko-KR"/>
+        </w:rPr>
+        <w:t xml:space="preserve"> 필터는 중심 Node 자신에는 적용하지 않는다. edge는 담긴 Node </w:t>
+      </w:r>
+      <w:r>
+        <w:rPr>
+          <w:rFonts w:ascii="Arial" w:hAnsi="Arial" w:eastAsia="Malgun Gothic" w:cs="Malgun Gothic"/>
+          <w:b/>
+          <w:color w:val="000000"/>
+          <w:sz w:val="22"/>
+          <w:lang w:eastAsia="ko-KR"/>
+        </w:rPr>
+        <w:t>사이</w:t>
+      </w:r>
+      <w:r>
+        <w:rPr>
+          <w:rFonts w:ascii="Arial" w:hAnsi="Arial" w:eastAsia="Malgun Gothic" w:cs="Malgun Gothic"/>
+          <w:color w:val="000000"/>
+          <w:sz w:val="22"/>
+          <w:lang w:eastAsia="ko-KR"/>
+        </w:rPr>
+        <w:t xml:space="preserve">의 것만이며 상한은 </w:t>
+      </w:r>
+      <w:r>
+        <w:rPr>
+          <w:rFonts w:ascii="Menlo" w:hAnsi="Menlo" w:eastAsia="Menlo" w:cs="Menlo"/>
+          <w:color w:val="000000"/>
+          <w:sz w:val="21"/>
+          <w:lang w:eastAsia="ko-KR"/>
+        </w:rPr>
+        <w:t>min(1500, 3×maxNodes)</w:t>
+      </w:r>
+      <w:r>
+        <w:rPr>
+          <w:rFonts w:ascii="Arial" w:hAnsi="Arial" w:eastAsia="Malgun Gothic" w:cs="Malgun Gothic"/>
+          <w:color w:val="000000"/>
+          <w:sz w:val="22"/>
+          <w:lang w:eastAsia="ko-KR"/>
+        </w:rPr>
+        <w:t>(</w:t>
+      </w:r>
+      <w:r>
+        <w:rPr>
+          <w:rFonts w:ascii="Menlo" w:hAnsi="Menlo" w:eastAsia="Menlo" w:cs="Menlo"/>
+          <w:color w:val="000000"/>
+          <w:sz w:val="21"/>
+          <w:lang w:eastAsia="ko-KR"/>
+        </w:rPr>
+        <w:t>limits.maxEdges</w:t>
+      </w:r>
+      <w:r>
+        <w:rPr>
+          <w:rFonts w:ascii="Arial" w:hAnsi="Arial" w:eastAsia="Malgun Gothic" w:cs="Malgun Gothic"/>
+          <w:color w:val="000000"/>
+          <w:sz w:val="22"/>
+          <w:lang w:eastAsia="ko-KR"/>
+        </w:rPr>
+        <w:t xml:space="preserve">)다. 상한에 닿으면 </w:t>
+      </w:r>
+      <w:r>
+        <w:rPr>
+          <w:rFonts w:ascii="Menlo" w:hAnsi="Menlo" w:eastAsia="Menlo" w:cs="Menlo"/>
+          <w:color w:val="000000"/>
+          <w:sz w:val="21"/>
+          <w:lang w:eastAsia="ko-KR"/>
+        </w:rPr>
+        <w:t>truncated=true</w:t>
+      </w:r>
+      <w:r>
+        <w:rPr>
+          <w:rFonts w:ascii="Arial" w:hAnsi="Arial" w:eastAsia="Malgun Gothic" w:cs="Malgun Gothic"/>
+          <w:color w:val="000000"/>
+          <w:sz w:val="22"/>
+          <w:lang w:eastAsia="ko-KR"/>
+        </w:rPr>
+        <w:t xml:space="preserve"> + </w:t>
+      </w:r>
+      <w:r>
+        <w:rPr>
+          <w:rFonts w:ascii="Menlo" w:hAnsi="Menlo" w:eastAsia="Menlo" w:cs="Menlo"/>
+          <w:color w:val="000000"/>
+          <w:sz w:val="21"/>
+          <w:lang w:eastAsia="ko-KR"/>
+        </w:rPr>
+        <w:t>truncationReason</w:t>
+      </w:r>
+      <w:r>
+        <w:rPr>
+          <w:rFonts w:ascii="Arial" w:hAnsi="Arial" w:eastAsia="Malgun Gothic" w:cs="Malgun Gothic"/>
+          <w:color w:val="000000"/>
+          <w:sz w:val="22"/>
+          <w:lang w:eastAsia="ko-KR"/>
+        </w:rPr>
+        <w:t>(</w:t>
+      </w:r>
+      <w:r>
+        <w:rPr>
+          <w:rFonts w:ascii="Menlo" w:hAnsi="Menlo" w:eastAsia="Menlo" w:cs="Menlo"/>
+          <w:color w:val="000000"/>
+          <w:sz w:val="21"/>
+          <w:lang w:eastAsia="ko-KR"/>
+        </w:rPr>
+        <w:t>MAX_NODES</w:t>
+      </w:r>
+      <w:r>
+        <w:rPr>
+          <w:rFonts w:ascii="Arial" w:hAnsi="Arial" w:eastAsia="Malgun Gothic" w:cs="Malgun Gothic"/>
+          <w:color w:val="000000"/>
+          <w:sz w:val="22"/>
+          <w:lang w:eastAsia="ko-KR"/>
+        </w:rPr>
+        <w:t xml:space="preserve"> 또는 </w:t>
+      </w:r>
+      <w:r>
+        <w:rPr>
+          <w:rFonts w:ascii="Menlo" w:hAnsi="Menlo" w:eastAsia="Menlo" w:cs="Menlo"/>
+          <w:color w:val="000000"/>
+          <w:sz w:val="21"/>
+          <w:lang w:eastAsia="ko-KR"/>
+        </w:rPr>
+        <w:t>MAX_EDGES</w:t>
+      </w:r>
+      <w:r>
+        <w:rPr>
+          <w:rFonts w:ascii="Arial" w:hAnsi="Arial" w:eastAsia="Malgun Gothic" w:cs="Malgun Gothic"/>
+          <w:color w:val="000000"/>
+          <w:sz w:val="22"/>
+          <w:lang w:eastAsia="ko-KR"/>
+        </w:rPr>
+        <w:t xml:space="preserve">)이고, 상한 때문에 빠진 Node와 요청 depth 바로 다음 단계의 Node를 최대 20개까지 </w:t>
+      </w:r>
+      <w:r>
+        <w:rPr>
+          <w:rFonts w:ascii="Menlo" w:hAnsi="Menlo" w:eastAsia="Menlo" w:cs="Menlo"/>
+          <w:color w:val="000000"/>
+          <w:sz w:val="21"/>
+          <w:lang w:eastAsia="ko-KR"/>
+        </w:rPr>
+        <w:t>nextExpansionCandidates</w:t>
+      </w:r>
+      <w:r>
+        <w:rPr>
+          <w:rFonts w:ascii="Arial" w:hAnsi="Arial" w:eastAsia="Malgun Gothic" w:cs="Malgun Gothic"/>
+          <w:color w:val="000000"/>
+          <w:sz w:val="22"/>
+          <w:lang w:eastAsia="ko-KR"/>
+        </w:rPr>
+        <w:t xml:space="preserve">로 준다. </w:t>
+      </w:r>
+      <w:r>
+        <w:rPr>
+          <w:rFonts w:ascii="Menlo" w:hAnsi="Menlo" w:eastAsia="Menlo" w:cs="Menlo"/>
+          <w:color w:val="000000"/>
+          <w:sz w:val="21"/>
+          <w:lang w:eastAsia="ko-KR"/>
+        </w:rPr>
+        <w:t>MAX_DEPTH</w:t>
+      </w:r>
+      <w:r>
+        <w:rPr>
+          <w:rFonts w:ascii="Arial" w:hAnsi="Arial" w:eastAsia="Malgun Gothic" w:cs="Malgun Gothic"/>
+          <w:color w:val="000000"/>
+          <w:sz w:val="22"/>
+          <w:lang w:eastAsia="ko-KR"/>
+        </w:rPr>
+        <w:t>는 사용하지 않는다(depth 초과는 잘림이 아니라 400이다).</w:t>
+      </w:r>
+    </w:p>
+    <w:p>
+      <w:pPr>
+        <w:pStyle w:val="ListBullet"/>
+      </w:pPr>
+      <w:r>
+        <w:rPr>
+          <w:rFonts w:ascii="Arial" w:hAnsi="Arial" w:eastAsia="Malgun Gothic" w:cs="Malgun Gothic"/>
+          <w:b/>
+          <w:color w:val="000000"/>
+          <w:sz w:val="22"/>
+          <w:lang w:eastAsia="ko-KR"/>
+        </w:rPr>
+        <w:t>`GET /graph/workspace`:</w:t>
+      </w:r>
+      <w:r>
+        <w:rPr>
+          <w:rFonts w:ascii="Arial" w:hAnsi="Arial" w:eastAsia="Malgun Gothic" w:cs="Malgun Gothic"/>
+          <w:color w:val="000000"/>
+          <w:sz w:val="22"/>
+          <w:lang w:eastAsia="ko-KR"/>
+        </w:rPr>
+        <w:t xml:space="preserve"> Node 목록 pagination이다(기본 </w:t>
+      </w:r>
+      <w:r>
+        <w:rPr>
+          <w:rFonts w:ascii="Menlo" w:hAnsi="Menlo" w:eastAsia="Menlo" w:cs="Menlo"/>
+          <w:color w:val="000000"/>
+          <w:sz w:val="21"/>
+          <w:lang w:eastAsia="ko-KR"/>
+        </w:rPr>
+        <w:t>size</w:t>
+      </w:r>
+      <w:r>
+        <w:rPr>
+          <w:rFonts w:ascii="Arial" w:hAnsi="Arial" w:eastAsia="Malgun Gothic" w:cs="Malgun Gothic"/>
+          <w:color w:val="000000"/>
+          <w:sz w:val="22"/>
+          <w:lang w:eastAsia="ko-KR"/>
+        </w:rPr>
+        <w:t xml:space="preserve"> 50, 최대 100, </w:t>
+      </w:r>
+      <w:r>
+        <w:rPr>
+          <w:rFonts w:ascii="Menlo" w:hAnsi="Menlo" w:eastAsia="Menlo" w:cs="Menlo"/>
+          <w:color w:val="000000"/>
+          <w:sz w:val="21"/>
+          <w:lang w:eastAsia="ko-KR"/>
+        </w:rPr>
+        <w:t>GET /nodes</w:t>
+      </w:r>
+      <w:r>
+        <w:rPr>
+          <w:rFonts w:ascii="Arial" w:hAnsi="Arial" w:eastAsia="Malgun Gothic" w:cs="Malgun Gothic"/>
+          <w:color w:val="000000"/>
+          <w:sz w:val="22"/>
+          <w:lang w:eastAsia="ko-KR"/>
+        </w:rPr>
+        <w:t xml:space="preserve">와 같은 cursor 규약). </w:t>
+      </w:r>
+      <w:r>
+        <w:rPr>
+          <w:rFonts w:ascii="Menlo" w:hAnsi="Menlo" w:eastAsia="Menlo" w:cs="Menlo"/>
+          <w:color w:val="000000"/>
+          <w:sz w:val="21"/>
+          <w:lang w:eastAsia="ko-KR"/>
+        </w:rPr>
+        <w:t>tag</w:t>
+      </w:r>
+      <w:r>
+        <w:rPr>
+          <w:rFonts w:ascii="Arial" w:hAnsi="Arial" w:eastAsia="Malgun Gothic" w:cs="Malgun Gothic"/>
+          <w:color w:val="000000"/>
+          <w:sz w:val="22"/>
+          <w:lang w:eastAsia="ko-KR"/>
+        </w:rPr>
+        <w:t xml:space="preserve">, </w:t>
+      </w:r>
+      <w:r>
+        <w:rPr>
+          <w:rFonts w:ascii="Menlo" w:hAnsi="Menlo" w:eastAsia="Menlo" w:cs="Menlo"/>
+          <w:color w:val="000000"/>
+          <w:sz w:val="21"/>
+          <w:lang w:eastAsia="ko-KR"/>
+        </w:rPr>
+        <w:t>nodeTypes</w:t>
+      </w:r>
+      <w:r>
+        <w:rPr>
+          <w:rFonts w:ascii="Arial" w:hAnsi="Arial" w:eastAsia="Malgun Gothic" w:cs="Malgun Gothic"/>
+          <w:color w:val="000000"/>
+          <w:sz w:val="22"/>
+          <w:lang w:eastAsia="ko-KR"/>
+        </w:rPr>
+        <w:t xml:space="preserve">, </w:t>
+      </w:r>
+      <w:r>
+        <w:rPr>
+          <w:rFonts w:ascii="Menlo" w:hAnsi="Menlo" w:eastAsia="Menlo" w:cs="Menlo"/>
+          <w:color w:val="000000"/>
+          <w:sz w:val="21"/>
+          <w:lang w:eastAsia="ko-KR"/>
+        </w:rPr>
+        <w:t>relationTypes</w:t>
+      </w:r>
+      <w:r>
+        <w:rPr>
+          <w:rFonts w:ascii="Arial" w:hAnsi="Arial" w:eastAsia="Malgun Gothic" w:cs="Malgun Gothic"/>
+          <w:color w:val="000000"/>
+          <w:sz w:val="22"/>
+          <w:lang w:eastAsia="ko-KR"/>
+        </w:rPr>
+        <w:t xml:space="preserve">, </w:t>
+      </w:r>
+      <w:r>
+        <w:rPr>
+          <w:rFonts w:ascii="Menlo" w:hAnsi="Menlo" w:eastAsia="Menlo" w:cs="Menlo"/>
+          <w:color w:val="000000"/>
+          <w:sz w:val="21"/>
+          <w:lang w:eastAsia="ko-KR"/>
+        </w:rPr>
+        <w:t>archived</w:t>
+      </w:r>
+      <w:r>
+        <w:rPr>
+          <w:rFonts w:ascii="Arial" w:hAnsi="Arial" w:eastAsia="Malgun Gothic" w:cs="Malgun Gothic"/>
+          <w:color w:val="000000"/>
+          <w:sz w:val="22"/>
+          <w:lang w:eastAsia="ko-KR"/>
+        </w:rPr>
+        <w:t xml:space="preserve"> 필터를 traversal 이후가 아니라 조회 조건에 넣는다. edge는 </w:t>
+      </w:r>
+      <w:r>
+        <w:rPr>
+          <w:rFonts w:ascii="Arial" w:hAnsi="Arial" w:eastAsia="Malgun Gothic" w:cs="Malgun Gothic"/>
+          <w:b/>
+          <w:color w:val="000000"/>
+          <w:sz w:val="22"/>
+          <w:lang w:eastAsia="ko-KR"/>
+        </w:rPr>
+        <w:t>이번 페이지의 Node 사이만</w:t>
+      </w:r>
+      <w:r>
+        <w:rPr>
+          <w:rFonts w:ascii="Arial" w:hAnsi="Arial" w:eastAsia="Malgun Gothic" w:cs="Malgun Gothic"/>
+          <w:color w:val="000000"/>
+          <w:sz w:val="22"/>
+          <w:lang w:eastAsia="ko-KR"/>
+        </w:rPr>
+        <w:t xml:space="preserve"> 반환하므로 페이지를 넘나드는 edge는 보이지 않는다(화면은 첫 페이지만 사용한다). edge가 1,500개를 넘으면 </w:t>
+      </w:r>
+      <w:r>
+        <w:rPr>
+          <w:rFonts w:ascii="Menlo" w:hAnsi="Menlo" w:eastAsia="Menlo" w:cs="Menlo"/>
+          <w:color w:val="000000"/>
+          <w:sz w:val="21"/>
+          <w:lang w:eastAsia="ko-KR"/>
+        </w:rPr>
+        <w:t>truncated=true, MAX_EDGES</w:t>
+      </w:r>
+      <w:r>
+        <w:rPr>
+          <w:rFonts w:ascii="Arial" w:hAnsi="Arial" w:eastAsia="Malgun Gothic" w:cs="Malgun Gothic"/>
+          <w:color w:val="000000"/>
+          <w:sz w:val="22"/>
+          <w:lang w:eastAsia="ko-KR"/>
+        </w:rPr>
+        <w:t>.</w:t>
+      </w:r>
+    </w:p>
+    <w:p>
+      <w:pPr>
+        <w:pStyle w:val="ListBullet"/>
+      </w:pPr>
+      <w:r>
+        <w:rPr>
+          <w:rFonts w:ascii="Arial" w:hAnsi="Arial" w:eastAsia="Malgun Gothic" w:cs="Malgun Gothic"/>
+          <w:b/>
+          <w:color w:val="000000"/>
+          <w:sz w:val="22"/>
+          <w:lang w:eastAsia="ko-KR"/>
+        </w:rPr>
+        <w:t>제외/이월:</w:t>
+      </w:r>
+      <w:r>
+        <w:rPr>
+          <w:rFonts w:ascii="Arial" w:hAnsi="Arial" w:eastAsia="Malgun Gothic" w:cs="Malgun Gothic"/>
+          <w:color w:val="000000"/>
+          <w:sz w:val="22"/>
+          <w:lang w:eastAsia="ko-KR"/>
+        </w:rPr>
+        <w:t xml:space="preserve"> </w:t>
+      </w:r>
+      <w:r>
+        <w:rPr>
+          <w:rFonts w:ascii="Menlo" w:hAnsi="Menlo" w:eastAsia="Menlo" w:cs="Menlo"/>
+          <w:color w:val="000000"/>
+          <w:sz w:val="21"/>
+          <w:lang w:eastAsia="ko-KR"/>
+        </w:rPr>
+        <w:t>PUT /graph/layout</w:t>
+      </w:r>
+      <w:r>
+        <w:rPr>
+          <w:rFonts w:ascii="Arial" w:hAnsi="Arial" w:eastAsia="Malgun Gothic" w:cs="Malgun Gothic"/>
+          <w:color w:val="000000"/>
+          <w:sz w:val="22"/>
+          <w:lang w:eastAsia="ko-KR"/>
+        </w:rPr>
+        <w:t xml:space="preserve">과 </w:t>
+      </w:r>
+      <w:r>
+        <w:rPr>
+          <w:rFonts w:ascii="Menlo" w:hAnsi="Menlo" w:eastAsia="Menlo" w:cs="Menlo"/>
+          <w:color w:val="000000"/>
+          <w:sz w:val="21"/>
+          <w:lang w:eastAsia="ko-KR"/>
+        </w:rPr>
+        <w:t>layout_positions</w:t>
+      </w:r>
+      <w:r>
+        <w:rPr>
+          <w:rFonts w:ascii="Arial" w:hAnsi="Arial" w:eastAsia="Malgun Gothic" w:cs="Malgun Gothic"/>
+          <w:color w:val="000000"/>
+          <w:sz w:val="22"/>
+          <w:lang w:eastAsia="ko-KR"/>
+        </w:rPr>
+        <w:t xml:space="preserve"> 테이블(GRPH-06, SHOULD), Graph 필터의 Project scope(GRPH-04 — Project는 Phase 6), 사용자 정의 Relation(Growth).</w:t>
+      </w:r>
+    </w:p>
+    <w:p>
       <w:pPr>
         <w:pStyle w:val="Heading2"/>
         <w:keepNext/>

--- a/docs-word/06-API_명세서.docx
+++ b/docs-word/06-API_명세서.docx
@@ -13950,6 +13950,17 @@
         <w:t>14 6 Search Project Problem Data API</w:t>
       </w:r>
     </w:p>
+    <w:p>
+      <w:r>
+        <w:rPr>
+          <w:rFonts w:ascii="Arial" w:hAnsi="Arial" w:eastAsia="Malgun Gothic" w:cs="Malgun Gothic"/>
+          <w:color w:val="000000"/>
+          <w:sz w:val="22"/>
+          <w:lang w:eastAsia="ko-KR"/>
+        </w:rPr>
+        <w:t>_(검색의 구현 계약은 이 표 아래 "Phase 5 구현 범위" 참고)_</w:t>
+      </w:r>
+    </w:p>
     <w:tbl>
       <w:tblPr>
         <w:tblW w:type="auto" w:w="0"/>
@@ -15959,6 +15970,880 @@
       </w:r>
     </w:p>
     <w:p>
+      <w:r>
+        <w:rPr>
+          <w:rFonts w:ascii="Arial" w:hAnsi="Arial" w:eastAsia="Malgun Gothic" w:cs="Malgun Gothic"/>
+          <w:b/>
+          <w:color w:val="000000"/>
+          <w:sz w:val="22"/>
+          <w:lang w:eastAsia="ko-KR"/>
+        </w:rPr>
+        <w:t>Phase 5 구현 범위와 세부 계약(v1.8 확정)</w:t>
+      </w:r>
+    </w:p>
+    <w:p>
+      <w:pPr>
+        <w:pStyle w:val="ListBullet"/>
+      </w:pPr>
+      <w:r>
+        <w:rPr>
+          <w:rFonts w:ascii="Arial" w:hAnsi="Arial" w:eastAsia="Malgun Gothic" w:cs="Malgun Gothic"/>
+          <w:b/>
+          <w:color w:val="000000"/>
+          <w:sz w:val="22"/>
+          <w:lang w:eastAsia="ko-KR"/>
+        </w:rPr>
+        <w:t>`GET /search?q&amp;types&amp;tagId&amp;language&amp;framework&amp;archived&amp;cursor&amp;size`:</w:t>
+      </w:r>
+      <w:r>
+        <w:rPr>
+          <w:rFonts w:ascii="Arial" w:hAnsi="Arial" w:eastAsia="Malgun Gothic" w:cs="Malgun Gothic"/>
+          <w:color w:val="000000"/>
+          <w:sz w:val="22"/>
+          <w:lang w:eastAsia="ko-KR"/>
+        </w:rPr>
+        <w:t xml:space="preserve"> 휴지통은 항상 제외, </w:t>
+      </w:r>
+      <w:r>
+        <w:rPr>
+          <w:rFonts w:ascii="Menlo" w:hAnsi="Menlo" w:eastAsia="Menlo" w:cs="Menlo"/>
+          <w:color w:val="000000"/>
+          <w:sz w:val="21"/>
+          <w:lang w:eastAsia="ko-KR"/>
+        </w:rPr>
+        <w:t>archived=true</w:t>
+      </w:r>
+      <w:r>
+        <w:rPr>
+          <w:rFonts w:ascii="Arial" w:hAnsi="Arial" w:eastAsia="Malgun Gothic" w:cs="Malgun Gothic"/>
+          <w:color w:val="000000"/>
+          <w:sz w:val="22"/>
+          <w:lang w:eastAsia="ko-KR"/>
+        </w:rPr>
+        <w:t xml:space="preserve">일 때만 보관 항목 포함, 기본 </w:t>
+      </w:r>
+      <w:r>
+        <w:rPr>
+          <w:rFonts w:ascii="Menlo" w:hAnsi="Menlo" w:eastAsia="Menlo" w:cs="Menlo"/>
+          <w:color w:val="000000"/>
+          <w:sz w:val="21"/>
+          <w:lang w:eastAsia="ko-KR"/>
+        </w:rPr>
+        <w:t>size</w:t>
+      </w:r>
+      <w:r>
+        <w:rPr>
+          <w:rFonts w:ascii="Arial" w:hAnsi="Arial" w:eastAsia="Malgun Gothic" w:cs="Malgun Gothic"/>
+          <w:color w:val="000000"/>
+          <w:sz w:val="22"/>
+          <w:lang w:eastAsia="ko-KR"/>
+        </w:rPr>
+        <w:t xml:space="preserve"> 20(최대 100). 대상은 현재 구현된 Concept/Note/Snippet이며 다른 타입은 해당 Phase에서 </w:t>
+      </w:r>
+      <w:r>
+        <w:rPr>
+          <w:rFonts w:ascii="Menlo" w:hAnsi="Menlo" w:eastAsia="Menlo" w:cs="Menlo"/>
+          <w:color w:val="000000"/>
+          <w:sz w:val="21"/>
+          <w:lang w:eastAsia="ko-KR"/>
+        </w:rPr>
+        <w:t>title/summary/body</w:t>
+      </w:r>
+      <w:r>
+        <w:rPr>
+          <w:rFonts w:ascii="Arial" w:hAnsi="Arial" w:eastAsia="Malgun Gothic" w:cs="Malgun Gothic"/>
+          <w:color w:val="000000"/>
+          <w:sz w:val="22"/>
+          <w:lang w:eastAsia="ko-KR"/>
+        </w:rPr>
+        <w:t>가 같은 규칙으로 검색된다.</w:t>
+      </w:r>
+    </w:p>
+    <w:p>
+      <w:pPr>
+        <w:pStyle w:val="ListBullet"/>
+      </w:pPr>
+      <w:r>
+        <w:rPr>
+          <w:rFonts w:ascii="Arial" w:hAnsi="Arial" w:eastAsia="Malgun Gothic" w:cs="Malgun Gothic"/>
+          <w:b/>
+          <w:color w:val="000000"/>
+          <w:sz w:val="22"/>
+          <w:lang w:eastAsia="ko-KR"/>
+        </w:rPr>
+        <w:t>검색어 검증:</w:t>
+      </w:r>
+      <w:r>
+        <w:rPr>
+          <w:rFonts w:ascii="Arial" w:hAnsi="Arial" w:eastAsia="Malgun Gothic" w:cs="Malgun Gothic"/>
+          <w:color w:val="000000"/>
+          <w:sz w:val="22"/>
+          <w:lang w:eastAsia="ko-KR"/>
+        </w:rPr>
+        <w:t xml:space="preserve"> 공백을 정리한 뒤 2자 미만이거나 </w:t>
+      </w:r>
+      <w:r>
+        <w:rPr>
+          <w:rFonts w:ascii="Arial" w:hAnsi="Arial" w:eastAsia="Malgun Gothic" w:cs="Malgun Gothic"/>
+          <w:b/>
+          <w:color w:val="000000"/>
+          <w:sz w:val="22"/>
+          <w:lang w:eastAsia="ko-KR"/>
+        </w:rPr>
+        <w:t>한글 자모(조합 중인 글자)만</w:t>
+      </w:r>
+      <w:r>
+        <w:rPr>
+          <w:rFonts w:ascii="Arial" w:hAnsi="Arial" w:eastAsia="Malgun Gothic" w:cs="Malgun Gothic"/>
+          <w:color w:val="000000"/>
+          <w:sz w:val="22"/>
+          <w:lang w:eastAsia="ko-KR"/>
+        </w:rPr>
+        <w:t xml:space="preserve">으로 된 입력은 </w:t>
+      </w:r>
+      <w:r>
+        <w:rPr>
+          <w:rFonts w:ascii="Menlo" w:hAnsi="Menlo" w:eastAsia="Menlo" w:cs="Menlo"/>
+          <w:color w:val="000000"/>
+          <w:sz w:val="21"/>
+          <w:lang w:eastAsia="ko-KR"/>
+        </w:rPr>
+        <w:t>400 QUERY_TOO_SHORT</w:t>
+      </w:r>
+      <w:r>
+        <w:rPr>
+          <w:rFonts w:ascii="Arial" w:hAnsi="Arial" w:eastAsia="Malgun Gothic" w:cs="Malgun Gothic"/>
+          <w:color w:val="000000"/>
+          <w:sz w:val="22"/>
+          <w:lang w:eastAsia="ko-KR"/>
+        </w:rPr>
+        <w:t xml:space="preserve">, 200자 초과는 </w:t>
+      </w:r>
+      <w:r>
+        <w:rPr>
+          <w:rFonts w:ascii="Menlo" w:hAnsi="Menlo" w:eastAsia="Menlo" w:cs="Menlo"/>
+          <w:color w:val="000000"/>
+          <w:sz w:val="21"/>
+          <w:lang w:eastAsia="ko-KR"/>
+        </w:rPr>
+        <w:t>400</w:t>
+      </w:r>
+      <w:r>
+        <w:rPr>
+          <w:rFonts w:ascii="Arial" w:hAnsi="Arial" w:eastAsia="Malgun Gothic" w:cs="Malgun Gothic"/>
+          <w:color w:val="000000"/>
+          <w:sz w:val="22"/>
+          <w:lang w:eastAsia="ko-KR"/>
+        </w:rPr>
+        <w:t>. 화면도 같은 규칙(</w:t>
+      </w:r>
+      <w:r>
+        <w:rPr>
+          <w:rFonts w:ascii="Menlo" w:hAnsi="Menlo" w:eastAsia="Menlo" w:cs="Menlo"/>
+          <w:color w:val="000000"/>
+          <w:sz w:val="21"/>
+          <w:lang w:eastAsia="ko-KR"/>
+        </w:rPr>
+        <w:t>isSearchable</w:t>
+      </w:r>
+      <w:r>
+        <w:rPr>
+          <w:rFonts w:ascii="Arial" w:hAnsi="Arial" w:eastAsia="Malgun Gothic" w:cs="Malgun Gothic"/>
+          <w:color w:val="000000"/>
+          <w:sz w:val="22"/>
+          <w:lang w:eastAsia="ko-KR"/>
+        </w:rPr>
+        <w:t>)으로 서버 호출 없이 최근 검색어·최근 항목을 보여 준다.</w:t>
+      </w:r>
+    </w:p>
+    <w:p>
+      <w:pPr>
+        <w:pStyle w:val="ListBullet"/>
+      </w:pPr>
+      <w:r>
+        <w:rPr>
+          <w:rFonts w:ascii="Arial" w:hAnsi="Arial" w:eastAsia="Malgun Gothic" w:cs="Malgun Gothic"/>
+          <w:b/>
+          <w:color w:val="000000"/>
+          <w:sz w:val="22"/>
+          <w:lang w:eastAsia="ko-KR"/>
+        </w:rPr>
+        <w:t>후보와 점수:</w:t>
+      </w:r>
+      <w:r>
+        <w:rPr>
+          <w:rFonts w:ascii="Arial" w:hAnsi="Arial" w:eastAsia="Malgun Gothic" w:cs="Malgun Gothic"/>
+          <w:color w:val="000000"/>
+          <w:sz w:val="22"/>
+          <w:lang w:eastAsia="ko-KR"/>
+        </w:rPr>
+        <w:t xml:space="preserve"> Workspace로 범위를 먼저 고정한 뒤 제목 부분 일치 · </w:t>
+      </w:r>
+      <w:r>
+        <w:rPr>
+          <w:rFonts w:ascii="Menlo" w:hAnsi="Menlo" w:eastAsia="Menlo" w:cs="Menlo"/>
+          <w:color w:val="000000"/>
+          <w:sz w:val="21"/>
+          <w:lang w:eastAsia="ko-KR"/>
+        </w:rPr>
+        <w:t>search_vector</w:t>
+      </w:r>
+      <w:r>
+        <w:rPr>
+          <w:rFonts w:ascii="Arial" w:hAnsi="Arial" w:eastAsia="Malgun Gothic" w:cs="Malgun Gothic"/>
+          <w:color w:val="000000"/>
+          <w:sz w:val="22"/>
+          <w:lang w:eastAsia="ko-KR"/>
+        </w:rPr>
+        <w:t xml:space="preserve"> FTS(</w:t>
+      </w:r>
+      <w:r>
+        <w:rPr>
+          <w:rFonts w:ascii="Menlo" w:hAnsi="Menlo" w:eastAsia="Menlo" w:cs="Menlo"/>
+          <w:color w:val="000000"/>
+          <w:sz w:val="21"/>
+          <w:lang w:eastAsia="ko-KR"/>
+        </w:rPr>
+        <w:t>websearch_to_tsquery('simple', q)</w:t>
+      </w:r>
+      <w:r>
+        <w:rPr>
+          <w:rFonts w:ascii="Arial" w:hAnsi="Arial" w:eastAsia="Malgun Gothic" w:cs="Malgun Gothic"/>
+          <w:color w:val="000000"/>
+          <w:sz w:val="22"/>
+          <w:lang w:eastAsia="ko-KR"/>
+        </w:rPr>
+        <w:t xml:space="preserve">, 문법 오류가 나지 않는다) · 태그 정확 일치 · Snippet 언어/framework 정확 일치 · Snippet </w:t>
+      </w:r>
+      <w:r>
+        <w:rPr>
+          <w:rFonts w:ascii="Arial" w:hAnsi="Arial" w:eastAsia="Malgun Gothic" w:cs="Malgun Gothic"/>
+          <w:b/>
+          <w:color w:val="000000"/>
+          <w:sz w:val="22"/>
+          <w:lang w:eastAsia="ko-KR"/>
+        </w:rPr>
+        <w:t>현재 버전</w:t>
+      </w:r>
+      <w:r>
+        <w:rPr>
+          <w:rFonts w:ascii="Arial" w:hAnsi="Arial" w:eastAsia="Malgun Gothic" w:cs="Malgun Gothic"/>
+          <w:color w:val="000000"/>
+          <w:sz w:val="22"/>
+          <w:lang w:eastAsia="ko-KR"/>
+        </w:rPr>
+        <w:t xml:space="preserve"> 코드 부분 일치 중 하나라도 맞으면 후보다. 정렬은 </w:t>
+      </w:r>
+      <w:r>
+        <w:rPr>
+          <w:rFonts w:ascii="Menlo" w:hAnsi="Menlo" w:eastAsia="Menlo" w:cs="Menlo"/>
+          <w:color w:val="000000"/>
+          <w:sz w:val="21"/>
+          <w:lang w:eastAsia="ko-KR"/>
+        </w:rPr>
+        <w:t>(score_key DESC, updated_at DESC, id ASC)</w:t>
+      </w:r>
+      <w:r>
+        <w:rPr>
+          <w:rFonts w:ascii="Arial" w:hAnsi="Arial" w:eastAsia="Malgun Gothic" w:cs="Malgun Gothic"/>
+          <w:color w:val="000000"/>
+          <w:sz w:val="22"/>
+          <w:lang w:eastAsia="ko-KR"/>
+        </w:rPr>
+        <w:t xml:space="preserve">, </w:t>
+      </w:r>
+      <w:r>
+        <w:rPr>
+          <w:rFonts w:ascii="Menlo" w:hAnsi="Menlo" w:eastAsia="Menlo" w:cs="Menlo"/>
+          <w:color w:val="000000"/>
+          <w:sz w:val="21"/>
+          <w:lang w:eastAsia="ko-KR"/>
+        </w:rPr>
+        <w:t>score_key = round(score×1e6)::bigint</w:t>
+      </w:r>
+      <w:r>
+        <w:rPr>
+          <w:rFonts w:ascii="Arial" w:hAnsi="Arial" w:eastAsia="Malgun Gothic" w:cs="Malgun Gothic"/>
+          <w:color w:val="000000"/>
+          <w:sz w:val="22"/>
+          <w:lang w:eastAsia="ko-KR"/>
+        </w:rPr>
+        <w:t xml:space="preserve">. cursor는 </w:t>
+      </w:r>
+      <w:r>
+        <w:rPr>
+          <w:rFonts w:ascii="Menlo" w:hAnsi="Menlo" w:eastAsia="Menlo" w:cs="Menlo"/>
+          <w:color w:val="000000"/>
+          <w:sz w:val="21"/>
+          <w:lang w:eastAsia="ko-KR"/>
+        </w:rPr>
+        <w:t>(scoreKey, updatedAt(마이크로초), id)</w:t>
+      </w:r>
+      <w:r>
+        <w:rPr>
+          <w:rFonts w:ascii="Arial" w:hAnsi="Arial" w:eastAsia="Malgun Gothic" w:cs="Malgun Gothic"/>
+          <w:color w:val="000000"/>
+          <w:sz w:val="22"/>
+          <w:lang w:eastAsia="ko-KR"/>
+        </w:rPr>
+        <w:t>의 opaque 조합이고 방향별로 펼친 조건으로 비교한다. 점수·updatedAt이 모두 같은 행은 id 순으로 안정적으로 나뉜다(통합 테스트가 25행 동점으로 확인).</w:t>
+      </w:r>
+    </w:p>
+    <w:p>
+      <w:pPr>
+        <w:pStyle w:val="ListBullet"/>
+      </w:pPr>
+      <w:r>
+        <w:rPr>
+          <w:rFonts w:ascii="Arial" w:hAnsi="Arial" w:eastAsia="Malgun Gothic" w:cs="Malgun Gothic"/>
+          <w:b/>
+          <w:color w:val="000000"/>
+          <w:sz w:val="22"/>
+          <w:lang w:eastAsia="ko-KR"/>
+        </w:rPr>
+        <w:t>응답:</w:t>
+      </w:r>
+      <w:r>
+        <w:rPr>
+          <w:rFonts w:ascii="Arial" w:hAnsi="Arial" w:eastAsia="Malgun Gothic" w:cs="Malgun Gothic"/>
+          <w:color w:val="000000"/>
+          <w:sz w:val="22"/>
+          <w:lang w:eastAsia="ko-KR"/>
+        </w:rPr>
+        <w:t xml:space="preserve"> </w:t>
+      </w:r>
+      <w:r>
+        <w:rPr>
+          <w:rFonts w:ascii="Menlo" w:hAnsi="Menlo" w:eastAsia="Menlo" w:cs="Menlo"/>
+          <w:color w:val="000000"/>
+          <w:sz w:val="21"/>
+          <w:lang w:eastAsia="ko-KR"/>
+        </w:rPr>
+        <w:t>{items, cursor, hasMore, fallback}</w:t>
+      </w:r>
+      <w:r>
+        <w:rPr>
+          <w:rFonts w:ascii="Arial" w:hAnsi="Arial" w:eastAsia="Malgun Gothic" w:cs="Malgun Gothic"/>
+          <w:color w:val="000000"/>
+          <w:sz w:val="22"/>
+          <w:lang w:eastAsia="ko-KR"/>
+        </w:rPr>
+        <w:t xml:space="preserve">. 각 </w:t>
+      </w:r>
+      <w:r>
+        <w:rPr>
+          <w:rFonts w:ascii="Menlo" w:hAnsi="Menlo" w:eastAsia="Menlo" w:cs="Menlo"/>
+          <w:color w:val="000000"/>
+          <w:sz w:val="21"/>
+          <w:lang w:eastAsia="ko-KR"/>
+        </w:rPr>
+        <w:t>items[]</w:t>
+      </w:r>
+      <w:r>
+        <w:rPr>
+          <w:rFonts w:ascii="Arial" w:hAnsi="Arial" w:eastAsia="Malgun Gothic" w:cs="Malgun Gothic"/>
+          <w:color w:val="000000"/>
+          <w:sz w:val="22"/>
+          <w:lang w:eastAsia="ko-KR"/>
+        </w:rPr>
+        <w:t xml:space="preserve">는 </w:t>
+      </w:r>
+      <w:r>
+        <w:rPr>
+          <w:rFonts w:ascii="Menlo" w:hAnsi="Menlo" w:eastAsia="Menlo" w:cs="Menlo"/>
+          <w:color w:val="000000"/>
+          <w:sz w:val="21"/>
+          <w:lang w:eastAsia="ko-KR"/>
+        </w:rPr>
+        <w:t>{id, type, title, status, score, matchedFields[title|tag|language|body|code], highlight{title, summary?, body?, code?}, language, framework, favorite, updatedAt}</w:t>
+      </w:r>
+      <w:r>
+        <w:rPr>
+          <w:rFonts w:ascii="Arial" w:hAnsi="Arial" w:eastAsia="Malgun Gothic" w:cs="Malgun Gothic"/>
+          <w:color w:val="000000"/>
+          <w:sz w:val="22"/>
+          <w:lang w:eastAsia="ko-KR"/>
+        </w:rPr>
+        <w:t xml:space="preserve">. </w:t>
+      </w:r>
+      <w:r>
+        <w:rPr>
+          <w:rFonts w:ascii="Menlo" w:hAnsi="Menlo" w:eastAsia="Menlo" w:cs="Menlo"/>
+          <w:color w:val="000000"/>
+          <w:sz w:val="21"/>
+          <w:lang w:eastAsia="ko-KR"/>
+        </w:rPr>
+        <w:t>highlight</w:t>
+      </w:r>
+      <w:r>
+        <w:rPr>
+          <w:rFonts w:ascii="Arial" w:hAnsi="Arial" w:eastAsia="Malgun Gothic" w:cs="Malgun Gothic"/>
+          <w:color w:val="000000"/>
+          <w:sz w:val="22"/>
+          <w:lang w:eastAsia="ko-KR"/>
+        </w:rPr>
+        <w:t xml:space="preserve">의 각 필드는 </w:t>
+      </w:r>
+      <w:r>
+        <w:rPr>
+          <w:rFonts w:ascii="Menlo" w:hAnsi="Menlo" w:eastAsia="Menlo" w:cs="Menlo"/>
+          <w:color w:val="000000"/>
+          <w:sz w:val="21"/>
+          <w:lang w:eastAsia="ko-KR"/>
+        </w:rPr>
+        <w:t>{text, matched}</w:t>
+      </w:r>
+      <w:r>
+        <w:rPr>
+          <w:rFonts w:ascii="Arial" w:hAnsi="Arial" w:eastAsia="Malgun Gothic" w:cs="Malgun Gothic"/>
+          <w:color w:val="000000"/>
+          <w:sz w:val="22"/>
+          <w:lang w:eastAsia="ko-KR"/>
+        </w:rPr>
+        <w:t xml:space="preserve"> 구간 배열이고 </w:t>
+      </w:r>
+      <w:r>
+        <w:rPr>
+          <w:rFonts w:ascii="Menlo" w:hAnsi="Menlo" w:eastAsia="Menlo" w:cs="Menlo"/>
+          <w:color w:val="000000"/>
+          <w:sz w:val="21"/>
+          <w:lang w:eastAsia="ko-KR"/>
+        </w:rPr>
+        <w:t>text</w:t>
+      </w:r>
+      <w:r>
+        <w:rPr>
+          <w:rFonts w:ascii="Arial" w:hAnsi="Arial" w:eastAsia="Malgun Gothic" w:cs="Malgun Gothic"/>
+          <w:color w:val="000000"/>
+          <w:sz w:val="22"/>
+          <w:lang w:eastAsia="ko-KR"/>
+        </w:rPr>
+        <w:t xml:space="preserve">는 원문 그대로다. 본문·코드는 전체가 아니라 </w:t>
+      </w:r>
+      <w:r>
+        <w:rPr>
+          <w:rFonts w:ascii="Arial" w:hAnsi="Arial" w:eastAsia="Malgun Gothic" w:cs="Malgun Gothic"/>
+          <w:b/>
+          <w:color w:val="000000"/>
+          <w:sz w:val="22"/>
+          <w:lang w:eastAsia="ko-KR"/>
+        </w:rPr>
+        <w:t>첫 일치 주변의 발췌</w:t>
+      </w:r>
+      <w:r>
+        <w:rPr>
+          <w:rFonts w:ascii="Arial" w:hAnsi="Arial" w:eastAsia="Malgun Gothic" w:cs="Malgun Gothic"/>
+          <w:color w:val="000000"/>
+          <w:sz w:val="22"/>
+          <w:lang w:eastAsia="ko-KR"/>
+        </w:rPr>
+        <w:t xml:space="preserve">(본문 약 220자, 코드 약 240자)이며 앞/뒤가 잘렸으면 </w:t>
+      </w:r>
+      <w:r>
+        <w:rPr>
+          <w:rFonts w:ascii="Menlo" w:hAnsi="Menlo" w:eastAsia="Menlo" w:cs="Menlo"/>
+          <w:color w:val="000000"/>
+          <w:sz w:val="21"/>
+          <w:lang w:eastAsia="ko-KR"/>
+        </w:rPr>
+        <w:t>"…"</w:t>
+      </w:r>
+      <w:r>
+        <w:rPr>
+          <w:rFonts w:ascii="Arial" w:hAnsi="Arial" w:eastAsia="Malgun Gothic" w:cs="Malgun Gothic"/>
+          <w:color w:val="000000"/>
+          <w:sz w:val="22"/>
+          <w:lang w:eastAsia="ko-KR"/>
+        </w:rPr>
+        <w:t xml:space="preserve"> 구간을 붙인다. 발췌는 페이지에 오른 항목만 2단계로 가져온다.</w:t>
+      </w:r>
+    </w:p>
+    <w:p>
+      <w:pPr>
+        <w:pStyle w:val="ListBullet"/>
+      </w:pPr>
+      <w:r>
+        <w:rPr>
+          <w:rFonts w:ascii="Arial" w:hAnsi="Arial" w:eastAsia="Malgun Gothic" w:cs="Malgun Gothic"/>
+          <w:b/>
+          <w:color w:val="000000"/>
+          <w:sz w:val="22"/>
+          <w:lang w:eastAsia="ko-KR"/>
+        </w:rPr>
+        <w:t>0건 fallback(첫 페이지만):</w:t>
+      </w:r>
+      <w:r>
+        <w:rPr>
+          <w:rFonts w:ascii="Arial" w:hAnsi="Arial" w:eastAsia="Malgun Gothic" w:cs="Malgun Gothic"/>
+          <w:color w:val="000000"/>
+          <w:sz w:val="22"/>
+          <w:lang w:eastAsia="ko-KR"/>
+        </w:rPr>
+        <w:t xml:space="preserve"> </w:t>
+      </w:r>
+      <w:r>
+        <w:rPr>
+          <w:rFonts w:ascii="Menlo" w:hAnsi="Menlo" w:eastAsia="Menlo" w:cs="Menlo"/>
+          <w:color w:val="000000"/>
+          <w:sz w:val="21"/>
+          <w:lang w:eastAsia="ko-KR"/>
+        </w:rPr>
+        <w:t>fallback={unfilteredCount, similar[], recent[]}</w:t>
+      </w:r>
+      <w:r>
+        <w:rPr>
+          <w:rFonts w:ascii="Arial" w:hAnsi="Arial" w:eastAsia="Malgun Gothic" w:cs="Malgun Gothic"/>
+          <w:color w:val="000000"/>
+          <w:sz w:val="22"/>
+          <w:lang w:eastAsia="ko-KR"/>
+        </w:rPr>
+        <w:t xml:space="preserve"> — 필터가 있었다면 필터를 풀었을 때의 건수(</w:t>
+      </w:r>
+      <w:r>
+        <w:rPr>
+          <w:rFonts w:ascii="Menlo" w:hAnsi="Menlo" w:eastAsia="Menlo" w:cs="Menlo"/>
+          <w:color w:val="000000"/>
+          <w:sz w:val="21"/>
+          <w:lang w:eastAsia="ko-KR"/>
+        </w:rPr>
+        <w:t>unfilteredCount</w:t>
+      </w:r>
+      <w:r>
+        <w:rPr>
+          <w:rFonts w:ascii="Arial" w:hAnsi="Arial" w:eastAsia="Malgun Gothic" w:cs="Malgun Gothic"/>
+          <w:color w:val="000000"/>
+          <w:sz w:val="22"/>
+          <w:lang w:eastAsia="ko-KR"/>
+        </w:rPr>
+        <w:t xml:space="preserve">, 필터가 없으면 </w:t>
+      </w:r>
+      <w:r>
+        <w:rPr>
+          <w:rFonts w:ascii="Menlo" w:hAnsi="Menlo" w:eastAsia="Menlo" w:cs="Menlo"/>
+          <w:color w:val="000000"/>
+          <w:sz w:val="21"/>
+          <w:lang w:eastAsia="ko-KR"/>
+        </w:rPr>
+        <w:t>null</w:t>
+      </w:r>
+      <w:r>
+        <w:rPr>
+          <w:rFonts w:ascii="Arial" w:hAnsi="Arial" w:eastAsia="Malgun Gothic" w:cs="Malgun Gothic"/>
+          <w:color w:val="000000"/>
+          <w:sz w:val="22"/>
+          <w:lang w:eastAsia="ko-KR"/>
+        </w:rPr>
+        <w:t xml:space="preserve">), 제목 trigram 유사도 ≥ 0.1인 "유사 결과", 유사 결과도 없으면 최근 수정 항목 5개. 결과가 있으면 </w:t>
+      </w:r>
+      <w:r>
+        <w:rPr>
+          <w:rFonts w:ascii="Menlo" w:hAnsi="Menlo" w:eastAsia="Menlo" w:cs="Menlo"/>
+          <w:color w:val="000000"/>
+          <w:sz w:val="21"/>
+          <w:lang w:eastAsia="ko-KR"/>
+        </w:rPr>
+        <w:t>fallback</w:t>
+      </w:r>
+      <w:r>
+        <w:rPr>
+          <w:rFonts w:ascii="Arial" w:hAnsi="Arial" w:eastAsia="Malgun Gothic" w:cs="Malgun Gothic"/>
+          <w:color w:val="000000"/>
+          <w:sz w:val="22"/>
+          <w:lang w:eastAsia="ko-KR"/>
+        </w:rPr>
+        <w:t xml:space="preserve">은 </w:t>
+      </w:r>
+      <w:r>
+        <w:rPr>
+          <w:rFonts w:ascii="Menlo" w:hAnsi="Menlo" w:eastAsia="Menlo" w:cs="Menlo"/>
+          <w:color w:val="000000"/>
+          <w:sz w:val="21"/>
+          <w:lang w:eastAsia="ko-KR"/>
+        </w:rPr>
+        <w:t>null</w:t>
+      </w:r>
+      <w:r>
+        <w:rPr>
+          <w:rFonts w:ascii="Arial" w:hAnsi="Arial" w:eastAsia="Malgun Gothic" w:cs="Malgun Gothic"/>
+          <w:color w:val="000000"/>
+          <w:sz w:val="22"/>
+          <w:lang w:eastAsia="ko-KR"/>
+        </w:rPr>
+        <w:t>이다.</w:t>
+      </w:r>
+    </w:p>
+    <w:p>
+      <w:pPr>
+        <w:pStyle w:val="ListBullet"/>
+      </w:pPr>
+      <w:r>
+        <w:rPr>
+          <w:rFonts w:ascii="Arial" w:hAnsi="Arial" w:eastAsia="Malgun Gothic" w:cs="Malgun Gothic"/>
+          <w:b/>
+          <w:color w:val="000000"/>
+          <w:sz w:val="22"/>
+          <w:lang w:eastAsia="ko-KR"/>
+        </w:rPr>
+        <w:t>지표:</w:t>
+      </w:r>
+      <w:r>
+        <w:rPr>
+          <w:rFonts w:ascii="Arial" w:hAnsi="Arial" w:eastAsia="Malgun Gothic" w:cs="Malgun Gothic"/>
+          <w:color w:val="000000"/>
+          <w:sz w:val="22"/>
+          <w:lang w:eastAsia="ko-KR"/>
+        </w:rPr>
+        <w:t xml:space="preserve"> </w:t>
+      </w:r>
+      <w:r>
+        <w:rPr>
+          <w:rFonts w:ascii="Menlo" w:hAnsi="Menlo" w:eastAsia="Menlo" w:cs="Menlo"/>
+          <w:color w:val="000000"/>
+          <w:sz w:val="21"/>
+          <w:lang w:eastAsia="ko-KR"/>
+        </w:rPr>
+        <w:t>devgraph.search.duration</w:t>
+      </w:r>
+      <w:r>
+        <w:rPr>
+          <w:rFonts w:ascii="Arial" w:hAnsi="Arial" w:eastAsia="Malgun Gothic" w:cs="Malgun Gothic"/>
+          <w:color w:val="000000"/>
+          <w:sz w:val="22"/>
+          <w:lang w:eastAsia="ko-KR"/>
+        </w:rPr>
+        <w:t xml:space="preserve">(태그 </w:t>
+      </w:r>
+      <w:r>
+        <w:rPr>
+          <w:rFonts w:ascii="Menlo" w:hAnsi="Menlo" w:eastAsia="Menlo" w:cs="Menlo"/>
+          <w:color w:val="000000"/>
+          <w:sz w:val="21"/>
+          <w:lang w:eastAsia="ko-KR"/>
+        </w:rPr>
+        <w:t>result=hit|zero</w:t>
+      </w:r>
+      <w:r>
+        <w:rPr>
+          <w:rFonts w:ascii="Arial" w:hAnsi="Arial" w:eastAsia="Malgun Gothic" w:cs="Malgun Gothic"/>
+          <w:color w:val="000000"/>
+          <w:sz w:val="22"/>
+          <w:lang w:eastAsia="ko-KR"/>
+        </w:rPr>
+        <w:t xml:space="preserve">)과 </w:t>
+      </w:r>
+      <w:r>
+        <w:rPr>
+          <w:rFonts w:ascii="Menlo" w:hAnsi="Menlo" w:eastAsia="Menlo" w:cs="Menlo"/>
+          <w:color w:val="000000"/>
+          <w:sz w:val="21"/>
+          <w:lang w:eastAsia="ko-KR"/>
+        </w:rPr>
+        <w:t>devgraph.search.zero_results</w:t>
+      </w:r>
+      <w:r>
+        <w:rPr>
+          <w:rFonts w:ascii="Arial" w:hAnsi="Arial" w:eastAsia="Malgun Gothic" w:cs="Malgun Gothic"/>
+          <w:color w:val="000000"/>
+          <w:sz w:val="22"/>
+          <w:lang w:eastAsia="ko-KR"/>
+        </w:rPr>
+        <w:t xml:space="preserve">. </w:t>
+      </w:r>
+      <w:r>
+        <w:rPr>
+          <w:rFonts w:ascii="Arial" w:hAnsi="Arial" w:eastAsia="Malgun Gothic" w:cs="Malgun Gothic"/>
+          <w:b/>
+          <w:color w:val="000000"/>
+          <w:sz w:val="22"/>
+          <w:lang w:eastAsia="ko-KR"/>
+        </w:rPr>
+        <w:t>검색어는 지표·로그에 남기지 않는다</w:t>
+      </w:r>
+      <w:r>
+        <w:rPr>
+          <w:rFonts w:ascii="Arial" w:hAnsi="Arial" w:eastAsia="Malgun Gothic" w:cs="Malgun Gothic"/>
+          <w:color w:val="000000"/>
+          <w:sz w:val="22"/>
+          <w:lang w:eastAsia="ko-KR"/>
+        </w:rPr>
+        <w:t>(길이와 건수만, 개인 지식이므로).</w:t>
+      </w:r>
+    </w:p>
+    <w:p>
+      <w:pPr>
+        <w:pStyle w:val="ListBullet"/>
+      </w:pPr>
+      <w:r>
+        <w:rPr>
+          <w:rFonts w:ascii="Arial" w:hAnsi="Arial" w:eastAsia="Malgun Gothic" w:cs="Malgun Gothic"/>
+          <w:b/>
+          <w:color w:val="000000"/>
+          <w:sz w:val="22"/>
+          <w:lang w:eastAsia="ko-KR"/>
+        </w:rPr>
+        <w:t>보안:</w:t>
+      </w:r>
+      <w:r>
+        <w:rPr>
+          <w:rFonts w:ascii="Arial" w:hAnsi="Arial" w:eastAsia="Malgun Gothic" w:cs="Malgun Gothic"/>
+          <w:color w:val="000000"/>
+          <w:sz w:val="22"/>
+          <w:lang w:eastAsia="ko-KR"/>
+        </w:rPr>
+        <w:t xml:space="preserve"> 모든 값은 바인드 파라미터이며 </w:t>
+      </w:r>
+      <w:r>
+        <w:rPr>
+          <w:rFonts w:ascii="Menlo" w:hAnsi="Menlo" w:eastAsia="Menlo" w:cs="Menlo"/>
+          <w:color w:val="000000"/>
+          <w:sz w:val="21"/>
+          <w:lang w:eastAsia="ko-KR"/>
+        </w:rPr>
+        <w:t>%</w:t>
+      </w:r>
+      <w:r>
+        <w:rPr>
+          <w:rFonts w:ascii="Arial" w:hAnsi="Arial" w:eastAsia="Malgun Gothic" w:cs="Malgun Gothic"/>
+          <w:color w:val="000000"/>
+          <w:sz w:val="22"/>
+          <w:lang w:eastAsia="ko-KR"/>
+        </w:rPr>
+        <w:t xml:space="preserve"> </w:t>
+      </w:r>
+      <w:r>
+        <w:rPr>
+          <w:rFonts w:ascii="Menlo" w:hAnsi="Menlo" w:eastAsia="Menlo" w:cs="Menlo"/>
+          <w:color w:val="000000"/>
+          <w:sz w:val="21"/>
+          <w:lang w:eastAsia="ko-KR"/>
+        </w:rPr>
+        <w:t>_</w:t>
+      </w:r>
+      <w:r>
+        <w:rPr>
+          <w:rFonts w:ascii="Arial" w:hAnsi="Arial" w:eastAsia="Malgun Gothic" w:cs="Malgun Gothic"/>
+          <w:color w:val="000000"/>
+          <w:sz w:val="22"/>
+          <w:lang w:eastAsia="ko-KR"/>
+        </w:rPr>
+        <w:t>는 문자 그대로 검색된다(</w:t>
+      </w:r>
+      <w:r>
+        <w:rPr>
+          <w:rFonts w:ascii="Menlo" w:hAnsi="Menlo" w:eastAsia="Menlo" w:cs="Menlo"/>
+          <w:color w:val="000000"/>
+          <w:sz w:val="21"/>
+          <w:lang w:eastAsia="ko-KR"/>
+        </w:rPr>
+        <w:t>LikeEscape</w:t>
+      </w:r>
+      <w:r>
+        <w:rPr>
+          <w:rFonts w:ascii="Arial" w:hAnsi="Arial" w:eastAsia="Malgun Gothic" w:cs="Malgun Gothic"/>
+          <w:color w:val="000000"/>
+          <w:sz w:val="22"/>
+          <w:lang w:eastAsia="ko-KR"/>
+        </w:rPr>
+        <w:t xml:space="preserve">). SQL 조각은 서버 상수뿐이다. </w:t>
+      </w:r>
+      <w:r>
+        <w:rPr>
+          <w:rFonts w:ascii="Menlo" w:hAnsi="Menlo" w:eastAsia="Menlo" w:cs="Menlo"/>
+          <w:color w:val="000000"/>
+          <w:sz w:val="21"/>
+          <w:lang w:eastAsia="ko-KR"/>
+        </w:rPr>
+        <w:t>'; drop table …</w:t>
+      </w:r>
+      <w:r>
+        <w:rPr>
+          <w:rFonts w:ascii="Arial" w:hAnsi="Arial" w:eastAsia="Malgun Gothic" w:cs="Malgun Gothic"/>
+          <w:color w:val="000000"/>
+          <w:sz w:val="22"/>
+          <w:lang w:eastAsia="ko-KR"/>
+        </w:rPr>
+        <w:t xml:space="preserve">, </w:t>
+      </w:r>
+      <w:r>
+        <w:rPr>
+          <w:rFonts w:ascii="Menlo" w:hAnsi="Menlo" w:eastAsia="Menlo" w:cs="Menlo"/>
+          <w:color w:val="000000"/>
+          <w:sz w:val="21"/>
+          <w:lang w:eastAsia="ko-KR"/>
+        </w:rPr>
+        <w:t>&amp; | ! (</w:t>
+      </w:r>
+      <w:r>
+        <w:rPr>
+          <w:rFonts w:ascii="Arial" w:hAnsi="Arial" w:eastAsia="Malgun Gothic" w:cs="Malgun Gothic"/>
+          <w:color w:val="000000"/>
+          <w:sz w:val="22"/>
+          <w:lang w:eastAsia="ko-KR"/>
+        </w:rPr>
+        <w:t xml:space="preserve">, </w:t>
+      </w:r>
+      <w:r>
+        <w:rPr>
+          <w:rFonts w:ascii="Menlo" w:hAnsi="Menlo" w:eastAsia="Menlo" w:cs="Menlo"/>
+          <w:color w:val="000000"/>
+          <w:sz w:val="21"/>
+          <w:lang w:eastAsia="ko-KR"/>
+        </w:rPr>
+        <w:t>foo:*</w:t>
+      </w:r>
+      <w:r>
+        <w:rPr>
+          <w:rFonts w:ascii="Arial" w:hAnsi="Arial" w:eastAsia="Malgun Gothic" w:cs="Malgun Gothic"/>
+          <w:color w:val="000000"/>
+          <w:sz w:val="22"/>
+          <w:lang w:eastAsia="ko-KR"/>
+        </w:rPr>
+        <w:t xml:space="preserve"> 같은 입력이 오류 없이 처리됨을 테스트로 확인했다.</w:t>
+      </w:r>
+    </w:p>
+    <w:p>
+      <w:pPr>
+        <w:pStyle w:val="ListBullet"/>
+      </w:pPr>
+      <w:r>
+        <w:rPr>
+          <w:rFonts w:ascii="Arial" w:hAnsi="Arial" w:eastAsia="Malgun Gothic" w:cs="Malgun Gothic"/>
+          <w:b/>
+          <w:color w:val="000000"/>
+          <w:sz w:val="22"/>
+          <w:lang w:eastAsia="ko-KR"/>
+        </w:rPr>
+        <w:t>제외/이월:</w:t>
+      </w:r>
+      <w:r>
+        <w:rPr>
+          <w:rFonts w:ascii="Arial" w:hAnsi="Arial" w:eastAsia="Malgun Gothic" w:cs="Malgun Gothic"/>
+          <w:color w:val="000000"/>
+          <w:sz w:val="22"/>
+          <w:lang w:eastAsia="ko-KR"/>
+        </w:rPr>
+        <w:t xml:space="preserve"> </w:t>
+      </w:r>
+      <w:r>
+        <w:rPr>
+          <w:rFonts w:ascii="Menlo" w:hAnsi="Menlo" w:eastAsia="Menlo" w:cs="Menlo"/>
+          <w:color w:val="000000"/>
+          <w:sz w:val="21"/>
+          <w:lang w:eastAsia="ko-KR"/>
+        </w:rPr>
+        <w:t>scope=snippetHistory</w:t>
+      </w:r>
+      <w:r>
+        <w:rPr>
+          <w:rFonts w:ascii="Arial" w:hAnsi="Arial" w:eastAsia="Malgun Gothic" w:cs="Malgun Gothic"/>
+          <w:color w:val="000000"/>
+          <w:sz w:val="22"/>
+          <w:lang w:eastAsia="ko-KR"/>
+        </w:rPr>
+        <w:t>(과거 버전 검색), 사용자 검색 rate limit(Phase 7), Relation Picker의 후보 검색은 "허용 타입·미연결" 조건이 있어 통합 검색으로 교체하지 않고 전용 endpoint를 유지한다.</w:t>
+      </w:r>
+    </w:p>
+    <w:p>
       <w:pPr>
         <w:pStyle w:val="Heading2"/>
         <w:keepNext/>

--- a/docs-word/06-API_명세서.docx
+++ b/docs-word/06-API_명세서.docx
@@ -15978,6 +15978,1980 @@
           <w:sz w:val="22"/>
           <w:lang w:eastAsia="ko-KR"/>
         </w:rPr>
+        <w:t>Phase 6 구현 범위와 세부 계약(v1.9 확정)</w:t>
+      </w:r>
+    </w:p>
+    <w:p>
+      <w:pPr>
+        <w:pStyle w:val="ListBullet"/>
+      </w:pPr>
+      <w:r>
+        <w:rPr>
+          <w:rFonts w:ascii="Arial" w:hAnsi="Arial" w:eastAsia="Malgun Gothic" w:cs="Malgun Gothic"/>
+          <w:b/>
+          <w:color w:val="000000"/>
+          <w:sz w:val="22"/>
+          <w:lang w:eastAsia="ko-KR"/>
+        </w:rPr>
+        <w:t>공통:</w:t>
+      </w:r>
+      <w:r>
+        <w:rPr>
+          <w:rFonts w:ascii="Arial" w:hAnsi="Arial" w:eastAsia="Malgun Gothic" w:cs="Malgun Gothic"/>
+          <w:color w:val="000000"/>
+          <w:sz w:val="22"/>
+          <w:lang w:eastAsia="ko-KR"/>
+        </w:rPr>
+        <w:t xml:space="preserve"> Error/Solution/Project/Resource는 </w:t>
+      </w:r>
+      <w:r>
+        <w:rPr>
+          <w:rFonts w:ascii="Menlo" w:hAnsi="Menlo" w:eastAsia="Menlo" w:cs="Menlo"/>
+          <w:color w:val="000000"/>
+          <w:sz w:val="21"/>
+          <w:lang w:eastAsia="ko-KR"/>
+        </w:rPr>
+        <w:t>knowledge_nodes</w:t>
+      </w:r>
+      <w:r>
+        <w:rPr>
+          <w:rFonts w:ascii="Arial" w:hAnsi="Arial" w:eastAsia="Malgun Gothic" w:cs="Malgun Gothic"/>
+          <w:color w:val="000000"/>
+          <w:sz w:val="22"/>
+          <w:lang w:eastAsia="ko-KR"/>
+        </w:rPr>
+        <w:t xml:space="preserve">의 1:1 subtype이다(V9). 제목·요약·태그·상태·즐겨찾기는 Node 공통 로직을 쓰며 </w:t>
+      </w:r>
+      <w:r>
+        <w:rPr>
+          <w:rFonts w:ascii="Arial" w:hAnsi="Arial" w:eastAsia="Malgun Gothic" w:cs="Malgun Gothic"/>
+          <w:b/>
+          <w:color w:val="000000"/>
+          <w:sz w:val="22"/>
+          <w:lang w:eastAsia="ko-KR"/>
+        </w:rPr>
+        <w:t>보관·휴지통·즐겨찾기는 `/nodes/{id}/...` 공통 endpoint</w:t>
+      </w:r>
+      <w:r>
+        <w:rPr>
+          <w:rFonts w:ascii="Arial" w:hAnsi="Arial" w:eastAsia="Malgun Gothic" w:cs="Malgun Gothic"/>
+          <w:color w:val="000000"/>
+          <w:sz w:val="22"/>
+          <w:lang w:eastAsia="ko-KR"/>
+        </w:rPr>
+        <w:t xml:space="preserve">다. 각 타입의 </w:t>
+      </w:r>
+      <w:r>
+        <w:rPr>
+          <w:rFonts w:ascii="Menlo" w:hAnsi="Menlo" w:eastAsia="Menlo" w:cs="Menlo"/>
+          <w:color w:val="000000"/>
+          <w:sz w:val="21"/>
+          <w:lang w:eastAsia="ko-KR"/>
+        </w:rPr>
+        <w:t>PATCH</w:t>
+      </w:r>
+      <w:r>
+        <w:rPr>
+          <w:rFonts w:ascii="Arial" w:hAnsi="Arial" w:eastAsia="Malgun Gothic" w:cs="Malgun Gothic"/>
+          <w:color w:val="000000"/>
+          <w:sz w:val="22"/>
+          <w:lang w:eastAsia="ko-KR"/>
+        </w:rPr>
+        <w:t xml:space="preserve">는 </w:t>
+      </w:r>
+      <w:r>
+        <w:rPr>
+          <w:rFonts w:ascii="Menlo" w:hAnsi="Menlo" w:eastAsia="Menlo" w:cs="Menlo"/>
+          <w:color w:val="000000"/>
+          <w:sz w:val="21"/>
+          <w:lang w:eastAsia="ko-KR"/>
+        </w:rPr>
+        <w:t>version</w:t>
+      </w:r>
+      <w:r>
+        <w:rPr>
+          <w:rFonts w:ascii="Arial" w:hAnsi="Arial" w:eastAsia="Malgun Gothic" w:cs="Malgun Gothic"/>
+          <w:color w:val="000000"/>
+          <w:sz w:val="22"/>
+          <w:lang w:eastAsia="ko-KR"/>
+        </w:rPr>
+        <w:t xml:space="preserve">(낙관적 락)을 요구하고, </w:t>
+      </w:r>
+      <w:r>
+        <w:rPr>
+          <w:rFonts w:ascii="Menlo" w:hAnsi="Menlo" w:eastAsia="Menlo" w:cs="Menlo"/>
+          <w:color w:val="000000"/>
+          <w:sz w:val="21"/>
+          <w:lang w:eastAsia="ko-KR"/>
+        </w:rPr>
+        <w:t>null</w:t>
+      </w:r>
+      <w:r>
+        <w:rPr>
+          <w:rFonts w:ascii="Arial" w:hAnsi="Arial" w:eastAsia="Malgun Gothic" w:cs="Malgun Gothic"/>
+          <w:color w:val="000000"/>
+          <w:sz w:val="22"/>
+          <w:lang w:eastAsia="ko-KR"/>
+        </w:rPr>
+        <w:t xml:space="preserve">/생략은 변경 없음, 선택 텍스트의 빈 문자열은 지움이며, 바뀐 것이 없으면 </w:t>
+      </w:r>
+      <w:r>
+        <w:rPr>
+          <w:rFonts w:ascii="Menlo" w:hAnsi="Menlo" w:eastAsia="Menlo" w:cs="Menlo"/>
+          <w:color w:val="000000"/>
+          <w:sz w:val="21"/>
+          <w:lang w:eastAsia="ko-KR"/>
+        </w:rPr>
+        <w:t>version</w:t>
+      </w:r>
+      <w:r>
+        <w:rPr>
+          <w:rFonts w:ascii="Arial" w:hAnsi="Arial" w:eastAsia="Malgun Gothic" w:cs="Malgun Gothic"/>
+          <w:color w:val="000000"/>
+          <w:sz w:val="22"/>
+          <w:lang w:eastAsia="ko-KR"/>
+        </w:rPr>
+        <w:t xml:space="preserve">을 올리지 않는다. Node 공통 </w:t>
+      </w:r>
+      <w:r>
+        <w:rPr>
+          <w:rFonts w:ascii="Menlo" w:hAnsi="Menlo" w:eastAsia="Menlo" w:cs="Menlo"/>
+          <w:color w:val="000000"/>
+          <w:sz w:val="21"/>
+          <w:lang w:eastAsia="ko-KR"/>
+        </w:rPr>
+        <w:t>PATCH /nodes/{id}</w:t>
+      </w:r>
+      <w:r>
+        <w:rPr>
+          <w:rFonts w:ascii="Arial" w:hAnsi="Arial" w:eastAsia="Malgun Gothic" w:cs="Malgun Gothic"/>
+          <w:color w:val="000000"/>
+          <w:sz w:val="22"/>
+          <w:lang w:eastAsia="ko-KR"/>
+        </w:rPr>
+        <w:t xml:space="preserve">로 subtype 데이터를 바꾸려 하면 </w:t>
+      </w:r>
+      <w:r>
+        <w:rPr>
+          <w:rFonts w:ascii="Menlo" w:hAnsi="Menlo" w:eastAsia="Menlo" w:cs="Menlo"/>
+          <w:color w:val="000000"/>
+          <w:sz w:val="21"/>
+          <w:lang w:eastAsia="ko-KR"/>
+        </w:rPr>
+        <w:t>400 USE_SUBTYPE_API</w:t>
+      </w:r>
+      <w:r>
+        <w:rPr>
+          <w:rFonts w:ascii="Arial" w:hAnsi="Arial" w:eastAsia="Malgun Gothic" w:cs="Malgun Gothic"/>
+          <w:color w:val="000000"/>
+          <w:sz w:val="22"/>
+          <w:lang w:eastAsia="ko-KR"/>
+        </w:rPr>
+        <w:t xml:space="preserve">, </w:t>
+      </w:r>
+      <w:r>
+        <w:rPr>
+          <w:rFonts w:ascii="Menlo" w:hAnsi="Menlo" w:eastAsia="Menlo" w:cs="Menlo"/>
+          <w:color w:val="000000"/>
+          <w:sz w:val="21"/>
+          <w:lang w:eastAsia="ko-KR"/>
+        </w:rPr>
+        <w:t>POST /nodes</w:t>
+      </w:r>
+      <w:r>
+        <w:rPr>
+          <w:rFonts w:ascii="Arial" w:hAnsi="Arial" w:eastAsia="Malgun Gothic" w:cs="Malgun Gothic"/>
+          <w:color w:val="000000"/>
+          <w:sz w:val="22"/>
+          <w:lang w:eastAsia="ko-KR"/>
+        </w:rPr>
+        <w:t xml:space="preserve">로 만들려 하면 </w:t>
+      </w:r>
+      <w:r>
+        <w:rPr>
+          <w:rFonts w:ascii="Menlo" w:hAnsi="Menlo" w:eastAsia="Menlo" w:cs="Menlo"/>
+          <w:color w:val="000000"/>
+          <w:sz w:val="21"/>
+          <w:lang w:eastAsia="ko-KR"/>
+        </w:rPr>
+        <w:t>400 UNSUPPORTED_TYPE</w:t>
+      </w:r>
+      <w:r>
+        <w:rPr>
+          <w:rFonts w:ascii="Arial" w:hAnsi="Arial" w:eastAsia="Malgun Gothic" w:cs="Malgun Gothic"/>
+          <w:color w:val="000000"/>
+          <w:sz w:val="22"/>
+          <w:lang w:eastAsia="ko-KR"/>
+        </w:rPr>
+        <w:t xml:space="preserve">이다. 다른 타입의 id를 열면 </w:t>
+      </w:r>
+      <w:r>
+        <w:rPr>
+          <w:rFonts w:ascii="Menlo" w:hAnsi="Menlo" w:eastAsia="Menlo" w:cs="Menlo"/>
+          <w:color w:val="000000"/>
+          <w:sz w:val="21"/>
+          <w:lang w:eastAsia="ko-KR"/>
+        </w:rPr>
+        <w:t>404</w:t>
+      </w:r>
+      <w:r>
+        <w:rPr>
+          <w:rFonts w:ascii="Arial" w:hAnsi="Arial" w:eastAsia="Malgun Gothic" w:cs="Malgun Gothic"/>
+          <w:color w:val="000000"/>
+          <w:sz w:val="22"/>
+          <w:lang w:eastAsia="ko-KR"/>
+        </w:rPr>
+        <w:t xml:space="preserve">, 다른 Workspace의 id도 </w:t>
+      </w:r>
+      <w:r>
+        <w:rPr>
+          <w:rFonts w:ascii="Menlo" w:hAnsi="Menlo" w:eastAsia="Menlo" w:cs="Menlo"/>
+          <w:color w:val="000000"/>
+          <w:sz w:val="21"/>
+          <w:lang w:eastAsia="ko-KR"/>
+        </w:rPr>
+        <w:t>404</w:t>
+      </w:r>
+      <w:r>
+        <w:rPr>
+          <w:rFonts w:ascii="Arial" w:hAnsi="Arial" w:eastAsia="Malgun Gothic" w:cs="Malgun Gothic"/>
+          <w:color w:val="000000"/>
+          <w:sz w:val="22"/>
+          <w:lang w:eastAsia="ko-KR"/>
+        </w:rPr>
+        <w:t xml:space="preserve">다. 목록은 </w:t>
+      </w:r>
+      <w:r>
+        <w:rPr>
+          <w:rFonts w:ascii="Menlo" w:hAnsi="Menlo" w:eastAsia="Menlo" w:cs="Menlo"/>
+          <w:color w:val="000000"/>
+          <w:sz w:val="21"/>
+          <w:lang w:eastAsia="ko-KR"/>
+        </w:rPr>
+        <w:t>status</w:t>
+      </w:r>
+      <w:r>
+        <w:rPr>
+          <w:rFonts w:ascii="Arial" w:hAnsi="Arial" w:eastAsia="Malgun Gothic" w:cs="Malgun Gothic"/>
+          <w:color w:val="000000"/>
+          <w:sz w:val="22"/>
+          <w:lang w:eastAsia="ko-KR"/>
+        </w:rPr>
+        <w:t xml:space="preserve">(Node 보관 상태, 기본 </w:t>
+      </w:r>
+      <w:r>
+        <w:rPr>
+          <w:rFonts w:ascii="Menlo" w:hAnsi="Menlo" w:eastAsia="Menlo" w:cs="Menlo"/>
+          <w:color w:val="000000"/>
+          <w:sz w:val="21"/>
+          <w:lang w:eastAsia="ko-KR"/>
+        </w:rPr>
+        <w:t>ACTIVE</w:t>
+      </w:r>
+      <w:r>
+        <w:rPr>
+          <w:rFonts w:ascii="Arial" w:hAnsi="Arial" w:eastAsia="Malgun Gothic" w:cs="Malgun Gothic"/>
+          <w:color w:val="000000"/>
+          <w:sz w:val="22"/>
+          <w:lang w:eastAsia="ko-KR"/>
+        </w:rPr>
+        <w:t xml:space="preserve">)와 cursor를 </w:t>
+      </w:r>
+      <w:r>
+        <w:rPr>
+          <w:rFonts w:ascii="Menlo" w:hAnsi="Menlo" w:eastAsia="Menlo" w:cs="Menlo"/>
+          <w:color w:val="000000"/>
+          <w:sz w:val="21"/>
+          <w:lang w:eastAsia="ko-KR"/>
+        </w:rPr>
+        <w:t>GET /nodes</w:t>
+      </w:r>
+      <w:r>
+        <w:rPr>
+          <w:rFonts w:ascii="Arial" w:hAnsi="Arial" w:eastAsia="Malgun Gothic" w:cs="Malgun Gothic"/>
+          <w:color w:val="000000"/>
+          <w:sz w:val="22"/>
+          <w:lang w:eastAsia="ko-KR"/>
+        </w:rPr>
+        <w:t xml:space="preserve">와 같은 규약으로 쓴다. </w:t>
+      </w:r>
+      <w:r>
+        <w:rPr>
+          <w:rFonts w:ascii="Arial" w:hAnsi="Arial" w:eastAsia="Malgun Gothic" w:cs="Malgun Gothic"/>
+          <w:b/>
+          <w:color w:val="000000"/>
+          <w:sz w:val="22"/>
+          <w:lang w:eastAsia="ko-KR"/>
+        </w:rPr>
+        <w:t>Library(`GET /nodes`)는 Concept·Note·Error·Solution·Resource를 보여 주고 Snippet과 Project는 제외한다</w:t>
+      </w:r>
+      <w:r>
+        <w:rPr>
+          <w:rFonts w:ascii="Arial" w:hAnsi="Arial" w:eastAsia="Malgun Gothic" w:cs="Malgun Gothic"/>
+          <w:color w:val="000000"/>
+          <w:sz w:val="22"/>
+          <w:lang w:eastAsia="ko-KR"/>
+        </w:rPr>
+        <w:t>(각자의 작업 공간).</w:t>
+      </w:r>
+    </w:p>
+    <w:p>
+      <w:pPr>
+        <w:pStyle w:val="ListBullet"/>
+      </w:pPr>
+      <w:r>
+        <w:rPr>
+          <w:rFonts w:ascii="Arial" w:hAnsi="Arial" w:eastAsia="Malgun Gothic" w:cs="Malgun Gothic"/>
+          <w:b/>
+          <w:color w:val="000000"/>
+          <w:sz w:val="22"/>
+          <w:lang w:eastAsia="ko-KR"/>
+        </w:rPr>
+        <w:t>Error (`/errors`):</w:t>
+      </w:r>
+      <w:r>
+        <w:rPr>
+          <w:rFonts w:ascii="Arial" w:hAnsi="Arial" w:eastAsia="Malgun Gothic" w:cs="Malgun Gothic"/>
+          <w:color w:val="000000"/>
+          <w:sz w:val="22"/>
+          <w:lang w:eastAsia="ko-KR"/>
+        </w:rPr>
+        <w:t xml:space="preserve"> </w:t>
+      </w:r>
+      <w:r>
+        <w:rPr>
+          <w:rFonts w:ascii="Menlo" w:hAnsi="Menlo" w:eastAsia="Menlo" w:cs="Menlo"/>
+          <w:color w:val="000000"/>
+          <w:sz w:val="21"/>
+          <w:lang w:eastAsia="ko-KR"/>
+        </w:rPr>
+        <w:t>errorMessage</w:t>
+      </w:r>
+      <w:r>
+        <w:rPr>
+          <w:rFonts w:ascii="Arial" w:hAnsi="Arial" w:eastAsia="Malgun Gothic" w:cs="Malgun Gothic"/>
+          <w:color w:val="000000"/>
+          <w:sz w:val="22"/>
+          <w:lang w:eastAsia="ko-KR"/>
+        </w:rPr>
+        <w:t xml:space="preserve">(필수, 최대 100,000바이트 — 스택 트레이스 용도), </w:t>
+      </w:r>
+      <w:r>
+        <w:rPr>
+          <w:rFonts w:ascii="Menlo" w:hAnsi="Menlo" w:eastAsia="Menlo" w:cs="Menlo"/>
+          <w:color w:val="000000"/>
+          <w:sz w:val="21"/>
+          <w:lang w:eastAsia="ko-KR"/>
+        </w:rPr>
+        <w:t>environment</w:t>
+      </w:r>
+      <w:r>
+        <w:rPr>
+          <w:rFonts w:ascii="Arial" w:hAnsi="Arial" w:eastAsia="Malgun Gothic" w:cs="Malgun Gothic"/>
+          <w:color w:val="000000"/>
+          <w:sz w:val="22"/>
+          <w:lang w:eastAsia="ko-KR"/>
+        </w:rPr>
+        <w:t xml:space="preserve">(≤500), </w:t>
+      </w:r>
+      <w:r>
+        <w:rPr>
+          <w:rFonts w:ascii="Menlo" w:hAnsi="Menlo" w:eastAsia="Menlo" w:cs="Menlo"/>
+          <w:color w:val="000000"/>
+          <w:sz w:val="21"/>
+          <w:lang w:eastAsia="ko-KR"/>
+        </w:rPr>
+        <w:t>reproductionStepsMd</w:t>
+      </w:r>
+      <w:r>
+        <w:rPr>
+          <w:rFonts w:ascii="Arial" w:hAnsi="Arial" w:eastAsia="Malgun Gothic" w:cs="Malgun Gothic"/>
+          <w:color w:val="000000"/>
+          <w:sz w:val="22"/>
+          <w:lang w:eastAsia="ko-KR"/>
+        </w:rPr>
+        <w:t>·</w:t>
+      </w:r>
+      <w:r>
+        <w:rPr>
+          <w:rFonts w:ascii="Menlo" w:hAnsi="Menlo" w:eastAsia="Menlo" w:cs="Menlo"/>
+          <w:color w:val="000000"/>
+          <w:sz w:val="21"/>
+          <w:lang w:eastAsia="ko-KR"/>
+        </w:rPr>
+        <w:t>causeHypothesisMd</w:t>
+      </w:r>
+      <w:r>
+        <w:rPr>
+          <w:rFonts w:ascii="Arial" w:hAnsi="Arial" w:eastAsia="Malgun Gothic" w:cs="Malgun Gothic"/>
+          <w:color w:val="000000"/>
+          <w:sz w:val="22"/>
+          <w:lang w:eastAsia="ko-KR"/>
+        </w:rPr>
+        <w:t xml:space="preserve">(각 ≤100,000바이트), </w:t>
+      </w:r>
+      <w:r>
+        <w:rPr>
+          <w:rFonts w:ascii="Menlo" w:hAnsi="Menlo" w:eastAsia="Menlo" w:cs="Menlo"/>
+          <w:color w:val="000000"/>
+          <w:sz w:val="21"/>
+          <w:lang w:eastAsia="ko-KR"/>
+        </w:rPr>
+        <w:t>occurredAt</w:t>
+      </w:r>
+      <w:r>
+        <w:rPr>
+          <w:rFonts w:ascii="Arial" w:hAnsi="Arial" w:eastAsia="Malgun Gothic" w:cs="Malgun Gothic"/>
+          <w:color w:val="000000"/>
+          <w:sz w:val="22"/>
+          <w:lang w:eastAsia="ko-KR"/>
+        </w:rPr>
+        <w:t xml:space="preserve">(생략하면 지금). 크기 초과는 </w:t>
+      </w:r>
+      <w:r>
+        <w:rPr>
+          <w:rFonts w:ascii="Menlo" w:hAnsi="Menlo" w:eastAsia="Menlo" w:cs="Menlo"/>
+          <w:color w:val="000000"/>
+          <w:sz w:val="21"/>
+          <w:lang w:eastAsia="ko-KR"/>
+        </w:rPr>
+        <w:t>413 PAYLOAD_TOO_LARGE</w:t>
+      </w:r>
+      <w:r>
+        <w:rPr>
+          <w:rFonts w:ascii="Arial" w:hAnsi="Arial" w:eastAsia="Malgun Gothic" w:cs="Malgun Gothic"/>
+          <w:color w:val="000000"/>
+          <w:sz w:val="22"/>
+          <w:lang w:eastAsia="ko-KR"/>
+        </w:rPr>
+        <w:t xml:space="preserve">, 공백뿐인 메시지·NUL 문자는 </w:t>
+      </w:r>
+      <w:r>
+        <w:rPr>
+          <w:rFonts w:ascii="Menlo" w:hAnsi="Menlo" w:eastAsia="Menlo" w:cs="Menlo"/>
+          <w:color w:val="000000"/>
+          <w:sz w:val="21"/>
+          <w:lang w:eastAsia="ko-KR"/>
+        </w:rPr>
+        <w:t>400</w:t>
+      </w:r>
+      <w:r>
+        <w:rPr>
+          <w:rFonts w:ascii="Arial" w:hAnsi="Arial" w:eastAsia="Malgun Gothic" w:cs="Malgun Gothic"/>
+          <w:color w:val="000000"/>
+          <w:sz w:val="22"/>
+          <w:lang w:eastAsia="ko-KR"/>
+        </w:rPr>
+        <w:t xml:space="preserve">. 응답은 </w:t>
+      </w:r>
+      <w:r>
+        <w:rPr>
+          <w:rFonts w:ascii="Menlo" w:hAnsi="Menlo" w:eastAsia="Menlo" w:cs="Menlo"/>
+          <w:color w:val="000000"/>
+          <w:sz w:val="21"/>
+          <w:lang w:eastAsia="ko-KR"/>
+        </w:rPr>
+        <w:t>{공통 Node 필드, error{…resolutionStatus, occurredAt, resolvedAt}, relations, warnings[]}</w:t>
+      </w:r>
+      <w:r>
+        <w:rPr>
+          <w:rFonts w:ascii="Arial" w:hAnsi="Arial" w:eastAsia="Malgun Gothic" w:cs="Malgun Gothic"/>
+          <w:color w:val="000000"/>
+          <w:sz w:val="22"/>
+          <w:lang w:eastAsia="ko-KR"/>
+        </w:rPr>
+        <w:t xml:space="preserve">. 목록 필터 </w:t>
+      </w:r>
+      <w:r>
+        <w:rPr>
+          <w:rFonts w:ascii="Menlo" w:hAnsi="Menlo" w:eastAsia="Menlo" w:cs="Menlo"/>
+          <w:color w:val="000000"/>
+          <w:sz w:val="21"/>
+          <w:lang w:eastAsia="ko-KR"/>
+        </w:rPr>
+        <w:t>resolution</w:t>
+      </w:r>
+      <w:r>
+        <w:rPr>
+          <w:rFonts w:ascii="Arial" w:hAnsi="Arial" w:eastAsia="Malgun Gothic" w:cs="Malgun Gothic"/>
+          <w:color w:val="000000"/>
+          <w:sz w:val="22"/>
+          <w:lang w:eastAsia="ko-KR"/>
+        </w:rPr>
+        <w:t xml:space="preserve">(콤마 목록), </w:t>
+      </w:r>
+      <w:r>
+        <w:rPr>
+          <w:rFonts w:ascii="Menlo" w:hAnsi="Menlo" w:eastAsia="Menlo" w:cs="Menlo"/>
+          <w:color w:val="000000"/>
+          <w:sz w:val="21"/>
+          <w:lang w:eastAsia="ko-KR"/>
+        </w:rPr>
+        <w:t>projectId</w:t>
+      </w:r>
+      <w:r>
+        <w:rPr>
+          <w:rFonts w:ascii="Arial" w:hAnsi="Arial" w:eastAsia="Malgun Gothic" w:cs="Malgun Gothic"/>
+          <w:color w:val="000000"/>
+          <w:sz w:val="22"/>
+          <w:lang w:eastAsia="ko-KR"/>
+        </w:rPr>
+        <w:t>(</w:t>
+      </w:r>
+      <w:r>
+        <w:rPr>
+          <w:rFonts w:ascii="Menlo" w:hAnsi="Menlo" w:eastAsia="Menlo" w:cs="Menlo"/>
+          <w:color w:val="000000"/>
+          <w:sz w:val="21"/>
+          <w:lang w:eastAsia="ko-KR"/>
+        </w:rPr>
+        <w:t>OCCURRED_IN</w:t>
+      </w:r>
+      <w:r>
+        <w:rPr>
+          <w:rFonts w:ascii="Arial" w:hAnsi="Arial" w:eastAsia="Malgun Gothic" w:cs="Malgun Gothic"/>
+          <w:color w:val="000000"/>
+          <w:sz w:val="22"/>
+          <w:lang w:eastAsia="ko-KR"/>
+        </w:rPr>
+        <w:t xml:space="preserve">), </w:t>
+      </w:r>
+      <w:r>
+        <w:rPr>
+          <w:rFonts w:ascii="Menlo" w:hAnsi="Menlo" w:eastAsia="Menlo" w:cs="Menlo"/>
+          <w:color w:val="000000"/>
+          <w:sz w:val="21"/>
+          <w:lang w:eastAsia="ko-KR"/>
+        </w:rPr>
+        <w:t>tagId</w:t>
+      </w:r>
+      <w:r>
+        <w:rPr>
+          <w:rFonts w:ascii="Arial" w:hAnsi="Arial" w:eastAsia="Malgun Gothic" w:cs="Malgun Gothic"/>
+          <w:color w:val="000000"/>
+          <w:sz w:val="22"/>
+          <w:lang w:eastAsia="ko-KR"/>
+        </w:rPr>
+        <w:t xml:space="preserve">이며 항목마다 체인 미리보기 </w:t>
+      </w:r>
+      <w:r>
+        <w:rPr>
+          <w:rFonts w:ascii="Menlo" w:hAnsi="Menlo" w:eastAsia="Menlo" w:cs="Menlo"/>
+          <w:color w:val="000000"/>
+          <w:sz w:val="21"/>
+          <w:lang w:eastAsia="ko-KR"/>
+        </w:rPr>
+        <w:t>solutionCount</w:t>
+      </w:r>
+      <w:r>
+        <w:rPr>
+          <w:rFonts w:ascii="Arial" w:hAnsi="Arial" w:eastAsia="Malgun Gothic" w:cs="Malgun Gothic"/>
+          <w:color w:val="000000"/>
+          <w:sz w:val="22"/>
+          <w:lang w:eastAsia="ko-KR"/>
+        </w:rPr>
+        <w:t>·</w:t>
+      </w:r>
+      <w:r>
+        <w:rPr>
+          <w:rFonts w:ascii="Menlo" w:hAnsi="Menlo" w:eastAsia="Menlo" w:cs="Menlo"/>
+          <w:color w:val="000000"/>
+          <w:sz w:val="21"/>
+          <w:lang w:eastAsia="ko-KR"/>
+        </w:rPr>
+        <w:t>projectCount</w:t>
+      </w:r>
+      <w:r>
+        <w:rPr>
+          <w:rFonts w:ascii="Arial" w:hAnsi="Arial" w:eastAsia="Malgun Gothic" w:cs="Malgun Gothic"/>
+          <w:color w:val="000000"/>
+          <w:sz w:val="22"/>
+          <w:lang w:eastAsia="ko-KR"/>
+        </w:rPr>
+        <w:t>와 메시지 앞 200자를 준다.</w:t>
+      </w:r>
+    </w:p>
+    <w:p>
+      <w:pPr>
+        <w:pStyle w:val="ListBullet"/>
+      </w:pPr>
+      <w:r>
+        <w:rPr>
+          <w:rFonts w:ascii="Arial" w:hAnsi="Arial" w:eastAsia="Malgun Gothic" w:cs="Malgun Gothic"/>
+          <w:b/>
+          <w:color w:val="000000"/>
+          <w:sz w:val="22"/>
+          <w:lang w:eastAsia="ko-KR"/>
+        </w:rPr>
+        <w:t>Error 상태 전환 (`PATCH /errors/{id}/status {version, status, resolvedAt?}`):</w:t>
+      </w:r>
+      <w:r>
+        <w:rPr>
+          <w:rFonts w:ascii="Arial" w:hAnsi="Arial" w:eastAsia="Malgun Gothic" w:cs="Malgun Gothic"/>
+          <w:color w:val="000000"/>
+          <w:sz w:val="22"/>
+          <w:lang w:eastAsia="ko-KR"/>
+        </w:rPr>
+        <w:t xml:space="preserve"> 허용 전이는 </w:t>
+      </w:r>
+      <w:r>
+        <w:rPr>
+          <w:rFonts w:ascii="Menlo" w:hAnsi="Menlo" w:eastAsia="Menlo" w:cs="Menlo"/>
+          <w:color w:val="000000"/>
+          <w:sz w:val="21"/>
+          <w:lang w:eastAsia="ko-KR"/>
+        </w:rPr>
+        <w:t>OPEN → INVESTIGATING|RESOLVED|WONT_FIX</w:t>
+      </w:r>
+      <w:r>
+        <w:rPr>
+          <w:rFonts w:ascii="Arial" w:hAnsi="Arial" w:eastAsia="Malgun Gothic" w:cs="Malgun Gothic"/>
+          <w:color w:val="000000"/>
+          <w:sz w:val="22"/>
+          <w:lang w:eastAsia="ko-KR"/>
+        </w:rPr>
+        <w:t xml:space="preserve">, </w:t>
+      </w:r>
+      <w:r>
+        <w:rPr>
+          <w:rFonts w:ascii="Menlo" w:hAnsi="Menlo" w:eastAsia="Menlo" w:cs="Menlo"/>
+          <w:color w:val="000000"/>
+          <w:sz w:val="21"/>
+          <w:lang w:eastAsia="ko-KR"/>
+        </w:rPr>
+        <w:t>INVESTIGATING → OPEN|RESOLVED|WONT_FIX</w:t>
+      </w:r>
+      <w:r>
+        <w:rPr>
+          <w:rFonts w:ascii="Arial" w:hAnsi="Arial" w:eastAsia="Malgun Gothic" w:cs="Malgun Gothic"/>
+          <w:color w:val="000000"/>
+          <w:sz w:val="22"/>
+          <w:lang w:eastAsia="ko-KR"/>
+        </w:rPr>
+        <w:t xml:space="preserve">, </w:t>
+      </w:r>
+      <w:r>
+        <w:rPr>
+          <w:rFonts w:ascii="Menlo" w:hAnsi="Menlo" w:eastAsia="Menlo" w:cs="Menlo"/>
+          <w:color w:val="000000"/>
+          <w:sz w:val="21"/>
+          <w:lang w:eastAsia="ko-KR"/>
+        </w:rPr>
+        <w:t>RESOLVED|WONT_FIX → OPEN</w:t>
+      </w:r>
+      <w:r>
+        <w:rPr>
+          <w:rFonts w:ascii="Arial" w:hAnsi="Arial" w:eastAsia="Malgun Gothic" w:cs="Malgun Gothic"/>
+          <w:color w:val="000000"/>
+          <w:sz w:val="22"/>
+          <w:lang w:eastAsia="ko-KR"/>
+        </w:rPr>
+        <w:t xml:space="preserve">(재오픈)뿐이다. 종료 상태끼리는 바로 오갈 수 없으며 </w:t>
+      </w:r>
+      <w:r>
+        <w:rPr>
+          <w:rFonts w:ascii="Menlo" w:hAnsi="Menlo" w:eastAsia="Menlo" w:cs="Menlo"/>
+          <w:color w:val="000000"/>
+          <w:sz w:val="21"/>
+          <w:lang w:eastAsia="ko-KR"/>
+        </w:rPr>
+        <w:t>409 INVALID_STATUS_TRANSITION</w:t>
+      </w:r>
+      <w:r>
+        <w:rPr>
+          <w:rFonts w:ascii="Arial" w:hAnsi="Arial" w:eastAsia="Malgun Gothic" w:cs="Malgun Gothic"/>
+          <w:color w:val="000000"/>
+          <w:sz w:val="22"/>
+          <w:lang w:eastAsia="ko-KR"/>
+        </w:rPr>
+        <w:t xml:space="preserve">. 같은 상태로의 요청은 아무것도 바꾸지 않는다. </w:t>
+      </w:r>
+      <w:r>
+        <w:rPr>
+          <w:rFonts w:ascii="Menlo" w:hAnsi="Menlo" w:eastAsia="Menlo" w:cs="Menlo"/>
+          <w:color w:val="000000"/>
+          <w:sz w:val="21"/>
+          <w:lang w:eastAsia="ko-KR"/>
+        </w:rPr>
+        <w:t>resolvedAt</w:t>
+      </w:r>
+      <w:r>
+        <w:rPr>
+          <w:rFonts w:ascii="Arial" w:hAnsi="Arial" w:eastAsia="Malgun Gothic" w:cs="Malgun Gothic"/>
+          <w:color w:val="000000"/>
+          <w:sz w:val="22"/>
+          <w:lang w:eastAsia="ko-KR"/>
+        </w:rPr>
+        <w:t xml:space="preserve">은 </w:t>
+      </w:r>
+      <w:r>
+        <w:rPr>
+          <w:rFonts w:ascii="Menlo" w:hAnsi="Menlo" w:eastAsia="Menlo" w:cs="Menlo"/>
+          <w:color w:val="000000"/>
+          <w:sz w:val="21"/>
+          <w:lang w:eastAsia="ko-KR"/>
+        </w:rPr>
+        <w:t>RESOLVED</w:t>
+      </w:r>
+      <w:r>
+        <w:rPr>
+          <w:rFonts w:ascii="Arial" w:hAnsi="Arial" w:eastAsia="Malgun Gothic" w:cs="Malgun Gothic"/>
+          <w:color w:val="000000"/>
+          <w:sz w:val="22"/>
+          <w:lang w:eastAsia="ko-KR"/>
+        </w:rPr>
+        <w:t>일 때만 의미가 있고(다른 상태에서는 무시·</w:t>
+      </w:r>
+      <w:r>
+        <w:rPr>
+          <w:rFonts w:ascii="Menlo" w:hAnsi="Menlo" w:eastAsia="Menlo" w:cs="Menlo"/>
+          <w:color w:val="000000"/>
+          <w:sz w:val="21"/>
+          <w:lang w:eastAsia="ko-KR"/>
+        </w:rPr>
+        <w:t>null</w:t>
+      </w:r>
+      <w:r>
+        <w:rPr>
+          <w:rFonts w:ascii="Arial" w:hAnsi="Arial" w:eastAsia="Malgun Gothic" w:cs="Malgun Gothic"/>
+          <w:color w:val="000000"/>
+          <w:sz w:val="22"/>
+          <w:lang w:eastAsia="ko-KR"/>
+        </w:rPr>
+        <w:t xml:space="preserve">로 정리, DB CHECK </w:t>
+      </w:r>
+      <w:r>
+        <w:rPr>
+          <w:rFonts w:ascii="Menlo" w:hAnsi="Menlo" w:eastAsia="Menlo" w:cs="Menlo"/>
+          <w:color w:val="000000"/>
+          <w:sz w:val="21"/>
+          <w:lang w:eastAsia="ko-KR"/>
+        </w:rPr>
+        <w:t>ck_error_records__resolved_at</w:t>
+      </w:r>
+      <w:r>
+        <w:rPr>
+          <w:rFonts w:ascii="Arial" w:hAnsi="Arial" w:eastAsia="Malgun Gothic" w:cs="Malgun Gothic"/>
+          <w:color w:val="000000"/>
+          <w:sz w:val="22"/>
+          <w:lang w:eastAsia="ko-KR"/>
+        </w:rPr>
+        <w:t xml:space="preserve">이 같은 불변식을 강제) 생략하면 지금이며 발생 시각보다 이르면 </w:t>
+      </w:r>
+      <w:r>
+        <w:rPr>
+          <w:rFonts w:ascii="Menlo" w:hAnsi="Menlo" w:eastAsia="Menlo" w:cs="Menlo"/>
+          <w:color w:val="000000"/>
+          <w:sz w:val="21"/>
+          <w:lang w:eastAsia="ko-KR"/>
+        </w:rPr>
+        <w:t>400 BEFORE_OCCURRED_AT</w:t>
+      </w:r>
+      <w:r>
+        <w:rPr>
+          <w:rFonts w:ascii="Arial" w:hAnsi="Arial" w:eastAsia="Malgun Gothic" w:cs="Malgun Gothic"/>
+          <w:color w:val="000000"/>
+          <w:sz w:val="22"/>
+          <w:lang w:eastAsia="ko-KR"/>
+        </w:rPr>
+        <w:t xml:space="preserve">. 휴지통 Error는 </w:t>
+      </w:r>
+      <w:r>
+        <w:rPr>
+          <w:rFonts w:ascii="Menlo" w:hAnsi="Menlo" w:eastAsia="Menlo" w:cs="Menlo"/>
+          <w:color w:val="000000"/>
+          <w:sz w:val="21"/>
+          <w:lang w:eastAsia="ko-KR"/>
+        </w:rPr>
+        <w:t>409 INVALID_NODE_STATE</w:t>
+      </w:r>
+      <w:r>
+        <w:rPr>
+          <w:rFonts w:ascii="Arial" w:hAnsi="Arial" w:eastAsia="Malgun Gothic" w:cs="Malgun Gothic"/>
+          <w:color w:val="000000"/>
+          <w:sz w:val="22"/>
+          <w:lang w:eastAsia="ko-KR"/>
+        </w:rPr>
+        <w:t xml:space="preserve">. </w:t>
+      </w:r>
+      <w:r>
+        <w:rPr>
+          <w:rFonts w:ascii="Arial" w:hAnsi="Arial" w:eastAsia="Malgun Gothic" w:cs="Malgun Gothic"/>
+          <w:b/>
+          <w:color w:val="000000"/>
+          <w:sz w:val="22"/>
+          <w:lang w:eastAsia="ko-KR"/>
+        </w:rPr>
+        <w:t>`RESOLVED`로 바꿀 때 Solution(`SOLVED_BY` 나가는 관계)이 없으면 저장은 하되 응답과 이후 조회에 `warnings:["NO_SOLUTION_LINKED"]`를 싣는다</w:t>
+      </w:r>
+      <w:r>
+        <w:rPr>
+          <w:rFonts w:ascii="Arial" w:hAnsi="Arial" w:eastAsia="Malgun Gothic" w:cs="Malgun Gothic"/>
+          <w:color w:val="000000"/>
+          <w:sz w:val="22"/>
+          <w:lang w:eastAsia="ko-KR"/>
+        </w:rPr>
+        <w:t>(§9.7 — 막지 않는다).</w:t>
+      </w:r>
+    </w:p>
+    <w:p>
+      <w:pPr>
+        <w:pStyle w:val="ListBullet"/>
+      </w:pPr>
+      <w:r>
+        <w:rPr>
+          <w:rFonts w:ascii="Arial" w:hAnsi="Arial" w:eastAsia="Malgun Gothic" w:cs="Malgun Gothic"/>
+          <w:b/>
+          <w:color w:val="000000"/>
+          <w:sz w:val="22"/>
+          <w:lang w:eastAsia="ko-KR"/>
+        </w:rPr>
+        <w:t>Solution (`/solutions`):</w:t>
+      </w:r>
+      <w:r>
+        <w:rPr>
+          <w:rFonts w:ascii="Arial" w:hAnsi="Arial" w:eastAsia="Malgun Gothic" w:cs="Malgun Gothic"/>
+          <w:color w:val="000000"/>
+          <w:sz w:val="22"/>
+          <w:lang w:eastAsia="ko-KR"/>
+        </w:rPr>
+        <w:t xml:space="preserve"> </w:t>
+      </w:r>
+      <w:r>
+        <w:rPr>
+          <w:rFonts w:ascii="Menlo" w:hAnsi="Menlo" w:eastAsia="Menlo" w:cs="Menlo"/>
+          <w:color w:val="000000"/>
+          <w:sz w:val="21"/>
+          <w:lang w:eastAsia="ko-KR"/>
+        </w:rPr>
+        <w:t>approachMd</w:t>
+      </w:r>
+      <w:r>
+        <w:rPr>
+          <w:rFonts w:ascii="Arial" w:hAnsi="Arial" w:eastAsia="Malgun Gothic" w:cs="Malgun Gothic"/>
+          <w:color w:val="000000"/>
+          <w:sz w:val="22"/>
+          <w:lang w:eastAsia="ko-KR"/>
+        </w:rPr>
+        <w:t xml:space="preserve">(필수), </w:t>
+      </w:r>
+      <w:r>
+        <w:rPr>
+          <w:rFonts w:ascii="Menlo" w:hAnsi="Menlo" w:eastAsia="Menlo" w:cs="Menlo"/>
+          <w:color w:val="000000"/>
+          <w:sz w:val="21"/>
+          <w:lang w:eastAsia="ko-KR"/>
+        </w:rPr>
+        <w:t>stepsMd</w:t>
+      </w:r>
+      <w:r>
+        <w:rPr>
+          <w:rFonts w:ascii="Arial" w:hAnsi="Arial" w:eastAsia="Malgun Gothic" w:cs="Malgun Gothic"/>
+          <w:color w:val="000000"/>
+          <w:sz w:val="22"/>
+          <w:lang w:eastAsia="ko-KR"/>
+        </w:rPr>
+        <w:t>·</w:t>
+      </w:r>
+      <w:r>
+        <w:rPr>
+          <w:rFonts w:ascii="Menlo" w:hAnsi="Menlo" w:eastAsia="Menlo" w:cs="Menlo"/>
+          <w:color w:val="000000"/>
+          <w:sz w:val="21"/>
+          <w:lang w:eastAsia="ko-KR"/>
+        </w:rPr>
+        <w:t>verificationMd</w:t>
+      </w:r>
+      <w:r>
+        <w:rPr>
+          <w:rFonts w:ascii="Arial" w:hAnsi="Arial" w:eastAsia="Malgun Gothic" w:cs="Malgun Gothic"/>
+          <w:color w:val="000000"/>
+          <w:sz w:val="22"/>
+          <w:lang w:eastAsia="ko-KR"/>
+        </w:rPr>
+        <w:t>·</w:t>
+      </w:r>
+      <w:r>
+        <w:rPr>
+          <w:rFonts w:ascii="Menlo" w:hAnsi="Menlo" w:eastAsia="Menlo" w:cs="Menlo"/>
+          <w:color w:val="000000"/>
+          <w:sz w:val="21"/>
+          <w:lang w:eastAsia="ko-KR"/>
+        </w:rPr>
+        <w:t>tradeoffsMd</w:t>
+      </w:r>
+      <w:r>
+        <w:rPr>
+          <w:rFonts w:ascii="Arial" w:hAnsi="Arial" w:eastAsia="Malgun Gothic" w:cs="Malgun Gothic"/>
+          <w:color w:val="000000"/>
+          <w:sz w:val="22"/>
+          <w:lang w:eastAsia="ko-KR"/>
+        </w:rPr>
+        <w:t xml:space="preserve">(선택), </w:t>
+      </w:r>
+      <w:r>
+        <w:rPr>
+          <w:rFonts w:ascii="Menlo" w:hAnsi="Menlo" w:eastAsia="Menlo" w:cs="Menlo"/>
+          <w:color w:val="000000"/>
+          <w:sz w:val="21"/>
+          <w:lang w:eastAsia="ko-KR"/>
+        </w:rPr>
+        <w:t>resolvedAt</w:t>
+      </w:r>
+      <w:r>
+        <w:rPr>
+          <w:rFonts w:ascii="Arial" w:hAnsi="Arial" w:eastAsia="Malgun Gothic" w:cs="Malgun Gothic"/>
+          <w:color w:val="000000"/>
+          <w:sz w:val="22"/>
+          <w:lang w:eastAsia="ko-KR"/>
+        </w:rPr>
+        <w:t xml:space="preserve">(선택). </w:t>
+      </w:r>
+      <w:r>
+        <w:rPr>
+          <w:rFonts w:ascii="Arial" w:hAnsi="Arial" w:eastAsia="Malgun Gothic" w:cs="Malgun Gothic"/>
+          <w:b/>
+          <w:color w:val="000000"/>
+          <w:sz w:val="22"/>
+          <w:lang w:eastAsia="ko-KR"/>
+        </w:rPr>
+        <w:t>`errorNodeId`를 주면 Solution과 `Error --SOLVED_BY--&gt; Solution`을 한 트랜잭션으로 만든다</w:t>
+      </w:r>
+      <w:r>
+        <w:rPr>
+          <w:rFonts w:ascii="Arial" w:hAnsi="Arial" w:eastAsia="Malgun Gothic" w:cs="Malgun Gothic"/>
+          <w:color w:val="000000"/>
+          <w:sz w:val="22"/>
+          <w:lang w:eastAsia="ko-KR"/>
+        </w:rPr>
+        <w:t xml:space="preserve"> — Error가 아니면(</w:t>
+      </w:r>
+      <w:r>
+        <w:rPr>
+          <w:rFonts w:ascii="Menlo" w:hAnsi="Menlo" w:eastAsia="Menlo" w:cs="Menlo"/>
+          <w:color w:val="000000"/>
+          <w:sz w:val="21"/>
+          <w:lang w:eastAsia="ko-KR"/>
+        </w:rPr>
+        <w:t>400 TYPE_NOT_ALLOWED</w:t>
+      </w:r>
+      <w:r>
+        <w:rPr>
+          <w:rFonts w:ascii="Arial" w:hAnsi="Arial" w:eastAsia="Malgun Gothic" w:cs="Malgun Gothic"/>
+          <w:color w:val="000000"/>
+          <w:sz w:val="22"/>
+          <w:lang w:eastAsia="ko-KR"/>
+        </w:rPr>
+        <w:t>)·다른 Workspace면(</w:t>
+      </w:r>
+      <w:r>
+        <w:rPr>
+          <w:rFonts w:ascii="Menlo" w:hAnsi="Menlo" w:eastAsia="Menlo" w:cs="Menlo"/>
+          <w:color w:val="000000"/>
+          <w:sz w:val="21"/>
+          <w:lang w:eastAsia="ko-KR"/>
+        </w:rPr>
+        <w:t>400 INVALID_RELATION_NODE</w:t>
+      </w:r>
+      <w:r>
+        <w:rPr>
+          <w:rFonts w:ascii="Arial" w:hAnsi="Arial" w:eastAsia="Malgun Gothic" w:cs="Malgun Gothic"/>
+          <w:color w:val="000000"/>
+          <w:sz w:val="22"/>
+          <w:lang w:eastAsia="ko-KR"/>
+        </w:rPr>
+        <w:t xml:space="preserve">) Solution도 만들어지지 않는다(통합 테스트가 행 수로 확인). 설계 초안의 </w:t>
+      </w:r>
+      <w:r>
+        <w:rPr>
+          <w:rFonts w:ascii="Menlo" w:hAnsi="Menlo" w:eastAsia="Menlo" w:cs="Menlo"/>
+          <w:color w:val="000000"/>
+          <w:sz w:val="21"/>
+          <w:lang w:eastAsia="ko-KR"/>
+        </w:rPr>
+        <w:t>errorRelation</w:t>
+      </w:r>
+      <w:r>
+        <w:rPr>
+          <w:rFonts w:ascii="Arial" w:hAnsi="Arial" w:eastAsia="Malgun Gothic" w:cs="Malgun Gothic"/>
+          <w:color w:val="000000"/>
+          <w:sz w:val="22"/>
+          <w:lang w:eastAsia="ko-KR"/>
+        </w:rPr>
+        <w:t xml:space="preserve"> 필드명 대신 </w:t>
+      </w:r>
+      <w:r>
+        <w:rPr>
+          <w:rFonts w:ascii="Menlo" w:hAnsi="Menlo" w:eastAsia="Menlo" w:cs="Menlo"/>
+          <w:color w:val="000000"/>
+          <w:sz w:val="21"/>
+          <w:lang w:eastAsia="ko-KR"/>
+        </w:rPr>
+        <w:t>errorNodeId</w:t>
+      </w:r>
+      <w:r>
+        <w:rPr>
+          <w:rFonts w:ascii="Arial" w:hAnsi="Arial" w:eastAsia="Malgun Gothic" w:cs="Malgun Gothic"/>
+          <w:color w:val="000000"/>
+          <w:sz w:val="22"/>
+          <w:lang w:eastAsia="ko-KR"/>
+        </w:rPr>
+        <w:t xml:space="preserve">를 쓴다. 목록 필터 </w:t>
+      </w:r>
+      <w:r>
+        <w:rPr>
+          <w:rFonts w:ascii="Menlo" w:hAnsi="Menlo" w:eastAsia="Menlo" w:cs="Menlo"/>
+          <w:color w:val="000000"/>
+          <w:sz w:val="21"/>
+          <w:lang w:eastAsia="ko-KR"/>
+        </w:rPr>
+        <w:t>errorId</w:t>
+      </w:r>
+      <w:r>
+        <w:rPr>
+          <w:rFonts w:ascii="Arial" w:hAnsi="Arial" w:eastAsia="Malgun Gothic" w:cs="Malgun Gothic"/>
+          <w:color w:val="000000"/>
+          <w:sz w:val="22"/>
+          <w:lang w:eastAsia="ko-KR"/>
+        </w:rPr>
+        <w:t xml:space="preserve">(그 Error를 해결하는 것), </w:t>
+      </w:r>
+      <w:r>
+        <w:rPr>
+          <w:rFonts w:ascii="Menlo" w:hAnsi="Menlo" w:eastAsia="Menlo" w:cs="Menlo"/>
+          <w:color w:val="000000"/>
+          <w:sz w:val="21"/>
+          <w:lang w:eastAsia="ko-KR"/>
+        </w:rPr>
+        <w:t>projectId</w:t>
+      </w:r>
+      <w:r>
+        <w:rPr>
+          <w:rFonts w:ascii="Arial" w:hAnsi="Arial" w:eastAsia="Malgun Gothic" w:cs="Malgun Gothic"/>
+          <w:color w:val="000000"/>
+          <w:sz w:val="22"/>
+          <w:lang w:eastAsia="ko-KR"/>
+        </w:rPr>
+        <w:t>(</w:t>
+      </w:r>
+      <w:r>
+        <w:rPr>
+          <w:rFonts w:ascii="Menlo" w:hAnsi="Menlo" w:eastAsia="Menlo" w:cs="Menlo"/>
+          <w:color w:val="000000"/>
+          <w:sz w:val="21"/>
+          <w:lang w:eastAsia="ko-KR"/>
+        </w:rPr>
+        <w:t>APPLIED_IN</w:t>
+      </w:r>
+      <w:r>
+        <w:rPr>
+          <w:rFonts w:ascii="Arial" w:hAnsi="Arial" w:eastAsia="Malgun Gothic" w:cs="Malgun Gothic"/>
+          <w:color w:val="000000"/>
+          <w:sz w:val="22"/>
+          <w:lang w:eastAsia="ko-KR"/>
+        </w:rPr>
+        <w:t xml:space="preserve">)이고 항목마다 </w:t>
+      </w:r>
+      <w:r>
+        <w:rPr>
+          <w:rFonts w:ascii="Menlo" w:hAnsi="Menlo" w:eastAsia="Menlo" w:cs="Menlo"/>
+          <w:color w:val="000000"/>
+          <w:sz w:val="21"/>
+          <w:lang w:eastAsia="ko-KR"/>
+        </w:rPr>
+        <w:t>errorCount</w:t>
+      </w:r>
+      <w:r>
+        <w:rPr>
+          <w:rFonts w:ascii="Arial" w:hAnsi="Arial" w:eastAsia="Malgun Gothic" w:cs="Malgun Gothic"/>
+          <w:color w:val="000000"/>
+          <w:sz w:val="22"/>
+          <w:lang w:eastAsia="ko-KR"/>
+        </w:rPr>
+        <w:t>·</w:t>
+      </w:r>
+      <w:r>
+        <w:rPr>
+          <w:rFonts w:ascii="Menlo" w:hAnsi="Menlo" w:eastAsia="Menlo" w:cs="Menlo"/>
+          <w:color w:val="000000"/>
+          <w:sz w:val="21"/>
+          <w:lang w:eastAsia="ko-KR"/>
+        </w:rPr>
+        <w:t>snippetCount</w:t>
+      </w:r>
+      <w:r>
+        <w:rPr>
+          <w:rFonts w:ascii="Arial" w:hAnsi="Arial" w:eastAsia="Malgun Gothic" w:cs="Malgun Gothic"/>
+          <w:color w:val="000000"/>
+          <w:sz w:val="22"/>
+          <w:lang w:eastAsia="ko-KR"/>
+        </w:rPr>
+        <w:t>·</w:t>
+      </w:r>
+      <w:r>
+        <w:rPr>
+          <w:rFonts w:ascii="Menlo" w:hAnsi="Menlo" w:eastAsia="Menlo" w:cs="Menlo"/>
+          <w:color w:val="000000"/>
+          <w:sz w:val="21"/>
+          <w:lang w:eastAsia="ko-KR"/>
+        </w:rPr>
+        <w:t>projectCount</w:t>
+      </w:r>
+      <w:r>
+        <w:rPr>
+          <w:rFonts w:ascii="Arial" w:hAnsi="Arial" w:eastAsia="Malgun Gothic" w:cs="Malgun Gothic"/>
+          <w:color w:val="000000"/>
+          <w:sz w:val="22"/>
+          <w:lang w:eastAsia="ko-KR"/>
+        </w:rPr>
+        <w:t>를 준다.</w:t>
+      </w:r>
+    </w:p>
+    <w:p>
+      <w:pPr>
+        <w:pStyle w:val="ListBullet"/>
+      </w:pPr>
+      <w:r>
+        <w:rPr>
+          <w:rFonts w:ascii="Arial" w:hAnsi="Arial" w:eastAsia="Malgun Gothic" w:cs="Malgun Gothic"/>
+          <w:b/>
+          <w:color w:val="000000"/>
+          <w:sz w:val="22"/>
+          <w:lang w:eastAsia="ko-KR"/>
+        </w:rPr>
+        <w:t>Project (`/projects`):</w:t>
+      </w:r>
+      <w:r>
+        <w:rPr>
+          <w:rFonts w:ascii="Arial" w:hAnsi="Arial" w:eastAsia="Malgun Gothic" w:cs="Malgun Gothic"/>
+          <w:color w:val="000000"/>
+          <w:sz w:val="22"/>
+          <w:lang w:eastAsia="ko-KR"/>
+        </w:rPr>
+        <w:t xml:space="preserve"> </w:t>
+      </w:r>
+      <w:r>
+        <w:rPr>
+          <w:rFonts w:ascii="Menlo" w:hAnsi="Menlo" w:eastAsia="Menlo" w:cs="Menlo"/>
+          <w:color w:val="000000"/>
+          <w:sz w:val="21"/>
+          <w:lang w:eastAsia="ko-KR"/>
+        </w:rPr>
+        <w:t>description</w:t>
+      </w:r>
+      <w:r>
+        <w:rPr>
+          <w:rFonts w:ascii="Arial" w:hAnsi="Arial" w:eastAsia="Malgun Gothic" w:cs="Malgun Gothic"/>
+          <w:color w:val="000000"/>
+          <w:sz w:val="22"/>
+          <w:lang w:eastAsia="ko-KR"/>
+        </w:rPr>
+        <w:t xml:space="preserve">은 Node의 </w:t>
+      </w:r>
+      <w:r>
+        <w:rPr>
+          <w:rFonts w:ascii="Menlo" w:hAnsi="Menlo" w:eastAsia="Menlo" w:cs="Menlo"/>
+          <w:color w:val="000000"/>
+          <w:sz w:val="21"/>
+          <w:lang w:eastAsia="ko-KR"/>
+        </w:rPr>
+        <w:t>bodyMd</w:t>
+      </w:r>
+      <w:r>
+        <w:rPr>
+          <w:rFonts w:ascii="Arial" w:hAnsi="Arial" w:eastAsia="Malgun Gothic" w:cs="Malgun Gothic"/>
+          <w:color w:val="000000"/>
+          <w:sz w:val="22"/>
+          <w:lang w:eastAsia="ko-KR"/>
+        </w:rPr>
+        <w:t xml:space="preserve">(Markdown), </w:t>
+      </w:r>
+      <w:r>
+        <w:rPr>
+          <w:rFonts w:ascii="Menlo" w:hAnsi="Menlo" w:eastAsia="Menlo" w:cs="Menlo"/>
+          <w:color w:val="000000"/>
+          <w:sz w:val="21"/>
+          <w:lang w:eastAsia="ko-KR"/>
+        </w:rPr>
+        <w:t>projectStatus</w:t>
+      </w:r>
+      <w:r>
+        <w:rPr>
+          <w:rFonts w:ascii="Arial" w:hAnsi="Arial" w:eastAsia="Malgun Gothic" w:cs="Malgun Gothic"/>
+          <w:color w:val="000000"/>
+          <w:sz w:val="22"/>
+          <w:lang w:eastAsia="ko-KR"/>
+        </w:rPr>
+        <w:t>(</w:t>
+      </w:r>
+      <w:r>
+        <w:rPr>
+          <w:rFonts w:ascii="Menlo" w:hAnsi="Menlo" w:eastAsia="Menlo" w:cs="Menlo"/>
+          <w:color w:val="000000"/>
+          <w:sz w:val="21"/>
+          <w:lang w:eastAsia="ko-KR"/>
+        </w:rPr>
+        <w:t>ACTIVE|PAUSED|COMPLETED|ARCHIVED</w:t>
+      </w:r>
+      <w:r>
+        <w:rPr>
+          <w:rFonts w:ascii="Arial" w:hAnsi="Arial" w:eastAsia="Malgun Gothic" w:cs="Malgun Gothic"/>
+          <w:color w:val="000000"/>
+          <w:sz w:val="22"/>
+          <w:lang w:eastAsia="ko-KR"/>
+        </w:rPr>
+        <w:t xml:space="preserve">, 기본 </w:t>
+      </w:r>
+      <w:r>
+        <w:rPr>
+          <w:rFonts w:ascii="Menlo" w:hAnsi="Menlo" w:eastAsia="Menlo" w:cs="Menlo"/>
+          <w:color w:val="000000"/>
+          <w:sz w:val="21"/>
+          <w:lang w:eastAsia="ko-KR"/>
+        </w:rPr>
+        <w:t>ACTIVE</w:t>
+      </w:r>
+      <w:r>
+        <w:rPr>
+          <w:rFonts w:ascii="Arial" w:hAnsi="Arial" w:eastAsia="Malgun Gothic" w:cs="Malgun Gothic"/>
+          <w:color w:val="000000"/>
+          <w:sz w:val="22"/>
+          <w:lang w:eastAsia="ko-KR"/>
+        </w:rPr>
+        <w:t xml:space="preserve"> — Node의 보관 상태와는 별개의 업무 상태이며 목록에서 숨기는 보관은 Node archive), </w:t>
+      </w:r>
+      <w:r>
+        <w:rPr>
+          <w:rFonts w:ascii="Menlo" w:hAnsi="Menlo" w:eastAsia="Menlo" w:cs="Menlo"/>
+          <w:color w:val="000000"/>
+          <w:sz w:val="21"/>
+          <w:lang w:eastAsia="ko-KR"/>
+        </w:rPr>
+        <w:t>repositoryUrl</w:t>
+      </w:r>
+      <w:r>
+        <w:rPr>
+          <w:rFonts w:ascii="Arial" w:hAnsi="Arial" w:eastAsia="Malgun Gothic" w:cs="Malgun Gothic"/>
+          <w:color w:val="000000"/>
+          <w:sz w:val="22"/>
+          <w:lang w:eastAsia="ko-KR"/>
+        </w:rPr>
+        <w:t xml:space="preserve">(http/https만, 계정 정보가 든 URL 거부, ≤500), </w:t>
+      </w:r>
+      <w:r>
+        <w:rPr>
+          <w:rFonts w:ascii="Menlo" w:hAnsi="Menlo" w:eastAsia="Menlo" w:cs="Menlo"/>
+          <w:color w:val="000000"/>
+          <w:sz w:val="21"/>
+          <w:lang w:eastAsia="ko-KR"/>
+        </w:rPr>
+        <w:t>startedOn</w:t>
+      </w:r>
+      <w:r>
+        <w:rPr>
+          <w:rFonts w:ascii="Arial" w:hAnsi="Arial" w:eastAsia="Malgun Gothic" w:cs="Malgun Gothic"/>
+          <w:color w:val="000000"/>
+          <w:sz w:val="22"/>
+          <w:lang w:eastAsia="ko-KR"/>
+        </w:rPr>
+        <w:t>·</w:t>
+      </w:r>
+      <w:r>
+        <w:rPr>
+          <w:rFonts w:ascii="Menlo" w:hAnsi="Menlo" w:eastAsia="Menlo" w:cs="Menlo"/>
+          <w:color w:val="000000"/>
+          <w:sz w:val="21"/>
+          <w:lang w:eastAsia="ko-KR"/>
+        </w:rPr>
+        <w:t>endedOn</w:t>
+      </w:r>
+      <w:r>
+        <w:rPr>
+          <w:rFonts w:ascii="Arial" w:hAnsi="Arial" w:eastAsia="Malgun Gothic" w:cs="Malgun Gothic"/>
+          <w:color w:val="000000"/>
+          <w:sz w:val="22"/>
+          <w:lang w:eastAsia="ko-KR"/>
+        </w:rPr>
+        <w:t>(</w:t>
+      </w:r>
+      <w:r>
+        <w:rPr>
+          <w:rFonts w:ascii="Menlo" w:hAnsi="Menlo" w:eastAsia="Menlo" w:cs="Menlo"/>
+          <w:color w:val="000000"/>
+          <w:sz w:val="21"/>
+          <w:lang w:eastAsia="ko-KR"/>
+        </w:rPr>
+        <w:t>endedOn ≥ startedOn</w:t>
+      </w:r>
+      <w:r>
+        <w:rPr>
+          <w:rFonts w:ascii="Arial" w:hAnsi="Arial" w:eastAsia="Malgun Gothic" w:cs="Malgun Gothic"/>
+          <w:color w:val="000000"/>
+          <w:sz w:val="22"/>
+          <w:lang w:eastAsia="ko-KR"/>
+        </w:rPr>
+        <w:t xml:space="preserve">, 수정 시 기존 값과의 조합으로도 검사). 수정에서 날짜를 지우려면 </w:t>
+      </w:r>
+      <w:r>
+        <w:rPr>
+          <w:rFonts w:ascii="Menlo" w:hAnsi="Menlo" w:eastAsia="Menlo" w:cs="Menlo"/>
+          <w:color w:val="000000"/>
+          <w:sz w:val="21"/>
+          <w:lang w:eastAsia="ko-KR"/>
+        </w:rPr>
+        <w:t>clearStartedOn</w:t>
+      </w:r>
+      <w:r>
+        <w:rPr>
+          <w:rFonts w:ascii="Arial" w:hAnsi="Arial" w:eastAsia="Malgun Gothic" w:cs="Malgun Gothic"/>
+          <w:color w:val="000000"/>
+          <w:sz w:val="22"/>
+          <w:lang w:eastAsia="ko-KR"/>
+        </w:rPr>
+        <w:t>/</w:t>
+      </w:r>
+      <w:r>
+        <w:rPr>
+          <w:rFonts w:ascii="Menlo" w:hAnsi="Menlo" w:eastAsia="Menlo" w:cs="Menlo"/>
+          <w:color w:val="000000"/>
+          <w:sz w:val="21"/>
+          <w:lang w:eastAsia="ko-KR"/>
+        </w:rPr>
+        <w:t>clearEndedOn: true</w:t>
+      </w:r>
+      <w:r>
+        <w:rPr>
+          <w:rFonts w:ascii="Arial" w:hAnsi="Arial" w:eastAsia="Malgun Gothic" w:cs="Malgun Gothic"/>
+          <w:color w:val="000000"/>
+          <w:sz w:val="22"/>
+          <w:lang w:eastAsia="ko-KR"/>
+        </w:rPr>
+        <w:t xml:space="preserve">(생략과 구분하기 위해). 연결은 junction이 아니라 Relation이고(PROJ-03), 목록은 </w:t>
+      </w:r>
+      <w:r>
+        <w:rPr>
+          <w:rFonts w:ascii="Menlo" w:hAnsi="Menlo" w:eastAsia="Menlo" w:cs="Menlo"/>
+          <w:color w:val="000000"/>
+          <w:sz w:val="21"/>
+          <w:lang w:eastAsia="ko-KR"/>
+        </w:rPr>
+        <w:t>problemCount</w:t>
+      </w:r>
+      <w:r>
+        <w:rPr>
+          <w:rFonts w:ascii="Arial" w:hAnsi="Arial" w:eastAsia="Malgun Gothic" w:cs="Malgun Gothic"/>
+          <w:color w:val="000000"/>
+          <w:sz w:val="22"/>
+          <w:lang w:eastAsia="ko-KR"/>
+        </w:rPr>
+        <w:t xml:space="preserve">(들어오는 </w:t>
+      </w:r>
+      <w:r>
+        <w:rPr>
+          <w:rFonts w:ascii="Menlo" w:hAnsi="Menlo" w:eastAsia="Menlo" w:cs="Menlo"/>
+          <w:color w:val="000000"/>
+          <w:sz w:val="21"/>
+          <w:lang w:eastAsia="ko-KR"/>
+        </w:rPr>
+        <w:t>OCCURRED_IN</w:t>
+      </w:r>
+      <w:r>
+        <w:rPr>
+          <w:rFonts w:ascii="Arial" w:hAnsi="Arial" w:eastAsia="Malgun Gothic" w:cs="Malgun Gothic"/>
+          <w:color w:val="000000"/>
+          <w:sz w:val="22"/>
+          <w:lang w:eastAsia="ko-KR"/>
+        </w:rPr>
+        <w:t>)·</w:t>
+      </w:r>
+      <w:r>
+        <w:rPr>
+          <w:rFonts w:ascii="Menlo" w:hAnsi="Menlo" w:eastAsia="Menlo" w:cs="Menlo"/>
+          <w:color w:val="000000"/>
+          <w:sz w:val="21"/>
+          <w:lang w:eastAsia="ko-KR"/>
+        </w:rPr>
+        <w:t>knowledgeCount</w:t>
+      </w:r>
+      <w:r>
+        <w:rPr>
+          <w:rFonts w:ascii="Arial" w:hAnsi="Arial" w:eastAsia="Malgun Gothic" w:cs="Malgun Gothic"/>
+          <w:color w:val="000000"/>
+          <w:sz w:val="22"/>
+          <w:lang w:eastAsia="ko-KR"/>
+        </w:rPr>
+        <w:t>(</w:t>
+      </w:r>
+      <w:r>
+        <w:rPr>
+          <w:rFonts w:ascii="Menlo" w:hAnsi="Menlo" w:eastAsia="Menlo" w:cs="Menlo"/>
+          <w:color w:val="000000"/>
+          <w:sz w:val="21"/>
+          <w:lang w:eastAsia="ko-KR"/>
+        </w:rPr>
+        <w:t>USED_IN</w:t>
+      </w:r>
+      <w:r>
+        <w:rPr>
+          <w:rFonts w:ascii="Arial" w:hAnsi="Arial" w:eastAsia="Malgun Gothic" w:cs="Malgun Gothic"/>
+          <w:color w:val="000000"/>
+          <w:sz w:val="22"/>
+          <w:lang w:eastAsia="ko-KR"/>
+        </w:rPr>
+        <w:t>)·</w:t>
+      </w:r>
+      <w:r>
+        <w:rPr>
+          <w:rFonts w:ascii="Menlo" w:hAnsi="Menlo" w:eastAsia="Menlo" w:cs="Menlo"/>
+          <w:color w:val="000000"/>
+          <w:sz w:val="21"/>
+          <w:lang w:eastAsia="ko-KR"/>
+        </w:rPr>
+        <w:t>solutionCount</w:t>
+      </w:r>
+      <w:r>
+        <w:rPr>
+          <w:rFonts w:ascii="Arial" w:hAnsi="Arial" w:eastAsia="Malgun Gothic" w:cs="Malgun Gothic"/>
+          <w:color w:val="000000"/>
+          <w:sz w:val="22"/>
+          <w:lang w:eastAsia="ko-KR"/>
+        </w:rPr>
+        <w:t>(</w:t>
+      </w:r>
+      <w:r>
+        <w:rPr>
+          <w:rFonts w:ascii="Menlo" w:hAnsi="Menlo" w:eastAsia="Menlo" w:cs="Menlo"/>
+          <w:color w:val="000000"/>
+          <w:sz w:val="21"/>
+          <w:lang w:eastAsia="ko-KR"/>
+        </w:rPr>
+        <w:t>APPLIED_IN</w:t>
+      </w:r>
+      <w:r>
+        <w:rPr>
+          <w:rFonts w:ascii="Arial" w:hAnsi="Arial" w:eastAsia="Malgun Gothic" w:cs="Malgun Gothic"/>
+          <w:color w:val="000000"/>
+          <w:sz w:val="22"/>
+          <w:lang w:eastAsia="ko-KR"/>
+        </w:rPr>
+        <w:t xml:space="preserve">)를 준다. </w:t>
+      </w:r>
+      <w:r>
+        <w:rPr>
+          <w:rFonts w:ascii="Arial" w:hAnsi="Arial" w:eastAsia="Malgun Gothic" w:cs="Malgun Gothic"/>
+          <w:b/>
+          <w:color w:val="000000"/>
+          <w:sz w:val="22"/>
+          <w:lang w:eastAsia="ko-KR"/>
+        </w:rPr>
+        <w:t>`GET /projects/{id}/graph`</w:t>
+      </w:r>
+      <w:r>
+        <w:rPr>
+          <w:rFonts w:ascii="Arial" w:hAnsi="Arial" w:eastAsia="Malgun Gothic" w:cs="Malgun Gothic"/>
+          <w:color w:val="000000"/>
+          <w:sz w:val="22"/>
+          <w:lang w:eastAsia="ko-KR"/>
+        </w:rPr>
+        <w:t xml:space="preserve">는 그 Project를 중심으로 한 focus 그래프(기본 depth 2, §13.3의 상한·잘림 규칙 그대로)이며 Project가 아닌 id는 </w:t>
+      </w:r>
+      <w:r>
+        <w:rPr>
+          <w:rFonts w:ascii="Menlo" w:hAnsi="Menlo" w:eastAsia="Menlo" w:cs="Menlo"/>
+          <w:color w:val="000000"/>
+          <w:sz w:val="21"/>
+          <w:lang w:eastAsia="ko-KR"/>
+        </w:rPr>
+        <w:t>404</w:t>
+      </w:r>
+      <w:r>
+        <w:rPr>
+          <w:rFonts w:ascii="Arial" w:hAnsi="Arial" w:eastAsia="Malgun Gothic" w:cs="Malgun Gothic"/>
+          <w:color w:val="000000"/>
+          <w:sz w:val="22"/>
+          <w:lang w:eastAsia="ko-KR"/>
+        </w:rPr>
+        <w:t>.</w:t>
+      </w:r>
+    </w:p>
+    <w:p>
+      <w:pPr>
+        <w:pStyle w:val="ListBullet"/>
+      </w:pPr>
+      <w:r>
+        <w:rPr>
+          <w:rFonts w:ascii="Arial" w:hAnsi="Arial" w:eastAsia="Malgun Gothic" w:cs="Malgun Gothic"/>
+          <w:b/>
+          <w:color w:val="000000"/>
+          <w:sz w:val="22"/>
+          <w:lang w:eastAsia="ko-KR"/>
+        </w:rPr>
+        <w:t>Resource (`/resources`):</w:t>
+      </w:r>
+      <w:r>
+        <w:rPr>
+          <w:rFonts w:ascii="Arial" w:hAnsi="Arial" w:eastAsia="Malgun Gothic" w:cs="Malgun Gothic"/>
+          <w:color w:val="000000"/>
+          <w:sz w:val="22"/>
+          <w:lang w:eastAsia="ko-KR"/>
+        </w:rPr>
+        <w:t xml:space="preserve"> </w:t>
+      </w:r>
+      <w:r>
+        <w:rPr>
+          <w:rFonts w:ascii="Menlo" w:hAnsi="Menlo" w:eastAsia="Menlo" w:cs="Menlo"/>
+          <w:color w:val="000000"/>
+          <w:sz w:val="21"/>
+          <w:lang w:eastAsia="ko-KR"/>
+        </w:rPr>
+        <w:t>url</w:t>
+      </w:r>
+      <w:r>
+        <w:rPr>
+          <w:rFonts w:ascii="Arial" w:hAnsi="Arial" w:eastAsia="Malgun Gothic" w:cs="Malgun Gothic"/>
+          <w:color w:val="000000"/>
+          <w:sz w:val="22"/>
+          <w:lang w:eastAsia="ko-KR"/>
+        </w:rPr>
+        <w:t xml:space="preserve">(필수, http/https 절대 URL만; </w:t>
+      </w:r>
+      <w:r>
+        <w:rPr>
+          <w:rFonts w:ascii="Menlo" w:hAnsi="Menlo" w:eastAsia="Menlo" w:cs="Menlo"/>
+          <w:color w:val="000000"/>
+          <w:sz w:val="21"/>
+          <w:lang w:eastAsia="ko-KR"/>
+        </w:rPr>
+        <w:t>javascript:</w:t>
+      </w:r>
+      <w:r>
+        <w:rPr>
+          <w:rFonts w:ascii="Arial" w:hAnsi="Arial" w:eastAsia="Malgun Gothic" w:cs="Malgun Gothic"/>
+          <w:color w:val="000000"/>
+          <w:sz w:val="22"/>
+          <w:lang w:eastAsia="ko-KR"/>
+        </w:rPr>
+        <w:t>·</w:t>
+      </w:r>
+      <w:r>
+        <w:rPr>
+          <w:rFonts w:ascii="Menlo" w:hAnsi="Menlo" w:eastAsia="Menlo" w:cs="Menlo"/>
+          <w:color w:val="000000"/>
+          <w:sz w:val="21"/>
+          <w:lang w:eastAsia="ko-KR"/>
+        </w:rPr>
+        <w:t>data:</w:t>
+      </w:r>
+      <w:r>
+        <w:rPr>
+          <w:rFonts w:ascii="Arial" w:hAnsi="Arial" w:eastAsia="Malgun Gothic" w:cs="Malgun Gothic"/>
+          <w:color w:val="000000"/>
+          <w:sz w:val="22"/>
+          <w:lang w:eastAsia="ko-KR"/>
+        </w:rPr>
+        <w:t>·</w:t>
+      </w:r>
+      <w:r>
+        <w:rPr>
+          <w:rFonts w:ascii="Menlo" w:hAnsi="Menlo" w:eastAsia="Menlo" w:cs="Menlo"/>
+          <w:color w:val="000000"/>
+          <w:sz w:val="21"/>
+          <w:lang w:eastAsia="ko-KR"/>
+        </w:rPr>
+        <w:t>file:</w:t>
+      </w:r>
+      <w:r>
+        <w:rPr>
+          <w:rFonts w:ascii="Arial" w:hAnsi="Arial" w:eastAsia="Malgun Gothic" w:cs="Malgun Gothic"/>
+          <w:color w:val="000000"/>
+          <w:sz w:val="22"/>
+          <w:lang w:eastAsia="ko-KR"/>
+        </w:rPr>
+        <w:t>·</w:t>
+      </w:r>
+      <w:r>
+        <w:rPr>
+          <w:rFonts w:ascii="Menlo" w:hAnsi="Menlo" w:eastAsia="Menlo" w:cs="Menlo"/>
+          <w:color w:val="000000"/>
+          <w:sz w:val="21"/>
+          <w:lang w:eastAsia="ko-KR"/>
+        </w:rPr>
+        <w:t>ftp:</w:t>
+      </w:r>
+      <w:r>
+        <w:rPr>
+          <w:rFonts w:ascii="Arial" w:hAnsi="Arial" w:eastAsia="Malgun Gothic" w:cs="Malgun Gothic"/>
+          <w:color w:val="000000"/>
+          <w:sz w:val="22"/>
+          <w:lang w:eastAsia="ko-KR"/>
+        </w:rPr>
+        <w:t>·scheme 없음·host 없음·계정 정보(</w:t>
+      </w:r>
+      <w:r>
+        <w:rPr>
+          <w:rFonts w:ascii="Menlo" w:hAnsi="Menlo" w:eastAsia="Menlo" w:cs="Menlo"/>
+          <w:color w:val="000000"/>
+          <w:sz w:val="21"/>
+          <w:lang w:eastAsia="ko-KR"/>
+        </w:rPr>
+        <w:t>user:pass@</w:t>
+      </w:r>
+      <w:r>
+        <w:rPr>
+          <w:rFonts w:ascii="Arial" w:hAnsi="Arial" w:eastAsia="Malgun Gothic" w:cs="Malgun Gothic"/>
+          <w:color w:val="000000"/>
+          <w:sz w:val="22"/>
+          <w:lang w:eastAsia="ko-KR"/>
+        </w:rPr>
+        <w:t xml:space="preserve">)·2,000자 초과는 </w:t>
+      </w:r>
+      <w:r>
+        <w:rPr>
+          <w:rFonts w:ascii="Menlo" w:hAnsi="Menlo" w:eastAsia="Menlo" w:cs="Menlo"/>
+          <w:color w:val="000000"/>
+          <w:sz w:val="21"/>
+          <w:lang w:eastAsia="ko-KR"/>
+        </w:rPr>
+        <w:t>400 INVALID_URL</w:t>
+      </w:r>
+      <w:r>
+        <w:rPr>
+          <w:rFonts w:ascii="Arial" w:hAnsi="Arial" w:eastAsia="Malgun Gothic" w:cs="Malgun Gothic"/>
+          <w:color w:val="000000"/>
+          <w:sz w:val="22"/>
+          <w:lang w:eastAsia="ko-KR"/>
+        </w:rPr>
+        <w:t xml:space="preserve">, DB CHECK </w:t>
+      </w:r>
+      <w:r>
+        <w:rPr>
+          <w:rFonts w:ascii="Menlo" w:hAnsi="Menlo" w:eastAsia="Menlo" w:cs="Menlo"/>
+          <w:color w:val="000000"/>
+          <w:sz w:val="21"/>
+          <w:lang w:eastAsia="ko-KR"/>
+        </w:rPr>
+        <w:t>ck_resources__url_scheme</w:t>
+      </w:r>
+      <w:r>
+        <w:rPr>
+          <w:rFonts w:ascii="Arial" w:hAnsi="Arial" w:eastAsia="Malgun Gothic" w:cs="Malgun Gothic"/>
+          <w:color w:val="000000"/>
+          <w:sz w:val="22"/>
+          <w:lang w:eastAsia="ko-KR"/>
+        </w:rPr>
+        <w:t xml:space="preserve">가 최종 방어), </w:t>
+      </w:r>
+      <w:r>
+        <w:rPr>
+          <w:rFonts w:ascii="Menlo" w:hAnsi="Menlo" w:eastAsia="Menlo" w:cs="Menlo"/>
+          <w:color w:val="000000"/>
+          <w:sz w:val="21"/>
+          <w:lang w:eastAsia="ko-KR"/>
+        </w:rPr>
+        <w:t>kind</w:t>
+      </w:r>
+      <w:r>
+        <w:rPr>
+          <w:rFonts w:ascii="Arial" w:hAnsi="Arial" w:eastAsia="Malgun Gothic" w:cs="Malgun Gothic"/>
+          <w:color w:val="000000"/>
+          <w:sz w:val="22"/>
+          <w:lang w:eastAsia="ko-KR"/>
+        </w:rPr>
+        <w:t>(</w:t>
+      </w:r>
+      <w:r>
+        <w:rPr>
+          <w:rFonts w:ascii="Menlo" w:hAnsi="Menlo" w:eastAsia="Menlo" w:cs="Menlo"/>
+          <w:color w:val="000000"/>
+          <w:sz w:val="21"/>
+          <w:lang w:eastAsia="ko-KR"/>
+        </w:rPr>
+        <w:t>WEB|DOC|VIDEO|REPO|BOOK|OTHER</w:t>
+      </w:r>
+      <w:r>
+        <w:rPr>
+          <w:rFonts w:ascii="Arial" w:hAnsi="Arial" w:eastAsia="Malgun Gothic" w:cs="Malgun Gothic"/>
+          <w:color w:val="000000"/>
+          <w:sz w:val="22"/>
+          <w:lang w:eastAsia="ko-KR"/>
+        </w:rPr>
+        <w:t xml:space="preserve">, 기본 </w:t>
+      </w:r>
+      <w:r>
+        <w:rPr>
+          <w:rFonts w:ascii="Menlo" w:hAnsi="Menlo" w:eastAsia="Menlo" w:cs="Menlo"/>
+          <w:color w:val="000000"/>
+          <w:sz w:val="21"/>
+          <w:lang w:eastAsia="ko-KR"/>
+        </w:rPr>
+        <w:t>WEB</w:t>
+      </w:r>
+      <w:r>
+        <w:rPr>
+          <w:rFonts w:ascii="Arial" w:hAnsi="Arial" w:eastAsia="Malgun Gothic" w:cs="Malgun Gothic"/>
+          <w:color w:val="000000"/>
+          <w:sz w:val="22"/>
+          <w:lang w:eastAsia="ko-KR"/>
+        </w:rPr>
+        <w:t xml:space="preserve">), </w:t>
+      </w:r>
+      <w:r>
+        <w:rPr>
+          <w:rFonts w:ascii="Menlo" w:hAnsi="Menlo" w:eastAsia="Menlo" w:cs="Menlo"/>
+          <w:color w:val="000000"/>
+          <w:sz w:val="21"/>
+          <w:lang w:eastAsia="ko-KR"/>
+        </w:rPr>
+        <w:t>siteName</w:t>
+      </w:r>
+      <w:r>
+        <w:rPr>
+          <w:rFonts w:ascii="Arial" w:hAnsi="Arial" w:eastAsia="Malgun Gothic" w:cs="Malgun Gothic"/>
+          <w:color w:val="000000"/>
+          <w:sz w:val="22"/>
+          <w:lang w:eastAsia="ko-KR"/>
+        </w:rPr>
+        <w:t xml:space="preserve">(생략하면 host). 원문 URL은 입력 그대로 보관하고 </w:t>
+      </w:r>
+      <w:r>
+        <w:rPr>
+          <w:rFonts w:ascii="Menlo" w:hAnsi="Menlo" w:eastAsia="Menlo" w:cs="Menlo"/>
+          <w:color w:val="000000"/>
+          <w:sz w:val="21"/>
+          <w:lang w:eastAsia="ko-KR"/>
+        </w:rPr>
+        <w:t>url_normalized</w:t>
+      </w:r>
+      <w:r>
+        <w:rPr>
+          <w:rFonts w:ascii="Arial" w:hAnsi="Arial" w:eastAsia="Malgun Gothic" w:cs="Malgun Gothic"/>
+          <w:color w:val="000000"/>
+          <w:sz w:val="22"/>
+          <w:lang w:eastAsia="ko-KR"/>
+        </w:rPr>
+        <w:t xml:space="preserve">(§12.3 규칙 5가지; 경로·쿼리 값은 디코딩하지 않음)로 중복을 찾는다. </w:t>
+      </w:r>
+      <w:r>
+        <w:rPr>
+          <w:rFonts w:ascii="Arial" w:hAnsi="Arial" w:eastAsia="Malgun Gothic" w:cs="Malgun Gothic"/>
+          <w:b/>
+          <w:color w:val="000000"/>
+          <w:sz w:val="22"/>
+          <w:lang w:eastAsia="ko-KR"/>
+        </w:rPr>
+        <w:t>같은 정규화 URL의 다른 Resource(휴지통·다른 Workspace 제외)가 있으면 응답에 `duplicates:[{id,title}]`로 경고만 하고 저장은 막지 않는다.</w:t>
+      </w:r>
+      <w:r>
+        <w:rPr>
+          <w:rFonts w:ascii="Arial" w:hAnsi="Arial" w:eastAsia="Malgun Gothic" w:cs="Malgun Gothic"/>
+          <w:color w:val="000000"/>
+          <w:sz w:val="22"/>
+          <w:lang w:eastAsia="ko-KR"/>
+        </w:rPr>
+        <w:t xml:space="preserve"> 서버는 URL 내용을 가져오지 않는다(§17.4).</w:t>
+      </w:r>
+    </w:p>
+    <w:p>
+      <w:pPr>
+        <w:pStyle w:val="ListBullet"/>
+      </w:pPr>
+      <w:r>
+        <w:rPr>
+          <w:rFonts w:ascii="Arial" w:hAnsi="Arial" w:eastAsia="Malgun Gothic" w:cs="Malgun Gothic"/>
+          <w:b/>
+          <w:color w:val="000000"/>
+          <w:sz w:val="22"/>
+          <w:lang w:eastAsia="ko-KR"/>
+        </w:rPr>
+        <w:t>관계 규칙(§13.1.1)은 그대로 적용된다.</w:t>
+      </w:r>
+      <w:r>
+        <w:rPr>
+          <w:rFonts w:ascii="Arial" w:hAnsi="Arial" w:eastAsia="Malgun Gothic" w:cs="Malgun Gothic"/>
+          <w:color w:val="000000"/>
+          <w:sz w:val="22"/>
+          <w:lang w:eastAsia="ko-KR"/>
+        </w:rPr>
+        <w:t xml:space="preserve"> 권장 체인 7개 edge가 허용 방향으로만 만들어지고(</w:t>
+      </w:r>
+      <w:r>
+        <w:rPr>
+          <w:rFonts w:ascii="Menlo" w:hAnsi="Menlo" w:eastAsia="Menlo" w:cs="Menlo"/>
+          <w:color w:val="000000"/>
+          <w:sz w:val="21"/>
+          <w:lang w:eastAsia="ko-KR"/>
+        </w:rPr>
+        <w:t>Snippet --APPLIED_IN--&gt; Project</w:t>
+      </w:r>
+      <w:r>
+        <w:rPr>
+          <w:rFonts w:ascii="Arial" w:hAnsi="Arial" w:eastAsia="Malgun Gothic" w:cs="Malgun Gothic"/>
+          <w:color w:val="000000"/>
+          <w:sz w:val="22"/>
+          <w:lang w:eastAsia="ko-KR"/>
+        </w:rPr>
+        <w:t xml:space="preserve">, </w:t>
+      </w:r>
+      <w:r>
+        <w:rPr>
+          <w:rFonts w:ascii="Menlo" w:hAnsi="Menlo" w:eastAsia="Menlo" w:cs="Menlo"/>
+          <w:color w:val="000000"/>
+          <w:sz w:val="21"/>
+          <w:lang w:eastAsia="ko-KR"/>
+        </w:rPr>
+        <w:t>Error --USED_IN--&gt; Project</w:t>
+      </w:r>
+      <w:r>
+        <w:rPr>
+          <w:rFonts w:ascii="Arial" w:hAnsi="Arial" w:eastAsia="Malgun Gothic" w:cs="Malgun Gothic"/>
+          <w:color w:val="000000"/>
+          <w:sz w:val="22"/>
+          <w:lang w:eastAsia="ko-KR"/>
+        </w:rPr>
+        <w:t xml:space="preserve"> 등 설계가 막은 조합은 </w:t>
+      </w:r>
+      <w:r>
+        <w:rPr>
+          <w:rFonts w:ascii="Menlo" w:hAnsi="Menlo" w:eastAsia="Menlo" w:cs="Menlo"/>
+          <w:color w:val="000000"/>
+          <w:sz w:val="21"/>
+          <w:lang w:eastAsia="ko-KR"/>
+        </w:rPr>
+        <w:t>TYPE_NOT_ALLOWED</w:t>
+      </w:r>
+      <w:r>
+        <w:rPr>
+          <w:rFonts w:ascii="Arial" w:hAnsi="Arial" w:eastAsia="Malgun Gothic" w:cs="Malgun Gothic"/>
+          <w:color w:val="000000"/>
+          <w:sz w:val="22"/>
+          <w:lang w:eastAsia="ko-KR"/>
+        </w:rPr>
+        <w:t xml:space="preserve">), 휴지통 Solution은 Error 목록의 </w:t>
+      </w:r>
+      <w:r>
+        <w:rPr>
+          <w:rFonts w:ascii="Menlo" w:hAnsi="Menlo" w:eastAsia="Menlo" w:cs="Menlo"/>
+          <w:color w:val="000000"/>
+          <w:sz w:val="21"/>
+          <w:lang w:eastAsia="ko-KR"/>
+        </w:rPr>
+        <w:t>solutionCount</w:t>
+      </w:r>
+      <w:r>
+        <w:rPr>
+          <w:rFonts w:ascii="Arial" w:hAnsi="Arial" w:eastAsia="Malgun Gothic" w:cs="Malgun Gothic"/>
+          <w:color w:val="000000"/>
+          <w:sz w:val="22"/>
+          <w:lang w:eastAsia="ko-KR"/>
+        </w:rPr>
+        <w:t>에서 빠진다.</w:t>
+      </w:r>
+    </w:p>
+    <w:p>
+      <w:pPr>
+        <w:pStyle w:val="ListBullet"/>
+      </w:pPr>
+      <w:r>
+        <w:rPr>
+          <w:rFonts w:ascii="Arial" w:hAnsi="Arial" w:eastAsia="Malgun Gothic" w:cs="Malgun Gothic"/>
+          <w:b/>
+          <w:color w:val="000000"/>
+          <w:sz w:val="22"/>
+          <w:lang w:eastAsia="ko-KR"/>
+        </w:rPr>
+        <w:t>제외/이월:</w:t>
+      </w:r>
+      <w:r>
+        <w:rPr>
+          <w:rFonts w:ascii="Arial" w:hAnsi="Arial" w:eastAsia="Malgun Gothic" w:cs="Malgun Gothic"/>
+          <w:color w:val="000000"/>
+          <w:sz w:val="22"/>
+          <w:lang w:eastAsia="ko-KR"/>
+        </w:rPr>
+        <w:t xml:space="preserve"> Project 상태(</w:t>
+      </w:r>
+      <w:r>
+        <w:rPr>
+          <w:rFonts w:ascii="Menlo" w:hAnsi="Menlo" w:eastAsia="Menlo" w:cs="Menlo"/>
+          <w:color w:val="000000"/>
+          <w:sz w:val="21"/>
+          <w:lang w:eastAsia="ko-KR"/>
+        </w:rPr>
+        <w:t>ARCHIVED</w:t>
+      </w:r>
+      <w:r>
+        <w:rPr>
+          <w:rFonts w:ascii="Arial" w:hAnsi="Arial" w:eastAsia="Malgun Gothic" w:cs="Malgun Gothic"/>
+          <w:color w:val="000000"/>
+          <w:sz w:val="22"/>
+          <w:lang w:eastAsia="ko-KR"/>
+        </w:rPr>
+        <w:t xml:space="preserve">)와 Node 보관의 통합 정리, </w:t>
+      </w:r>
+      <w:r>
+        <w:rPr>
+          <w:rFonts w:ascii="Menlo" w:hAnsi="Menlo" w:eastAsia="Menlo" w:cs="Menlo"/>
+          <w:color w:val="000000"/>
+          <w:sz w:val="21"/>
+          <w:lang w:eastAsia="ko-KR"/>
+        </w:rPr>
+        <w:t>GET /graph/workspace</w:t>
+      </w:r>
+      <w:r>
+        <w:rPr>
+          <w:rFonts w:ascii="Arial" w:hAnsi="Arial" w:eastAsia="Malgun Gothic" w:cs="Malgun Gothic"/>
+          <w:color w:val="000000"/>
+          <w:sz w:val="22"/>
+          <w:lang w:eastAsia="ko-KR"/>
+        </w:rPr>
+        <w:t>의 Project scope 필터(GRPH-04 — Project 그래프는 전용 endpoint로 대신), Resource 메타데이터 자동 수집(</w:t>
+      </w:r>
+      <w:r>
+        <w:rPr>
+          <w:rFonts w:ascii="Menlo" w:hAnsi="Menlo" w:eastAsia="Menlo" w:cs="Menlo"/>
+          <w:color w:val="000000"/>
+          <w:sz w:val="21"/>
+          <w:lang w:eastAsia="ko-KR"/>
+        </w:rPr>
+        <w:t>last_checked_at</w:t>
+      </w:r>
+      <w:r>
+        <w:rPr>
+          <w:rFonts w:ascii="Arial" w:hAnsi="Arial" w:eastAsia="Malgun Gothic" w:cs="Malgun Gothic"/>
+          <w:color w:val="000000"/>
+          <w:sz w:val="22"/>
+          <w:lang w:eastAsia="ko-KR"/>
+        </w:rPr>
+        <w:t xml:space="preserve">은 항상 </w:t>
+      </w:r>
+      <w:r>
+        <w:rPr>
+          <w:rFonts w:ascii="Menlo" w:hAnsi="Menlo" w:eastAsia="Menlo" w:cs="Menlo"/>
+          <w:color w:val="000000"/>
+          <w:sz w:val="21"/>
+          <w:lang w:eastAsia="ko-KR"/>
+        </w:rPr>
+        <w:t>null</w:t>
+      </w:r>
+      <w:r>
+        <w:rPr>
+          <w:rFonts w:ascii="Arial" w:hAnsi="Arial" w:eastAsia="Malgun Gothic" w:cs="Malgun Gothic"/>
+          <w:color w:val="000000"/>
+          <w:sz w:val="22"/>
+          <w:lang w:eastAsia="ko-KR"/>
+        </w:rPr>
+        <w:t>), Error/Solution/Project의 타입 변경(KNOW-09), 영구 삭제(Phase 7 재인증 의존).</w:t>
+      </w:r>
+    </w:p>
+    <w:p>
+      <w:r>
+        <w:rPr>
+          <w:rFonts w:ascii="Arial" w:hAnsi="Arial" w:eastAsia="Malgun Gothic" w:cs="Malgun Gothic"/>
+          <w:b/>
+          <w:color w:val="000000"/>
+          <w:sz w:val="22"/>
+          <w:lang w:eastAsia="ko-KR"/>
+        </w:rPr>
         <w:t>Phase 5 구현 범위와 세부 계약(v1.8 확정)</w:t>
       </w:r>
     </w:p>

--- a/docs-word/06-API_명세서.docx
+++ b/docs-word/06-API_명세서.docx
@@ -1146,11 +1146,13 @@
         <w:tblLook w:firstColumn="1" w:firstRow="1" w:lastColumn="0" w:lastRow="0" w:noHBand="0" w:noVBand="1" w:val="04A0"/>
       </w:tblPr>
       <w:tblGrid>
-        <w:gridCol w:w="2033"/>
-        <w:gridCol w:w="2033"/>
-        <w:gridCol w:w="2033"/>
-        <w:gridCol w:w="2033"/>
-        <w:gridCol w:w="2033"/>
+        <w:gridCol w:w="1452"/>
+        <w:gridCol w:w="1452"/>
+        <w:gridCol w:w="1452"/>
+        <w:gridCol w:w="1452"/>
+        <w:gridCol w:w="1452"/>
+        <w:gridCol w:w="1452"/>
+        <w:gridCol w:w="1452"/>
       </w:tblGrid>
       <w:tr>
         <w:trPr>
@@ -1159,7 +1161,7 @@
         </w:trPr>
         <w:tc>
           <w:tcPr>
-            <w:tcW w:type="dxa" w:w="1724"/>
+            <w:tcW w:type="dxa" w:w="1447"/>
             <w:vAlign w:val="center"/>
             <w:tcBorders>
               <w:top w:val="single" w:sz="6" w:color="D9D9D9"/>
@@ -1186,7 +1188,7 @@
                 <w:rFonts w:ascii="Arial" w:hAnsi="Arial" w:eastAsia="Malgun Gothic" w:cs="Malgun Gothic"/>
                 <w:b/>
                 <w:color w:val="FFFFFF"/>
-                <w:sz w:val="16"/>
+                <w:sz w:val="14"/>
                 <w:lang w:eastAsia="ko-KR"/>
               </w:rPr>
               <w:t>Method / Endpoint</w:t>
@@ -1195,7 +1197,7 @@
         </w:tc>
         <w:tc>
           <w:tcPr>
-            <w:tcW w:type="dxa" w:w="1701"/>
+            <w:tcW w:type="dxa" w:w="1430"/>
             <w:vAlign w:val="center"/>
             <w:tcBorders>
               <w:top w:val="single" w:sz="6" w:color="D9D9D9"/>
@@ -1222,7 +1224,7 @@
                 <w:rFonts w:ascii="Arial" w:hAnsi="Arial" w:eastAsia="Malgun Gothic" w:cs="Malgun Gothic"/>
                 <w:b/>
                 <w:color w:val="FFFFFF"/>
-                <w:sz w:val="16"/>
+                <w:sz w:val="14"/>
                 <w:lang w:eastAsia="ko-KR"/>
               </w:rPr>
               <w:t>기능</w:t>
@@ -1231,7 +1233,7 @@
         </w:tc>
         <w:tc>
           <w:tcPr>
-            <w:tcW w:type="dxa" w:w="2613"/>
+            <w:tcW w:type="dxa" w:w="2193"/>
             <w:vAlign w:val="center"/>
             <w:tcBorders>
               <w:top w:val="single" w:sz="6" w:color="D9D9D9"/>
@@ -1258,7 +1260,7 @@
                 <w:rFonts w:ascii="Arial" w:hAnsi="Arial" w:eastAsia="Malgun Gothic" w:cs="Malgun Gothic"/>
                 <w:b/>
                 <w:color w:val="FFFFFF"/>
-                <w:sz w:val="16"/>
+                <w:sz w:val="14"/>
                 <w:lang w:eastAsia="ko-KR"/>
               </w:rPr>
               <w:t>Request → Response</w:t>
@@ -1267,7 +1269,7 @@
         </w:tc>
         <w:tc>
           <w:tcPr>
-            <w:tcW w:type="dxa" w:w="1500"/>
+            <w:tcW w:type="dxa" w:w="1268"/>
             <w:vAlign w:val="center"/>
             <w:tcBorders>
               <w:top w:val="single" w:sz="6" w:color="D9D9D9"/>
@@ -1294,7 +1296,7 @@
                 <w:rFonts w:ascii="Arial" w:hAnsi="Arial" w:eastAsia="Malgun Gothic" w:cs="Malgun Gothic"/>
                 <w:b/>
                 <w:color w:val="FFFFFF"/>
-                <w:sz w:val="16"/>
+                <w:sz w:val="14"/>
                 <w:lang w:eastAsia="ko-KR"/>
               </w:rPr>
               <w:t>권한</w:t>
@@ -1303,7 +1305,7 @@
         </w:tc>
         <w:tc>
           <w:tcPr>
-            <w:tcW w:type="dxa" w:w="2613"/>
+            <w:tcW w:type="dxa" w:w="2193"/>
             <w:vAlign w:val="center"/>
             <w:tcBorders>
               <w:top w:val="single" w:sz="6" w:color="D9D9D9"/>
@@ -1330,11 +1332,63 @@
                 <w:rFonts w:ascii="Arial" w:hAnsi="Arial" w:eastAsia="Malgun Gothic" w:cs="Malgun Gothic"/>
                 <w:b/>
                 <w:color w:val="FFFFFF"/>
-                <w:sz w:val="16"/>
+                <w:sz w:val="14"/>
                 <w:lang w:eastAsia="ko-KR"/>
               </w:rPr>
               <w:t>주요 오류</w:t>
             </w:r>
+          </w:p>
+        </w:tc>
+        <w:tc>
+          <w:tcPr>
+            <w:tcW w:type="dxa" w:w="999"/>
+            <w:vAlign w:val="center"/>
+            <w:tcBorders>
+              <w:top w:val="single" w:sz="6" w:color="D9D9D9"/>
+              <w:left w:val="single" w:sz="6" w:color="D9D9D9"/>
+              <w:bottom w:val="single" w:sz="6" w:color="D9D9D9"/>
+              <w:right w:val="single" w:sz="6" w:color="D9D9D9"/>
+              <w:insideH w:val="single" w:sz="6" w:color="D9D9D9"/>
+              <w:insideV w:val="single" w:sz="6" w:color="D9D9D9"/>
+            </w:tcBorders>
+            <w:tcMar>
+              <w:top w:w="70" w:type="dxa"/>
+              <w:start w:w="100" w:type="dxa"/>
+              <w:bottom w:w="70" w:type="dxa"/>
+              <w:end w:w="100" w:type="dxa"/>
+            </w:tcMar>
+            <w:shd w:fill="1F4E79"/>
+          </w:tcPr>
+          <w:p>
+            <w:pPr>
+              <w:spacing w:after="0" w:line="269" w:lineRule="auto"/>
+            </w:pPr>
+          </w:p>
+        </w:tc>
+        <w:tc>
+          <w:tcPr>
+            <w:tcW w:type="dxa" w:w="792"/>
+            <w:vAlign w:val="center"/>
+            <w:tcBorders>
+              <w:top w:val="single" w:sz="6" w:color="D9D9D9"/>
+              <w:left w:val="single" w:sz="6" w:color="D9D9D9"/>
+              <w:bottom w:val="single" w:sz="6" w:color="D9D9D9"/>
+              <w:right w:val="single" w:sz="6" w:color="D9D9D9"/>
+              <w:insideH w:val="single" w:sz="6" w:color="D9D9D9"/>
+              <w:insideV w:val="single" w:sz="6" w:color="D9D9D9"/>
+            </w:tcBorders>
+            <w:tcMar>
+              <w:top w:w="70" w:type="dxa"/>
+              <w:start w:w="100" w:type="dxa"/>
+              <w:bottom w:w="70" w:type="dxa"/>
+              <w:end w:w="100" w:type="dxa"/>
+            </w:tcMar>
+            <w:shd w:fill="1F4E79"/>
+          </w:tcPr>
+          <w:p>
+            <w:pPr>
+              <w:spacing w:after="0" w:line="269" w:lineRule="auto"/>
+            </w:pPr>
           </w:p>
         </w:tc>
       </w:tr>
@@ -1344,7 +1398,7 @@
         </w:trPr>
         <w:tc>
           <w:tcPr>
-            <w:tcW w:type="dxa" w:w="1724"/>
+            <w:tcW w:type="dxa" w:w="1447"/>
             <w:vAlign w:val="center"/>
             <w:tcBorders>
               <w:top w:val="single" w:sz="6" w:color="D9D9D9"/>
@@ -1379,7 +1433,7 @@
         </w:tc>
         <w:tc>
           <w:tcPr>
-            <w:tcW w:type="dxa" w:w="1701"/>
+            <w:tcW w:type="dxa" w:w="1430"/>
             <w:vAlign w:val="center"/>
             <w:tcBorders>
               <w:top w:val="single" w:sz="6" w:color="D9D9D9"/>
@@ -1405,7 +1459,7 @@
               <w:rPr>
                 <w:rFonts w:ascii="Arial" w:hAnsi="Arial" w:eastAsia="Malgun Gothic" w:cs="Malgun Gothic"/>
                 <w:color w:val="000000"/>
-                <w:sz w:val="16"/>
+                <w:sz w:val="14"/>
                 <w:lang w:eastAsia="ko-KR"/>
               </w:rPr>
               <w:t>가입+개인 Workspace 생성</w:t>
@@ -1414,7 +1468,7 @@
         </w:tc>
         <w:tc>
           <w:tcPr>
-            <w:tcW w:type="dxa" w:w="2613"/>
+            <w:tcW w:type="dxa" w:w="2193"/>
             <w:vAlign w:val="center"/>
             <w:tcBorders>
               <w:top w:val="single" w:sz="6" w:color="D9D9D9"/>
@@ -1449,7 +1503,7 @@
               <w:rPr>
                 <w:rFonts w:ascii="Arial" w:hAnsi="Arial" w:eastAsia="Malgun Gothic" w:cs="Malgun Gothic"/>
                 <w:color w:val="000000"/>
-                <w:sz w:val="16"/>
+                <w:sz w:val="14"/>
                 <w:lang w:eastAsia="ko-KR"/>
               </w:rPr>
               <w:t xml:space="preserve"> → </w:t>
@@ -1467,7 +1521,7 @@
               <w:rPr>
                 <w:rFonts w:ascii="Arial" w:hAnsi="Arial" w:eastAsia="Malgun Gothic" w:cs="Malgun Gothic"/>
                 <w:color w:val="000000"/>
-                <w:sz w:val="16"/>
+                <w:sz w:val="14"/>
                 <w:lang w:eastAsia="ko-KR"/>
               </w:rPr>
               <w:t xml:space="preserve"> + refresh cookie</w:t>
@@ -1476,7 +1530,7 @@
         </w:tc>
         <w:tc>
           <w:tcPr>
-            <w:tcW w:type="dxa" w:w="1500"/>
+            <w:tcW w:type="dxa" w:w="1268"/>
             <w:vAlign w:val="center"/>
             <w:tcBorders>
               <w:top w:val="single" w:sz="6" w:color="D9D9D9"/>
@@ -1502,7 +1556,7 @@
               <w:rPr>
                 <w:rFonts w:ascii="Arial" w:hAnsi="Arial" w:eastAsia="Malgun Gothic" w:cs="Malgun Gothic"/>
                 <w:color w:val="000000"/>
-                <w:sz w:val="16"/>
+                <w:sz w:val="14"/>
                 <w:lang w:eastAsia="ko-KR"/>
               </w:rPr>
               <w:t>Public</w:t>
@@ -1511,7 +1565,7 @@
         </w:tc>
         <w:tc>
           <w:tcPr>
-            <w:tcW w:type="dxa" w:w="2613"/>
+            <w:tcW w:type="dxa" w:w="2193"/>
             <w:vAlign w:val="center"/>
             <w:tcBorders>
               <w:top w:val="single" w:sz="6" w:color="D9D9D9"/>
@@ -1537,11 +1591,63 @@
               <w:rPr>
                 <w:rFonts w:ascii="Arial" w:hAnsi="Arial" w:eastAsia="Malgun Gothic" w:cs="Malgun Gothic"/>
                 <w:color w:val="000000"/>
-                <w:sz w:val="16"/>
+                <w:sz w:val="14"/>
                 <w:lang w:eastAsia="ko-KR"/>
               </w:rPr>
               <w:t>400, 409 EMAIL_UNAVAILABLE, 429</w:t>
             </w:r>
+          </w:p>
+        </w:tc>
+        <w:tc>
+          <w:tcPr>
+            <w:tcW w:type="dxa" w:w="999"/>
+            <w:vAlign w:val="center"/>
+            <w:tcBorders>
+              <w:top w:val="single" w:sz="6" w:color="D9D9D9"/>
+              <w:left w:val="single" w:sz="6" w:color="D9D9D9"/>
+              <w:bottom w:val="single" w:sz="6" w:color="D9D9D9"/>
+              <w:right w:val="single" w:sz="6" w:color="D9D9D9"/>
+              <w:insideH w:val="single" w:sz="6" w:color="D9D9D9"/>
+              <w:insideV w:val="single" w:sz="6" w:color="D9D9D9"/>
+            </w:tcBorders>
+            <w:tcMar>
+              <w:top w:w="70" w:type="dxa"/>
+              <w:start w:w="100" w:type="dxa"/>
+              <w:bottom w:w="70" w:type="dxa"/>
+              <w:end w:w="100" w:type="dxa"/>
+            </w:tcMar>
+            <w:shd w:fill="FFFFFF"/>
+          </w:tcPr>
+          <w:p>
+            <w:pPr>
+              <w:spacing w:after="0" w:line="269" w:lineRule="auto"/>
+            </w:pPr>
+          </w:p>
+        </w:tc>
+        <w:tc>
+          <w:tcPr>
+            <w:tcW w:type="dxa" w:w="792"/>
+            <w:vAlign w:val="center"/>
+            <w:tcBorders>
+              <w:top w:val="single" w:sz="6" w:color="D9D9D9"/>
+              <w:left w:val="single" w:sz="6" w:color="D9D9D9"/>
+              <w:bottom w:val="single" w:sz="6" w:color="D9D9D9"/>
+              <w:right w:val="single" w:sz="6" w:color="D9D9D9"/>
+              <w:insideH w:val="single" w:sz="6" w:color="D9D9D9"/>
+              <w:insideV w:val="single" w:sz="6" w:color="D9D9D9"/>
+            </w:tcBorders>
+            <w:tcMar>
+              <w:top w:w="70" w:type="dxa"/>
+              <w:start w:w="100" w:type="dxa"/>
+              <w:bottom w:w="70" w:type="dxa"/>
+              <w:end w:w="100" w:type="dxa"/>
+            </w:tcMar>
+            <w:shd w:fill="FFFFFF"/>
+          </w:tcPr>
+          <w:p>
+            <w:pPr>
+              <w:spacing w:after="0" w:line="269" w:lineRule="auto"/>
+            </w:pPr>
           </w:p>
         </w:tc>
       </w:tr>
@@ -1551,7 +1657,7 @@
         </w:trPr>
         <w:tc>
           <w:tcPr>
-            <w:tcW w:type="dxa" w:w="1724"/>
+            <w:tcW w:type="dxa" w:w="1447"/>
             <w:vAlign w:val="center"/>
             <w:tcBorders>
               <w:top w:val="single" w:sz="6" w:color="D9D9D9"/>
@@ -1586,7 +1692,7 @@
         </w:tc>
         <w:tc>
           <w:tcPr>
-            <w:tcW w:type="dxa" w:w="1701"/>
+            <w:tcW w:type="dxa" w:w="1430"/>
             <w:vAlign w:val="center"/>
             <w:tcBorders>
               <w:top w:val="single" w:sz="6" w:color="D9D9D9"/>
@@ -1612,7 +1718,7 @@
               <w:rPr>
                 <w:rFonts w:ascii="Arial" w:hAnsi="Arial" w:eastAsia="Malgun Gothic" w:cs="Malgun Gothic"/>
                 <w:color w:val="000000"/>
-                <w:sz w:val="16"/>
+                <w:sz w:val="14"/>
                 <w:lang w:eastAsia="ko-KR"/>
               </w:rPr>
               <w:t>로그인</w:t>
@@ -1621,7 +1727,7 @@
         </w:tc>
         <w:tc>
           <w:tcPr>
-            <w:tcW w:type="dxa" w:w="2613"/>
+            <w:tcW w:type="dxa" w:w="2193"/>
             <w:vAlign w:val="center"/>
             <w:tcBorders>
               <w:top w:val="single" w:sz="6" w:color="D9D9D9"/>
@@ -1656,7 +1762,7 @@
               <w:rPr>
                 <w:rFonts w:ascii="Arial" w:hAnsi="Arial" w:eastAsia="Malgun Gothic" w:cs="Malgun Gothic"/>
                 <w:color w:val="000000"/>
-                <w:sz w:val="16"/>
+                <w:sz w:val="14"/>
                 <w:lang w:eastAsia="ko-KR"/>
               </w:rPr>
               <w:t xml:space="preserve"> → </w:t>
@@ -1674,7 +1780,7 @@
               <w:rPr>
                 <w:rFonts w:ascii="Arial" w:hAnsi="Arial" w:eastAsia="Malgun Gothic" w:cs="Malgun Gothic"/>
                 <w:color w:val="000000"/>
-                <w:sz w:val="16"/>
+                <w:sz w:val="14"/>
                 <w:lang w:eastAsia="ko-KR"/>
               </w:rPr>
               <w:t xml:space="preserve"> + cookie</w:t>
@@ -1683,7 +1789,7 @@
         </w:tc>
         <w:tc>
           <w:tcPr>
-            <w:tcW w:type="dxa" w:w="1500"/>
+            <w:tcW w:type="dxa" w:w="1268"/>
             <w:vAlign w:val="center"/>
             <w:tcBorders>
               <w:top w:val="single" w:sz="6" w:color="D9D9D9"/>
@@ -1709,7 +1815,7 @@
               <w:rPr>
                 <w:rFonts w:ascii="Arial" w:hAnsi="Arial" w:eastAsia="Malgun Gothic" w:cs="Malgun Gothic"/>
                 <w:color w:val="000000"/>
-                <w:sz w:val="16"/>
+                <w:sz w:val="14"/>
                 <w:lang w:eastAsia="ko-KR"/>
               </w:rPr>
               <w:t>Public</w:t>
@@ -1718,7 +1824,7 @@
         </w:tc>
         <w:tc>
           <w:tcPr>
-            <w:tcW w:type="dxa" w:w="2613"/>
+            <w:tcW w:type="dxa" w:w="2193"/>
             <w:vAlign w:val="center"/>
             <w:tcBorders>
               <w:top w:val="single" w:sz="6" w:color="D9D9D9"/>
@@ -1744,11 +1850,63 @@
               <w:rPr>
                 <w:rFonts w:ascii="Arial" w:hAnsi="Arial" w:eastAsia="Malgun Gothic" w:cs="Malgun Gothic"/>
                 <w:color w:val="000000"/>
-                <w:sz w:val="16"/>
+                <w:sz w:val="14"/>
                 <w:lang w:eastAsia="ko-KR"/>
               </w:rPr>
               <w:t>401 INVALID_CREDENTIALS, 429</w:t>
             </w:r>
+          </w:p>
+        </w:tc>
+        <w:tc>
+          <w:tcPr>
+            <w:tcW w:type="dxa" w:w="999"/>
+            <w:vAlign w:val="center"/>
+            <w:tcBorders>
+              <w:top w:val="single" w:sz="6" w:color="D9D9D9"/>
+              <w:left w:val="single" w:sz="6" w:color="D9D9D9"/>
+              <w:bottom w:val="single" w:sz="6" w:color="D9D9D9"/>
+              <w:right w:val="single" w:sz="6" w:color="D9D9D9"/>
+              <w:insideH w:val="single" w:sz="6" w:color="D9D9D9"/>
+              <w:insideV w:val="single" w:sz="6" w:color="D9D9D9"/>
+            </w:tcBorders>
+            <w:tcMar>
+              <w:top w:w="70" w:type="dxa"/>
+              <w:start w:w="100" w:type="dxa"/>
+              <w:bottom w:w="70" w:type="dxa"/>
+              <w:end w:w="100" w:type="dxa"/>
+            </w:tcMar>
+            <w:shd w:fill="EAF2F8"/>
+          </w:tcPr>
+          <w:p>
+            <w:pPr>
+              <w:spacing w:after="0" w:line="269" w:lineRule="auto"/>
+            </w:pPr>
+          </w:p>
+        </w:tc>
+        <w:tc>
+          <w:tcPr>
+            <w:tcW w:type="dxa" w:w="792"/>
+            <w:vAlign w:val="center"/>
+            <w:tcBorders>
+              <w:top w:val="single" w:sz="6" w:color="D9D9D9"/>
+              <w:left w:val="single" w:sz="6" w:color="D9D9D9"/>
+              <w:bottom w:val="single" w:sz="6" w:color="D9D9D9"/>
+              <w:right w:val="single" w:sz="6" w:color="D9D9D9"/>
+              <w:insideH w:val="single" w:sz="6" w:color="D9D9D9"/>
+              <w:insideV w:val="single" w:sz="6" w:color="D9D9D9"/>
+            </w:tcBorders>
+            <w:tcMar>
+              <w:top w:w="70" w:type="dxa"/>
+              <w:start w:w="100" w:type="dxa"/>
+              <w:bottom w:w="70" w:type="dxa"/>
+              <w:end w:w="100" w:type="dxa"/>
+            </w:tcMar>
+            <w:shd w:fill="EAF2F8"/>
+          </w:tcPr>
+          <w:p>
+            <w:pPr>
+              <w:spacing w:after="0" w:line="269" w:lineRule="auto"/>
+            </w:pPr>
           </w:p>
         </w:tc>
       </w:tr>
@@ -1758,7 +1916,7 @@
         </w:trPr>
         <w:tc>
           <w:tcPr>
-            <w:tcW w:type="dxa" w:w="1724"/>
+            <w:tcW w:type="dxa" w:w="1447"/>
             <w:vAlign w:val="center"/>
             <w:tcBorders>
               <w:top w:val="single" w:sz="6" w:color="D9D9D9"/>
@@ -1793,7 +1951,7 @@
         </w:tc>
         <w:tc>
           <w:tcPr>
-            <w:tcW w:type="dxa" w:w="1701"/>
+            <w:tcW w:type="dxa" w:w="1430"/>
             <w:vAlign w:val="center"/>
             <w:tcBorders>
               <w:top w:val="single" w:sz="6" w:color="D9D9D9"/>
@@ -1819,7 +1977,7 @@
               <w:rPr>
                 <w:rFonts w:ascii="Arial" w:hAnsi="Arial" w:eastAsia="Malgun Gothic" w:cs="Malgun Gothic"/>
                 <w:color w:val="000000"/>
-                <w:sz w:val="16"/>
+                <w:sz w:val="14"/>
                 <w:lang w:eastAsia="ko-KR"/>
               </w:rPr>
               <w:t>token rotation</w:t>
@@ -1828,7 +1986,7 @@
         </w:tc>
         <w:tc>
           <w:tcPr>
-            <w:tcW w:type="dxa" w:w="2613"/>
+            <w:tcW w:type="dxa" w:w="2193"/>
             <w:vAlign w:val="center"/>
             <w:tcBorders>
               <w:top w:val="single" w:sz="6" w:color="D9D9D9"/>
@@ -1854,7 +2012,7 @@
               <w:rPr>
                 <w:rFonts w:ascii="Arial" w:hAnsi="Arial" w:eastAsia="Malgun Gothic" w:cs="Malgun Gothic"/>
                 <w:color w:val="000000"/>
-                <w:sz w:val="16"/>
+                <w:sz w:val="14"/>
                 <w:lang w:eastAsia="ko-KR"/>
               </w:rPr>
               <w:t xml:space="preserve">CSRF header + cookie → </w:t>
@@ -1872,7 +2030,7 @@
               <w:rPr>
                 <w:rFonts w:ascii="Arial" w:hAnsi="Arial" w:eastAsia="Malgun Gothic" w:cs="Malgun Gothic"/>
                 <w:color w:val="000000"/>
-                <w:sz w:val="16"/>
+                <w:sz w:val="14"/>
                 <w:lang w:eastAsia="ko-KR"/>
               </w:rPr>
               <w:t xml:space="preserve"> + new cookie</w:t>
@@ -1881,7 +2039,7 @@
         </w:tc>
         <w:tc>
           <w:tcPr>
-            <w:tcW w:type="dxa" w:w="1500"/>
+            <w:tcW w:type="dxa" w:w="1268"/>
             <w:vAlign w:val="center"/>
             <w:tcBorders>
               <w:top w:val="single" w:sz="6" w:color="D9D9D9"/>
@@ -1907,7 +2065,7 @@
               <w:rPr>
                 <w:rFonts w:ascii="Arial" w:hAnsi="Arial" w:eastAsia="Malgun Gothic" w:cs="Malgun Gothic"/>
                 <w:color w:val="000000"/>
-                <w:sz w:val="16"/>
+                <w:sz w:val="14"/>
                 <w:lang w:eastAsia="ko-KR"/>
               </w:rPr>
               <w:t>Refresh session</w:t>
@@ -1916,7 +2074,7 @@
         </w:tc>
         <w:tc>
           <w:tcPr>
-            <w:tcW w:type="dxa" w:w="2613"/>
+            <w:tcW w:type="dxa" w:w="2193"/>
             <w:vAlign w:val="center"/>
             <w:tcBorders>
               <w:top w:val="single" w:sz="6" w:color="D9D9D9"/>
@@ -1942,11 +2100,63 @@
               <w:rPr>
                 <w:rFonts w:ascii="Arial" w:hAnsi="Arial" w:eastAsia="Malgun Gothic" w:cs="Malgun Gothic"/>
                 <w:color w:val="000000"/>
-                <w:sz w:val="16"/>
+                <w:sz w:val="14"/>
                 <w:lang w:eastAsia="ko-KR"/>
               </w:rPr>
               <w:t>401 TOKEN_EXPIRED, 401 TOKEN_REUSED, 401 SESSION_REVOKED, 401 SESSION_ABSOLUTE_EXPIRED, 403 CSRF_FAILED</w:t>
             </w:r>
+          </w:p>
+        </w:tc>
+        <w:tc>
+          <w:tcPr>
+            <w:tcW w:type="dxa" w:w="999"/>
+            <w:vAlign w:val="center"/>
+            <w:tcBorders>
+              <w:top w:val="single" w:sz="6" w:color="D9D9D9"/>
+              <w:left w:val="single" w:sz="6" w:color="D9D9D9"/>
+              <w:bottom w:val="single" w:sz="6" w:color="D9D9D9"/>
+              <w:right w:val="single" w:sz="6" w:color="D9D9D9"/>
+              <w:insideH w:val="single" w:sz="6" w:color="D9D9D9"/>
+              <w:insideV w:val="single" w:sz="6" w:color="D9D9D9"/>
+            </w:tcBorders>
+            <w:tcMar>
+              <w:top w:w="70" w:type="dxa"/>
+              <w:start w:w="100" w:type="dxa"/>
+              <w:bottom w:w="70" w:type="dxa"/>
+              <w:end w:w="100" w:type="dxa"/>
+            </w:tcMar>
+            <w:shd w:fill="FFFFFF"/>
+          </w:tcPr>
+          <w:p>
+            <w:pPr>
+              <w:spacing w:after="0" w:line="269" w:lineRule="auto"/>
+            </w:pPr>
+          </w:p>
+        </w:tc>
+        <w:tc>
+          <w:tcPr>
+            <w:tcW w:type="dxa" w:w="792"/>
+            <w:vAlign w:val="center"/>
+            <w:tcBorders>
+              <w:top w:val="single" w:sz="6" w:color="D9D9D9"/>
+              <w:left w:val="single" w:sz="6" w:color="D9D9D9"/>
+              <w:bottom w:val="single" w:sz="6" w:color="D9D9D9"/>
+              <w:right w:val="single" w:sz="6" w:color="D9D9D9"/>
+              <w:insideH w:val="single" w:sz="6" w:color="D9D9D9"/>
+              <w:insideV w:val="single" w:sz="6" w:color="D9D9D9"/>
+            </w:tcBorders>
+            <w:tcMar>
+              <w:top w:w="70" w:type="dxa"/>
+              <w:start w:w="100" w:type="dxa"/>
+              <w:bottom w:w="70" w:type="dxa"/>
+              <w:end w:w="100" w:type="dxa"/>
+            </w:tcMar>
+            <w:shd w:fill="FFFFFF"/>
+          </w:tcPr>
+          <w:p>
+            <w:pPr>
+              <w:spacing w:after="0" w:line="269" w:lineRule="auto"/>
+            </w:pPr>
           </w:p>
         </w:tc>
       </w:tr>
@@ -1956,7 +2166,7 @@
         </w:trPr>
         <w:tc>
           <w:tcPr>
-            <w:tcW w:type="dxa" w:w="1724"/>
+            <w:tcW w:type="dxa" w:w="1447"/>
             <w:vAlign w:val="center"/>
             <w:tcBorders>
               <w:top w:val="single" w:sz="6" w:color="D9D9D9"/>
@@ -1991,7 +2201,7 @@
         </w:tc>
         <w:tc>
           <w:tcPr>
-            <w:tcW w:type="dxa" w:w="1701"/>
+            <w:tcW w:type="dxa" w:w="1430"/>
             <w:vAlign w:val="center"/>
             <w:tcBorders>
               <w:top w:val="single" w:sz="6" w:color="D9D9D9"/>
@@ -2017,7 +2227,7 @@
               <w:rPr>
                 <w:rFonts w:ascii="Arial" w:hAnsi="Arial" w:eastAsia="Malgun Gothic" w:cs="Malgun Gothic"/>
                 <w:color w:val="000000"/>
-                <w:sz w:val="16"/>
+                <w:sz w:val="14"/>
                 <w:lang w:eastAsia="ko-KR"/>
               </w:rPr>
               <w:t>현재 세션(family) 종료</w:t>
@@ -2026,7 +2236,7 @@
         </w:tc>
         <w:tc>
           <w:tcPr>
-            <w:tcW w:type="dxa" w:w="2613"/>
+            <w:tcW w:type="dxa" w:w="2193"/>
             <w:vAlign w:val="center"/>
             <w:tcBorders>
               <w:top w:val="single" w:sz="6" w:color="D9D9D9"/>
@@ -2052,7 +2262,7 @@
               <w:rPr>
                 <w:rFonts w:ascii="Arial" w:hAnsi="Arial" w:eastAsia="Malgun Gothic" w:cs="Malgun Gothic"/>
                 <w:color w:val="000000"/>
-                <w:sz w:val="16"/>
+                <w:sz w:val="14"/>
                 <w:lang w:eastAsia="ko-KR"/>
               </w:rPr>
               <w:t xml:space="preserve">없음 → </w:t>
@@ -2070,7 +2280,7 @@
         </w:tc>
         <w:tc>
           <w:tcPr>
-            <w:tcW w:type="dxa" w:w="1500"/>
+            <w:tcW w:type="dxa" w:w="1268"/>
             <w:vAlign w:val="center"/>
             <w:tcBorders>
               <w:top w:val="single" w:sz="6" w:color="D9D9D9"/>
@@ -2096,7 +2306,7 @@
               <w:rPr>
                 <w:rFonts w:ascii="Arial" w:hAnsi="Arial" w:eastAsia="Malgun Gothic" w:cs="Malgun Gothic"/>
                 <w:color w:val="000000"/>
-                <w:sz w:val="16"/>
+                <w:sz w:val="14"/>
                 <w:lang w:eastAsia="ko-KR"/>
               </w:rPr>
               <w:t>Auth/refresh</w:t>
@@ -2105,7 +2315,7 @@
         </w:tc>
         <w:tc>
           <w:tcPr>
-            <w:tcW w:type="dxa" w:w="2613"/>
+            <w:tcW w:type="dxa" w:w="2193"/>
             <w:vAlign w:val="center"/>
             <w:tcBorders>
               <w:top w:val="single" w:sz="6" w:color="D9D9D9"/>
@@ -2131,11 +2341,63 @@
               <w:rPr>
                 <w:rFonts w:ascii="Arial" w:hAnsi="Arial" w:eastAsia="Malgun Gothic" w:cs="Malgun Gothic"/>
                 <w:color w:val="000000"/>
-                <w:sz w:val="16"/>
+                <w:sz w:val="14"/>
                 <w:lang w:eastAsia="ko-KR"/>
               </w:rPr>
               <w:t>멱등 204</w:t>
             </w:r>
+          </w:p>
+        </w:tc>
+        <w:tc>
+          <w:tcPr>
+            <w:tcW w:type="dxa" w:w="999"/>
+            <w:vAlign w:val="center"/>
+            <w:tcBorders>
+              <w:top w:val="single" w:sz="6" w:color="D9D9D9"/>
+              <w:left w:val="single" w:sz="6" w:color="D9D9D9"/>
+              <w:bottom w:val="single" w:sz="6" w:color="D9D9D9"/>
+              <w:right w:val="single" w:sz="6" w:color="D9D9D9"/>
+              <w:insideH w:val="single" w:sz="6" w:color="D9D9D9"/>
+              <w:insideV w:val="single" w:sz="6" w:color="D9D9D9"/>
+            </w:tcBorders>
+            <w:tcMar>
+              <w:top w:w="70" w:type="dxa"/>
+              <w:start w:w="100" w:type="dxa"/>
+              <w:bottom w:w="70" w:type="dxa"/>
+              <w:end w:w="100" w:type="dxa"/>
+            </w:tcMar>
+            <w:shd w:fill="EAF2F8"/>
+          </w:tcPr>
+          <w:p>
+            <w:pPr>
+              <w:spacing w:after="0" w:line="269" w:lineRule="auto"/>
+            </w:pPr>
+          </w:p>
+        </w:tc>
+        <w:tc>
+          <w:tcPr>
+            <w:tcW w:type="dxa" w:w="792"/>
+            <w:vAlign w:val="center"/>
+            <w:tcBorders>
+              <w:top w:val="single" w:sz="6" w:color="D9D9D9"/>
+              <w:left w:val="single" w:sz="6" w:color="D9D9D9"/>
+              <w:bottom w:val="single" w:sz="6" w:color="D9D9D9"/>
+              <w:right w:val="single" w:sz="6" w:color="D9D9D9"/>
+              <w:insideH w:val="single" w:sz="6" w:color="D9D9D9"/>
+              <w:insideV w:val="single" w:sz="6" w:color="D9D9D9"/>
+            </w:tcBorders>
+            <w:tcMar>
+              <w:top w:w="70" w:type="dxa"/>
+              <w:start w:w="100" w:type="dxa"/>
+              <w:bottom w:w="70" w:type="dxa"/>
+              <w:end w:w="100" w:type="dxa"/>
+            </w:tcMar>
+            <w:shd w:fill="EAF2F8"/>
+          </w:tcPr>
+          <w:p>
+            <w:pPr>
+              <w:spacing w:after="0" w:line="269" w:lineRule="auto"/>
+            </w:pPr>
           </w:p>
         </w:tc>
       </w:tr>
@@ -2145,7 +2407,7 @@
         </w:trPr>
         <w:tc>
           <w:tcPr>
-            <w:tcW w:type="dxa" w:w="1724"/>
+            <w:tcW w:type="dxa" w:w="1447"/>
             <w:vAlign w:val="center"/>
             <w:tcBorders>
               <w:top w:val="single" w:sz="6" w:color="D9D9D9"/>
@@ -2180,7 +2442,7 @@
         </w:tc>
         <w:tc>
           <w:tcPr>
-            <w:tcW w:type="dxa" w:w="1701"/>
+            <w:tcW w:type="dxa" w:w="1430"/>
             <w:vAlign w:val="center"/>
             <w:tcBorders>
               <w:top w:val="single" w:sz="6" w:color="D9D9D9"/>
@@ -2206,16 +2468,16 @@
               <w:rPr>
                 <w:rFonts w:ascii="Arial" w:hAnsi="Arial" w:eastAsia="Malgun Gothic" w:cs="Malgun Gothic"/>
                 <w:color w:val="000000"/>
-                <w:sz w:val="16"/>
+                <w:sz w:val="14"/>
                 <w:lang w:eastAsia="ko-KR"/>
               </w:rPr>
-              <w:t>현재 사용자/Workspace</w:t>
+              <w:t>현재 사용자/Workspace/제한 상태</w:t>
             </w:r>
           </w:p>
         </w:tc>
         <w:tc>
           <w:tcPr>
-            <w:tcW w:type="dxa" w:w="2613"/>
+            <w:tcW w:type="dxa" w:w="2193"/>
             <w:vAlign w:val="center"/>
             <w:tcBorders>
               <w:top w:val="single" w:sz="6" w:color="D9D9D9"/>
@@ -2241,7 +2503,7 @@
               <w:rPr>
                 <w:rFonts w:ascii="Arial" w:hAnsi="Arial" w:eastAsia="Malgun Gothic" w:cs="Malgun Gothic"/>
                 <w:color w:val="000000"/>
-                <w:sz w:val="16"/>
+                <w:sz w:val="14"/>
                 <w:lang w:eastAsia="ko-KR"/>
               </w:rPr>
               <w:t xml:space="preserve">없음 → </w:t>
@@ -2253,13 +2515,146 @@
                 <w:sz w:val="18"/>
                 <w:lang w:eastAsia="ko-KR"/>
               </w:rPr>
-              <w:t>{user,workspace}</w:t>
+              <w:t>{user,workspace,restriction}</w:t>
+            </w:r>
+            <w:r>
+              <w:rPr>
+                <w:rFonts w:ascii="Arial" w:hAnsi="Arial" w:eastAsia="Malgun Gothic" w:cs="Malgun Gothic"/>
+                <w:color w:val="000000"/>
+                <w:sz w:val="14"/>
+                <w:lang w:eastAsia="ko-KR"/>
+              </w:rPr>
+              <w:t xml:space="preserve"> (</w:t>
+            </w:r>
+            <w:r>
+              <w:rPr>
+                <w:rFonts w:ascii="Menlo" w:hAnsi="Menlo" w:eastAsia="Menlo" w:cs="Menlo"/>
+                <w:color w:val="000000"/>
+                <w:sz w:val="18"/>
+                <w:lang w:eastAsia="ko-KR"/>
+              </w:rPr>
+              <w:t>restriction</w:t>
+            </w:r>
+            <w:r>
+              <w:rPr>
+                <w:rFonts w:ascii="Arial" w:hAnsi="Arial" w:eastAsia="Malgun Gothic" w:cs="Malgun Gothic"/>
+                <w:color w:val="000000"/>
+                <w:sz w:val="14"/>
+                <w:lang w:eastAsia="ko-KR"/>
+              </w:rPr>
+              <w:t xml:space="preserve">: </w:t>
+            </w:r>
+            <w:r>
+              <w:rPr>
+                <w:rFonts w:ascii="Menlo" w:hAnsi="Menlo" w:eastAsia="Menlo" w:cs="Menlo"/>
+                <w:color w:val="000000"/>
+                <w:sz w:val="18"/>
+                <w:lang w:eastAsia="ko-KR"/>
+              </w:rPr>
+              <w:t>NONE</w:t>
+            </w:r>
+            <w:r>
+              <w:rPr>
+                <w:rFonts w:ascii="Arial" w:hAnsi="Arial" w:eastAsia="Malgun Gothic" w:cs="Malgun Gothic"/>
+                <w:color w:val="000000"/>
+                <w:sz w:val="14"/>
+                <w:lang w:eastAsia="ko-KR"/>
+              </w:rPr>
+              <w:t>\</w:t>
             </w:r>
           </w:p>
         </w:tc>
         <w:tc>
           <w:tcPr>
-            <w:tcW w:type="dxa" w:w="1500"/>
+            <w:tcW w:type="dxa" w:w="1268"/>
+            <w:vAlign w:val="center"/>
+            <w:tcBorders>
+              <w:top w:val="single" w:sz="6" w:color="D9D9D9"/>
+              <w:left w:val="single" w:sz="6" w:color="D9D9D9"/>
+              <w:bottom w:val="single" w:sz="6" w:color="D9D9D9"/>
+              <w:right w:val="single" w:sz="6" w:color="D9D9D9"/>
+              <w:insideH w:val="single" w:sz="6" w:color="D9D9D9"/>
+              <w:insideV w:val="single" w:sz="6" w:color="D9D9D9"/>
+            </w:tcBorders>
+            <w:tcMar>
+              <w:top w:w="70" w:type="dxa"/>
+              <w:start w:w="100" w:type="dxa"/>
+              <w:bottom w:w="70" w:type="dxa"/>
+              <w:end w:w="100" w:type="dxa"/>
+            </w:tcMar>
+            <w:shd w:fill="FFFFFF"/>
+          </w:tcPr>
+          <w:p>
+            <w:pPr>
+              <w:spacing w:after="0" w:line="269" w:lineRule="auto"/>
+            </w:pPr>
+            <w:r>
+              <w:rPr>
+                <w:rFonts w:ascii="Menlo" w:hAnsi="Menlo" w:eastAsia="Menlo" w:cs="Menlo"/>
+                <w:color w:val="000000"/>
+                <w:sz w:val="18"/>
+                <w:lang w:eastAsia="ko-KR"/>
+              </w:rPr>
+              <w:t>MUST_CHANGE_PASSWORD</w:t>
+            </w:r>
+            <w:r>
+              <w:rPr>
+                <w:rFonts w:ascii="Arial" w:hAnsi="Arial" w:eastAsia="Malgun Gothic" w:cs="Malgun Gothic"/>
+                <w:color w:val="000000"/>
+                <w:sz w:val="14"/>
+                <w:lang w:eastAsia="ko-KR"/>
+              </w:rPr>
+              <w:t>\</w:t>
+            </w:r>
+          </w:p>
+        </w:tc>
+        <w:tc>
+          <w:tcPr>
+            <w:tcW w:type="dxa" w:w="2193"/>
+            <w:vAlign w:val="center"/>
+            <w:tcBorders>
+              <w:top w:val="single" w:sz="6" w:color="D9D9D9"/>
+              <w:left w:val="single" w:sz="6" w:color="D9D9D9"/>
+              <w:bottom w:val="single" w:sz="6" w:color="D9D9D9"/>
+              <w:right w:val="single" w:sz="6" w:color="D9D9D9"/>
+              <w:insideH w:val="single" w:sz="6" w:color="D9D9D9"/>
+              <w:insideV w:val="single" w:sz="6" w:color="D9D9D9"/>
+            </w:tcBorders>
+            <w:tcMar>
+              <w:top w:w="70" w:type="dxa"/>
+              <w:start w:w="100" w:type="dxa"/>
+              <w:bottom w:w="70" w:type="dxa"/>
+              <w:end w:w="100" w:type="dxa"/>
+            </w:tcMar>
+            <w:shd w:fill="FFFFFF"/>
+          </w:tcPr>
+          <w:p>
+            <w:pPr>
+              <w:spacing w:after="0" w:line="269" w:lineRule="auto"/>
+            </w:pPr>
+            <w:r>
+              <w:rPr>
+                <w:rFonts w:ascii="Menlo" w:hAnsi="Menlo" w:eastAsia="Menlo" w:cs="Menlo"/>
+                <w:color w:val="000000"/>
+                <w:sz w:val="18"/>
+                <w:lang w:eastAsia="ko-KR"/>
+              </w:rPr>
+              <w:t>DELETION_PENDING</w:t>
+            </w:r>
+            <w:r>
+              <w:rPr>
+                <w:rFonts w:ascii="Arial" w:hAnsi="Arial" w:eastAsia="Malgun Gothic" w:cs="Malgun Gothic"/>
+                <w:color w:val="000000"/>
+                <w:sz w:val="14"/>
+                <w:lang w:eastAsia="ko-KR"/>
+              </w:rPr>
+              <w:t>, §17.2.3)</w:t>
+            </w:r>
+          </w:p>
+        </w:tc>
+        <w:tc>
+          <w:tcPr>
+            <w:tcW w:type="dxa" w:w="999"/>
             <w:vAlign w:val="center"/>
             <w:tcBorders>
               <w:top w:val="single" w:sz="6" w:color="D9D9D9"/>
@@ -2285,16 +2680,16 @@
               <w:rPr>
                 <w:rFonts w:ascii="Arial" w:hAnsi="Arial" w:eastAsia="Malgun Gothic" w:cs="Malgun Gothic"/>
                 <w:color w:val="000000"/>
-                <w:sz w:val="16"/>
+                <w:sz w:val="14"/>
                 <w:lang w:eastAsia="ko-KR"/>
               </w:rPr>
-              <w:t>User</w:t>
+              <w:t>User(제한 세션 허용)</w:t>
             </w:r>
           </w:p>
         </w:tc>
         <w:tc>
           <w:tcPr>
-            <w:tcW w:type="dxa" w:w="2613"/>
+            <w:tcW w:type="dxa" w:w="792"/>
             <w:vAlign w:val="center"/>
             <w:tcBorders>
               <w:top w:val="single" w:sz="6" w:color="D9D9D9"/>
@@ -2320,7 +2715,7 @@
               <w:rPr>
                 <w:rFonts w:ascii="Arial" w:hAnsi="Arial" w:eastAsia="Malgun Gothic" w:cs="Malgun Gothic"/>
                 <w:color w:val="000000"/>
-                <w:sz w:val="16"/>
+                <w:sz w:val="14"/>
                 <w:lang w:eastAsia="ko-KR"/>
               </w:rPr>
               <w:t>401</w:t>
@@ -2334,7 +2729,7 @@
         </w:trPr>
         <w:tc>
           <w:tcPr>
-            <w:tcW w:type="dxa" w:w="1724"/>
+            <w:tcW w:type="dxa" w:w="1447"/>
             <w:vAlign w:val="center"/>
             <w:tcBorders>
               <w:top w:val="single" w:sz="6" w:color="D9D9D9"/>
@@ -2369,7 +2764,7 @@
         </w:tc>
         <w:tc>
           <w:tcPr>
-            <w:tcW w:type="dxa" w:w="1701"/>
+            <w:tcW w:type="dxa" w:w="1430"/>
             <w:vAlign w:val="center"/>
             <w:tcBorders>
               <w:top w:val="single" w:sz="6" w:color="D9D9D9"/>
@@ -2395,7 +2790,7 @@
               <w:rPr>
                 <w:rFonts w:ascii="Arial" w:hAnsi="Arial" w:eastAsia="Malgun Gothic" w:cs="Malgun Gothic"/>
                 <w:color w:val="000000"/>
-                <w:sz w:val="16"/>
+                <w:sz w:val="14"/>
                 <w:lang w:eastAsia="ko-KR"/>
               </w:rPr>
               <w:t>비밀번호 변경</w:t>
@@ -2404,7 +2799,7 @@
         </w:tc>
         <w:tc>
           <w:tcPr>
-            <w:tcW w:type="dxa" w:w="2613"/>
+            <w:tcW w:type="dxa" w:w="2193"/>
             <w:vAlign w:val="center"/>
             <w:tcBorders>
               <w:top w:val="single" w:sz="6" w:color="D9D9D9"/>
@@ -2439,7 +2834,7 @@
               <w:rPr>
                 <w:rFonts w:ascii="Arial" w:hAnsi="Arial" w:eastAsia="Malgun Gothic" w:cs="Malgun Gothic"/>
                 <w:color w:val="000000"/>
-                <w:sz w:val="16"/>
+                <w:sz w:val="14"/>
                 <w:lang w:eastAsia="ko-KR"/>
               </w:rPr>
               <w:t xml:space="preserve"> → </w:t>
@@ -2457,7 +2852,7 @@
         </w:tc>
         <w:tc>
           <w:tcPr>
-            <w:tcW w:type="dxa" w:w="1500"/>
+            <w:tcW w:type="dxa" w:w="1268"/>
             <w:vAlign w:val="center"/>
             <w:tcBorders>
               <w:top w:val="single" w:sz="6" w:color="D9D9D9"/>
@@ -2483,7 +2878,7 @@
               <w:rPr>
                 <w:rFonts w:ascii="Arial" w:hAnsi="Arial" w:eastAsia="Malgun Gothic" w:cs="Malgun Gothic"/>
                 <w:color w:val="000000"/>
-                <w:sz w:val="16"/>
+                <w:sz w:val="14"/>
                 <w:lang w:eastAsia="ko-KR"/>
               </w:rPr>
               <w:t>User</w:t>
@@ -2492,7 +2887,7 @@
         </w:tc>
         <w:tc>
           <w:tcPr>
-            <w:tcW w:type="dxa" w:w="2613"/>
+            <w:tcW w:type="dxa" w:w="2193"/>
             <w:vAlign w:val="center"/>
             <w:tcBorders>
               <w:top w:val="single" w:sz="6" w:color="D9D9D9"/>
@@ -2518,11 +2913,63 @@
               <w:rPr>
                 <w:rFonts w:ascii="Arial" w:hAnsi="Arial" w:eastAsia="Malgun Gothic" w:cs="Malgun Gothic"/>
                 <w:color w:val="000000"/>
-                <w:sz w:val="16"/>
+                <w:sz w:val="14"/>
                 <w:lang w:eastAsia="ko-KR"/>
               </w:rPr>
               <w:t>400, 401</w:t>
             </w:r>
+          </w:p>
+        </w:tc>
+        <w:tc>
+          <w:tcPr>
+            <w:tcW w:type="dxa" w:w="999"/>
+            <w:vAlign w:val="center"/>
+            <w:tcBorders>
+              <w:top w:val="single" w:sz="6" w:color="D9D9D9"/>
+              <w:left w:val="single" w:sz="6" w:color="D9D9D9"/>
+              <w:bottom w:val="single" w:sz="6" w:color="D9D9D9"/>
+              <w:right w:val="single" w:sz="6" w:color="D9D9D9"/>
+              <w:insideH w:val="single" w:sz="6" w:color="D9D9D9"/>
+              <w:insideV w:val="single" w:sz="6" w:color="D9D9D9"/>
+            </w:tcBorders>
+            <w:tcMar>
+              <w:top w:w="70" w:type="dxa"/>
+              <w:start w:w="100" w:type="dxa"/>
+              <w:bottom w:w="70" w:type="dxa"/>
+              <w:end w:w="100" w:type="dxa"/>
+            </w:tcMar>
+            <w:shd w:fill="EAF2F8"/>
+          </w:tcPr>
+          <w:p>
+            <w:pPr>
+              <w:spacing w:after="0" w:line="269" w:lineRule="auto"/>
+            </w:pPr>
+          </w:p>
+        </w:tc>
+        <w:tc>
+          <w:tcPr>
+            <w:tcW w:type="dxa" w:w="792"/>
+            <w:vAlign w:val="center"/>
+            <w:tcBorders>
+              <w:top w:val="single" w:sz="6" w:color="D9D9D9"/>
+              <w:left w:val="single" w:sz="6" w:color="D9D9D9"/>
+              <w:bottom w:val="single" w:sz="6" w:color="D9D9D9"/>
+              <w:right w:val="single" w:sz="6" w:color="D9D9D9"/>
+              <w:insideH w:val="single" w:sz="6" w:color="D9D9D9"/>
+              <w:insideV w:val="single" w:sz="6" w:color="D9D9D9"/>
+            </w:tcBorders>
+            <w:tcMar>
+              <w:top w:w="70" w:type="dxa"/>
+              <w:start w:w="100" w:type="dxa"/>
+              <w:bottom w:w="70" w:type="dxa"/>
+              <w:end w:w="100" w:type="dxa"/>
+            </w:tcMar>
+            <w:shd w:fill="EAF2F8"/>
+          </w:tcPr>
+          <w:p>
+            <w:pPr>
+              <w:spacing w:after="0" w:line="269" w:lineRule="auto"/>
+            </w:pPr>
           </w:p>
         </w:tc>
       </w:tr>
@@ -2532,7 +2979,7 @@
         </w:trPr>
         <w:tc>
           <w:tcPr>
-            <w:tcW w:type="dxa" w:w="1724"/>
+            <w:tcW w:type="dxa" w:w="1447"/>
             <w:vAlign w:val="center"/>
             <w:tcBorders>
               <w:top w:val="single" w:sz="6" w:color="D9D9D9"/>
@@ -2567,7 +3014,7 @@
         </w:tc>
         <w:tc>
           <w:tcPr>
-            <w:tcW w:type="dxa" w:w="1701"/>
+            <w:tcW w:type="dxa" w:w="1430"/>
             <w:vAlign w:val="center"/>
             <w:tcBorders>
               <w:top w:val="single" w:sz="6" w:color="D9D9D9"/>
@@ -2593,7 +3040,7 @@
               <w:rPr>
                 <w:rFonts w:ascii="Arial" w:hAnsi="Arial" w:eastAsia="Malgun Gothic" w:cs="Malgun Gothic"/>
                 <w:color w:val="000000"/>
-                <w:sz w:val="16"/>
+                <w:sz w:val="14"/>
                 <w:lang w:eastAsia="ko-KR"/>
               </w:rPr>
               <w:t>활성 세션(family) 목록</w:t>
@@ -2602,7 +3049,7 @@
         </w:tc>
         <w:tc>
           <w:tcPr>
-            <w:tcW w:type="dxa" w:w="2613"/>
+            <w:tcW w:type="dxa" w:w="2193"/>
             <w:vAlign w:val="center"/>
             <w:tcBorders>
               <w:top w:val="single" w:sz="6" w:color="D9D9D9"/>
@@ -2628,7 +3075,7 @@
               <w:rPr>
                 <w:rFonts w:ascii="Arial" w:hAnsi="Arial" w:eastAsia="Malgun Gothic" w:cs="Malgun Gothic"/>
                 <w:color w:val="000000"/>
-                <w:sz w:val="16"/>
+                <w:sz w:val="14"/>
                 <w:lang w:eastAsia="ko-KR"/>
               </w:rPr>
               <w:t xml:space="preserve">없음 → </w:t>
@@ -2646,7 +3093,7 @@
         </w:tc>
         <w:tc>
           <w:tcPr>
-            <w:tcW w:type="dxa" w:w="1500"/>
+            <w:tcW w:type="dxa" w:w="1268"/>
             <w:vAlign w:val="center"/>
             <w:tcBorders>
               <w:top w:val="single" w:sz="6" w:color="D9D9D9"/>
@@ -2672,7 +3119,7 @@
               <w:rPr>
                 <w:rFonts w:ascii="Arial" w:hAnsi="Arial" w:eastAsia="Malgun Gothic" w:cs="Malgun Gothic"/>
                 <w:color w:val="000000"/>
-                <w:sz w:val="16"/>
+                <w:sz w:val="14"/>
                 <w:lang w:eastAsia="ko-KR"/>
               </w:rPr>
               <w:t>User</w:t>
@@ -2681,7 +3128,7 @@
         </w:tc>
         <w:tc>
           <w:tcPr>
-            <w:tcW w:type="dxa" w:w="2613"/>
+            <w:tcW w:type="dxa" w:w="2193"/>
             <w:vAlign w:val="center"/>
             <w:tcBorders>
               <w:top w:val="single" w:sz="6" w:color="D9D9D9"/>
@@ -2707,11 +3154,63 @@
               <w:rPr>
                 <w:rFonts w:ascii="Arial" w:hAnsi="Arial" w:eastAsia="Malgun Gothic" w:cs="Malgun Gothic"/>
                 <w:color w:val="000000"/>
-                <w:sz w:val="16"/>
+                <w:sz w:val="14"/>
                 <w:lang w:eastAsia="ko-KR"/>
               </w:rPr>
               <w:t>401</w:t>
             </w:r>
+          </w:p>
+        </w:tc>
+        <w:tc>
+          <w:tcPr>
+            <w:tcW w:type="dxa" w:w="999"/>
+            <w:vAlign w:val="center"/>
+            <w:tcBorders>
+              <w:top w:val="single" w:sz="6" w:color="D9D9D9"/>
+              <w:left w:val="single" w:sz="6" w:color="D9D9D9"/>
+              <w:bottom w:val="single" w:sz="6" w:color="D9D9D9"/>
+              <w:right w:val="single" w:sz="6" w:color="D9D9D9"/>
+              <w:insideH w:val="single" w:sz="6" w:color="D9D9D9"/>
+              <w:insideV w:val="single" w:sz="6" w:color="D9D9D9"/>
+            </w:tcBorders>
+            <w:tcMar>
+              <w:top w:w="70" w:type="dxa"/>
+              <w:start w:w="100" w:type="dxa"/>
+              <w:bottom w:w="70" w:type="dxa"/>
+              <w:end w:w="100" w:type="dxa"/>
+            </w:tcMar>
+            <w:shd w:fill="FFFFFF"/>
+          </w:tcPr>
+          <w:p>
+            <w:pPr>
+              <w:spacing w:after="0" w:line="269" w:lineRule="auto"/>
+            </w:pPr>
+          </w:p>
+        </w:tc>
+        <w:tc>
+          <w:tcPr>
+            <w:tcW w:type="dxa" w:w="792"/>
+            <w:vAlign w:val="center"/>
+            <w:tcBorders>
+              <w:top w:val="single" w:sz="6" w:color="D9D9D9"/>
+              <w:left w:val="single" w:sz="6" w:color="D9D9D9"/>
+              <w:bottom w:val="single" w:sz="6" w:color="D9D9D9"/>
+              <w:right w:val="single" w:sz="6" w:color="D9D9D9"/>
+              <w:insideH w:val="single" w:sz="6" w:color="D9D9D9"/>
+              <w:insideV w:val="single" w:sz="6" w:color="D9D9D9"/>
+            </w:tcBorders>
+            <w:tcMar>
+              <w:top w:w="70" w:type="dxa"/>
+              <w:start w:w="100" w:type="dxa"/>
+              <w:bottom w:w="70" w:type="dxa"/>
+              <w:end w:w="100" w:type="dxa"/>
+            </w:tcMar>
+            <w:shd w:fill="FFFFFF"/>
+          </w:tcPr>
+          <w:p>
+            <w:pPr>
+              <w:spacing w:after="0" w:line="269" w:lineRule="auto"/>
+            </w:pPr>
           </w:p>
         </w:tc>
       </w:tr>
@@ -2721,7 +3220,7 @@
         </w:trPr>
         <w:tc>
           <w:tcPr>
-            <w:tcW w:type="dxa" w:w="1724"/>
+            <w:tcW w:type="dxa" w:w="1447"/>
             <w:vAlign w:val="center"/>
             <w:tcBorders>
               <w:top w:val="single" w:sz="6" w:color="D9D9D9"/>
@@ -2756,7 +3255,7 @@
         </w:tc>
         <w:tc>
           <w:tcPr>
-            <w:tcW w:type="dxa" w:w="1701"/>
+            <w:tcW w:type="dxa" w:w="1430"/>
             <w:vAlign w:val="center"/>
             <w:tcBorders>
               <w:top w:val="single" w:sz="6" w:color="D9D9D9"/>
@@ -2782,7 +3281,7 @@
               <w:rPr>
                 <w:rFonts w:ascii="Arial" w:hAnsi="Arial" w:eastAsia="Malgun Gothic" w:cs="Malgun Gothic"/>
                 <w:color w:val="000000"/>
-                <w:sz w:val="16"/>
+                <w:sz w:val="14"/>
                 <w:lang w:eastAsia="ko-KR"/>
               </w:rPr>
               <w:t>세션(family) 폐기</w:t>
@@ -2791,7 +3290,7 @@
         </w:tc>
         <w:tc>
           <w:tcPr>
-            <w:tcW w:type="dxa" w:w="2613"/>
+            <w:tcW w:type="dxa" w:w="2193"/>
             <w:vAlign w:val="center"/>
             <w:tcBorders>
               <w:top w:val="single" w:sz="6" w:color="D9D9D9"/>
@@ -2817,7 +3316,7 @@
               <w:rPr>
                 <w:rFonts w:ascii="Arial" w:hAnsi="Arial" w:eastAsia="Malgun Gothic" w:cs="Malgun Gothic"/>
                 <w:color w:val="000000"/>
-                <w:sz w:val="16"/>
+                <w:sz w:val="14"/>
                 <w:lang w:eastAsia="ko-KR"/>
               </w:rPr>
               <w:t xml:space="preserve">없음 → </w:t>
@@ -2835,7 +3334,7 @@
         </w:tc>
         <w:tc>
           <w:tcPr>
-            <w:tcW w:type="dxa" w:w="1500"/>
+            <w:tcW w:type="dxa" w:w="1268"/>
             <w:vAlign w:val="center"/>
             <w:tcBorders>
               <w:top w:val="single" w:sz="6" w:color="D9D9D9"/>
@@ -2861,7 +3360,7 @@
               <w:rPr>
                 <w:rFonts w:ascii="Arial" w:hAnsi="Arial" w:eastAsia="Malgun Gothic" w:cs="Malgun Gothic"/>
                 <w:color w:val="000000"/>
-                <w:sz w:val="16"/>
+                <w:sz w:val="14"/>
                 <w:lang w:eastAsia="ko-KR"/>
               </w:rPr>
               <w:t>Session owner</w:t>
@@ -2870,7 +3369,7 @@
         </w:tc>
         <w:tc>
           <w:tcPr>
-            <w:tcW w:type="dxa" w:w="2613"/>
+            <w:tcW w:type="dxa" w:w="2193"/>
             <w:vAlign w:val="center"/>
             <w:tcBorders>
               <w:top w:val="single" w:sz="6" w:color="D9D9D9"/>
@@ -2896,11 +3395,63 @@
               <w:rPr>
                 <w:rFonts w:ascii="Arial" w:hAnsi="Arial" w:eastAsia="Malgun Gothic" w:cs="Malgun Gothic"/>
                 <w:color w:val="000000"/>
-                <w:sz w:val="16"/>
+                <w:sz w:val="14"/>
                 <w:lang w:eastAsia="ko-KR"/>
               </w:rPr>
               <w:t>404, 멱등 204(이미 폐기됨)</w:t>
             </w:r>
+          </w:p>
+        </w:tc>
+        <w:tc>
+          <w:tcPr>
+            <w:tcW w:type="dxa" w:w="999"/>
+            <w:vAlign w:val="center"/>
+            <w:tcBorders>
+              <w:top w:val="single" w:sz="6" w:color="D9D9D9"/>
+              <w:left w:val="single" w:sz="6" w:color="D9D9D9"/>
+              <w:bottom w:val="single" w:sz="6" w:color="D9D9D9"/>
+              <w:right w:val="single" w:sz="6" w:color="D9D9D9"/>
+              <w:insideH w:val="single" w:sz="6" w:color="D9D9D9"/>
+              <w:insideV w:val="single" w:sz="6" w:color="D9D9D9"/>
+            </w:tcBorders>
+            <w:tcMar>
+              <w:top w:w="70" w:type="dxa"/>
+              <w:start w:w="100" w:type="dxa"/>
+              <w:bottom w:w="70" w:type="dxa"/>
+              <w:end w:w="100" w:type="dxa"/>
+            </w:tcMar>
+            <w:shd w:fill="EAF2F8"/>
+          </w:tcPr>
+          <w:p>
+            <w:pPr>
+              <w:spacing w:after="0" w:line="269" w:lineRule="auto"/>
+            </w:pPr>
+          </w:p>
+        </w:tc>
+        <w:tc>
+          <w:tcPr>
+            <w:tcW w:type="dxa" w:w="792"/>
+            <w:vAlign w:val="center"/>
+            <w:tcBorders>
+              <w:top w:val="single" w:sz="6" w:color="D9D9D9"/>
+              <w:left w:val="single" w:sz="6" w:color="D9D9D9"/>
+              <w:bottom w:val="single" w:sz="6" w:color="D9D9D9"/>
+              <w:right w:val="single" w:sz="6" w:color="D9D9D9"/>
+              <w:insideH w:val="single" w:sz="6" w:color="D9D9D9"/>
+              <w:insideV w:val="single" w:sz="6" w:color="D9D9D9"/>
+            </w:tcBorders>
+            <w:tcMar>
+              <w:top w:w="70" w:type="dxa"/>
+              <w:start w:w="100" w:type="dxa"/>
+              <w:bottom w:w="70" w:type="dxa"/>
+              <w:end w:w="100" w:type="dxa"/>
+            </w:tcMar>
+            <w:shd w:fill="EAF2F8"/>
+          </w:tcPr>
+          <w:p>
+            <w:pPr>
+              <w:spacing w:after="0" w:line="269" w:lineRule="auto"/>
+            </w:pPr>
           </w:p>
         </w:tc>
       </w:tr>
@@ -2910,7 +3461,7 @@
         </w:trPr>
         <w:tc>
           <w:tcPr>
-            <w:tcW w:type="dxa" w:w="1724"/>
+            <w:tcW w:type="dxa" w:w="1447"/>
             <w:vAlign w:val="center"/>
             <w:tcBorders>
               <w:top w:val="single" w:sz="6" w:color="D9D9D9"/>
@@ -2945,7 +3496,7 @@
         </w:tc>
         <w:tc>
           <w:tcPr>
-            <w:tcW w:type="dxa" w:w="1701"/>
+            <w:tcW w:type="dxa" w:w="1430"/>
             <w:vAlign w:val="center"/>
             <w:tcBorders>
               <w:top w:val="single" w:sz="6" w:color="D9D9D9"/>
@@ -2971,7 +3522,7 @@
               <w:rPr>
                 <w:rFonts w:ascii="Arial" w:hAnsi="Arial" w:eastAsia="Malgun Gothic" w:cs="Malgun Gothic"/>
                 <w:color w:val="000000"/>
-                <w:sz w:val="16"/>
+                <w:sz w:val="14"/>
                 <w:lang w:eastAsia="ko-KR"/>
               </w:rPr>
               <w:t>민감 작업용 재인증(§17.2.2)</w:t>
@@ -2980,7 +3531,7 @@
         </w:tc>
         <w:tc>
           <w:tcPr>
-            <w:tcW w:type="dxa" w:w="2613"/>
+            <w:tcW w:type="dxa" w:w="2193"/>
             <w:vAlign w:val="center"/>
             <w:tcBorders>
               <w:top w:val="single" w:sz="6" w:color="D9D9D9"/>
@@ -3015,7 +3566,7 @@
               <w:rPr>
                 <w:rFonts w:ascii="Arial" w:hAnsi="Arial" w:eastAsia="Malgun Gothic" w:cs="Malgun Gothic"/>
                 <w:color w:val="000000"/>
-                <w:sz w:val="16"/>
+                <w:sz w:val="14"/>
                 <w:lang w:eastAsia="ko-KR"/>
               </w:rPr>
               <w:t xml:space="preserve"> → </w:t>
@@ -3033,7 +3584,7 @@
         </w:tc>
         <w:tc>
           <w:tcPr>
-            <w:tcW w:type="dxa" w:w="1500"/>
+            <w:tcW w:type="dxa" w:w="1268"/>
             <w:vAlign w:val="center"/>
             <w:tcBorders>
               <w:top w:val="single" w:sz="6" w:color="D9D9D9"/>
@@ -3059,7 +3610,7 @@
               <w:rPr>
                 <w:rFonts w:ascii="Arial" w:hAnsi="Arial" w:eastAsia="Malgun Gothic" w:cs="Malgun Gothic"/>
                 <w:color w:val="000000"/>
-                <w:sz w:val="16"/>
+                <w:sz w:val="14"/>
                 <w:lang w:eastAsia="ko-KR"/>
               </w:rPr>
               <w:t>User</w:t>
@@ -3068,7 +3619,7 @@
         </w:tc>
         <w:tc>
           <w:tcPr>
-            <w:tcW w:type="dxa" w:w="2613"/>
+            <w:tcW w:type="dxa" w:w="2193"/>
             <w:vAlign w:val="center"/>
             <w:tcBorders>
               <w:top w:val="single" w:sz="6" w:color="D9D9D9"/>
@@ -3094,11 +3645,63 @@
               <w:rPr>
                 <w:rFonts w:ascii="Arial" w:hAnsi="Arial" w:eastAsia="Malgun Gothic" w:cs="Malgun Gothic"/>
                 <w:color w:val="000000"/>
-                <w:sz w:val="16"/>
+                <w:sz w:val="14"/>
                 <w:lang w:eastAsia="ko-KR"/>
               </w:rPr>
               <w:t>400 INVALID_REAUTH_PURPOSE, 400 REAUTH_TARGET_REQUIRED, 400 REAUTH_TARGET_NOT_ALLOWED, 401 INVALID_CREDENTIALS, 404, 429</w:t>
             </w:r>
+          </w:p>
+        </w:tc>
+        <w:tc>
+          <w:tcPr>
+            <w:tcW w:type="dxa" w:w="999"/>
+            <w:vAlign w:val="center"/>
+            <w:tcBorders>
+              <w:top w:val="single" w:sz="6" w:color="D9D9D9"/>
+              <w:left w:val="single" w:sz="6" w:color="D9D9D9"/>
+              <w:bottom w:val="single" w:sz="6" w:color="D9D9D9"/>
+              <w:right w:val="single" w:sz="6" w:color="D9D9D9"/>
+              <w:insideH w:val="single" w:sz="6" w:color="D9D9D9"/>
+              <w:insideV w:val="single" w:sz="6" w:color="D9D9D9"/>
+            </w:tcBorders>
+            <w:tcMar>
+              <w:top w:w="70" w:type="dxa"/>
+              <w:start w:w="100" w:type="dxa"/>
+              <w:bottom w:w="70" w:type="dxa"/>
+              <w:end w:w="100" w:type="dxa"/>
+            </w:tcMar>
+            <w:shd w:fill="FFFFFF"/>
+          </w:tcPr>
+          <w:p>
+            <w:pPr>
+              <w:spacing w:after="0" w:line="269" w:lineRule="auto"/>
+            </w:pPr>
+          </w:p>
+        </w:tc>
+        <w:tc>
+          <w:tcPr>
+            <w:tcW w:type="dxa" w:w="792"/>
+            <w:vAlign w:val="center"/>
+            <w:tcBorders>
+              <w:top w:val="single" w:sz="6" w:color="D9D9D9"/>
+              <w:left w:val="single" w:sz="6" w:color="D9D9D9"/>
+              <w:bottom w:val="single" w:sz="6" w:color="D9D9D9"/>
+              <w:right w:val="single" w:sz="6" w:color="D9D9D9"/>
+              <w:insideH w:val="single" w:sz="6" w:color="D9D9D9"/>
+              <w:insideV w:val="single" w:sz="6" w:color="D9D9D9"/>
+            </w:tcBorders>
+            <w:tcMar>
+              <w:top w:w="70" w:type="dxa"/>
+              <w:start w:w="100" w:type="dxa"/>
+              <w:bottom w:w="70" w:type="dxa"/>
+              <w:end w:w="100" w:type="dxa"/>
+            </w:tcMar>
+            <w:shd w:fill="FFFFFF"/>
+          </w:tcPr>
+          <w:p>
+            <w:pPr>
+              <w:spacing w:after="0" w:line="269" w:lineRule="auto"/>
+            </w:pPr>
           </w:p>
         </w:tc>
       </w:tr>
@@ -3108,7 +3711,7 @@
         </w:trPr>
         <w:tc>
           <w:tcPr>
-            <w:tcW w:type="dxa" w:w="1724"/>
+            <w:tcW w:type="dxa" w:w="1447"/>
             <w:vAlign w:val="center"/>
             <w:tcBorders>
               <w:top w:val="single" w:sz="6" w:color="D9D9D9"/>
@@ -3143,7 +3746,7 @@
         </w:tc>
         <w:tc>
           <w:tcPr>
-            <w:tcW w:type="dxa" w:w="1701"/>
+            <w:tcW w:type="dxa" w:w="1430"/>
             <w:vAlign w:val="center"/>
             <w:tcBorders>
               <w:top w:val="single" w:sz="6" w:color="D9D9D9"/>
@@ -3169,7 +3772,7 @@
               <w:rPr>
                 <w:rFonts w:ascii="Arial" w:hAnsi="Arial" w:eastAsia="Malgun Gothic" w:cs="Malgun Gothic"/>
                 <w:color w:val="000000"/>
-                <w:sz w:val="16"/>
+                <w:sz w:val="14"/>
                 <w:lang w:eastAsia="ko-KR"/>
               </w:rPr>
               <w:t>탈퇴 예약(</w:t>
@@ -3187,7 +3790,7 @@
               <w:rPr>
                 <w:rFonts w:ascii="Arial" w:hAnsi="Arial" w:eastAsia="Malgun Gothic" w:cs="Malgun Gothic"/>
                 <w:color w:val="000000"/>
-                <w:sz w:val="16"/>
+                <w:sz w:val="14"/>
                 <w:lang w:eastAsia="ko-KR"/>
               </w:rPr>
               <w:t>)</w:t>
@@ -3196,7 +3799,7 @@
         </w:tc>
         <w:tc>
           <w:tcPr>
-            <w:tcW w:type="dxa" w:w="2613"/>
+            <w:tcW w:type="dxa" w:w="2193"/>
             <w:vAlign w:val="center"/>
             <w:tcBorders>
               <w:top w:val="single" w:sz="6" w:color="D9D9D9"/>
@@ -3231,7 +3834,7 @@
               <w:rPr>
                 <w:rFonts w:ascii="Arial" w:hAnsi="Arial" w:eastAsia="Malgun Gothic" w:cs="Malgun Gothic"/>
                 <w:color w:val="000000"/>
-                <w:sz w:val="16"/>
+                <w:sz w:val="14"/>
                 <w:lang w:eastAsia="ko-KR"/>
               </w:rPr>
               <w:t xml:space="preserve"> + </w:t>
@@ -3249,7 +3852,7 @@
               <w:rPr>
                 <w:rFonts w:ascii="Arial" w:hAnsi="Arial" w:eastAsia="Malgun Gothic" w:cs="Malgun Gothic"/>
                 <w:color w:val="000000"/>
-                <w:sz w:val="16"/>
+                <w:sz w:val="14"/>
                 <w:lang w:eastAsia="ko-KR"/>
               </w:rPr>
               <w:t>(</w:t>
@@ -3267,7 +3870,7 @@
               <w:rPr>
                 <w:rFonts w:ascii="Arial" w:hAnsi="Arial" w:eastAsia="Malgun Gothic" w:cs="Malgun Gothic"/>
                 <w:color w:val="000000"/>
-                <w:sz w:val="16"/>
+                <w:sz w:val="14"/>
                 <w:lang w:eastAsia="ko-KR"/>
               </w:rPr>
               <w:t xml:space="preserve">) → </w:t>
@@ -3285,7 +3888,7 @@
         </w:tc>
         <w:tc>
           <w:tcPr>
-            <w:tcW w:type="dxa" w:w="1500"/>
+            <w:tcW w:type="dxa" w:w="1268"/>
             <w:vAlign w:val="center"/>
             <w:tcBorders>
               <w:top w:val="single" w:sz="6" w:color="D9D9D9"/>
@@ -3311,7 +3914,7 @@
               <w:rPr>
                 <w:rFonts w:ascii="Arial" w:hAnsi="Arial" w:eastAsia="Malgun Gothic" w:cs="Malgun Gothic"/>
                 <w:color w:val="000000"/>
-                <w:sz w:val="16"/>
+                <w:sz w:val="14"/>
                 <w:lang w:eastAsia="ko-KR"/>
               </w:rPr>
               <w:t>User</w:t>
@@ -3320,7 +3923,7 @@
         </w:tc>
         <w:tc>
           <w:tcPr>
-            <w:tcW w:type="dxa" w:w="2613"/>
+            <w:tcW w:type="dxa" w:w="2193"/>
             <w:vAlign w:val="center"/>
             <w:tcBorders>
               <w:top w:val="single" w:sz="6" w:color="D9D9D9"/>
@@ -3346,11 +3949,63 @@
               <w:rPr>
                 <w:rFonts w:ascii="Arial" w:hAnsi="Arial" w:eastAsia="Malgun Gothic" w:cs="Malgun Gothic"/>
                 <w:color w:val="000000"/>
-                <w:sz w:val="16"/>
+                <w:sz w:val="14"/>
                 <w:lang w:eastAsia="ko-KR"/>
               </w:rPr>
               <w:t>401 REAUTH_REQUIRED, 403 REAUTH_PURPOSE_MISMATCH, 409</w:t>
             </w:r>
+          </w:p>
+        </w:tc>
+        <w:tc>
+          <w:tcPr>
+            <w:tcW w:type="dxa" w:w="999"/>
+            <w:vAlign w:val="center"/>
+            <w:tcBorders>
+              <w:top w:val="single" w:sz="6" w:color="D9D9D9"/>
+              <w:left w:val="single" w:sz="6" w:color="D9D9D9"/>
+              <w:bottom w:val="single" w:sz="6" w:color="D9D9D9"/>
+              <w:right w:val="single" w:sz="6" w:color="D9D9D9"/>
+              <w:insideH w:val="single" w:sz="6" w:color="D9D9D9"/>
+              <w:insideV w:val="single" w:sz="6" w:color="D9D9D9"/>
+            </w:tcBorders>
+            <w:tcMar>
+              <w:top w:w="70" w:type="dxa"/>
+              <w:start w:w="100" w:type="dxa"/>
+              <w:bottom w:w="70" w:type="dxa"/>
+              <w:end w:w="100" w:type="dxa"/>
+            </w:tcMar>
+            <w:shd w:fill="EAF2F8"/>
+          </w:tcPr>
+          <w:p>
+            <w:pPr>
+              <w:spacing w:after="0" w:line="269" w:lineRule="auto"/>
+            </w:pPr>
+          </w:p>
+        </w:tc>
+        <w:tc>
+          <w:tcPr>
+            <w:tcW w:type="dxa" w:w="792"/>
+            <w:vAlign w:val="center"/>
+            <w:tcBorders>
+              <w:top w:val="single" w:sz="6" w:color="D9D9D9"/>
+              <w:left w:val="single" w:sz="6" w:color="D9D9D9"/>
+              <w:bottom w:val="single" w:sz="6" w:color="D9D9D9"/>
+              <w:right w:val="single" w:sz="6" w:color="D9D9D9"/>
+              <w:insideH w:val="single" w:sz="6" w:color="D9D9D9"/>
+              <w:insideV w:val="single" w:sz="6" w:color="D9D9D9"/>
+            </w:tcBorders>
+            <w:tcMar>
+              <w:top w:w="70" w:type="dxa"/>
+              <w:start w:w="100" w:type="dxa"/>
+              <w:bottom w:w="70" w:type="dxa"/>
+              <w:end w:w="100" w:type="dxa"/>
+            </w:tcMar>
+            <w:shd w:fill="EAF2F8"/>
+          </w:tcPr>
+          <w:p>
+            <w:pPr>
+              <w:spacing w:after="0" w:line="269" w:lineRule="auto"/>
+            </w:pPr>
           </w:p>
         </w:tc>
       </w:tr>
@@ -3360,7 +4015,7 @@
         </w:trPr>
         <w:tc>
           <w:tcPr>
-            <w:tcW w:type="dxa" w:w="1724"/>
+            <w:tcW w:type="dxa" w:w="1447"/>
             <w:vAlign w:val="center"/>
             <w:tcBorders>
               <w:top w:val="single" w:sz="6" w:color="D9D9D9"/>
@@ -3395,7 +4050,7 @@
         </w:tc>
         <w:tc>
           <w:tcPr>
-            <w:tcW w:type="dxa" w:w="1701"/>
+            <w:tcW w:type="dxa" w:w="1430"/>
             <w:vAlign w:val="center"/>
             <w:tcBorders>
               <w:top w:val="single" w:sz="6" w:color="D9D9D9"/>
@@ -3421,7 +4076,7 @@
               <w:rPr>
                 <w:rFonts w:ascii="Arial" w:hAnsi="Arial" w:eastAsia="Malgun Gothic" w:cs="Malgun Gothic"/>
                 <w:color w:val="000000"/>
-                <w:sz w:val="16"/>
+                <w:sz w:val="14"/>
                 <w:lang w:eastAsia="ko-KR"/>
               </w:rPr>
               <w:t>탈퇴 취소(</w:t>
@@ -3439,7 +4094,7 @@
               <w:rPr>
                 <w:rFonts w:ascii="Arial" w:hAnsi="Arial" w:eastAsia="Malgun Gothic" w:cs="Malgun Gothic"/>
                 <w:color w:val="000000"/>
-                <w:sz w:val="16"/>
+                <w:sz w:val="14"/>
                 <w:lang w:eastAsia="ko-KR"/>
               </w:rPr>
               <w:t>)</w:t>
@@ -3448,7 +4103,7 @@
         </w:tc>
         <w:tc>
           <w:tcPr>
-            <w:tcW w:type="dxa" w:w="2613"/>
+            <w:tcW w:type="dxa" w:w="2193"/>
             <w:vAlign w:val="center"/>
             <w:tcBorders>
               <w:top w:val="single" w:sz="6" w:color="D9D9D9"/>
@@ -3474,7 +4129,7 @@
               <w:rPr>
                 <w:rFonts w:ascii="Arial" w:hAnsi="Arial" w:eastAsia="Malgun Gothic" w:cs="Malgun Gothic"/>
                 <w:color w:val="000000"/>
-                <w:sz w:val="16"/>
+                <w:sz w:val="14"/>
                 <w:lang w:eastAsia="ko-KR"/>
               </w:rPr>
               <w:t xml:space="preserve">없음 → </w:t>
@@ -3492,7 +4147,7 @@
         </w:tc>
         <w:tc>
           <w:tcPr>
-            <w:tcW w:type="dxa" w:w="1500"/>
+            <w:tcW w:type="dxa" w:w="1268"/>
             <w:vAlign w:val="center"/>
             <w:tcBorders>
               <w:top w:val="single" w:sz="6" w:color="D9D9D9"/>
@@ -3518,7 +4173,7 @@
               <w:rPr>
                 <w:rFonts w:ascii="Arial" w:hAnsi="Arial" w:eastAsia="Malgun Gothic" w:cs="Malgun Gothic"/>
                 <w:color w:val="000000"/>
-                <w:sz w:val="16"/>
+                <w:sz w:val="14"/>
                 <w:lang w:eastAsia="ko-KR"/>
               </w:rPr>
               <w:t>User(제한 세션 허용, §17.2.3)</w:t>
@@ -3527,7 +4182,7 @@
         </w:tc>
         <w:tc>
           <w:tcPr>
-            <w:tcW w:type="dxa" w:w="2613"/>
+            <w:tcW w:type="dxa" w:w="2193"/>
             <w:vAlign w:val="center"/>
             <w:tcBorders>
               <w:top w:val="single" w:sz="6" w:color="D9D9D9"/>
@@ -3553,7 +4208,7 @@
               <w:rPr>
                 <w:rFonts w:ascii="Arial" w:hAnsi="Arial" w:eastAsia="Malgun Gothic" w:cs="Malgun Gothic"/>
                 <w:color w:val="000000"/>
-                <w:sz w:val="16"/>
+                <w:sz w:val="14"/>
                 <w:lang w:eastAsia="ko-KR"/>
               </w:rPr>
               <w:t xml:space="preserve">401, 409(이미 </w:t>
@@ -3571,11 +4226,63 @@
               <w:rPr>
                 <w:rFonts w:ascii="Arial" w:hAnsi="Arial" w:eastAsia="Malgun Gothic" w:cs="Malgun Gothic"/>
                 <w:color w:val="000000"/>
-                <w:sz w:val="16"/>
+                <w:sz w:val="14"/>
                 <w:lang w:eastAsia="ko-KR"/>
               </w:rPr>
               <w:t>)</w:t>
             </w:r>
+          </w:p>
+        </w:tc>
+        <w:tc>
+          <w:tcPr>
+            <w:tcW w:type="dxa" w:w="999"/>
+            <w:vAlign w:val="center"/>
+            <w:tcBorders>
+              <w:top w:val="single" w:sz="6" w:color="D9D9D9"/>
+              <w:left w:val="single" w:sz="6" w:color="D9D9D9"/>
+              <w:bottom w:val="single" w:sz="6" w:color="D9D9D9"/>
+              <w:right w:val="single" w:sz="6" w:color="D9D9D9"/>
+              <w:insideH w:val="single" w:sz="6" w:color="D9D9D9"/>
+              <w:insideV w:val="single" w:sz="6" w:color="D9D9D9"/>
+            </w:tcBorders>
+            <w:tcMar>
+              <w:top w:w="70" w:type="dxa"/>
+              <w:start w:w="100" w:type="dxa"/>
+              <w:bottom w:w="70" w:type="dxa"/>
+              <w:end w:w="100" w:type="dxa"/>
+            </w:tcMar>
+            <w:shd w:fill="FFFFFF"/>
+          </w:tcPr>
+          <w:p>
+            <w:pPr>
+              <w:spacing w:after="0" w:line="269" w:lineRule="auto"/>
+            </w:pPr>
+          </w:p>
+        </w:tc>
+        <w:tc>
+          <w:tcPr>
+            <w:tcW w:type="dxa" w:w="792"/>
+            <w:vAlign w:val="center"/>
+            <w:tcBorders>
+              <w:top w:val="single" w:sz="6" w:color="D9D9D9"/>
+              <w:left w:val="single" w:sz="6" w:color="D9D9D9"/>
+              <w:bottom w:val="single" w:sz="6" w:color="D9D9D9"/>
+              <w:right w:val="single" w:sz="6" w:color="D9D9D9"/>
+              <w:insideH w:val="single" w:sz="6" w:color="D9D9D9"/>
+              <w:insideV w:val="single" w:sz="6" w:color="D9D9D9"/>
+            </w:tcBorders>
+            <w:tcMar>
+              <w:top w:w="70" w:type="dxa"/>
+              <w:start w:w="100" w:type="dxa"/>
+              <w:bottom w:w="70" w:type="dxa"/>
+              <w:end w:w="100" w:type="dxa"/>
+            </w:tcMar>
+            <w:shd w:fill="FFFFFF"/>
+          </w:tcPr>
+          <w:p>
+            <w:pPr>
+              <w:spacing w:after="0" w:line="269" w:lineRule="auto"/>
+            </w:pPr>
           </w:p>
         </w:tc>
       </w:tr>
@@ -15978,6 +16685,1818 @@
           <w:sz w:val="22"/>
           <w:lang w:eastAsia="ko-KR"/>
         </w:rPr>
+        <w:t>Phase 7 구현 범위와 세부 계약(v2.0 확정)</w:t>
+      </w:r>
+    </w:p>
+    <w:p>
+      <w:pPr>
+        <w:pStyle w:val="ListBullet"/>
+      </w:pPr>
+      <w:r>
+        <w:rPr>
+          <w:rFonts w:ascii="Arial" w:hAnsi="Arial" w:eastAsia="Malgun Gothic" w:cs="Malgun Gothic"/>
+          <w:b/>
+          <w:color w:val="000000"/>
+          <w:sz w:val="22"/>
+          <w:lang w:eastAsia="ko-KR"/>
+        </w:rPr>
+        <w:t>재인증 (`POST /auth/reauth {password, purpose, targetId?}`):</w:t>
+      </w:r>
+      <w:r>
+        <w:rPr>
+          <w:rFonts w:ascii="Arial" w:hAnsi="Arial" w:eastAsia="Malgun Gothic" w:cs="Malgun Gothic"/>
+          <w:color w:val="000000"/>
+          <w:sz w:val="22"/>
+          <w:lang w:eastAsia="ko-KR"/>
+        </w:rPr>
+        <w:t xml:space="preserve"> </w:t>
+      </w:r>
+      <w:r>
+        <w:rPr>
+          <w:rFonts w:ascii="Menlo" w:hAnsi="Menlo" w:eastAsia="Menlo" w:cs="Menlo"/>
+          <w:color w:val="000000"/>
+          <w:sz w:val="21"/>
+          <w:lang w:eastAsia="ko-KR"/>
+        </w:rPr>
+        <w:t>purpose</w:t>
+      </w:r>
+      <w:r>
+        <w:rPr>
+          <w:rFonts w:ascii="Arial" w:hAnsi="Arial" w:eastAsia="Malgun Gothic" w:cs="Malgun Gothic"/>
+          <w:color w:val="000000"/>
+          <w:sz w:val="22"/>
+          <w:lang w:eastAsia="ko-KR"/>
+        </w:rPr>
+        <w:t xml:space="preserve">는 </w:t>
+      </w:r>
+      <w:r>
+        <w:rPr>
+          <w:rFonts w:ascii="Menlo" w:hAnsi="Menlo" w:eastAsia="Menlo" w:cs="Menlo"/>
+          <w:color w:val="000000"/>
+          <w:sz w:val="21"/>
+          <w:lang w:eastAsia="ko-KR"/>
+        </w:rPr>
+        <w:t>EXPORT_CREATE</w:t>
+      </w:r>
+      <w:r>
+        <w:rPr>
+          <w:rFonts w:ascii="Arial" w:hAnsi="Arial" w:eastAsia="Malgun Gothic" w:cs="Malgun Gothic"/>
+          <w:color w:val="000000"/>
+          <w:sz w:val="22"/>
+          <w:lang w:eastAsia="ko-KR"/>
+        </w:rPr>
+        <w:t>·</w:t>
+      </w:r>
+      <w:r>
+        <w:rPr>
+          <w:rFonts w:ascii="Menlo" w:hAnsi="Menlo" w:eastAsia="Menlo" w:cs="Menlo"/>
+          <w:color w:val="000000"/>
+          <w:sz w:val="21"/>
+          <w:lang w:eastAsia="ko-KR"/>
+        </w:rPr>
+        <w:t>ACCOUNT_DELETE_REQUEST</w:t>
+      </w:r>
+      <w:r>
+        <w:rPr>
+          <w:rFonts w:ascii="Arial" w:hAnsi="Arial" w:eastAsia="Malgun Gothic" w:cs="Malgun Gothic"/>
+          <w:color w:val="000000"/>
+          <w:sz w:val="22"/>
+          <w:lang w:eastAsia="ko-KR"/>
+        </w:rPr>
+        <w:t>·</w:t>
+      </w:r>
+      <w:r>
+        <w:rPr>
+          <w:rFonts w:ascii="Menlo" w:hAnsi="Menlo" w:eastAsia="Menlo" w:cs="Menlo"/>
+          <w:color w:val="000000"/>
+          <w:sz w:val="21"/>
+          <w:lang w:eastAsia="ko-KR"/>
+        </w:rPr>
+        <w:t>NODE_PERMANENT_DELETE</w:t>
+      </w:r>
+      <w:r>
+        <w:rPr>
+          <w:rFonts w:ascii="Arial" w:hAnsi="Arial" w:eastAsia="Malgun Gothic" w:cs="Malgun Gothic"/>
+          <w:color w:val="000000"/>
+          <w:sz w:val="22"/>
+          <w:lang w:eastAsia="ko-KR"/>
+        </w:rPr>
+        <w:t>·</w:t>
+      </w:r>
+      <w:r>
+        <w:rPr>
+          <w:rFonts w:ascii="Menlo" w:hAnsi="Menlo" w:eastAsia="Menlo" w:cs="Menlo"/>
+          <w:color w:val="000000"/>
+          <w:sz w:val="21"/>
+          <w:lang w:eastAsia="ko-KR"/>
+        </w:rPr>
+        <w:t>IMPORT_CREATE</w:t>
+      </w:r>
+      <w:r>
+        <w:rPr>
+          <w:rFonts w:ascii="Arial" w:hAnsi="Arial" w:eastAsia="Malgun Gothic" w:cs="Malgun Gothic"/>
+          <w:color w:val="000000"/>
+          <w:sz w:val="22"/>
+          <w:lang w:eastAsia="ko-KR"/>
+        </w:rPr>
+        <w:t xml:space="preserve"> 네 가지(§17.2.2). 토큰은 </w:t>
+      </w:r>
+      <w:r>
+        <w:rPr>
+          <w:rFonts w:ascii="Arial" w:hAnsi="Arial" w:eastAsia="Malgun Gothic" w:cs="Malgun Gothic"/>
+          <w:b/>
+          <w:color w:val="000000"/>
+          <w:sz w:val="22"/>
+          <w:lang w:eastAsia="ko-KR"/>
+        </w:rPr>
+        <w:t>세션 family당 하나</w:t>
+      </w:r>
+      <w:r>
+        <w:rPr>
+          <w:rFonts w:ascii="Arial" w:hAnsi="Arial" w:eastAsia="Malgun Gothic" w:cs="Malgun Gothic"/>
+          <w:color w:val="000000"/>
+          <w:sz w:val="22"/>
+          <w:lang w:eastAsia="ko-KR"/>
+        </w:rPr>
+        <w:t xml:space="preserve">이며 새로 발급하면 이전 것이 무효가 된다. 원문은 응답으로만 전달하고 DB에는 SHA-256만 저장하며 TTL은 5분이다. 검증 순서는 입력(400) → 비밀번호(401 </w:t>
+      </w:r>
+      <w:r>
+        <w:rPr>
+          <w:rFonts w:ascii="Menlo" w:hAnsi="Menlo" w:eastAsia="Menlo" w:cs="Menlo"/>
+          <w:color w:val="000000"/>
+          <w:sz w:val="21"/>
+          <w:lang w:eastAsia="ko-KR"/>
+        </w:rPr>
+        <w:t>INVALID_CREDENTIALS</w:t>
+      </w:r>
+      <w:r>
+        <w:rPr>
+          <w:rFonts w:ascii="Arial" w:hAnsi="Arial" w:eastAsia="Malgun Gothic" w:cs="Malgun Gothic"/>
+          <w:color w:val="000000"/>
+          <w:sz w:val="22"/>
+          <w:lang w:eastAsia="ko-KR"/>
+        </w:rPr>
+        <w:t xml:space="preserve">, 실패는 이메일+IP 대역별 분당 5회로 제한 → 429) → 대상 소유 확인(다른 Workspace의 Node는 404). 사용 시에는 </w:t>
+      </w:r>
+      <w:r>
+        <w:rPr>
+          <w:rFonts w:ascii="Menlo" w:hAnsi="Menlo" w:eastAsia="Menlo" w:cs="Menlo"/>
+          <w:color w:val="000000"/>
+          <w:sz w:val="21"/>
+          <w:lang w:eastAsia="ko-KR"/>
+        </w:rPr>
+        <w:t>verify</w:t>
+      </w:r>
+      <w:r>
+        <w:rPr>
+          <w:rFonts w:ascii="Arial" w:hAnsi="Arial" w:eastAsia="Malgun Gothic" w:cs="Malgun Gothic"/>
+          <w:color w:val="000000"/>
+          <w:sz w:val="22"/>
+          <w:lang w:eastAsia="ko-KR"/>
+        </w:rPr>
+        <w:t xml:space="preserve">(소비하지 않음) → 상태·대상 검사 → </w:t>
+      </w:r>
+      <w:r>
+        <w:rPr>
+          <w:rFonts w:ascii="Menlo" w:hAnsi="Menlo" w:eastAsia="Menlo" w:cs="Menlo"/>
+          <w:color w:val="000000"/>
+          <w:sz w:val="21"/>
+          <w:lang w:eastAsia="ko-KR"/>
+        </w:rPr>
+        <w:t>consume</w:t>
+      </w:r>
+      <w:r>
+        <w:rPr>
+          <w:rFonts w:ascii="Arial" w:hAnsi="Arial" w:eastAsia="Malgun Gothic" w:cs="Malgun Gothic"/>
+          <w:color w:val="000000"/>
+          <w:sz w:val="22"/>
+          <w:lang w:eastAsia="ko-KR"/>
+        </w:rPr>
+        <w:t xml:space="preserve">(원자적 </w:t>
+      </w:r>
+      <w:r>
+        <w:rPr>
+          <w:rFonts w:ascii="Menlo" w:hAnsi="Menlo" w:eastAsia="Menlo" w:cs="Menlo"/>
+          <w:color w:val="000000"/>
+          <w:sz w:val="21"/>
+          <w:lang w:eastAsia="ko-KR"/>
+        </w:rPr>
+        <w:t>UPDATE … RETURNING</w:t>
+      </w:r>
+      <w:r>
+        <w:rPr>
+          <w:rFonts w:ascii="Arial" w:hAnsi="Arial" w:eastAsia="Malgun Gothic" w:cs="Malgun Gothic"/>
+          <w:color w:val="000000"/>
+          <w:sz w:val="22"/>
+          <w:lang w:eastAsia="ko-KR"/>
+        </w:rPr>
+        <w:t xml:space="preserve">, 동시에 두 요청이 써도 정확히 한 번만 성공) 순서라서, 토큰이 틀렸거나 이미 쓴 경우는 항상 같은 </w:t>
+      </w:r>
+      <w:r>
+        <w:rPr>
+          <w:rFonts w:ascii="Menlo" w:hAnsi="Menlo" w:eastAsia="Menlo" w:cs="Menlo"/>
+          <w:color w:val="000000"/>
+          <w:sz w:val="21"/>
+          <w:lang w:eastAsia="ko-KR"/>
+        </w:rPr>
+        <w:t>401 REAUTH_REQUIRED</w:t>
+      </w:r>
+      <w:r>
+        <w:rPr>
+          <w:rFonts w:ascii="Arial" w:hAnsi="Arial" w:eastAsia="Malgun Gothic" w:cs="Malgun Gothic"/>
+          <w:color w:val="000000"/>
+          <w:sz w:val="22"/>
+          <w:lang w:eastAsia="ko-KR"/>
+        </w:rPr>
+        <w:t xml:space="preserve">이고(존재 여부를 알리지 않음) 용도 불일치는 </w:t>
+      </w:r>
+      <w:r>
+        <w:rPr>
+          <w:rFonts w:ascii="Menlo" w:hAnsi="Menlo" w:eastAsia="Menlo" w:cs="Menlo"/>
+          <w:color w:val="000000"/>
+          <w:sz w:val="21"/>
+          <w:lang w:eastAsia="ko-KR"/>
+        </w:rPr>
+        <w:t>403 REAUTH_PURPOSE_MISMATCH</w:t>
+      </w:r>
+      <w:r>
+        <w:rPr>
+          <w:rFonts w:ascii="Arial" w:hAnsi="Arial" w:eastAsia="Malgun Gothic" w:cs="Malgun Gothic"/>
+          <w:color w:val="000000"/>
+          <w:sz w:val="22"/>
+          <w:lang w:eastAsia="ko-KR"/>
+        </w:rPr>
+        <w:t xml:space="preserve">, 대상 불일치는 </w:t>
+      </w:r>
+      <w:r>
+        <w:rPr>
+          <w:rFonts w:ascii="Menlo" w:hAnsi="Menlo" w:eastAsia="Menlo" w:cs="Menlo"/>
+          <w:color w:val="000000"/>
+          <w:sz w:val="21"/>
+          <w:lang w:eastAsia="ko-KR"/>
+        </w:rPr>
+        <w:t>403 REAUTH_TARGET_MISMATCH</w:t>
+      </w:r>
+      <w:r>
+        <w:rPr>
+          <w:rFonts w:ascii="Arial" w:hAnsi="Arial" w:eastAsia="Malgun Gothic" w:cs="Malgun Gothic"/>
+          <w:color w:val="000000"/>
+          <w:sz w:val="22"/>
+          <w:lang w:eastAsia="ko-KR"/>
+        </w:rPr>
+        <w:t xml:space="preserve">다. </w:t>
+      </w:r>
+      <w:r>
+        <w:rPr>
+          <w:rFonts w:ascii="Arial" w:hAnsi="Arial" w:eastAsia="Malgun Gothic" w:cs="Malgun Gothic"/>
+          <w:b/>
+          <w:color w:val="000000"/>
+          <w:sz w:val="22"/>
+          <w:lang w:eastAsia="ko-KR"/>
+        </w:rPr>
+        <w:t>작업이 상태 검사에서 실패(예: `409 EXPORT_IN_PROGRESS`)하면 토큰은 소비되지 않는다.</w:t>
+      </w:r>
+    </w:p>
+    <w:p>
+      <w:pPr>
+        <w:pStyle w:val="ListBullet"/>
+      </w:pPr>
+      <w:r>
+        <w:rPr>
+          <w:rFonts w:ascii="Arial" w:hAnsi="Arial" w:eastAsia="Malgun Gothic" w:cs="Malgun Gothic"/>
+          <w:b/>
+          <w:color w:val="000000"/>
+          <w:sz w:val="22"/>
+          <w:lang w:eastAsia="ko-KR"/>
+        </w:rPr>
+        <w:t>비밀번호 변경 (`PATCH /auth/password`):</w:t>
+      </w:r>
+      <w:r>
+        <w:rPr>
+          <w:rFonts w:ascii="Arial" w:hAnsi="Arial" w:eastAsia="Malgun Gothic" w:cs="Malgun Gothic"/>
+          <w:color w:val="000000"/>
+          <w:sz w:val="22"/>
+          <w:lang w:eastAsia="ko-KR"/>
+        </w:rPr>
+        <w:t xml:space="preserve"> 현재 비밀번호 확인(실패는 같은 5회/분 제한), 성공하면 </w:t>
+      </w:r>
+      <w:r>
+        <w:rPr>
+          <w:rFonts w:ascii="Menlo" w:hAnsi="Menlo" w:eastAsia="Menlo" w:cs="Menlo"/>
+          <w:color w:val="000000"/>
+          <w:sz w:val="21"/>
+          <w:lang w:eastAsia="ko-KR"/>
+        </w:rPr>
+        <w:t>must_change_password=false</w:t>
+      </w:r>
+      <w:r>
+        <w:rPr>
+          <w:rFonts w:ascii="Arial" w:hAnsi="Arial" w:eastAsia="Malgun Gothic" w:cs="Malgun Gothic"/>
+          <w:color w:val="000000"/>
+          <w:sz w:val="22"/>
+          <w:lang w:eastAsia="ko-KR"/>
+        </w:rPr>
+        <w:t xml:space="preserve">, </w:t>
+      </w:r>
+      <w:r>
+        <w:rPr>
+          <w:rFonts w:ascii="Menlo" w:hAnsi="Menlo" w:eastAsia="Menlo" w:cs="Menlo"/>
+          <w:color w:val="000000"/>
+          <w:sz w:val="21"/>
+          <w:lang w:eastAsia="ko-KR"/>
+        </w:rPr>
+        <w:t>revokeOtherSessions=true</w:t>
+      </w:r>
+      <w:r>
+        <w:rPr>
+          <w:rFonts w:ascii="Arial" w:hAnsi="Arial" w:eastAsia="Malgun Gothic" w:cs="Malgun Gothic"/>
+          <w:color w:val="000000"/>
+          <w:sz w:val="22"/>
+          <w:lang w:eastAsia="ko-KR"/>
+        </w:rPr>
+        <w:t xml:space="preserve">면 호출 family를 뺀 모든 family를 </w:t>
+      </w:r>
+      <w:r>
+        <w:rPr>
+          <w:rFonts w:ascii="Menlo" w:hAnsi="Menlo" w:eastAsia="Menlo" w:cs="Menlo"/>
+          <w:color w:val="000000"/>
+          <w:sz w:val="21"/>
+          <w:lang w:eastAsia="ko-KR"/>
+        </w:rPr>
+        <w:t>PASSWORD_CHANGED</w:t>
+      </w:r>
+      <w:r>
+        <w:rPr>
+          <w:rFonts w:ascii="Arial" w:hAnsi="Arial" w:eastAsia="Malgun Gothic" w:cs="Malgun Gothic"/>
+          <w:color w:val="000000"/>
+          <w:sz w:val="22"/>
+          <w:lang w:eastAsia="ko-KR"/>
+        </w:rPr>
+        <w:t xml:space="preserve">로 폐기한다. 프론트엔드는 성공 직후 </w:t>
+      </w:r>
+      <w:r>
+        <w:rPr>
+          <w:rFonts w:ascii="Menlo" w:hAnsi="Menlo" w:eastAsia="Menlo" w:cs="Menlo"/>
+          <w:color w:val="000000"/>
+          <w:sz w:val="21"/>
+          <w:lang w:eastAsia="ko-KR"/>
+        </w:rPr>
+        <w:t>POST /auth/refresh</w:t>
+      </w:r>
+      <w:r>
+        <w:rPr>
+          <w:rFonts w:ascii="Arial" w:hAnsi="Arial" w:eastAsia="Malgun Gothic" w:cs="Malgun Gothic"/>
+          <w:color w:val="000000"/>
+          <w:sz w:val="22"/>
+          <w:lang w:eastAsia="ko-KR"/>
+        </w:rPr>
+        <w:t>로 제한이 풀린 토큰을 받는다.</w:t>
+      </w:r>
+    </w:p>
+    <w:p>
+      <w:pPr>
+        <w:pStyle w:val="ListBullet"/>
+      </w:pPr>
+      <w:r>
+        <w:rPr>
+          <w:rFonts w:ascii="Arial" w:hAnsi="Arial" w:eastAsia="Malgun Gothic" w:cs="Malgun Gothic"/>
+          <w:b/>
+          <w:color w:val="000000"/>
+          <w:sz w:val="22"/>
+          <w:lang w:eastAsia="ko-KR"/>
+        </w:rPr>
+        <w:t>계정 탈퇴 (`POST /account/deletion-request`, `…/deletion-cancel`):</w:t>
+      </w:r>
+      <w:r>
+        <w:rPr>
+          <w:rFonts w:ascii="Arial" w:hAnsi="Arial" w:eastAsia="Malgun Gothic" w:cs="Malgun Gothic"/>
+          <w:color w:val="000000"/>
+          <w:sz w:val="22"/>
+          <w:lang w:eastAsia="ko-KR"/>
+        </w:rPr>
+        <w:t xml:space="preserve"> 요청은 재인증(</w:t>
+      </w:r>
+      <w:r>
+        <w:rPr>
+          <w:rFonts w:ascii="Menlo" w:hAnsi="Menlo" w:eastAsia="Menlo" w:cs="Menlo"/>
+          <w:color w:val="000000"/>
+          <w:sz w:val="21"/>
+          <w:lang w:eastAsia="ko-KR"/>
+        </w:rPr>
+        <w:t>ACCOUNT_DELETE_REQUEST</w:t>
+      </w:r>
+      <w:r>
+        <w:rPr>
+          <w:rFonts w:ascii="Arial" w:hAnsi="Arial" w:eastAsia="Malgun Gothic" w:cs="Malgun Gothic"/>
+          <w:color w:val="000000"/>
+          <w:sz w:val="22"/>
+          <w:lang w:eastAsia="ko-KR"/>
+        </w:rPr>
+        <w:t xml:space="preserve">)과 </w:t>
+      </w:r>
+      <w:r>
+        <w:rPr>
+          <w:rFonts w:ascii="Menlo" w:hAnsi="Menlo" w:eastAsia="Menlo" w:cs="Menlo"/>
+          <w:color w:val="000000"/>
+          <w:sz w:val="21"/>
+          <w:lang w:eastAsia="ko-KR"/>
+        </w:rPr>
+        <w:t>confirmation</w:t>
+      </w:r>
+      <w:r>
+        <w:rPr>
+          <w:rFonts w:ascii="Arial" w:hAnsi="Arial" w:eastAsia="Malgun Gothic" w:cs="Malgun Gothic"/>
+          <w:color w:val="000000"/>
+          <w:sz w:val="22"/>
+          <w:lang w:eastAsia="ko-KR"/>
+        </w:rPr>
+        <w:t xml:space="preserve">(본인 이메일과 일치)을 요구한다. 성공하면 모든 family를 </w:t>
+      </w:r>
+      <w:r>
+        <w:rPr>
+          <w:rFonts w:ascii="Menlo" w:hAnsi="Menlo" w:eastAsia="Menlo" w:cs="Menlo"/>
+          <w:color w:val="000000"/>
+          <w:sz w:val="21"/>
+          <w:lang w:eastAsia="ko-KR"/>
+        </w:rPr>
+        <w:t>ACCOUNT_DELETION_REQUESTED</w:t>
+      </w:r>
+      <w:r>
+        <w:rPr>
+          <w:rFonts w:ascii="Arial" w:hAnsi="Arial" w:eastAsia="Malgun Gothic" w:cs="Malgun Gothic"/>
+          <w:color w:val="000000"/>
+          <w:sz w:val="22"/>
+          <w:lang w:eastAsia="ko-KR"/>
+        </w:rPr>
+        <w:t xml:space="preserve">로 폐기하고 refresh 쿠키를 만료시키며 </w:t>
+      </w:r>
+      <w:r>
+        <w:rPr>
+          <w:rFonts w:ascii="Menlo" w:hAnsi="Menlo" w:eastAsia="Menlo" w:cs="Menlo"/>
+          <w:color w:val="000000"/>
+          <w:sz w:val="21"/>
+          <w:lang w:eastAsia="ko-KR"/>
+        </w:rPr>
+        <w:t>{scheduledAt = 요청 +7일}</w:t>
+      </w:r>
+      <w:r>
+        <w:rPr>
+          <w:rFonts w:ascii="Arial" w:hAnsi="Arial" w:eastAsia="Malgun Gothic" w:cs="Malgun Gothic"/>
+          <w:color w:val="000000"/>
+          <w:sz w:val="22"/>
+          <w:lang w:eastAsia="ko-KR"/>
+        </w:rPr>
+        <w:t xml:space="preserve">을 돌려준다. 같은 계정으로 다시 로그인하면 </w:t>
+      </w:r>
+      <w:r>
+        <w:rPr>
+          <w:rFonts w:ascii="Menlo" w:hAnsi="Menlo" w:eastAsia="Menlo" w:cs="Menlo"/>
+          <w:color w:val="000000"/>
+          <w:sz w:val="21"/>
+          <w:lang w:eastAsia="ko-KR"/>
+        </w:rPr>
+        <w:t>restriction=DELETION_PENDING</w:t>
+      </w:r>
+      <w:r>
+        <w:rPr>
+          <w:rFonts w:ascii="Arial" w:hAnsi="Arial" w:eastAsia="Malgun Gothic" w:cs="Malgun Gothic"/>
+          <w:color w:val="000000"/>
+          <w:sz w:val="22"/>
+          <w:lang w:eastAsia="ko-KR"/>
+        </w:rPr>
+        <w:t xml:space="preserve">이고 </w:t>
+      </w:r>
+      <w:r>
+        <w:rPr>
+          <w:rFonts w:ascii="Menlo" w:hAnsi="Menlo" w:eastAsia="Menlo" w:cs="Menlo"/>
+          <w:color w:val="000000"/>
+          <w:sz w:val="21"/>
+          <w:lang w:eastAsia="ko-KR"/>
+        </w:rPr>
+        <w:t>deletion-cancel</w:t>
+      </w:r>
+      <w:r>
+        <w:rPr>
+          <w:rFonts w:ascii="Arial" w:hAnsi="Arial" w:eastAsia="Malgun Gothic" w:cs="Malgun Gothic"/>
+          <w:color w:val="000000"/>
+          <w:sz w:val="22"/>
+          <w:lang w:eastAsia="ko-KR"/>
+        </w:rPr>
+        <w:t>만 쓸 수 있다. 정리 배치(</w:t>
+      </w:r>
+      <w:r>
+        <w:rPr>
+          <w:rFonts w:ascii="Menlo" w:hAnsi="Menlo" w:eastAsia="Menlo" w:cs="Menlo"/>
+          <w:color w:val="000000"/>
+          <w:sz w:val="21"/>
+          <w:lang w:eastAsia="ko-KR"/>
+        </w:rPr>
+        <w:t>ScheduledJobs</w:t>
+      </w:r>
+      <w:r>
+        <w:rPr>
+          <w:rFonts w:ascii="Arial" w:hAnsi="Arial" w:eastAsia="Malgun Gothic" w:cs="Malgun Gothic"/>
+          <w:color w:val="000000"/>
+          <w:sz w:val="22"/>
+          <w:lang w:eastAsia="ko-KR"/>
+        </w:rPr>
+        <w:t xml:space="preserve">, 시간당)가 유예가 지난 계정의 Workspace 콘텐츠를 FK 순서대로 삭제하고, </w:t>
+      </w:r>
+      <w:r>
+        <w:rPr>
+          <w:rFonts w:ascii="Menlo" w:hAnsi="Menlo" w:eastAsia="Menlo" w:cs="Menlo"/>
+          <w:color w:val="000000"/>
+          <w:sz w:val="21"/>
+          <w:lang w:eastAsia="ko-KR"/>
+        </w:rPr>
+        <w:t>security_audit_logs</w:t>
+      </w:r>
+      <w:r>
+        <w:rPr>
+          <w:rFonts w:ascii="Arial" w:hAnsi="Arial" w:eastAsia="Malgun Gothic" w:cs="Malgun Gothic"/>
+          <w:color w:val="000000"/>
+          <w:sz w:val="22"/>
+          <w:lang w:eastAsia="ko-KR"/>
+        </w:rPr>
+        <w:t>의 사용자 연결을 끊고(</w:t>
+      </w:r>
+      <w:r>
+        <w:rPr>
+          <w:rFonts w:ascii="Menlo" w:hAnsi="Menlo" w:eastAsia="Menlo" w:cs="Menlo"/>
+          <w:color w:val="000000"/>
+          <w:sz w:val="21"/>
+          <w:lang w:eastAsia="ko-KR"/>
+        </w:rPr>
+        <w:t>actor_user_id</w:t>
+      </w:r>
+      <w:r>
+        <w:rPr>
+          <w:rFonts w:ascii="Arial" w:hAnsi="Arial" w:eastAsia="Malgun Gothic" w:cs="Malgun Gothic"/>
+          <w:color w:val="000000"/>
+          <w:sz w:val="22"/>
+          <w:lang w:eastAsia="ko-KR"/>
+        </w:rPr>
+        <w:t>/</w:t>
+      </w:r>
+      <w:r>
+        <w:rPr>
+          <w:rFonts w:ascii="Menlo" w:hAnsi="Menlo" w:eastAsia="Menlo" w:cs="Menlo"/>
+          <w:color w:val="000000"/>
+          <w:sz w:val="21"/>
+          <w:lang w:eastAsia="ko-KR"/>
+        </w:rPr>
+        <w:t>workspace_id</w:t>
+      </w:r>
+      <w:r>
+        <w:rPr>
+          <w:rFonts w:ascii="Arial" w:hAnsi="Arial" w:eastAsia="Malgun Gothic" w:cs="Malgun Gothic"/>
+          <w:color w:val="000000"/>
+          <w:sz w:val="22"/>
+          <w:lang w:eastAsia="ko-KR"/>
+        </w:rPr>
+        <w:t xml:space="preserve">를 비움) </w:t>
+      </w:r>
+      <w:r>
+        <w:rPr>
+          <w:rFonts w:ascii="Menlo" w:hAnsi="Menlo" w:eastAsia="Menlo" w:cs="Menlo"/>
+          <w:color w:val="000000"/>
+          <w:sz w:val="21"/>
+          <w:lang w:eastAsia="ko-KR"/>
+        </w:rPr>
+        <w:t>users</w:t>
+      </w:r>
+      <w:r>
+        <w:rPr>
+          <w:rFonts w:ascii="Arial" w:hAnsi="Arial" w:eastAsia="Malgun Gothic" w:cs="Malgun Gothic"/>
+          <w:color w:val="000000"/>
+          <w:sz w:val="22"/>
+          <w:lang w:eastAsia="ko-KR"/>
+        </w:rPr>
+        <w:t xml:space="preserve">를 지우며 </w:t>
+      </w:r>
+      <w:r>
+        <w:rPr>
+          <w:rFonts w:ascii="Menlo" w:hAnsi="Menlo" w:eastAsia="Menlo" w:cs="Menlo"/>
+          <w:color w:val="000000"/>
+          <w:sz w:val="21"/>
+          <w:lang w:eastAsia="ko-KR"/>
+        </w:rPr>
+        <w:t>ACCOUNT_PURGED</w:t>
+      </w:r>
+      <w:r>
+        <w:rPr>
+          <w:rFonts w:ascii="Arial" w:hAnsi="Arial" w:eastAsia="Malgun Gothic" w:cs="Malgun Gothic"/>
+          <w:color w:val="000000"/>
+          <w:sz w:val="22"/>
+          <w:lang w:eastAsia="ko-KR"/>
+        </w:rPr>
+        <w:t>를 남긴다.</w:t>
+      </w:r>
+    </w:p>
+    <w:p>
+      <w:pPr>
+        <w:pStyle w:val="ListBullet"/>
+      </w:pPr>
+      <w:r>
+        <w:rPr>
+          <w:rFonts w:ascii="Arial" w:hAnsi="Arial" w:eastAsia="Malgun Gothic" w:cs="Malgun Gothic"/>
+          <w:b/>
+          <w:color w:val="000000"/>
+          <w:sz w:val="22"/>
+          <w:lang w:eastAsia="ko-KR"/>
+        </w:rPr>
+        <w:t>영구 삭제 (`POST /nodes/{id}/permanent-delete` + `X-Reauth-Token`, `purpose=NODE_PERMANENT_DELETE`, `targetId`=Node):</w:t>
+      </w:r>
+      <w:r>
+        <w:rPr>
+          <w:rFonts w:ascii="Arial" w:hAnsi="Arial" w:eastAsia="Malgun Gothic" w:cs="Malgun Gothic"/>
+          <w:color w:val="000000"/>
+          <w:sz w:val="22"/>
+          <w:lang w:eastAsia="ko-KR"/>
+        </w:rPr>
+        <w:t xml:space="preserve"> </w:t>
+      </w:r>
+      <w:r>
+        <w:rPr>
+          <w:rFonts w:ascii="Menlo" w:hAnsi="Menlo" w:eastAsia="Menlo" w:cs="Menlo"/>
+          <w:color w:val="000000"/>
+          <w:sz w:val="21"/>
+          <w:lang w:eastAsia="ko-KR"/>
+        </w:rPr>
+        <w:t>TRASHED</w:t>
+      </w:r>
+      <w:r>
+        <w:rPr>
+          <w:rFonts w:ascii="Arial" w:hAnsi="Arial" w:eastAsia="Malgun Gothic" w:cs="Malgun Gothic"/>
+          <w:color w:val="000000"/>
+          <w:sz w:val="22"/>
+          <w:lang w:eastAsia="ko-KR"/>
+        </w:rPr>
+        <w:t xml:space="preserve">가 아니면 </w:t>
+      </w:r>
+      <w:r>
+        <w:rPr>
+          <w:rFonts w:ascii="Menlo" w:hAnsi="Menlo" w:eastAsia="Menlo" w:cs="Menlo"/>
+          <w:color w:val="000000"/>
+          <w:sz w:val="21"/>
+          <w:lang w:eastAsia="ko-KR"/>
+        </w:rPr>
+        <w:t>409 INVALID_NODE_STATE</w:t>
+      </w:r>
+      <w:r>
+        <w:rPr>
+          <w:rFonts w:ascii="Arial" w:hAnsi="Arial" w:eastAsia="Malgun Gothic" w:cs="Malgun Gothic"/>
+          <w:color w:val="000000"/>
+          <w:sz w:val="22"/>
+          <w:lang w:eastAsia="ko-KR"/>
+        </w:rPr>
+        <w:t xml:space="preserve">, 다른 Workspace는 404. DB cascade로 subtype·태그·즐겨찾기·관계·뷰가 함께 지워지고 </w:t>
+      </w:r>
+      <w:r>
+        <w:rPr>
+          <w:rFonts w:ascii="Menlo" w:hAnsi="Menlo" w:eastAsia="Menlo" w:cs="Menlo"/>
+          <w:color w:val="000000"/>
+          <w:sz w:val="21"/>
+          <w:lang w:eastAsia="ko-KR"/>
+        </w:rPr>
+        <w:t>activity_logs</w:t>
+      </w:r>
+      <w:r>
+        <w:rPr>
+          <w:rFonts w:ascii="Arial" w:hAnsi="Arial" w:eastAsia="Malgun Gothic" w:cs="Malgun Gothic"/>
+          <w:color w:val="000000"/>
+          <w:sz w:val="22"/>
+          <w:lang w:eastAsia="ko-KR"/>
+        </w:rPr>
+        <w:t>에는 id와 동작만 남는다(제목 등 내용은 남기지 않음). 휴지통 30일 경과 항목은 같은 로직의 배치가 지운다.</w:t>
+      </w:r>
+    </w:p>
+    <w:p>
+      <w:pPr>
+        <w:pStyle w:val="ListBullet"/>
+      </w:pPr>
+      <w:r>
+        <w:rPr>
+          <w:rFonts w:ascii="Arial" w:hAnsi="Arial" w:eastAsia="Malgun Gothic" w:cs="Malgun Gothic"/>
+          <w:b/>
+          <w:color w:val="000000"/>
+          <w:sz w:val="22"/>
+          <w:lang w:eastAsia="ko-KR"/>
+        </w:rPr>
+        <w:t>Export (`POST /exports`, `GET /exports`, `GET /exports/{jobId}`, `GET /exports/{jobId}/download?token=`):</w:t>
+      </w:r>
+      <w:r>
+        <w:rPr>
+          <w:rFonts w:ascii="Arial" w:hAnsi="Arial" w:eastAsia="Malgun Gothic" w:cs="Malgun Gothic"/>
+          <w:color w:val="000000"/>
+          <w:sz w:val="22"/>
+          <w:lang w:eastAsia="ko-KR"/>
+        </w:rPr>
+        <w:t xml:space="preserve"> </w:t>
+      </w:r>
+      <w:r>
+        <w:rPr>
+          <w:rFonts w:ascii="Menlo" w:hAnsi="Menlo" w:eastAsia="Menlo" w:cs="Menlo"/>
+          <w:color w:val="000000"/>
+          <w:sz w:val="21"/>
+          <w:lang w:eastAsia="ko-KR"/>
+        </w:rPr>
+        <w:t>POST</w:t>
+      </w:r>
+      <w:r>
+        <w:rPr>
+          <w:rFonts w:ascii="Arial" w:hAnsi="Arial" w:eastAsia="Malgun Gothic" w:cs="Malgun Gothic"/>
+          <w:color w:val="000000"/>
+          <w:sz w:val="22"/>
+          <w:lang w:eastAsia="ko-KR"/>
+        </w:rPr>
+        <w:t>는 재인증(</w:t>
+      </w:r>
+      <w:r>
+        <w:rPr>
+          <w:rFonts w:ascii="Menlo" w:hAnsi="Menlo" w:eastAsia="Menlo" w:cs="Menlo"/>
+          <w:color w:val="000000"/>
+          <w:sz w:val="21"/>
+          <w:lang w:eastAsia="ko-KR"/>
+        </w:rPr>
+        <w:t>EXPORT_CREATE</w:t>
+      </w:r>
+      <w:r>
+        <w:rPr>
+          <w:rFonts w:ascii="Arial" w:hAnsi="Arial" w:eastAsia="Malgun Gothic" w:cs="Malgun Gothic"/>
+          <w:color w:val="000000"/>
+          <w:sz w:val="22"/>
+          <w:lang w:eastAsia="ko-KR"/>
+        </w:rPr>
+        <w:t>) → 진행 중 job 확인(</w:t>
+      </w:r>
+      <w:r>
+        <w:rPr>
+          <w:rFonts w:ascii="Menlo" w:hAnsi="Menlo" w:eastAsia="Menlo" w:cs="Menlo"/>
+          <w:color w:val="000000"/>
+          <w:sz w:val="21"/>
+          <w:lang w:eastAsia="ko-KR"/>
+        </w:rPr>
+        <w:t>409 EXPORT_IN_PROGRESS</w:t>
+      </w:r>
+      <w:r>
+        <w:rPr>
+          <w:rFonts w:ascii="Arial" w:hAnsi="Arial" w:eastAsia="Malgun Gothic" w:cs="Malgun Gothic"/>
+          <w:color w:val="000000"/>
+          <w:sz w:val="22"/>
+          <w:lang w:eastAsia="ko-KR"/>
+        </w:rPr>
+        <w:t xml:space="preserve">, 사용자당 활성 job 하나는 부분 유니크 인덱스 </w:t>
+      </w:r>
+      <w:r>
+        <w:rPr>
+          <w:rFonts w:ascii="Menlo" w:hAnsi="Menlo" w:eastAsia="Menlo" w:cs="Menlo"/>
+          <w:color w:val="000000"/>
+          <w:sz w:val="21"/>
+          <w:lang w:eastAsia="ko-KR"/>
+        </w:rPr>
+        <w:t>uq_export_jobs__active_per_user</w:t>
+      </w:r>
+      <w:r>
+        <w:rPr>
+          <w:rFonts w:ascii="Arial" w:hAnsi="Arial" w:eastAsia="Malgun Gothic" w:cs="Malgun Gothic"/>
+          <w:color w:val="000000"/>
+          <w:sz w:val="22"/>
+          <w:lang w:eastAsia="ko-KR"/>
+        </w:rPr>
+        <w:t xml:space="preserve">가 DB에서도 보장) → rate limit(10분 간격, 429) → 소비 → 삽입 순서이고 </w:t>
+      </w:r>
+      <w:r>
+        <w:rPr>
+          <w:rFonts w:ascii="Menlo" w:hAnsi="Menlo" w:eastAsia="Menlo" w:cs="Menlo"/>
+          <w:color w:val="000000"/>
+          <w:sz w:val="21"/>
+          <w:lang w:eastAsia="ko-KR"/>
+        </w:rPr>
+        <w:t>202 {jobId,status:"PENDING"}</w:t>
+      </w:r>
+      <w:r>
+        <w:rPr>
+          <w:rFonts w:ascii="Arial" w:hAnsi="Arial" w:eastAsia="Malgun Gothic" w:cs="Malgun Gothic"/>
+          <w:color w:val="000000"/>
+          <w:sz w:val="22"/>
+          <w:lang w:eastAsia="ko-KR"/>
+        </w:rPr>
+        <w:t xml:space="preserve">다. </w:t>
+      </w:r>
+      <w:r>
+        <w:rPr>
+          <w:rFonts w:ascii="Menlo" w:hAnsi="Menlo" w:eastAsia="Menlo" w:cs="Menlo"/>
+          <w:color w:val="000000"/>
+          <w:sz w:val="21"/>
+          <w:lang w:eastAsia="ko-KR"/>
+        </w:rPr>
+        <w:t>GET /exports</w:t>
+      </w:r>
+      <w:r>
+        <w:rPr>
+          <w:rFonts w:ascii="Arial" w:hAnsi="Arial" w:eastAsia="Malgun Gothic" w:cs="Malgun Gothic"/>
+          <w:color w:val="000000"/>
+          <w:sz w:val="22"/>
+          <w:lang w:eastAsia="ko-KR"/>
+        </w:rPr>
+        <w:t xml:space="preserve">(최근 job 목록)는 새로고침 뒤에도 진행 상황을 이어 보여 주려는 </w:t>
+      </w:r>
+      <w:r>
+        <w:rPr>
+          <w:rFonts w:ascii="Arial" w:hAnsi="Arial" w:eastAsia="Malgun Gothic" w:cs="Malgun Gothic"/>
+          <w:b/>
+          <w:color w:val="000000"/>
+          <w:sz w:val="22"/>
+          <w:lang w:eastAsia="ko-KR"/>
+        </w:rPr>
+        <w:t>보조 조회</w:t>
+      </w:r>
+      <w:r>
+        <w:rPr>
+          <w:rFonts w:ascii="Arial" w:hAnsi="Arial" w:eastAsia="Malgun Gothic" w:cs="Malgun Gothic"/>
+          <w:color w:val="000000"/>
+          <w:sz w:val="22"/>
+          <w:lang w:eastAsia="ko-KR"/>
+        </w:rPr>
+        <w:t xml:space="preserve">로 이 단계에서 추가했다. </w:t>
+      </w:r>
+      <w:r>
+        <w:rPr>
+          <w:rFonts w:ascii="Menlo" w:hAnsi="Menlo" w:eastAsia="Menlo" w:cs="Menlo"/>
+          <w:color w:val="000000"/>
+          <w:sz w:val="21"/>
+          <w:lang w:eastAsia="ko-KR"/>
+        </w:rPr>
+        <w:t>GET /exports/{jobId}</w:t>
+      </w:r>
+      <w:r>
+        <w:rPr>
+          <w:rFonts w:ascii="Arial" w:hAnsi="Arial" w:eastAsia="Malgun Gothic" w:cs="Malgun Gothic"/>
+          <w:color w:val="000000"/>
+          <w:sz w:val="22"/>
+          <w:lang w:eastAsia="ko-KR"/>
+        </w:rPr>
+        <w:t xml:space="preserve">는 </w:t>
+      </w:r>
+      <w:r>
+        <w:rPr>
+          <w:rFonts w:ascii="Arial" w:hAnsi="Arial" w:eastAsia="Malgun Gothic" w:cs="Malgun Gothic"/>
+          <w:b/>
+          <w:color w:val="000000"/>
+          <w:sz w:val="22"/>
+          <w:lang w:eastAsia="ko-KR"/>
+        </w:rPr>
+        <w:t>조회할 때마다 새 일회성 다운로드 토큰을 발급하고 이전 토큰은 무효화</w:t>
+      </w:r>
+      <w:r>
+        <w:rPr>
+          <w:rFonts w:ascii="Arial" w:hAnsi="Arial" w:eastAsia="Malgun Gothic" w:cs="Malgun Gothic"/>
+          <w:color w:val="000000"/>
+          <w:sz w:val="22"/>
+          <w:lang w:eastAsia="ko-KR"/>
+        </w:rPr>
+        <w:t xml:space="preserve">한다(토큰은 해시로만 저장, 15분 TTL). 완료 후 </w:t>
+      </w:r>
+      <w:r>
+        <w:rPr>
+          <w:rFonts w:ascii="Menlo" w:hAnsi="Menlo" w:eastAsia="Menlo" w:cs="Menlo"/>
+          <w:color w:val="000000"/>
+          <w:sz w:val="21"/>
+          <w:lang w:eastAsia="ko-KR"/>
+        </w:rPr>
+        <w:t>expires_at</w:t>
+      </w:r>
+      <w:r>
+        <w:rPr>
+          <w:rFonts w:ascii="Arial" w:hAnsi="Arial" w:eastAsia="Malgun Gothic" w:cs="Malgun Gothic"/>
+          <w:color w:val="000000"/>
+          <w:sz w:val="22"/>
+          <w:lang w:eastAsia="ko-KR"/>
+        </w:rPr>
+        <w:t xml:space="preserve">이 지나면 배치 전이라도 </w:t>
+      </w:r>
+      <w:r>
+        <w:rPr>
+          <w:rFonts w:ascii="Menlo" w:hAnsi="Menlo" w:eastAsia="Menlo" w:cs="Menlo"/>
+          <w:color w:val="000000"/>
+          <w:sz w:val="21"/>
+          <w:lang w:eastAsia="ko-KR"/>
+        </w:rPr>
+        <w:t>410</w:t>
+      </w:r>
+      <w:r>
+        <w:rPr>
+          <w:rFonts w:ascii="Arial" w:hAnsi="Arial" w:eastAsia="Malgun Gothic" w:cs="Malgun Gothic"/>
+          <w:color w:val="000000"/>
+          <w:sz w:val="22"/>
+          <w:lang w:eastAsia="ko-KR"/>
+        </w:rPr>
+        <w:t xml:space="preserve">이다. 다운로드 endpoint는 Bearer 없이 토큰만으로 열리며(브라우저 링크) 잘못되었거나 만료·사용된 토큰은 모두 </w:t>
+      </w:r>
+      <w:r>
+        <w:rPr>
+          <w:rFonts w:ascii="Menlo" w:hAnsi="Menlo" w:eastAsia="Menlo" w:cs="Menlo"/>
+          <w:color w:val="000000"/>
+          <w:sz w:val="21"/>
+          <w:lang w:eastAsia="ko-KR"/>
+        </w:rPr>
+        <w:t>404</w:t>
+      </w:r>
+      <w:r>
+        <w:rPr>
+          <w:rFonts w:ascii="Arial" w:hAnsi="Arial" w:eastAsia="Malgun Gothic" w:cs="Malgun Gothic"/>
+          <w:color w:val="000000"/>
+          <w:sz w:val="22"/>
+          <w:lang w:eastAsia="ko-KR"/>
+        </w:rPr>
+        <w:t xml:space="preserve">, 성공하면 </w:t>
+      </w:r>
+      <w:r>
+        <w:rPr>
+          <w:rFonts w:ascii="Menlo" w:hAnsi="Menlo" w:eastAsia="Menlo" w:cs="Menlo"/>
+          <w:color w:val="000000"/>
+          <w:sz w:val="21"/>
+          <w:lang w:eastAsia="ko-KR"/>
+        </w:rPr>
+        <w:t>attachment</w:t>
+      </w:r>
+      <w:r>
+        <w:rPr>
+          <w:rFonts w:ascii="Arial" w:hAnsi="Arial" w:eastAsia="Malgun Gothic" w:cs="Malgun Gothic"/>
+          <w:color w:val="000000"/>
+          <w:sz w:val="22"/>
+          <w:lang w:eastAsia="ko-KR"/>
+        </w:rPr>
+        <w:t>+</w:t>
+      </w:r>
+      <w:r>
+        <w:rPr>
+          <w:rFonts w:ascii="Menlo" w:hAnsi="Menlo" w:eastAsia="Menlo" w:cs="Menlo"/>
+          <w:color w:val="000000"/>
+          <w:sz w:val="21"/>
+          <w:lang w:eastAsia="ko-KR"/>
+        </w:rPr>
+        <w:t>no-store</w:t>
+      </w:r>
+      <w:r>
+        <w:rPr>
+          <w:rFonts w:ascii="Arial" w:hAnsi="Arial" w:eastAsia="Malgun Gothic" w:cs="Malgun Gothic"/>
+          <w:color w:val="000000"/>
+          <w:sz w:val="22"/>
+          <w:lang w:eastAsia="ko-KR"/>
+        </w:rPr>
+        <w:t xml:space="preserve">로 스트리밍하고 </w:t>
+      </w:r>
+      <w:r>
+        <w:rPr>
+          <w:rFonts w:ascii="Arial" w:hAnsi="Arial" w:eastAsia="Malgun Gothic" w:cs="Malgun Gothic"/>
+          <w:b/>
+          <w:color w:val="000000"/>
+          <w:sz w:val="22"/>
+          <w:lang w:eastAsia="ko-KR"/>
+        </w:rPr>
+        <w:t>다운로드가 끝나면 파일을 즉시 지우고 job을 `EXPIRED`로 바꾼다</w:t>
+      </w:r>
+      <w:r>
+        <w:rPr>
+          <w:rFonts w:ascii="Arial" w:hAnsi="Arial" w:eastAsia="Malgun Gothic" w:cs="Malgun Gothic"/>
+          <w:color w:val="000000"/>
+          <w:sz w:val="22"/>
+          <w:lang w:eastAsia="ko-KR"/>
+        </w:rPr>
+        <w:t xml:space="preserve">(§21.5의 "다운로드 완료 후 1시간"보다 엄격). 감사 로그 </w:t>
+      </w:r>
+      <w:r>
+        <w:rPr>
+          <w:rFonts w:ascii="Menlo" w:hAnsi="Menlo" w:eastAsia="Menlo" w:cs="Menlo"/>
+          <w:color w:val="000000"/>
+          <w:sz w:val="21"/>
+          <w:lang w:eastAsia="ko-KR"/>
+        </w:rPr>
+        <w:t>EXPORT_DOWNLOAD</w:t>
+      </w:r>
+      <w:r>
+        <w:rPr>
+          <w:rFonts w:ascii="Arial" w:hAnsi="Arial" w:eastAsia="Malgun Gothic" w:cs="Malgun Gothic"/>
+          <w:color w:val="000000"/>
+          <w:sz w:val="22"/>
+          <w:lang w:eastAsia="ko-KR"/>
+        </w:rPr>
+        <w:t>에는 토큰을 남기지 않는다.</w:t>
+      </w:r>
+    </w:p>
+    <w:p>
+      <w:pPr>
+        <w:pStyle w:val="ListBullet"/>
+      </w:pPr>
+      <w:r>
+        <w:rPr>
+          <w:rFonts w:ascii="Arial" w:hAnsi="Arial" w:eastAsia="Malgun Gothic" w:cs="Malgun Gothic"/>
+          <w:b/>
+          <w:color w:val="000000"/>
+          <w:sz w:val="22"/>
+          <w:lang w:eastAsia="ko-KR"/>
+        </w:rPr>
+        <w:t>Export 처리:</w:t>
+      </w:r>
+      <w:r>
+        <w:rPr>
+          <w:rFonts w:ascii="Arial" w:hAnsi="Arial" w:eastAsia="Malgun Gothic" w:cs="Malgun Gothic"/>
+          <w:color w:val="000000"/>
+          <w:sz w:val="22"/>
+          <w:lang w:eastAsia="ko-KR"/>
+        </w:rPr>
+        <w:t xml:space="preserve"> 별도 worker 없이 Spring </w:t>
+      </w:r>
+      <w:r>
+        <w:rPr>
+          <w:rFonts w:ascii="Menlo" w:hAnsi="Menlo" w:eastAsia="Menlo" w:cs="Menlo"/>
+          <w:color w:val="000000"/>
+          <w:sz w:val="21"/>
+          <w:lang w:eastAsia="ko-KR"/>
+        </w:rPr>
+        <w:t>@Scheduled</w:t>
+      </w:r>
+      <w:r>
+        <w:rPr>
+          <w:rFonts w:ascii="Arial" w:hAnsi="Arial" w:eastAsia="Malgun Gothic" w:cs="Malgun Gothic"/>
+          <w:color w:val="000000"/>
+          <w:sz w:val="22"/>
+          <w:lang w:eastAsia="ko-KR"/>
+        </w:rPr>
+        <w:t xml:space="preserve"> 폴러(3초)가 </w:t>
+      </w:r>
+      <w:r>
+        <w:rPr>
+          <w:rFonts w:ascii="Menlo" w:hAnsi="Menlo" w:eastAsia="Menlo" w:cs="Menlo"/>
+          <w:color w:val="000000"/>
+          <w:sz w:val="21"/>
+          <w:lang w:eastAsia="ko-KR"/>
+        </w:rPr>
+        <w:t>FOR UPDATE SKIP LOCKED</w:t>
+      </w:r>
+      <w:r>
+        <w:rPr>
+          <w:rFonts w:ascii="Arial" w:hAnsi="Arial" w:eastAsia="Malgun Gothic" w:cs="Malgun Gothic"/>
+          <w:color w:val="000000"/>
+          <w:sz w:val="22"/>
+          <w:lang w:eastAsia="ko-KR"/>
+        </w:rPr>
+        <w:t xml:space="preserve">로 job을 하나씩 가져간다. 실패는 최대 2회 재시도 후 </w:t>
+      </w:r>
+      <w:r>
+        <w:rPr>
+          <w:rFonts w:ascii="Menlo" w:hAnsi="Menlo" w:eastAsia="Menlo" w:cs="Menlo"/>
+          <w:color w:val="000000"/>
+          <w:sz w:val="21"/>
+          <w:lang w:eastAsia="ko-KR"/>
+        </w:rPr>
+        <w:t>FAILED</w:t>
+      </w:r>
+      <w:r>
+        <w:rPr>
+          <w:rFonts w:ascii="Arial" w:hAnsi="Arial" w:eastAsia="Malgun Gothic" w:cs="Malgun Gothic"/>
+          <w:color w:val="000000"/>
+          <w:sz w:val="22"/>
+          <w:lang w:eastAsia="ko-KR"/>
+        </w:rPr>
+        <w:t>(</w:t>
+      </w:r>
+      <w:r>
+        <w:rPr>
+          <w:rFonts w:ascii="Menlo" w:hAnsi="Menlo" w:eastAsia="Menlo" w:cs="Menlo"/>
+          <w:color w:val="000000"/>
+          <w:sz w:val="21"/>
+          <w:lang w:eastAsia="ko-KR"/>
+        </w:rPr>
+        <w:t>failureReason</w:t>
+      </w:r>
+      <w:r>
+        <w:rPr>
+          <w:rFonts w:ascii="Arial" w:hAnsi="Arial" w:eastAsia="Malgun Gothic" w:cs="Malgun Gothic"/>
+          <w:color w:val="000000"/>
+          <w:sz w:val="22"/>
+          <w:lang w:eastAsia="ko-KR"/>
+        </w:rPr>
+        <w:t xml:space="preserve">은 </w:t>
+      </w:r>
+      <w:r>
+        <w:rPr>
+          <w:rFonts w:ascii="Menlo" w:hAnsi="Menlo" w:eastAsia="Menlo" w:cs="Menlo"/>
+          <w:color w:val="000000"/>
+          <w:sz w:val="21"/>
+          <w:lang w:eastAsia="ko-KR"/>
+        </w:rPr>
+        <w:t>EXPORT_FAILED</w:t>
+      </w:r>
+      <w:r>
+        <w:rPr>
+          <w:rFonts w:ascii="Arial" w:hAnsi="Arial" w:eastAsia="Malgun Gothic" w:cs="Malgun Gothic"/>
+          <w:color w:val="000000"/>
+          <w:sz w:val="22"/>
+          <w:lang w:eastAsia="ko-KR"/>
+        </w:rPr>
+        <w:t>·</w:t>
+      </w:r>
+      <w:r>
+        <w:rPr>
+          <w:rFonts w:ascii="Menlo" w:hAnsi="Menlo" w:eastAsia="Menlo" w:cs="Menlo"/>
+          <w:color w:val="000000"/>
+          <w:sz w:val="21"/>
+          <w:lang w:eastAsia="ko-KR"/>
+        </w:rPr>
+        <w:t>EXPORT_TOO_LARGE</w:t>
+      </w:r>
+      <w:r>
+        <w:rPr>
+          <w:rFonts w:ascii="Arial" w:hAnsi="Arial" w:eastAsia="Malgun Gothic" w:cs="Malgun Gothic"/>
+          <w:color w:val="000000"/>
+          <w:sz w:val="22"/>
+          <w:lang w:eastAsia="ko-KR"/>
+        </w:rPr>
+        <w:t xml:space="preserve">만, 내부 경로·예외 문구는 노출하지 않음)이고 </w:t>
+      </w:r>
+      <w:r>
+        <w:rPr>
+          <w:rFonts w:ascii="Arial" w:hAnsi="Arial" w:eastAsia="Malgun Gothic" w:cs="Malgun Gothic"/>
+          <w:b/>
+          <w:color w:val="000000"/>
+          <w:sz w:val="22"/>
+          <w:lang w:eastAsia="ko-KR"/>
+        </w:rPr>
+        <w:t>크기 한도(기본 250MB) 초과는 재시도 없이 즉시 확정</w:t>
+      </w:r>
+      <w:r>
+        <w:rPr>
+          <w:rFonts w:ascii="Arial" w:hAnsi="Arial" w:eastAsia="Malgun Gothic" w:cs="Malgun Gothic"/>
+          <w:color w:val="000000"/>
+          <w:sz w:val="22"/>
+          <w:lang w:eastAsia="ko-KR"/>
+        </w:rPr>
+        <w:t xml:space="preserve">한다. 15분 넘게 </w:t>
+      </w:r>
+      <w:r>
+        <w:rPr>
+          <w:rFonts w:ascii="Menlo" w:hAnsi="Menlo" w:eastAsia="Menlo" w:cs="Menlo"/>
+          <w:color w:val="000000"/>
+          <w:sz w:val="21"/>
+          <w:lang w:eastAsia="ko-KR"/>
+        </w:rPr>
+        <w:t>PROCESSING</w:t>
+      </w:r>
+      <w:r>
+        <w:rPr>
+          <w:rFonts w:ascii="Arial" w:hAnsi="Arial" w:eastAsia="Malgun Gothic" w:cs="Malgun Gothic"/>
+          <w:color w:val="000000"/>
+          <w:sz w:val="22"/>
+          <w:lang w:eastAsia="ko-KR"/>
+        </w:rPr>
+        <w:t xml:space="preserve">인 job은 5분 주기 정리 배치가 대기열로 되돌리거나(재시도 한도 초과면 </w:t>
+      </w:r>
+      <w:r>
+        <w:rPr>
+          <w:rFonts w:ascii="Menlo" w:hAnsi="Menlo" w:eastAsia="Menlo" w:cs="Menlo"/>
+          <w:color w:val="000000"/>
+          <w:sz w:val="21"/>
+          <w:lang w:eastAsia="ko-KR"/>
+        </w:rPr>
+        <w:t>FAILED</w:t>
+      </w:r>
+      <w:r>
+        <w:rPr>
+          <w:rFonts w:ascii="Arial" w:hAnsi="Arial" w:eastAsia="Malgun Gothic" w:cs="Malgun Gothic"/>
+          <w:color w:val="000000"/>
+          <w:sz w:val="22"/>
+          <w:lang w:eastAsia="ko-KR"/>
+        </w:rPr>
+        <w:t>) 어떤 job도 가리키지 않는 2시간 넘은 임시 파일을 지운다.</w:t>
+      </w:r>
+    </w:p>
+    <w:p>
+      <w:pPr>
+        <w:pStyle w:val="ListBullet"/>
+      </w:pPr>
+      <w:r>
+        <w:rPr>
+          <w:rFonts w:ascii="Arial" w:hAnsi="Arial" w:eastAsia="Malgun Gothic" w:cs="Malgun Gothic"/>
+          <w:b/>
+          <w:color w:val="000000"/>
+          <w:sz w:val="22"/>
+          <w:lang w:eastAsia="ko-KR"/>
+        </w:rPr>
+        <w:t>Export ZIP 형식 (`manifest.json` `schemaVersion "1.0"`):</w:t>
+      </w:r>
+      <w:r>
+        <w:rPr>
+          <w:rFonts w:ascii="Arial" w:hAnsi="Arial" w:eastAsia="Malgun Gothic" w:cs="Malgun Gothic"/>
+          <w:color w:val="000000"/>
+          <w:sz w:val="22"/>
+          <w:lang w:eastAsia="ko-KR"/>
+        </w:rPr>
+        <w:t xml:space="preserve"> </w:t>
+      </w:r>
+      <w:r>
+        <w:rPr>
+          <w:rFonts w:ascii="Menlo" w:hAnsi="Menlo" w:eastAsia="Menlo" w:cs="Menlo"/>
+          <w:color w:val="000000"/>
+          <w:sz w:val="21"/>
+          <w:lang w:eastAsia="ko-KR"/>
+        </w:rPr>
+        <w:t>nodes/&lt;type&gt;/&lt;id&gt;.md</w:t>
+      </w:r>
+      <w:r>
+        <w:rPr>
+          <w:rFonts w:ascii="Arial" w:hAnsi="Arial" w:eastAsia="Malgun Gothic" w:cs="Malgun Gothic"/>
+          <w:color w:val="000000"/>
+          <w:sz w:val="22"/>
+          <w:lang w:eastAsia="ko-KR"/>
+        </w:rPr>
+        <w:t xml:space="preserve">(JSON 문자열로 인용한 YAML frontmatter — 제목의 </w:t>
+      </w:r>
+      <w:r>
+        <w:rPr>
+          <w:rFonts w:ascii="Menlo" w:hAnsi="Menlo" w:eastAsia="Menlo" w:cs="Menlo"/>
+          <w:color w:val="000000"/>
+          <w:sz w:val="21"/>
+          <w:lang w:eastAsia="ko-KR"/>
+        </w:rPr>
+        <w:t>"</w:t>
+      </w:r>
+      <w:r>
+        <w:rPr>
+          <w:rFonts w:ascii="Arial" w:hAnsi="Arial" w:eastAsia="Malgun Gothic" w:cs="Malgun Gothic"/>
+          <w:color w:val="000000"/>
+          <w:sz w:val="22"/>
+          <w:lang w:eastAsia="ko-KR"/>
+        </w:rPr>
+        <w:t>·</w:t>
+      </w:r>
+      <w:r>
+        <w:rPr>
+          <w:rFonts w:ascii="Menlo" w:hAnsi="Menlo" w:eastAsia="Menlo" w:cs="Menlo"/>
+          <w:color w:val="000000"/>
+          <w:sz w:val="21"/>
+          <w:lang w:eastAsia="ko-KR"/>
+        </w:rPr>
+        <w:t>---</w:t>
+      </w:r>
+      <w:r>
+        <w:rPr>
+          <w:rFonts w:ascii="Arial" w:hAnsi="Arial" w:eastAsia="Malgun Gothic" w:cs="Malgun Gothic"/>
+          <w:color w:val="000000"/>
+          <w:sz w:val="22"/>
+          <w:lang w:eastAsia="ko-KR"/>
+        </w:rPr>
+        <w:t xml:space="preserve">·줄바꿈이 구조를 깨지 않는다 — + 본문; Error는 본문의 </w:t>
+      </w:r>
+      <w:r>
+        <w:rPr>
+          <w:rFonts w:ascii="Menlo" w:hAnsi="Menlo" w:eastAsia="Menlo" w:cs="Menlo"/>
+          <w:color w:val="000000"/>
+          <w:sz w:val="21"/>
+          <w:lang w:eastAsia="ko-KR"/>
+        </w:rPr>
+        <w:t>`</w:t>
+      </w:r>
+      <w:r>
+        <w:rPr>
+          <w:rFonts w:ascii="Arial" w:hAnsi="Arial" w:eastAsia="Malgun Gothic" w:cs="Malgun Gothic"/>
+          <w:color w:val="000000"/>
+          <w:sz w:val="22"/>
+          <w:lang w:eastAsia="ko-KR"/>
+        </w:rPr>
+        <w:t xml:space="preserve"> 와 충돌하지 않는 울타리로 메시지를 감싼다), </w:t>
+      </w:r>
+      <w:r>
+        <w:rPr>
+          <w:rFonts w:ascii="Menlo" w:hAnsi="Menlo" w:eastAsia="Menlo" w:cs="Menlo"/>
+          <w:color w:val="000000"/>
+          <w:sz w:val="21"/>
+          <w:lang w:eastAsia="ko-KR"/>
+        </w:rPr>
+        <w:t>snippets/&lt;nodeId&gt;/v&lt;N&gt;.&lt;확장자&gt;</w:t>
+      </w:r>
+      <w:r>
+        <w:rPr>
+          <w:rFonts w:ascii="Arial" w:hAnsi="Arial" w:eastAsia="Malgun Gothic" w:cs="Malgun Gothic"/>
+          <w:color w:val="000000"/>
+          <w:sz w:val="22"/>
+          <w:lang w:eastAsia="ko-KR"/>
+        </w:rPr>
+        <w:t>(</w:t>
+      </w:r>
+      <w:r>
+        <w:rPr>
+          <w:rFonts w:ascii="Arial" w:hAnsi="Arial" w:eastAsia="Malgun Gothic" w:cs="Malgun Gothic"/>
+          <w:b/>
+          <w:color w:val="000000"/>
+          <w:sz w:val="22"/>
+          <w:lang w:eastAsia="ko-KR"/>
+        </w:rPr>
+        <w:t>모든 버전의 원문을 줄바꿈·탭·이모지까지 그대로</w:t>
+      </w:r>
+      <w:r>
+        <w:rPr>
+          <w:rFonts w:ascii="Arial" w:hAnsi="Arial" w:eastAsia="Malgun Gothic" w:cs="Malgun Gothic"/>
+          <w:color w:val="000000"/>
+          <w:sz w:val="22"/>
+          <w:lang w:eastAsia="ko-KR"/>
+        </w:rPr>
+        <w:t xml:space="preserve">), </w:t>
+      </w:r>
+      <w:r>
+        <w:rPr>
+          <w:rFonts w:ascii="Menlo" w:hAnsi="Menlo" w:eastAsia="Menlo" w:cs="Menlo"/>
+          <w:color w:val="000000"/>
+          <w:sz w:val="21"/>
+          <w:lang w:eastAsia="ko-KR"/>
+        </w:rPr>
+        <w:t>relations.json</w:t>
+      </w:r>
+      <w:r>
+        <w:rPr>
+          <w:rFonts w:ascii="Arial" w:hAnsi="Arial" w:eastAsia="Malgun Gothic" w:cs="Malgun Gothic"/>
+          <w:color w:val="000000"/>
+          <w:sz w:val="22"/>
+          <w:lang w:eastAsia="ko-KR"/>
+        </w:rPr>
+        <w:t>·</w:t>
+      </w:r>
+      <w:r>
+        <w:rPr>
+          <w:rFonts w:ascii="Menlo" w:hAnsi="Menlo" w:eastAsia="Menlo" w:cs="Menlo"/>
+          <w:color w:val="000000"/>
+          <w:sz w:val="21"/>
+          <w:lang w:eastAsia="ko-KR"/>
+        </w:rPr>
+        <w:t>tags.json</w:t>
+      </w:r>
+      <w:r>
+        <w:rPr>
+          <w:rFonts w:ascii="Arial" w:hAnsi="Arial" w:eastAsia="Malgun Gothic" w:cs="Malgun Gothic"/>
+          <w:color w:val="000000"/>
+          <w:sz w:val="22"/>
+          <w:lang w:eastAsia="ko-KR"/>
+        </w:rPr>
+        <w:t>·</w:t>
+      </w:r>
+      <w:r>
+        <w:rPr>
+          <w:rFonts w:ascii="Menlo" w:hAnsi="Menlo" w:eastAsia="Menlo" w:cs="Menlo"/>
+          <w:color w:val="000000"/>
+          <w:sz w:val="21"/>
+          <w:lang w:eastAsia="ko-KR"/>
+        </w:rPr>
+        <w:t>favorites.json</w:t>
+      </w:r>
+      <w:r>
+        <w:rPr>
+          <w:rFonts w:ascii="Arial" w:hAnsi="Arial" w:eastAsia="Malgun Gothic" w:cs="Malgun Gothic"/>
+          <w:color w:val="000000"/>
+          <w:sz w:val="22"/>
+          <w:lang w:eastAsia="ko-KR"/>
+        </w:rPr>
+        <w:t xml:space="preserve">, 마지막에 </w:t>
+      </w:r>
+      <w:r>
+        <w:rPr>
+          <w:rFonts w:ascii="Menlo" w:hAnsi="Menlo" w:eastAsia="Menlo" w:cs="Menlo"/>
+          <w:color w:val="000000"/>
+          <w:sz w:val="21"/>
+          <w:lang w:eastAsia="ko-KR"/>
+        </w:rPr>
+        <w:t>manifest.json</w:t>
+      </w:r>
+      <w:r>
+        <w:rPr>
+          <w:rFonts w:ascii="Arial" w:hAnsi="Arial" w:eastAsia="Malgun Gothic" w:cs="Malgun Gothic"/>
+          <w:color w:val="000000"/>
+          <w:sz w:val="22"/>
+          <w:lang w:eastAsia="ko-KR"/>
+        </w:rPr>
+        <w:t>(</w:t>
+      </w:r>
+      <w:r>
+        <w:rPr>
+          <w:rFonts w:ascii="Menlo" w:hAnsi="Menlo" w:eastAsia="Menlo" w:cs="Menlo"/>
+          <w:color w:val="000000"/>
+          <w:sz w:val="21"/>
+          <w:lang w:eastAsia="ko-KR"/>
+        </w:rPr>
+        <w:t>schemaVersion</w:t>
+      </w:r>
+      <w:r>
+        <w:rPr>
+          <w:rFonts w:ascii="Arial" w:hAnsi="Arial" w:eastAsia="Malgun Gothic" w:cs="Malgun Gothic"/>
+          <w:color w:val="000000"/>
+          <w:sz w:val="22"/>
+          <w:lang w:eastAsia="ko-KR"/>
+        </w:rPr>
+        <w:t xml:space="preserve">, </w:t>
+      </w:r>
+      <w:r>
+        <w:rPr>
+          <w:rFonts w:ascii="Menlo" w:hAnsi="Menlo" w:eastAsia="Menlo" w:cs="Menlo"/>
+          <w:color w:val="000000"/>
+          <w:sz w:val="21"/>
+          <w:lang w:eastAsia="ko-KR"/>
+        </w:rPr>
+        <w:t>generatedByAppVersion</w:t>
+      </w:r>
+      <w:r>
+        <w:rPr>
+          <w:rFonts w:ascii="Arial" w:hAnsi="Arial" w:eastAsia="Malgun Gothic" w:cs="Malgun Gothic"/>
+          <w:color w:val="000000"/>
+          <w:sz w:val="22"/>
+          <w:lang w:eastAsia="ko-KR"/>
+        </w:rPr>
+        <w:t xml:space="preserve">, </w:t>
+      </w:r>
+      <w:r>
+        <w:rPr>
+          <w:rFonts w:ascii="Menlo" w:hAnsi="Menlo" w:eastAsia="Menlo" w:cs="Menlo"/>
+          <w:color w:val="000000"/>
+          <w:sz w:val="21"/>
+          <w:lang w:eastAsia="ko-KR"/>
+        </w:rPr>
+        <w:t>includeArchived</w:t>
+      </w:r>
+      <w:r>
+        <w:rPr>
+          <w:rFonts w:ascii="Arial" w:hAnsi="Arial" w:eastAsia="Malgun Gothic" w:cs="Malgun Gothic"/>
+          <w:color w:val="000000"/>
+          <w:sz w:val="22"/>
+          <w:lang w:eastAsia="ko-KR"/>
+        </w:rPr>
+        <w:t xml:space="preserve">, 파일별 </w:t>
+      </w:r>
+      <w:r>
+        <w:rPr>
+          <w:rFonts w:ascii="Menlo" w:hAnsi="Menlo" w:eastAsia="Menlo" w:cs="Menlo"/>
+          <w:color w:val="000000"/>
+          <w:sz w:val="21"/>
+          <w:lang w:eastAsia="ko-KR"/>
+        </w:rPr>
+        <w:t>sha256</w:t>
+      </w:r>
+      <w:r>
+        <w:rPr>
+          <w:rFonts w:ascii="Arial" w:hAnsi="Arial" w:eastAsia="Malgun Gothic" w:cs="Malgun Gothic"/>
+          <w:color w:val="000000"/>
+          <w:sz w:val="22"/>
+          <w:lang w:eastAsia="ko-KR"/>
+        </w:rPr>
+        <w:t>/</w:t>
+      </w:r>
+      <w:r>
+        <w:rPr>
+          <w:rFonts w:ascii="Menlo" w:hAnsi="Menlo" w:eastAsia="Menlo" w:cs="Menlo"/>
+          <w:color w:val="000000"/>
+          <w:sz w:val="21"/>
+          <w:lang w:eastAsia="ko-KR"/>
+        </w:rPr>
+        <w:t>bytes</w:t>
+      </w:r>
+      <w:r>
+        <w:rPr>
+          <w:rFonts w:ascii="Arial" w:hAnsi="Arial" w:eastAsia="Malgun Gothic" w:cs="Malgun Gothic"/>
+          <w:color w:val="000000"/>
+          <w:sz w:val="22"/>
+          <w:lang w:eastAsia="ko-KR"/>
+        </w:rPr>
+        <w:t xml:space="preserve">, </w:t>
+      </w:r>
+      <w:r>
+        <w:rPr>
+          <w:rFonts w:ascii="Menlo" w:hAnsi="Menlo" w:eastAsia="Menlo" w:cs="Menlo"/>
+          <w:color w:val="000000"/>
+          <w:sz w:val="21"/>
+          <w:lang w:eastAsia="ko-KR"/>
+        </w:rPr>
+        <w:t>counts</w:t>
+      </w:r>
+      <w:r>
+        <w:rPr>
+          <w:rFonts w:ascii="Arial" w:hAnsi="Arial" w:eastAsia="Malgun Gothic" w:cs="Malgun Gothic"/>
+          <w:color w:val="000000"/>
+          <w:sz w:val="22"/>
+          <w:lang w:eastAsia="ko-KR"/>
+        </w:rPr>
+        <w:t xml:space="preserve">). 휴지통 Node와 그에 연결된 관계, 다른 사용자 데이터는 포함하지 않고 보관 Node는 </w:t>
+      </w:r>
+      <w:r>
+        <w:rPr>
+          <w:rFonts w:ascii="Menlo" w:hAnsi="Menlo" w:eastAsia="Menlo" w:cs="Menlo"/>
+          <w:color w:val="000000"/>
+          <w:sz w:val="21"/>
+          <w:lang w:eastAsia="ko-KR"/>
+        </w:rPr>
+        <w:t>includeArchived=true</w:t>
+      </w:r>
+      <w:r>
+        <w:rPr>
+          <w:rFonts w:ascii="Arial" w:hAnsi="Arial" w:eastAsia="Malgun Gothic" w:cs="Malgun Gothic"/>
+          <w:color w:val="000000"/>
+          <w:sz w:val="22"/>
+          <w:lang w:eastAsia="ko-KR"/>
+        </w:rPr>
+        <w:t xml:space="preserve">일 때만 포함한다. </w:t>
+      </w:r>
+      <w:r>
+        <w:rPr>
+          <w:rFonts w:ascii="Arial" w:hAnsi="Arial" w:eastAsia="Malgun Gothic" w:cs="Malgun Gothic"/>
+          <w:b/>
+          <w:color w:val="000000"/>
+          <w:sz w:val="22"/>
+          <w:lang w:eastAsia="ko-KR"/>
+        </w:rPr>
+        <w:t>양 끝 Node가 모두 포함된 관계만</w:t>
+      </w:r>
+      <w:r>
+        <w:rPr>
+          <w:rFonts w:ascii="Arial" w:hAnsi="Arial" w:eastAsia="Malgun Gothic" w:cs="Malgun Gothic"/>
+          <w:color w:val="000000"/>
+          <w:sz w:val="22"/>
+          <w:lang w:eastAsia="ko-KR"/>
+        </w:rPr>
+        <w:t xml:space="preserve"> 담는다. </w:t>
+      </w:r>
+      <w:r>
+        <w:rPr>
+          <w:rFonts w:ascii="Menlo" w:hAnsi="Menlo" w:eastAsia="Menlo" w:cs="Menlo"/>
+          <w:color w:val="000000"/>
+          <w:sz w:val="21"/>
+          <w:lang w:eastAsia="ko-KR"/>
+        </w:rPr>
+        <w:t>export_jobs.manifest_checksum</w:t>
+      </w:r>
+      <w:r>
+        <w:rPr>
+          <w:rFonts w:ascii="Arial" w:hAnsi="Arial" w:eastAsia="Malgun Gothic" w:cs="Malgun Gothic"/>
+          <w:color w:val="000000"/>
+          <w:sz w:val="22"/>
+          <w:lang w:eastAsia="ko-KR"/>
+        </w:rPr>
+        <w:t xml:space="preserve">은 </w:t>
+      </w:r>
+      <w:r>
+        <w:rPr>
+          <w:rFonts w:ascii="Menlo" w:hAnsi="Menlo" w:eastAsia="Menlo" w:cs="Menlo"/>
+          <w:color w:val="000000"/>
+          <w:sz w:val="21"/>
+          <w:lang w:eastAsia="ko-KR"/>
+        </w:rPr>
+        <w:t>manifest.json</w:t>
+      </w:r>
+      <w:r>
+        <w:rPr>
+          <w:rFonts w:ascii="Arial" w:hAnsi="Arial" w:eastAsia="Malgun Gothic" w:cs="Malgun Gothic"/>
+          <w:color w:val="000000"/>
+          <w:sz w:val="22"/>
+          <w:lang w:eastAsia="ko-KR"/>
+        </w:rPr>
+        <w:t>의 sha256이다.</w:t>
+      </w:r>
+    </w:p>
+    <w:p>
+      <w:pPr>
+        <w:pStyle w:val="ListBullet"/>
+      </w:pPr>
+      <w:r>
+        <w:rPr>
+          <w:rFonts w:ascii="Arial" w:hAnsi="Arial" w:eastAsia="Malgun Gothic" w:cs="Malgun Gothic"/>
+          <w:b/>
+          <w:color w:val="000000"/>
+          <w:sz w:val="22"/>
+          <w:lang w:eastAsia="ko-KR"/>
+        </w:rPr>
+        <w:t>Rate limit (`devgraph.rate-limit.*`, 단일 인스턴스 in-memory 슬라이딩 윈도우):</w:t>
+      </w:r>
+      <w:r>
+        <w:rPr>
+          <w:rFonts w:ascii="Arial" w:hAnsi="Arial" w:eastAsia="Malgun Gothic" w:cs="Malgun Gothic"/>
+          <w:color w:val="000000"/>
+          <w:sz w:val="22"/>
+          <w:lang w:eastAsia="ko-KR"/>
+        </w:rPr>
+        <w:t xml:space="preserve"> 로그인 실패 5/분(키 </w:t>
+      </w:r>
+      <w:r>
+        <w:rPr>
+          <w:rFonts w:ascii="Menlo" w:hAnsi="Menlo" w:eastAsia="Menlo" w:cs="Menlo"/>
+          <w:color w:val="000000"/>
+          <w:sz w:val="21"/>
+          <w:lang w:eastAsia="ko-KR"/>
+        </w:rPr>
+        <w:t>이메일 해시+IP 대역</w:t>
+      </w:r>
+      <w:r>
+        <w:rPr>
+          <w:rFonts w:ascii="Arial" w:hAnsi="Arial" w:eastAsia="Malgun Gothic" w:cs="Malgun Gothic"/>
+          <w:color w:val="000000"/>
+          <w:sz w:val="22"/>
+          <w:lang w:eastAsia="ko-KR"/>
+        </w:rPr>
+        <w:t xml:space="preserve">, 성공하면 초기화 — </w:t>
+      </w:r>
+      <w:r>
+        <w:rPr>
+          <w:rFonts w:ascii="Arial" w:hAnsi="Arial" w:eastAsia="Malgun Gothic" w:cs="Malgun Gothic"/>
+          <w:b/>
+          <w:color w:val="000000"/>
+          <w:sz w:val="22"/>
+          <w:lang w:eastAsia="ko-KR"/>
+        </w:rPr>
+        <w:t>한도에 걸린 동안은 올바른 비밀번호도 429</w:t>
+      </w:r>
+      <w:r>
+        <w:rPr>
+          <w:rFonts w:ascii="Arial" w:hAnsi="Arial" w:eastAsia="Malgun Gothic" w:cs="Malgun Gothic"/>
+          <w:color w:val="000000"/>
+          <w:sz w:val="22"/>
+          <w:lang w:eastAsia="ko-KR"/>
+        </w:rPr>
+        <w:t xml:space="preserve">), 재인증·비밀번호 확인 실패 5/분(사용자 기준), 검색 60/분, 변경 요청(POST/PUT/PATCH/DELETE) 120/분(둘 다 인증된 사용자 기준, </w:t>
+      </w:r>
+      <w:r>
+        <w:rPr>
+          <w:rFonts w:ascii="Menlo" w:hAnsi="Menlo" w:eastAsia="Menlo" w:cs="Menlo"/>
+          <w:color w:val="000000"/>
+          <w:sz w:val="21"/>
+          <w:lang w:eastAsia="ko-KR"/>
+        </w:rPr>
+        <w:t>RateLimitFilter</w:t>
+      </w:r>
+      <w:r>
+        <w:rPr>
+          <w:rFonts w:ascii="Arial" w:hAnsi="Arial" w:eastAsia="Malgun Gothic" w:cs="Malgun Gothic"/>
+          <w:color w:val="000000"/>
+          <w:sz w:val="22"/>
+          <w:lang w:eastAsia="ko-KR"/>
+        </w:rPr>
+        <w:t xml:space="preserve">), Export 10분 간격. 초과는 </w:t>
+      </w:r>
+      <w:r>
+        <w:rPr>
+          <w:rFonts w:ascii="Menlo" w:hAnsi="Menlo" w:eastAsia="Menlo" w:cs="Menlo"/>
+          <w:color w:val="000000"/>
+          <w:sz w:val="21"/>
+          <w:lang w:eastAsia="ko-KR"/>
+        </w:rPr>
+        <w:t>429 RATE_LIMITED</w:t>
+      </w:r>
+      <w:r>
+        <w:rPr>
+          <w:rFonts w:ascii="Arial" w:hAnsi="Arial" w:eastAsia="Malgun Gothic" w:cs="Malgun Gothic"/>
+          <w:color w:val="000000"/>
+          <w:sz w:val="22"/>
+          <w:lang w:eastAsia="ko-KR"/>
+        </w:rPr>
+        <w:t xml:space="preserve"> + </w:t>
+      </w:r>
+      <w:r>
+        <w:rPr>
+          <w:rFonts w:ascii="Menlo" w:hAnsi="Menlo" w:eastAsia="Menlo" w:cs="Menlo"/>
+          <w:color w:val="000000"/>
+          <w:sz w:val="21"/>
+          <w:lang w:eastAsia="ko-KR"/>
+        </w:rPr>
+        <w:t>Retry-After</w:t>
+      </w:r>
+      <w:r>
+        <w:rPr>
+          <w:rFonts w:ascii="Arial" w:hAnsi="Arial" w:eastAsia="Malgun Gothic" w:cs="Malgun Gothic"/>
+          <w:color w:val="000000"/>
+          <w:sz w:val="22"/>
+          <w:lang w:eastAsia="ko-KR"/>
+        </w:rPr>
+        <w:t>다. §17.6의 "점진 지연"은 구현하지 않았다. 카운터는 프로세스 메모리에 있어 재시작하면 초기화된다.</w:t>
+      </w:r>
+    </w:p>
+    <w:p>
+      <w:pPr>
+        <w:pStyle w:val="ListBullet"/>
+      </w:pPr>
+      <w:r>
+        <w:rPr>
+          <w:rFonts w:ascii="Arial" w:hAnsi="Arial" w:eastAsia="Malgun Gothic" w:cs="Malgun Gothic"/>
+          <w:b/>
+          <w:color w:val="000000"/>
+          <w:sz w:val="22"/>
+          <w:lang w:eastAsia="ko-KR"/>
+        </w:rPr>
+        <w:t>프론트엔드:</w:t>
+      </w:r>
+      <w:r>
+        <w:rPr>
+          <w:rFonts w:ascii="Arial" w:hAnsi="Arial" w:eastAsia="Malgun Gothic" w:cs="Malgun Gothic"/>
+          <w:color w:val="000000"/>
+          <w:sz w:val="22"/>
+          <w:lang w:eastAsia="ko-KR"/>
+        </w:rPr>
+        <w:t xml:space="preserve"> </w:t>
+      </w:r>
+      <w:r>
+        <w:rPr>
+          <w:rFonts w:ascii="Menlo" w:hAnsi="Menlo" w:eastAsia="Menlo" w:cs="Menlo"/>
+          <w:color w:val="000000"/>
+          <w:sz w:val="21"/>
+          <w:lang w:eastAsia="ko-KR"/>
+        </w:rPr>
+        <w:t>/settings</w:t>
+      </w:r>
+      <w:r>
+        <w:rPr>
+          <w:rFonts w:ascii="Arial" w:hAnsi="Arial" w:eastAsia="Malgun Gothic" w:cs="Malgun Gothic"/>
+          <w:color w:val="000000"/>
+          <w:sz w:val="22"/>
+          <w:lang w:eastAsia="ko-KR"/>
+        </w:rPr>
+        <w:t xml:space="preserve">(비밀번호 변경, 로그인된 기기 목록·로그아웃, Export 생성→재인증→진행→다운로드, 계정 삭제 요청)와 공통 </w:t>
+      </w:r>
+      <w:r>
+        <w:rPr>
+          <w:rFonts w:ascii="Menlo" w:hAnsi="Menlo" w:eastAsia="Menlo" w:cs="Menlo"/>
+          <w:color w:val="000000"/>
+          <w:sz w:val="21"/>
+          <w:lang w:eastAsia="ko-KR"/>
+        </w:rPr>
+        <w:t>ReauthDialog</w:t>
+      </w:r>
+      <w:r>
+        <w:rPr>
+          <w:rFonts w:ascii="Arial" w:hAnsi="Arial" w:eastAsia="Malgun Gothic" w:cs="Malgun Gothic"/>
+          <w:color w:val="000000"/>
+          <w:sz w:val="22"/>
+          <w:lang w:eastAsia="ko-KR"/>
+        </w:rPr>
+        <w:t xml:space="preserve">(네이티브 </w:t>
+      </w:r>
+      <w:r>
+        <w:rPr>
+          <w:rFonts w:ascii="Menlo" w:hAnsi="Menlo" w:eastAsia="Menlo" w:cs="Menlo"/>
+          <w:color w:val="000000"/>
+          <w:sz w:val="21"/>
+          <w:lang w:eastAsia="ko-KR"/>
+        </w:rPr>
+        <w:t>&lt;dialog&gt;</w:t>
+      </w:r>
+      <w:r>
+        <w:rPr>
+          <w:rFonts w:ascii="Arial" w:hAnsi="Arial" w:eastAsia="Malgun Gothic" w:cs="Malgun Gothic"/>
+          <w:color w:val="000000"/>
+          <w:sz w:val="22"/>
+          <w:lang w:eastAsia="ko-KR"/>
+        </w:rPr>
+        <w:t>, 비밀번호는 저장하지 않음), 휴지통 항목의 "영구 삭제", 제한 계정 전용 화면(</w:t>
+      </w:r>
+      <w:r>
+        <w:rPr>
+          <w:rFonts w:ascii="Menlo" w:hAnsi="Menlo" w:eastAsia="Menlo" w:cs="Menlo"/>
+          <w:color w:val="000000"/>
+          <w:sz w:val="21"/>
+          <w:lang w:eastAsia="ko-KR"/>
+        </w:rPr>
+        <w:t>MUST_CHANGE_PASSWORD</w:t>
+      </w:r>
+      <w:r>
+        <w:rPr>
+          <w:rFonts w:ascii="Arial" w:hAnsi="Arial" w:eastAsia="Malgun Gothic" w:cs="Malgun Gothic"/>
+          <w:color w:val="000000"/>
+          <w:sz w:val="22"/>
+          <w:lang w:eastAsia="ko-KR"/>
+        </w:rPr>
+        <w:t xml:space="preserve">면 비밀번호 변경, </w:t>
+      </w:r>
+      <w:r>
+        <w:rPr>
+          <w:rFonts w:ascii="Menlo" w:hAnsi="Menlo" w:eastAsia="Menlo" w:cs="Menlo"/>
+          <w:color w:val="000000"/>
+          <w:sz w:val="21"/>
+          <w:lang w:eastAsia="ko-KR"/>
+        </w:rPr>
+        <w:t>DELETION_PENDING</w:t>
+      </w:r>
+      <w:r>
+        <w:rPr>
+          <w:rFonts w:ascii="Arial" w:hAnsi="Arial" w:eastAsia="Malgun Gothic" w:cs="Malgun Gothic"/>
+          <w:color w:val="000000"/>
+          <w:sz w:val="22"/>
+          <w:lang w:eastAsia="ko-KR"/>
+        </w:rPr>
+        <w:t>이면 삭제 취소와 로그아웃만 — 일반 화면으로 이동 불가). 다운로드 링크는 서버가 주는 절대 URL에서 경로·query만 써서 같은 origin으로 연다.</w:t>
+      </w:r>
+    </w:p>
+    <w:p>
+      <w:r>
+        <w:rPr>
+          <w:rFonts w:ascii="Arial" w:hAnsi="Arial" w:eastAsia="Malgun Gothic" w:cs="Malgun Gothic"/>
+          <w:b/>
+          <w:color w:val="000000"/>
+          <w:sz w:val="22"/>
+          <w:lang w:eastAsia="ko-KR"/>
+        </w:rPr>
         <w:t>Phase 6 구현 범위와 세부 계약(v1.9 확정)</w:t>
       </w:r>
     </w:p>

--- a/docs-word/06-API_명세서.docx
+++ b/docs-word/06-API_명세서.docx
@@ -11331,6 +11331,211 @@
           <w:sz w:val="22"/>
           <w:lang w:eastAsia="ko-KR"/>
         </w:rPr>
+        <w:t>Diff(SNP-07, v2.1 구현):</w:t>
+      </w:r>
+      <w:r>
+        <w:rPr>
+          <w:rFonts w:ascii="Arial" w:hAnsi="Arial" w:eastAsia="Malgun Gothic" w:cs="Malgun Gothic"/>
+          <w:color w:val="000000"/>
+          <w:sz w:val="22"/>
+          <w:lang w:eastAsia="ko-KR"/>
+        </w:rPr>
+        <w:t xml:space="preserve"> </w:t>
+      </w:r>
+      <w:r>
+        <w:rPr>
+          <w:rFonts w:ascii="Menlo" w:hAnsi="Menlo" w:eastAsia="Menlo" w:cs="Menlo"/>
+          <w:color w:val="000000"/>
+          <w:sz w:val="21"/>
+          <w:lang w:eastAsia="ko-KR"/>
+        </w:rPr>
+        <w:t>GET /snippets/{id}/diff?from=&amp;to=</w:t>
+      </w:r>
+      <w:r>
+        <w:rPr>
+          <w:rFonts w:ascii="Arial" w:hAnsi="Arial" w:eastAsia="Malgun Gothic" w:cs="Malgun Gothic"/>
+          <w:color w:val="000000"/>
+          <w:sz w:val="22"/>
+          <w:lang w:eastAsia="ko-KR"/>
+        </w:rPr>
+        <w:t xml:space="preserve"> → </w:t>
+      </w:r>
+      <w:r>
+        <w:rPr>
+          <w:rFonts w:ascii="Menlo" w:hAnsi="Menlo" w:eastAsia="Menlo" w:cs="Menlo"/>
+          <w:color w:val="000000"/>
+          <w:sz w:val="21"/>
+          <w:lang w:eastAsia="ko-KR"/>
+        </w:rPr>
+        <w:t>{from, to, added, deleted, hunks:[{oldStart, oldLines, newStart, newLines, lines:[{type: CONTEXT|ADD|DELETE, oldNo, newNo, text, noEol}]}]}</w:t>
+      </w:r>
+      <w:r>
+        <w:rPr>
+          <w:rFonts w:ascii="Arial" w:hAnsi="Arial" w:eastAsia="Malgun Gothic" w:cs="Malgun Gothic"/>
+          <w:color w:val="000000"/>
+          <w:sz w:val="22"/>
+          <w:lang w:eastAsia="ko-KR"/>
+        </w:rPr>
+        <w:t xml:space="preserve">. 줄 단위 Myers 최소 편집 diff이고 hunk마다 앞뒤 3줄 컨텍스트, 변경 사이가 6줄 이하면 한 hunk로 묶는다. 줄은 </w:t>
+      </w:r>
+      <w:r>
+        <w:rPr>
+          <w:rFonts w:ascii="Menlo" w:hAnsi="Menlo" w:eastAsia="Menlo" w:cs="Menlo"/>
+          <w:color w:val="000000"/>
+          <w:sz w:val="21"/>
+          <w:lang w:eastAsia="ko-KR"/>
+        </w:rPr>
+        <w:t>\n</w:t>
+      </w:r>
+      <w:r>
+        <w:rPr>
+          <w:rFonts w:ascii="Arial" w:hAnsi="Arial" w:eastAsia="Malgun Gothic" w:cs="Malgun Gothic"/>
+          <w:color w:val="000000"/>
+          <w:sz w:val="22"/>
+          <w:lang w:eastAsia="ko-KR"/>
+        </w:rPr>
+        <w:t xml:space="preserve">로 나누며 </w:t>
+      </w:r>
+      <w:r>
+        <w:rPr>
+          <w:rFonts w:ascii="Menlo" w:hAnsi="Menlo" w:eastAsia="Menlo" w:cs="Menlo"/>
+          <w:color w:val="000000"/>
+          <w:sz w:val="21"/>
+          <w:lang w:eastAsia="ko-KR"/>
+        </w:rPr>
+        <w:t>\r</w:t>
+      </w:r>
+      <w:r>
+        <w:rPr>
+          <w:rFonts w:ascii="Arial" w:hAnsi="Arial" w:eastAsia="Malgun Gothic" w:cs="Malgun Gothic"/>
+          <w:color w:val="000000"/>
+          <w:sz w:val="22"/>
+          <w:lang w:eastAsia="ko-KR"/>
+        </w:rPr>
+        <w:t xml:space="preserve">는 내용에 남아 </w:t>
+      </w:r>
+      <w:r>
+        <w:rPr>
+          <w:rFonts w:ascii="Arial" w:hAnsi="Arial" w:eastAsia="Malgun Gothic" w:cs="Malgun Gothic"/>
+          <w:b/>
+          <w:color w:val="000000"/>
+          <w:sz w:val="22"/>
+          <w:lang w:eastAsia="ko-KR"/>
+        </w:rPr>
+        <w:t>CRLF만 다른 두 버전도 차이로 보이고</w:t>
+      </w:r>
+      <w:r>
+        <w:rPr>
+          <w:rFonts w:ascii="Arial" w:hAnsi="Arial" w:eastAsia="Malgun Gothic" w:cs="Malgun Gothic"/>
+          <w:color w:val="000000"/>
+          <w:sz w:val="22"/>
+          <w:lang w:eastAsia="ko-KR"/>
+        </w:rPr>
+        <w:t>, 마지막 줄의 줄바꿈 유무(</w:t>
+      </w:r>
+      <w:r>
+        <w:rPr>
+          <w:rFonts w:ascii="Menlo" w:hAnsi="Menlo" w:eastAsia="Menlo" w:cs="Menlo"/>
+          <w:color w:val="000000"/>
+          <w:sz w:val="21"/>
+          <w:lang w:eastAsia="ko-KR"/>
+        </w:rPr>
+        <w:t>noEol</w:t>
+      </w:r>
+      <w:r>
+        <w:rPr>
+          <w:rFonts w:ascii="Arial" w:hAnsi="Arial" w:eastAsia="Malgun Gothic" w:cs="Malgun Gothic"/>
+          <w:color w:val="000000"/>
+          <w:sz w:val="22"/>
+          <w:lang w:eastAsia="ko-KR"/>
+        </w:rPr>
+        <w:t xml:space="preserve">)도 차이로 본다. 편집 거리 2,000 또는 한쪽 40,000줄을 넘으면 계산하지 않고 </w:t>
+      </w:r>
+      <w:r>
+        <w:rPr>
+          <w:rFonts w:ascii="Menlo" w:hAnsi="Menlo" w:eastAsia="Menlo" w:cs="Menlo"/>
+          <w:color w:val="000000"/>
+          <w:sz w:val="21"/>
+          <w:lang w:eastAsia="ko-KR"/>
+        </w:rPr>
+        <w:t>413 DIFF_TOO_LARGE</w:t>
+      </w:r>
+      <w:r>
+        <w:rPr>
+          <w:rFonts w:ascii="Arial" w:hAnsi="Arial" w:eastAsia="Malgun Gothic" w:cs="Malgun Gothic"/>
+          <w:color w:val="000000"/>
+          <w:sz w:val="22"/>
+          <w:lang w:eastAsia="ko-KR"/>
+        </w:rPr>
+        <w:t xml:space="preserve">(느린 요청이 서버를 잡지 않게). 없는 버전은 404, 번호가 1 미만이면 400, 같은 버전끼리는 빈 </w:t>
+      </w:r>
+      <w:r>
+        <w:rPr>
+          <w:rFonts w:ascii="Menlo" w:hAnsi="Menlo" w:eastAsia="Menlo" w:cs="Menlo"/>
+          <w:color w:val="000000"/>
+          <w:sz w:val="21"/>
+          <w:lang w:eastAsia="ko-KR"/>
+        </w:rPr>
+        <w:t>hunks</w:t>
+      </w:r>
+      <w:r>
+        <w:rPr>
+          <w:rFonts w:ascii="Arial" w:hAnsi="Arial" w:eastAsia="Malgun Gothic" w:cs="Malgun Gothic"/>
+          <w:color w:val="000000"/>
+          <w:sz w:val="22"/>
+          <w:lang w:eastAsia="ko-KR"/>
+        </w:rPr>
+        <w:t xml:space="preserve">. 화면은 줄 번호와 </w:t>
+      </w:r>
+      <w:r>
+        <w:rPr>
+          <w:rFonts w:ascii="Menlo" w:hAnsi="Menlo" w:eastAsia="Menlo" w:cs="Menlo"/>
+          <w:color w:val="000000"/>
+          <w:sz w:val="21"/>
+          <w:lang w:eastAsia="ko-KR"/>
+        </w:rPr>
+        <w:t>+</w:t>
+      </w:r>
+      <w:r>
+        <w:rPr>
+          <w:rFonts w:ascii="Arial" w:hAnsi="Arial" w:eastAsia="Malgun Gothic" w:cs="Malgun Gothic"/>
+          <w:color w:val="000000"/>
+          <w:sz w:val="22"/>
+          <w:lang w:eastAsia="ko-KR"/>
+        </w:rPr>
+        <w:t>/</w:t>
+      </w:r>
+      <w:r>
+        <w:rPr>
+          <w:rFonts w:ascii="Menlo" w:hAnsi="Menlo" w:eastAsia="Menlo" w:cs="Menlo"/>
+          <w:color w:val="000000"/>
+          <w:sz w:val="21"/>
+          <w:lang w:eastAsia="ko-KR"/>
+        </w:rPr>
+        <w:t>-</w:t>
+      </w:r>
+      <w:r>
+        <w:rPr>
+          <w:rFonts w:ascii="Arial" w:hAnsi="Arial" w:eastAsia="Malgun Gothic" w:cs="Malgun Gothic"/>
+          <w:color w:val="000000"/>
+          <w:sz w:val="22"/>
+          <w:lang w:eastAsia="ko-KR"/>
+        </w:rPr>
+        <w:t xml:space="preserve"> 기호를 텍스트로 보여 줘 색에만 의존하지 않는다. 무작위 입력 300건으로 최소성(LCS 편집 거리와 일치)과 줄 번호 정합성을 검증했다.</w:t>
+      </w:r>
+    </w:p>
+    <w:p>
+      <w:pPr>
+        <w:pStyle w:val="ListBullet"/>
+      </w:pPr>
+      <w:r>
+        <w:rPr>
+          <w:rFonts w:ascii="Arial" w:hAnsi="Arial" w:eastAsia="Malgun Gothic" w:cs="Malgun Gothic"/>
+          <w:b/>
+          <w:color w:val="000000"/>
+          <w:sz w:val="22"/>
+          <w:lang w:eastAsia="ko-KR"/>
+        </w:rPr>
         <w:t>제외/이월:</w:t>
       </w:r>
       <w:r>
@@ -11340,25 +11545,7 @@
           <w:sz w:val="22"/>
           <w:lang w:eastAsia="ko-KR"/>
         </w:rPr>
-        <w:t xml:space="preserve"> </w:t>
-      </w:r>
-      <w:r>
-        <w:rPr>
-          <w:rFonts w:ascii="Menlo" w:hAnsi="Menlo" w:eastAsia="Menlo" w:cs="Menlo"/>
-          <w:color w:val="000000"/>
-          <w:sz w:val="21"/>
-          <w:lang w:eastAsia="ko-KR"/>
-        </w:rPr>
-        <w:t>GET /snippets/{id}/diff</w:t>
-      </w:r>
-      <w:r>
-        <w:rPr>
-          <w:rFonts w:ascii="Arial" w:hAnsi="Arial" w:eastAsia="Malgun Gothic" w:cs="Malgun Gothic"/>
-          <w:color w:val="000000"/>
-          <w:sz w:val="22"/>
-          <w:lang w:eastAsia="ko-KR"/>
-        </w:rPr>
-        <w:t xml:space="preserve">(SNP-07, SHOULD — "초기에는 버전별 원문 조회만" 허용), 요청의 </w:t>
+        <w:t xml:space="preserve"> 요청의 </w:t>
       </w:r>
       <w:r>
         <w:rPr>
@@ -21306,6 +21493,254 @@
           <w:sz w:val="22"/>
           <w:lang w:eastAsia="ko-KR"/>
         </w:rPr>
+        <w:t>과거 버전 검색(v2.1 구현, SRCH-02):</w:t>
+      </w:r>
+      <w:r>
+        <w:rPr>
+          <w:rFonts w:ascii="Arial" w:hAnsi="Arial" w:eastAsia="Malgun Gothic" w:cs="Malgun Gothic"/>
+          <w:color w:val="000000"/>
+          <w:sz w:val="22"/>
+          <w:lang w:eastAsia="ko-KR"/>
+        </w:rPr>
+        <w:t xml:space="preserve"> </w:t>
+      </w:r>
+      <w:r>
+        <w:rPr>
+          <w:rFonts w:ascii="Menlo" w:hAnsi="Menlo" w:eastAsia="Menlo" w:cs="Menlo"/>
+          <w:color w:val="000000"/>
+          <w:sz w:val="21"/>
+          <w:lang w:eastAsia="ko-KR"/>
+        </w:rPr>
+        <w:t>GET /search?scope=snippetHistory&amp;q=…</w:t>
+      </w:r>
+      <w:r>
+        <w:rPr>
+          <w:rFonts w:ascii="Arial" w:hAnsi="Arial" w:eastAsia="Malgun Gothic" w:cs="Malgun Gothic"/>
+          <w:color w:val="000000"/>
+          <w:sz w:val="22"/>
+          <w:lang w:eastAsia="ko-KR"/>
+        </w:rPr>
+        <w:t xml:space="preserve">는 Snippet의 </w:t>
+      </w:r>
+      <w:r>
+        <w:rPr>
+          <w:rFonts w:ascii="Arial" w:hAnsi="Arial" w:eastAsia="Malgun Gothic" w:cs="Malgun Gothic"/>
+          <w:b/>
+          <w:color w:val="000000"/>
+          <w:sz w:val="22"/>
+          <w:lang w:eastAsia="ko-KR"/>
+        </w:rPr>
+        <w:t>과거 버전</w:t>
+      </w:r>
+      <w:r>
+        <w:rPr>
+          <w:rFonts w:ascii="Arial" w:hAnsi="Arial" w:eastAsia="Malgun Gothic" w:cs="Malgun Gothic"/>
+          <w:color w:val="000000"/>
+          <w:sz w:val="22"/>
+          <w:lang w:eastAsia="ko-KR"/>
+        </w:rPr>
+        <w:t xml:space="preserve">(현재 버전 제외) 코드만 부분 일치로 찾는다. Snippet마다 일치한 가장 최근의 과거 버전 하나만 나오고 각 항목에 </w:t>
+      </w:r>
+      <w:r>
+        <w:rPr>
+          <w:rFonts w:ascii="Menlo" w:hAnsi="Menlo" w:eastAsia="Menlo" w:cs="Menlo"/>
+          <w:color w:val="000000"/>
+          <w:sz w:val="21"/>
+          <w:lang w:eastAsia="ko-KR"/>
+        </w:rPr>
+        <w:t>versionNo</w:t>
+      </w:r>
+      <w:r>
+        <w:rPr>
+          <w:rFonts w:ascii="Arial" w:hAnsi="Arial" w:eastAsia="Malgun Gothic" w:cs="Malgun Gothic"/>
+          <w:color w:val="000000"/>
+          <w:sz w:val="22"/>
+          <w:lang w:eastAsia="ko-KR"/>
+        </w:rPr>
+        <w:t xml:space="preserve">가 붙으며(기본 검색은 </w:t>
+      </w:r>
+      <w:r>
+        <w:rPr>
+          <w:rFonts w:ascii="Menlo" w:hAnsi="Menlo" w:eastAsia="Menlo" w:cs="Menlo"/>
+          <w:color w:val="000000"/>
+          <w:sz w:val="21"/>
+          <w:lang w:eastAsia="ko-KR"/>
+        </w:rPr>
+        <w:t>null</w:t>
+      </w:r>
+      <w:r>
+        <w:rPr>
+          <w:rFonts w:ascii="Arial" w:hAnsi="Arial" w:eastAsia="Malgun Gothic" w:cs="Malgun Gothic"/>
+          <w:color w:val="000000"/>
+          <w:sz w:val="22"/>
+          <w:lang w:eastAsia="ko-KR"/>
+        </w:rPr>
+        <w:t xml:space="preserve">), 정렬은 </w:t>
+      </w:r>
+      <w:r>
+        <w:rPr>
+          <w:rFonts w:ascii="Menlo" w:hAnsi="Menlo" w:eastAsia="Menlo" w:cs="Menlo"/>
+          <w:color w:val="000000"/>
+          <w:sz w:val="21"/>
+          <w:lang w:eastAsia="ko-KR"/>
+        </w:rPr>
+        <w:t>(updatedAt DESC, id ASC)</w:t>
+      </w:r>
+      <w:r>
+        <w:rPr>
+          <w:rFonts w:ascii="Arial" w:hAnsi="Arial" w:eastAsia="Malgun Gothic" w:cs="Malgun Gothic"/>
+          <w:color w:val="000000"/>
+          <w:sz w:val="22"/>
+          <w:lang w:eastAsia="ko-KR"/>
+        </w:rPr>
+        <w:t xml:space="preserve">(점수 없음), cursor는 그 두 값이다. 언어·framework·태그·보관 필터는 적용되고 </w:t>
+      </w:r>
+      <w:r>
+        <w:rPr>
+          <w:rFonts w:ascii="Menlo" w:hAnsi="Menlo" w:eastAsia="Menlo" w:cs="Menlo"/>
+          <w:color w:val="000000"/>
+          <w:sz w:val="21"/>
+          <w:lang w:eastAsia="ko-KR"/>
+        </w:rPr>
+        <w:t>types</w:t>
+      </w:r>
+      <w:r>
+        <w:rPr>
+          <w:rFonts w:ascii="Arial" w:hAnsi="Arial" w:eastAsia="Malgun Gothic" w:cs="Malgun Gothic"/>
+          <w:color w:val="000000"/>
+          <w:sz w:val="22"/>
+          <w:lang w:eastAsia="ko-KR"/>
+        </w:rPr>
+        <w:t xml:space="preserve">는 무시된다. 알 수 없는 </w:t>
+      </w:r>
+      <w:r>
+        <w:rPr>
+          <w:rFonts w:ascii="Menlo" w:hAnsi="Menlo" w:eastAsia="Menlo" w:cs="Menlo"/>
+          <w:color w:val="000000"/>
+          <w:sz w:val="21"/>
+          <w:lang w:eastAsia="ko-KR"/>
+        </w:rPr>
+        <w:t>scope</w:t>
+      </w:r>
+      <w:r>
+        <w:rPr>
+          <w:rFonts w:ascii="Arial" w:hAnsi="Arial" w:eastAsia="Malgun Gothic" w:cs="Malgun Gothic"/>
+          <w:color w:val="000000"/>
+          <w:sz w:val="22"/>
+          <w:lang w:eastAsia="ko-KR"/>
+        </w:rPr>
+        <w:t xml:space="preserve">는 </w:t>
+      </w:r>
+      <w:r>
+        <w:rPr>
+          <w:rFonts w:ascii="Menlo" w:hAnsi="Menlo" w:eastAsia="Menlo" w:cs="Menlo"/>
+          <w:color w:val="000000"/>
+          <w:sz w:val="21"/>
+          <w:lang w:eastAsia="ko-KR"/>
+        </w:rPr>
+        <w:t>400</w:t>
+      </w:r>
+      <w:r>
+        <w:rPr>
+          <w:rFonts w:ascii="Arial" w:hAnsi="Arial" w:eastAsia="Malgun Gothic" w:cs="Malgun Gothic"/>
+          <w:color w:val="000000"/>
+          <w:sz w:val="22"/>
+          <w:lang w:eastAsia="ko-KR"/>
+        </w:rPr>
+        <w:t>. 기본 검색에는 과거 버전이 섞이지 않는다.</w:t>
+      </w:r>
+    </w:p>
+    <w:p>
+      <w:pPr>
+        <w:pStyle w:val="ListBullet"/>
+      </w:pPr>
+      <w:r>
+        <w:rPr>
+          <w:rFonts w:ascii="Arial" w:hAnsi="Arial" w:eastAsia="Malgun Gothic" w:cs="Malgun Gothic"/>
+          <w:b/>
+          <w:color w:val="000000"/>
+          <w:sz w:val="22"/>
+          <w:lang w:eastAsia="ko-KR"/>
+        </w:rPr>
+        <w:t>본문 부분 일치(v2.1 구현):</w:t>
+      </w:r>
+      <w:r>
+        <w:rPr>
+          <w:rFonts w:ascii="Arial" w:hAnsi="Arial" w:eastAsia="Malgun Gothic" w:cs="Malgun Gothic"/>
+          <w:color w:val="000000"/>
+          <w:sz w:val="22"/>
+          <w:lang w:eastAsia="ko-KR"/>
+        </w:rPr>
+        <w:t xml:space="preserve"> 본문 앞 100,000자의 소문자 부분 문자열 일치(</w:t>
+      </w:r>
+      <w:r>
+        <w:rPr>
+          <w:rFonts w:ascii="Menlo" w:hAnsi="Menlo" w:eastAsia="Menlo" w:cs="Menlo"/>
+          <w:color w:val="000000"/>
+          <w:sz w:val="21"/>
+          <w:lang w:eastAsia="ko-KR"/>
+        </w:rPr>
+        <w:t>ix_knowledge_nodes__body_trgm</w:t>
+      </w:r>
+      <w:r>
+        <w:rPr>
+          <w:rFonts w:ascii="Arial" w:hAnsi="Arial" w:eastAsia="Malgun Gothic" w:cs="Malgun Gothic"/>
+          <w:color w:val="000000"/>
+          <w:sz w:val="22"/>
+          <w:lang w:eastAsia="ko-KR"/>
+        </w:rPr>
+        <w:t xml:space="preserve">, V12)를 후보와 랭킹(+10, FTS 일치 최대 25보다 낮음)에 추가해 "트랜잭션을" 같은 조사가 붙은 한국어 본문도 "트랜잭션"으로 찾는다. </w:t>
+      </w:r>
+      <w:r>
+        <w:rPr>
+          <w:rFonts w:ascii="Arial" w:hAnsi="Arial" w:eastAsia="Malgun Gothic" w:cs="Malgun Gothic"/>
+          <w:b/>
+          <w:color w:val="000000"/>
+          <w:sz w:val="22"/>
+          <w:lang w:eastAsia="ko-KR"/>
+        </w:rPr>
+        <w:t>3자 이상 질의에만 적용</w:t>
+      </w:r>
+      <w:r>
+        <w:rPr>
+          <w:rFonts w:ascii="Arial" w:hAnsi="Arial" w:eastAsia="Malgun Gothic" w:cs="Malgun Gothic"/>
+          <w:color w:val="000000"/>
+          <w:sz w:val="22"/>
+          <w:lang w:eastAsia="ko-KR"/>
+        </w:rPr>
+        <w:t>한다 — 2자 질의는 trigram 인덱스를 못 타서 모든 본문을 훑게 되어 질의당 720ms가 걸리는 것을 실측했으므로 제외한다(2자 질의도 제목 부분 일치와 본문 토큰 일치는 그대로). Node 본문(</w:t>
+      </w:r>
+      <w:r>
+        <w:rPr>
+          <w:rFonts w:ascii="Menlo" w:hAnsi="Menlo" w:eastAsia="Menlo" w:cs="Menlo"/>
+          <w:color w:val="000000"/>
+          <w:sz w:val="21"/>
+          <w:lang w:eastAsia="ko-KR"/>
+        </w:rPr>
+        <w:t>body_md</w:t>
+      </w:r>
+      <w:r>
+        <w:rPr>
+          <w:rFonts w:ascii="Arial" w:hAnsi="Arial" w:eastAsia="Malgun Gothic" w:cs="Malgun Gothic"/>
+          <w:color w:val="000000"/>
+          <w:sz w:val="22"/>
+          <w:lang w:eastAsia="ko-KR"/>
+        </w:rPr>
+        <w:t>)만 대상이며 Solution/Error 서술 필드의 부분 일치는 하지 않는다.</w:t>
+      </w:r>
+    </w:p>
+    <w:p>
+      <w:pPr>
+        <w:pStyle w:val="ListBullet"/>
+      </w:pPr>
+      <w:r>
+        <w:rPr>
+          <w:rFonts w:ascii="Arial" w:hAnsi="Arial" w:eastAsia="Malgun Gothic" w:cs="Malgun Gothic"/>
+          <w:b/>
+          <w:color w:val="000000"/>
+          <w:sz w:val="22"/>
+          <w:lang w:eastAsia="ko-KR"/>
+        </w:rPr>
         <w:t>제외/이월:</w:t>
       </w:r>
       <w:r>
@@ -21315,25 +21750,7 @@
           <w:sz w:val="22"/>
           <w:lang w:eastAsia="ko-KR"/>
         </w:rPr>
-        <w:t xml:space="preserve"> </w:t>
-      </w:r>
-      <w:r>
-        <w:rPr>
-          <w:rFonts w:ascii="Menlo" w:hAnsi="Menlo" w:eastAsia="Menlo" w:cs="Menlo"/>
-          <w:color w:val="000000"/>
-          <w:sz w:val="21"/>
-          <w:lang w:eastAsia="ko-KR"/>
-        </w:rPr>
-        <w:t>scope=snippetHistory</w:t>
-      </w:r>
-      <w:r>
-        <w:rPr>
-          <w:rFonts w:ascii="Arial" w:hAnsi="Arial" w:eastAsia="Malgun Gothic" w:cs="Malgun Gothic"/>
-          <w:color w:val="000000"/>
-          <w:sz w:val="22"/>
-          <w:lang w:eastAsia="ko-KR"/>
-        </w:rPr>
-        <w:t>(과거 버전 검색), 사용자 검색 rate limit(Phase 7), Relation Picker의 후보 검색은 "허용 타입·미연결" 조건이 있어 통합 검색으로 교체하지 않고 전용 endpoint를 유지한다.</w:t>
+        <w:t xml:space="preserve"> 사용자 검색 rate limit(Phase 7 구현됨), Relation Picker의 후보 검색은 "허용 타입·미연결" 조건이 있어 통합 검색으로 교체하지 않고 전용 endpoint를 유지한다.</w:t>
       </w:r>
     </w:p>
     <w:p>
